--- a/教学资料/25级高职计算机应用技术专业《Linux操作系统》-授课计划表.docx
+++ b/教学资料/25级高职计算机应用技术专业《Linux操作系统》-授课计划表.docx
@@ -1,6 +1,6 @@
 
 <file path=word/document.xml><?xml version="1.0" encoding="utf-8"?>
-<w:document xmlns:wpc="http://schemas.microsoft.com/office/word/2010/wordprocessingCanvas" xmlns:cx="http://schemas.microsoft.com/office/drawing/2014/chartex" xmlns:cx1="http://schemas.microsoft.com/office/drawing/2015/9/8/chartex" xmlns:cx2="http://schemas.microsoft.com/office/drawing/2015/10/21/chartex" xmlns:cx3="http://schemas.microsoft.com/office/drawing/2016/5/9/chartex" xmlns:cx4="http://schemas.microsoft.com/office/drawing/2016/5/10/chartex" xmlns:cx5="http://schemas.microsoft.com/office/drawing/2016/5/11/chartex" xmlns:cx6="http://schemas.microsoft.com/office/drawing/2016/5/12/chartex" xmlns:cx7="http://schemas.microsoft.com/office/drawing/2016/5/13/chartex" xmlns:cx8="http://schemas.microsoft.com/office/drawing/2016/5/14/chartex" xmlns:mc="http://schemas.openxmlformats.org/markup-compatibility/2006" xmlns:o="urn:schemas-microsoft-com:office:office" xmlns:r="http://schemas.openxmlformats.org/officeDocument/2006/relationships" xmlns:m="http://schemas.openxmlformats.org/officeDocument/2006/math" xmlns:v="urn:schemas-microsoft-com:vml" xmlns:wp14="http://schemas.microsoft.com/office/word/2010/wordprocessingDrawing" xmlns:wp="http://schemas.openxmlformats.org/drawingml/2006/wordprocessingDrawing" xmlns:w="http://schemas.openxmlformats.org/wordprocessingml/2006/main" xmlns:w14="http://schemas.microsoft.com/office/word/2010/wordml" xmlns:w10="urn:schemas-microsoft-com:office:word" xmlns:w15="http://schemas.microsoft.com/office/word/2012/wordml" xmlns:wpg="http://schemas.microsoft.com/office/word/2010/wordprocessingGroup" xmlns:wpi="http://schemas.microsoft.com/office/word/2010/wordprocessingInk" xmlns:wne="http://schemas.microsoft.com/office/word/2006/wordml" xmlns:wps="http://schemas.microsoft.com/office/word/2010/wordprocessingShape" xmlns:wpsCustomData="http://www.wps.cn/officeDocument/2013/wpsCustomData" mc:Ignorable="w14 w15 wp14">
+<w:document xmlns:wpc="http://schemas.microsoft.com/office/word/2010/wordprocessingCanvas" xmlns:mc="http://schemas.openxmlformats.org/markup-compatibility/2006" xmlns:o="urn:schemas-microsoft-com:office:office" xmlns:r="http://schemas.openxmlformats.org/officeDocument/2006/relationships" xmlns:m="http://schemas.openxmlformats.org/officeDocument/2006/math" xmlns:v="urn:schemas-microsoft-com:vml" xmlns:wp14="http://schemas.microsoft.com/office/word/2010/wordprocessingDrawing" xmlns:wp="http://schemas.openxmlformats.org/drawingml/2006/wordprocessingDrawing" xmlns:w="http://schemas.openxmlformats.org/wordprocessingml/2006/main" xmlns:w14="http://schemas.microsoft.com/office/word/2010/wordml" xmlns:w10="urn:schemas-microsoft-com:office:word" xmlns:w15="http://schemas.microsoft.com/office/word/2012/wordml" xmlns:wpg="http://schemas.microsoft.com/office/word/2010/wordprocessingGroup" xmlns:wpi="http://schemas.microsoft.com/office/word/2010/wordprocessingInk" xmlns:wne="http://schemas.microsoft.com/office/word/2006/wordml" xmlns:wps="http://schemas.microsoft.com/office/word/2010/wordprocessingShape" xmlns:wpsCustomData="http://www.wps.cn/officeDocument/2013/wpsCustomData" mc:Ignorable="w14 w15 wp14">
   <w:body>
     <w:p>
       <w:pPr>
@@ -78,25 +78,39 @@
       <w:r>
         <w:rPr>
           <w:rFonts w:hint="eastAsia" w:ascii="仿宋_GB2312" w:eastAsia="仿宋_GB2312"/>
-          <w:sz w:val="24"/>
-          <w:szCs w:val="24"/>
-          <w:u w:val="single"/>
-        </w:rPr>
-        <w:t xml:space="preserve"> 20</w:t>
-      </w:r>
-      <w:r>
-        <w:rPr>
-          <w:rFonts w:hint="eastAsia" w:ascii="仿宋_GB2312" w:eastAsia="仿宋_GB2312"/>
+          <w:color w:val="auto"/>
           <w:sz w:val="24"/>
           <w:szCs w:val="24"/>
           <w:u w:val="single"/>
           <w:lang w:val="en-US" w:eastAsia="zh-CN"/>
         </w:rPr>
-        <w:t>26 -2027</w:t>
+        <w:t xml:space="preserve">  </w:t>
       </w:r>
       <w:r>
         <w:rPr>
           <w:rFonts w:hint="eastAsia" w:ascii="仿宋_GB2312" w:eastAsia="仿宋_GB2312"/>
+          <w:color w:val="auto"/>
+          <w:sz w:val="24"/>
+          <w:szCs w:val="24"/>
+          <w:u w:val="single"/>
+        </w:rPr>
+        <w:t>20</w:t>
+      </w:r>
+      <w:r>
+        <w:rPr>
+          <w:rFonts w:hint="eastAsia" w:ascii="仿宋_GB2312" w:eastAsia="仿宋_GB2312"/>
+          <w:color w:val="auto"/>
+          <w:sz w:val="24"/>
+          <w:szCs w:val="24"/>
+          <w:u w:val="single"/>
+          <w:lang w:val="en-US" w:eastAsia="zh-CN"/>
+        </w:rPr>
+        <w:t xml:space="preserve">26 - 2027 </w:t>
+      </w:r>
+      <w:r>
+        <w:rPr>
+          <w:rFonts w:hint="eastAsia" w:ascii="仿宋_GB2312" w:eastAsia="仿宋_GB2312"/>
+          <w:color w:val="auto"/>
           <w:sz w:val="24"/>
           <w:szCs w:val="24"/>
           <w:u w:val="single"/>
@@ -106,6 +120,7 @@
       <w:r>
         <w:rPr>
           <w:rFonts w:hint="eastAsia" w:ascii="仿宋_GB2312" w:eastAsia="仿宋_GB2312"/>
+          <w:color w:val="auto"/>
           <w:sz w:val="24"/>
           <w:szCs w:val="24"/>
         </w:rPr>
@@ -114,25 +129,7 @@
       <w:r>
         <w:rPr>
           <w:rFonts w:hint="eastAsia" w:ascii="仿宋_GB2312" w:eastAsia="仿宋_GB2312"/>
-          <w:sz w:val="24"/>
-          <w:szCs w:val="24"/>
-          <w:u w:val="single"/>
-        </w:rPr>
-        <w:t xml:space="preserve">  </w:t>
-      </w:r>
-      <w:r>
-        <w:rPr>
-          <w:rFonts w:hint="eastAsia" w:ascii="仿宋_GB2312" w:eastAsia="仿宋_GB2312"/>
-          <w:sz w:val="24"/>
-          <w:szCs w:val="24"/>
-          <w:u w:val="single"/>
-          <w:lang w:val="en-US" w:eastAsia="zh-CN"/>
-        </w:rPr>
-        <w:t xml:space="preserve"> 1 </w:t>
-      </w:r>
-      <w:r>
-        <w:rPr>
-          <w:rFonts w:hint="eastAsia" w:ascii="仿宋_GB2312" w:eastAsia="仿宋_GB2312"/>
+          <w:color w:val="auto"/>
           <w:sz w:val="24"/>
           <w:szCs w:val="24"/>
           <w:u w:val="single"/>
@@ -142,10 +139,40 @@
       <w:r>
         <w:rPr>
           <w:rFonts w:hint="eastAsia" w:ascii="仿宋_GB2312" w:eastAsia="仿宋_GB2312"/>
+          <w:color w:val="auto"/>
+          <w:sz w:val="24"/>
+          <w:szCs w:val="24"/>
+          <w:u w:val="single"/>
+          <w:lang w:val="en-US" w:eastAsia="zh-CN"/>
+        </w:rPr>
+        <w:t>1</w:t>
+      </w:r>
+      <w:r>
+        <w:rPr>
+          <w:rFonts w:hint="eastAsia" w:ascii="仿宋_GB2312" w:eastAsia="仿宋_GB2312"/>
+          <w:color w:val="auto"/>
+          <w:sz w:val="24"/>
+          <w:szCs w:val="24"/>
+          <w:u w:val="single"/>
+        </w:rPr>
+        <w:t xml:space="preserve"> </w:t>
+      </w:r>
+      <w:r>
+        <w:rPr>
+          <w:rFonts w:hint="eastAsia" w:ascii="仿宋_GB2312" w:eastAsia="仿宋_GB2312"/>
+          <w:color w:val="auto"/>
           <w:sz w:val="24"/>
           <w:szCs w:val="24"/>
         </w:rPr>
-        <w:t>学期             填表日期：</w:t>
+        <w:t>学期</w:t>
+      </w:r>
+      <w:r>
+        <w:rPr>
+          <w:rFonts w:hint="eastAsia" w:ascii="仿宋_GB2312" w:eastAsia="仿宋_GB2312"/>
+          <w:sz w:val="24"/>
+          <w:szCs w:val="24"/>
+        </w:rPr>
+        <w:t xml:space="preserve">             填表日期：</w:t>
       </w:r>
       <w:r>
         <w:rPr>
@@ -200,7 +227,7 @@
           <w:u w:val="single"/>
           <w:lang w:val="en-US" w:eastAsia="zh-CN"/>
         </w:rPr>
-        <w:t>9</w:t>
+        <w:t xml:space="preserve"> 9 </w:t>
       </w:r>
       <w:r>
         <w:rPr>
@@ -259,7 +286,7 @@
     <w:tbl>
       <w:tblPr>
         <w:tblStyle w:val="5"/>
-        <w:tblW w:w="10807" w:type="dxa"/>
+        <w:tblW w:w="12467" w:type="dxa"/>
         <w:tblInd w:w="-776" w:type="dxa"/>
         <w:tblBorders>
           <w:top w:val="single" w:color="000000" w:themeColor="text1" w:sz="4" w:space="0"/>
@@ -282,11 +309,30 @@
         <w:gridCol w:w="1095"/>
         <w:gridCol w:w="3868"/>
         <w:gridCol w:w="1364"/>
-        <w:gridCol w:w="2127"/>
-        <w:gridCol w:w="1513"/>
+        <w:gridCol w:w="1980"/>
+        <w:gridCol w:w="1660"/>
+        <w:gridCol w:w="1660"/>
       </w:tblGrid>
       <w:tr>
+        <w:tblPrEx>
+          <w:tblBorders>
+            <w:top w:val="single" w:color="000000" w:themeColor="text1" w:sz="4" w:space="0"/>
+            <w:left w:val="single" w:color="000000" w:themeColor="text1" w:sz="4" w:space="0"/>
+            <w:bottom w:val="single" w:color="000000" w:themeColor="text1" w:sz="4" w:space="0"/>
+            <w:right w:val="single" w:color="000000" w:themeColor="text1" w:sz="4" w:space="0"/>
+            <w:insideH w:val="single" w:color="000000" w:themeColor="text1" w:sz="4" w:space="0"/>
+            <w:insideV w:val="single" w:color="000000" w:themeColor="text1" w:sz="4" w:space="0"/>
+          </w:tblBorders>
+          <w:tblCellMar>
+            <w:top w:w="0" w:type="dxa"/>
+            <w:left w:w="108" w:type="dxa"/>
+            <w:bottom w:w="0" w:type="dxa"/>
+            <w:right w:w="108" w:type="dxa"/>
+          </w:tblCellMar>
+        </w:tblPrEx>
         <w:trPr>
+          <w:gridAfter w:val="1"/>
+          <w:wAfter w:w="1660" w:type="dxa"/>
           <w:trHeight w:val="542" w:hRule="atLeast"/>
         </w:trPr>
         <w:tc>
@@ -310,51 +356,51 @@
               <w:bidi w:val="0"/>
               <w:adjustRightInd/>
               <w:snapToGrid/>
+              <w:jc w:val="center"/>
+              <w:textAlignment w:val="auto"/>
+              <w:rPr>
+                <w:rFonts w:ascii="仿宋_GB2312" w:eastAsia="仿宋_GB2312"/>
+                <w:sz w:val="24"/>
+                <w:szCs w:val="24"/>
+              </w:rPr>
+            </w:pPr>
+            <w:r>
+              <w:rPr>
+                <w:rFonts w:hint="eastAsia" w:ascii="仿宋_GB2312" w:eastAsia="仿宋_GB2312"/>
+                <w:sz w:val="24"/>
+                <w:szCs w:val="24"/>
+              </w:rPr>
+              <w:t>课程名称</w:t>
+            </w:r>
+          </w:p>
+        </w:tc>
+        <w:tc>
+          <w:tcPr>
+            <w:tcW w:w="3868" w:type="dxa"/>
+            <w:vAlign w:val="center"/>
+          </w:tcPr>
+          <w:p>
+            <w:pPr>
+              <w:keepNext w:val="0"/>
+              <w:keepLines w:val="0"/>
+              <w:pageBreakBefore w:val="0"/>
+              <w:widowControl w:val="0"/>
+              <w:kinsoku/>
+              <w:wordWrap/>
+              <w:overflowPunct/>
+              <w:topLinePunct w:val="0"/>
+              <w:autoSpaceDE/>
+              <w:autoSpaceDN/>
+              <w:bidi w:val="0"/>
+              <w:adjustRightInd/>
+              <w:snapToGrid/>
               <w:jc w:val="left"/>
               <w:textAlignment w:val="auto"/>
               <w:rPr>
-                <w:rFonts w:ascii="仿宋_GB2312" w:eastAsia="仿宋_GB2312"/>
-                <w:sz w:val="24"/>
-                <w:szCs w:val="24"/>
-              </w:rPr>
-            </w:pPr>
-            <w:r>
-              <w:rPr>
-                <w:rFonts w:hint="eastAsia" w:ascii="仿宋_GB2312" w:eastAsia="仿宋_GB2312"/>
-                <w:sz w:val="24"/>
-                <w:szCs w:val="24"/>
-              </w:rPr>
-              <w:t>课程名称</w:t>
-            </w:r>
-          </w:p>
-        </w:tc>
-        <w:tc>
-          <w:tcPr>
-            <w:tcW w:w="3868" w:type="dxa"/>
-            <w:vAlign w:val="center"/>
-          </w:tcPr>
-          <w:p>
-            <w:pPr>
-              <w:keepNext w:val="0"/>
-              <w:keepLines w:val="0"/>
-              <w:pageBreakBefore w:val="0"/>
-              <w:widowControl w:val="0"/>
-              <w:kinsoku/>
-              <w:wordWrap/>
-              <w:overflowPunct/>
-              <w:topLinePunct w:val="0"/>
-              <w:autoSpaceDE/>
-              <w:autoSpaceDN/>
-              <w:bidi w:val="0"/>
-              <w:adjustRightInd/>
-              <w:snapToGrid/>
-              <w:jc w:val="left"/>
-              <w:textAlignment w:val="auto"/>
-              <w:rPr>
-                <w:rFonts w:hint="eastAsia" w:ascii="仿宋_GB2312" w:eastAsia="仿宋_GB2312"/>
-                <w:sz w:val="24"/>
-                <w:szCs w:val="24"/>
-                <w:lang w:eastAsia="zh-CN"/>
+                <w:rFonts w:hint="default" w:ascii="仿宋_GB2312" w:eastAsia="仿宋_GB2312"/>
+                <w:sz w:val="24"/>
+                <w:szCs w:val="24"/>
+                <w:lang w:val="en-US" w:eastAsia="zh-CN"/>
               </w:rPr>
             </w:pPr>
             <w:r>
@@ -448,37 +494,43 @@
               <w:jc w:val="left"/>
               <w:textAlignment w:val="auto"/>
               <w:rPr>
-                <w:rFonts w:hint="default" w:ascii="仿宋_GB2312" w:eastAsia="仿宋_GB2312"/>
+                <w:rFonts w:ascii="仿宋_GB2312" w:eastAsia="仿宋_GB2312"/>
+                <w:sz w:val="24"/>
+                <w:szCs w:val="24"/>
+              </w:rPr>
+            </w:pPr>
+            <w:r>
+              <w:rPr>
+                <w:rFonts w:hint="eastAsia" w:ascii="仿宋_GB2312" w:eastAsia="仿宋_GB2312"/>
                 <w:sz w:val="24"/>
                 <w:szCs w:val="24"/>
                 <w:lang w:val="en-US" w:eastAsia="zh-CN"/>
               </w:rPr>
-            </w:pPr>
-            <w:r>
-              <w:rPr>
-                <w:rFonts w:hint="eastAsia" w:ascii="仿宋_GB2312" w:eastAsia="仿宋_GB2312"/>
-                <w:sz w:val="24"/>
-                <w:szCs w:val="24"/>
-                <w:lang w:val="en-US" w:eastAsia="zh-CN"/>
-              </w:rPr>
-              <w:t>袁成志、方盈、聂健明、杨森</w:t>
-            </w:r>
-            <w:bookmarkStart w:id="0" w:name="_GoBack"/>
-            <w:bookmarkEnd w:id="0"/>
-            <w:r>
-              <w:rPr>
-                <w:rFonts w:hint="eastAsia" w:ascii="仿宋_GB2312" w:eastAsia="仿宋_GB2312"/>
-                <w:sz w:val="24"/>
-                <w:szCs w:val="24"/>
-                <w:lang w:val="en-US" w:eastAsia="zh-CN"/>
-              </w:rPr>
-              <w:t>、郎虎雄</w:t>
+              <w:t>袁成志、方盈、聂健明、杨森、郎虎雄</w:t>
             </w:r>
           </w:p>
         </w:tc>
       </w:tr>
       <w:tr>
+        <w:tblPrEx>
+          <w:tblBorders>
+            <w:top w:val="single" w:color="000000" w:themeColor="text1" w:sz="4" w:space="0"/>
+            <w:left w:val="single" w:color="000000" w:themeColor="text1" w:sz="4" w:space="0"/>
+            <w:bottom w:val="single" w:color="000000" w:themeColor="text1" w:sz="4" w:space="0"/>
+            <w:right w:val="single" w:color="000000" w:themeColor="text1" w:sz="4" w:space="0"/>
+            <w:insideH w:val="single" w:color="000000" w:themeColor="text1" w:sz="4" w:space="0"/>
+            <w:insideV w:val="single" w:color="000000" w:themeColor="text1" w:sz="4" w:space="0"/>
+          </w:tblBorders>
+          <w:tblCellMar>
+            <w:top w:w="0" w:type="dxa"/>
+            <w:left w:w="108" w:type="dxa"/>
+            <w:bottom w:w="0" w:type="dxa"/>
+            <w:right w:w="108" w:type="dxa"/>
+          </w:tblCellMar>
+        </w:tblPrEx>
         <w:trPr>
+          <w:gridAfter w:val="1"/>
+          <w:wAfter w:w="1660" w:type="dxa"/>
           <w:trHeight w:val="531" w:hRule="atLeast"/>
         </w:trPr>
         <w:tc>
@@ -502,51 +554,50 @@
               <w:bidi w:val="0"/>
               <w:adjustRightInd/>
               <w:snapToGrid/>
+              <w:jc w:val="center"/>
+              <w:textAlignment w:val="auto"/>
+              <w:rPr>
+                <w:rFonts w:ascii="仿宋_GB2312" w:eastAsia="仿宋_GB2312"/>
+                <w:sz w:val="24"/>
+                <w:szCs w:val="24"/>
+              </w:rPr>
+            </w:pPr>
+            <w:r>
+              <w:rPr>
+                <w:rFonts w:hint="eastAsia" w:ascii="仿宋_GB2312" w:eastAsia="仿宋_GB2312"/>
+                <w:sz w:val="24"/>
+                <w:szCs w:val="24"/>
+              </w:rPr>
+              <w:t>学分</w:t>
+            </w:r>
+          </w:p>
+        </w:tc>
+        <w:tc>
+          <w:tcPr>
+            <w:tcW w:w="3868" w:type="dxa"/>
+            <w:vAlign w:val="center"/>
+          </w:tcPr>
+          <w:p>
+            <w:pPr>
+              <w:keepNext w:val="0"/>
+              <w:keepLines w:val="0"/>
+              <w:pageBreakBefore w:val="0"/>
+              <w:widowControl w:val="0"/>
+              <w:kinsoku/>
+              <w:wordWrap/>
+              <w:overflowPunct/>
+              <w:topLinePunct w:val="0"/>
+              <w:autoSpaceDE/>
+              <w:autoSpaceDN/>
+              <w:bidi w:val="0"/>
+              <w:adjustRightInd/>
+              <w:snapToGrid/>
               <w:jc w:val="left"/>
               <w:textAlignment w:val="auto"/>
               <w:rPr>
                 <w:rFonts w:ascii="仿宋_GB2312" w:eastAsia="仿宋_GB2312"/>
                 <w:sz w:val="24"/>
                 <w:szCs w:val="24"/>
-              </w:rPr>
-            </w:pPr>
-            <w:r>
-              <w:rPr>
-                <w:rFonts w:hint="eastAsia" w:ascii="仿宋_GB2312" w:eastAsia="仿宋_GB2312"/>
-                <w:sz w:val="24"/>
-                <w:szCs w:val="24"/>
-              </w:rPr>
-              <w:t>学分</w:t>
-            </w:r>
-          </w:p>
-        </w:tc>
-        <w:tc>
-          <w:tcPr>
-            <w:tcW w:w="3868" w:type="dxa"/>
-            <w:vAlign w:val="center"/>
-          </w:tcPr>
-          <w:p>
-            <w:pPr>
-              <w:keepNext w:val="0"/>
-              <w:keepLines w:val="0"/>
-              <w:pageBreakBefore w:val="0"/>
-              <w:widowControl w:val="0"/>
-              <w:kinsoku/>
-              <w:wordWrap/>
-              <w:overflowPunct/>
-              <w:topLinePunct w:val="0"/>
-              <w:autoSpaceDE/>
-              <w:autoSpaceDN/>
-              <w:bidi w:val="0"/>
-              <w:adjustRightInd/>
-              <w:snapToGrid/>
-              <w:jc w:val="left"/>
-              <w:textAlignment w:val="auto"/>
-              <w:rPr>
-                <w:rFonts w:hint="eastAsia" w:ascii="仿宋_GB2312" w:eastAsia="仿宋_GB2312"/>
-                <w:sz w:val="24"/>
-                <w:szCs w:val="24"/>
-                <w:lang w:val="en-US" w:eastAsia="zh-CN"/>
               </w:rPr>
             </w:pPr>
             <w:r>
@@ -625,7 +676,7 @@
                 <w:rFonts w:hint="default" w:ascii="仿宋_GB2312" w:eastAsia="仿宋_GB2312"/>
                 <w:sz w:val="24"/>
                 <w:szCs w:val="24"/>
-                <w:lang w:val="en-US" w:eastAsia="zh-CN"/>
+                <w:lang w:val="en-US"/>
               </w:rPr>
             </w:pPr>
             <w:r>
@@ -641,7 +692,25 @@
         </w:tc>
       </w:tr>
       <w:tr>
+        <w:tblPrEx>
+          <w:tblBorders>
+            <w:top w:val="single" w:color="000000" w:themeColor="text1" w:sz="4" w:space="0"/>
+            <w:left w:val="single" w:color="000000" w:themeColor="text1" w:sz="4" w:space="0"/>
+            <w:bottom w:val="single" w:color="000000" w:themeColor="text1" w:sz="4" w:space="0"/>
+            <w:right w:val="single" w:color="000000" w:themeColor="text1" w:sz="4" w:space="0"/>
+            <w:insideH w:val="single" w:color="000000" w:themeColor="text1" w:sz="4" w:space="0"/>
+            <w:insideV w:val="single" w:color="000000" w:themeColor="text1" w:sz="4" w:space="0"/>
+          </w:tblBorders>
+          <w:tblCellMar>
+            <w:top w:w="0" w:type="dxa"/>
+            <w:left w:w="108" w:type="dxa"/>
+            <w:bottom w:w="0" w:type="dxa"/>
+            <w:right w:w="108" w:type="dxa"/>
+          </w:tblCellMar>
+        </w:tblPrEx>
         <w:trPr>
+          <w:gridAfter w:val="1"/>
+          <w:wAfter w:w="1660" w:type="dxa"/>
           <w:trHeight w:val="510" w:hRule="atLeast"/>
         </w:trPr>
         <w:tc>
@@ -836,6 +905,1681 @@
                 <w:szCs w:val="24"/>
               </w:rPr>
               <w:t>学时）</w:t>
+            </w:r>
+          </w:p>
+        </w:tc>
+      </w:tr>
+      <w:tr>
+        <w:tblPrEx>
+          <w:tblBorders>
+            <w:top w:val="single" w:color="auto" w:sz="4" w:space="0"/>
+            <w:left w:val="single" w:color="auto" w:sz="4" w:space="0"/>
+            <w:bottom w:val="single" w:color="auto" w:sz="4" w:space="0"/>
+            <w:right w:val="single" w:color="auto" w:sz="4" w:space="0"/>
+            <w:insideH w:val="single" w:color="auto" w:sz="4" w:space="0"/>
+            <w:insideV w:val="single" w:color="auto" w:sz="4" w:space="0"/>
+          </w:tblBorders>
+          <w:tblCellMar>
+            <w:top w:w="0" w:type="dxa"/>
+            <w:left w:w="108" w:type="dxa"/>
+            <w:bottom w:w="0" w:type="dxa"/>
+            <w:right w:w="108" w:type="dxa"/>
+          </w:tblCellMar>
+        </w:tblPrEx>
+        <w:trPr>
+          <w:gridAfter w:val="1"/>
+          <w:wAfter w:w="1660" w:type="dxa"/>
+          <w:trHeight w:val="399" w:hRule="atLeast"/>
+        </w:trPr>
+        <w:tc>
+          <w:tcPr>
+            <w:tcW w:w="840" w:type="dxa"/>
+            <w:vAlign w:val="center"/>
+          </w:tcPr>
+          <w:p>
+            <w:pPr>
+              <w:keepNext w:val="0"/>
+              <w:keepLines w:val="0"/>
+              <w:pageBreakBefore w:val="0"/>
+              <w:widowControl w:val="0"/>
+              <w:kinsoku/>
+              <w:wordWrap/>
+              <w:overflowPunct/>
+              <w:topLinePunct w:val="0"/>
+              <w:autoSpaceDE/>
+              <w:autoSpaceDN/>
+              <w:bidi w:val="0"/>
+              <w:adjustRightInd/>
+              <w:snapToGrid/>
+              <w:jc w:val="center"/>
+              <w:textAlignment w:val="auto"/>
+              <w:rPr>
+                <w:rFonts w:ascii="仿宋_GB2312" w:eastAsia="仿宋_GB2312"/>
+                <w:sz w:val="24"/>
+                <w:szCs w:val="24"/>
+              </w:rPr>
+            </w:pPr>
+            <w:r>
+              <w:rPr>
+                <w:rFonts w:hint="eastAsia" w:ascii="仿宋_GB2312" w:eastAsia="仿宋_GB2312"/>
+                <w:sz w:val="24"/>
+                <w:szCs w:val="24"/>
+                <w:lang w:val="en-US" w:eastAsia="zh-CN"/>
+              </w:rPr>
+              <w:t>教学</w:t>
+            </w:r>
+            <w:r>
+              <w:rPr>
+                <w:rFonts w:hint="eastAsia" w:ascii="仿宋_GB2312" w:eastAsia="仿宋_GB2312"/>
+                <w:sz w:val="24"/>
+                <w:szCs w:val="24"/>
+              </w:rPr>
+              <w:t>周次</w:t>
+            </w:r>
+          </w:p>
+        </w:tc>
+        <w:tc>
+          <w:tcPr>
+            <w:tcW w:w="4963" w:type="dxa"/>
+            <w:gridSpan w:val="2"/>
+            <w:vAlign w:val="center"/>
+          </w:tcPr>
+          <w:p>
+            <w:pPr>
+              <w:keepNext w:val="0"/>
+              <w:keepLines w:val="0"/>
+              <w:pageBreakBefore w:val="0"/>
+              <w:widowControl w:val="0"/>
+              <w:kinsoku/>
+              <w:wordWrap/>
+              <w:overflowPunct/>
+              <w:topLinePunct w:val="0"/>
+              <w:autoSpaceDE/>
+              <w:autoSpaceDN/>
+              <w:bidi w:val="0"/>
+              <w:adjustRightInd/>
+              <w:snapToGrid/>
+              <w:jc w:val="center"/>
+              <w:textAlignment w:val="auto"/>
+              <w:rPr>
+                <w:rFonts w:ascii="仿宋_GB2312" w:eastAsia="仿宋_GB2312"/>
+                <w:sz w:val="24"/>
+                <w:szCs w:val="24"/>
+              </w:rPr>
+            </w:pPr>
+            <w:r>
+              <w:rPr>
+                <w:rFonts w:hint="eastAsia" w:ascii="仿宋_GB2312" w:eastAsia="仿宋_GB2312"/>
+                <w:sz w:val="24"/>
+                <w:szCs w:val="24"/>
+              </w:rPr>
+              <w:t>教学内容</w:t>
+            </w:r>
+          </w:p>
+          <w:p>
+            <w:pPr>
+              <w:keepNext w:val="0"/>
+              <w:keepLines w:val="0"/>
+              <w:pageBreakBefore w:val="0"/>
+              <w:widowControl w:val="0"/>
+              <w:kinsoku/>
+              <w:wordWrap/>
+              <w:overflowPunct/>
+              <w:topLinePunct w:val="0"/>
+              <w:autoSpaceDE/>
+              <w:autoSpaceDN/>
+              <w:bidi w:val="0"/>
+              <w:adjustRightInd/>
+              <w:snapToGrid/>
+              <w:jc w:val="center"/>
+              <w:textAlignment w:val="auto"/>
+              <w:rPr>
+                <w:rFonts w:ascii="仿宋_GB2312" w:eastAsia="仿宋_GB2312"/>
+                <w:sz w:val="24"/>
+                <w:szCs w:val="24"/>
+              </w:rPr>
+            </w:pPr>
+            <w:r>
+              <w:rPr>
+                <w:rFonts w:hint="eastAsia" w:ascii="仿宋_GB2312" w:eastAsia="仿宋_GB2312"/>
+                <w:sz w:val="24"/>
+                <w:szCs w:val="24"/>
+              </w:rPr>
+              <w:t>（</w:t>
+            </w:r>
+            <w:r>
+              <w:rPr>
+                <w:rFonts w:hint="eastAsia" w:ascii="仿宋_GB2312" w:eastAsia="仿宋_GB2312"/>
+                <w:sz w:val="24"/>
+                <w:szCs w:val="24"/>
+                <w:lang w:val="en-US" w:eastAsia="zh-CN"/>
+              </w:rPr>
+              <w:t>模块/项目</w:t>
+            </w:r>
+            <w:r>
+              <w:rPr>
+                <w:rFonts w:hint="eastAsia" w:ascii="仿宋_GB2312" w:eastAsia="仿宋_GB2312"/>
+                <w:sz w:val="24"/>
+                <w:szCs w:val="24"/>
+              </w:rPr>
+              <w:t>）</w:t>
+            </w:r>
+          </w:p>
+        </w:tc>
+        <w:tc>
+          <w:tcPr>
+            <w:tcW w:w="1364" w:type="dxa"/>
+            <w:vAlign w:val="center"/>
+          </w:tcPr>
+          <w:p>
+            <w:pPr>
+              <w:keepNext w:val="0"/>
+              <w:keepLines w:val="0"/>
+              <w:pageBreakBefore w:val="0"/>
+              <w:widowControl w:val="0"/>
+              <w:kinsoku/>
+              <w:wordWrap/>
+              <w:overflowPunct/>
+              <w:topLinePunct w:val="0"/>
+              <w:autoSpaceDE/>
+              <w:autoSpaceDN/>
+              <w:bidi w:val="0"/>
+              <w:adjustRightInd/>
+              <w:snapToGrid/>
+              <w:jc w:val="center"/>
+              <w:textAlignment w:val="auto"/>
+              <w:rPr>
+                <w:rFonts w:ascii="仿宋_GB2312" w:eastAsia="仿宋_GB2312"/>
+                <w:sz w:val="24"/>
+                <w:szCs w:val="24"/>
+              </w:rPr>
+            </w:pPr>
+            <w:r>
+              <w:rPr>
+                <w:rFonts w:hint="eastAsia" w:ascii="仿宋_GB2312" w:eastAsia="仿宋_GB2312"/>
+                <w:sz w:val="24"/>
+                <w:szCs w:val="24"/>
+              </w:rPr>
+              <w:t>学时</w:t>
+            </w:r>
+          </w:p>
+        </w:tc>
+        <w:tc>
+          <w:tcPr>
+            <w:tcW w:w="1980" w:type="dxa"/>
+            <w:vAlign w:val="center"/>
+          </w:tcPr>
+          <w:p>
+            <w:pPr>
+              <w:keepNext w:val="0"/>
+              <w:keepLines w:val="0"/>
+              <w:pageBreakBefore w:val="0"/>
+              <w:widowControl w:val="0"/>
+              <w:kinsoku/>
+              <w:wordWrap/>
+              <w:overflowPunct/>
+              <w:topLinePunct w:val="0"/>
+              <w:autoSpaceDE/>
+              <w:autoSpaceDN/>
+              <w:bidi w:val="0"/>
+              <w:adjustRightInd/>
+              <w:snapToGrid/>
+              <w:jc w:val="center"/>
+              <w:textAlignment w:val="auto"/>
+              <w:rPr>
+                <w:rFonts w:hint="eastAsia" w:ascii="仿宋_GB2312" w:eastAsia="仿宋_GB2312"/>
+                <w:sz w:val="24"/>
+                <w:szCs w:val="24"/>
+                <w:lang w:eastAsia="zh-CN"/>
+              </w:rPr>
+            </w:pPr>
+            <w:r>
+              <w:rPr>
+                <w:rFonts w:hint="eastAsia" w:ascii="仿宋_GB2312" w:eastAsia="仿宋_GB2312"/>
+                <w:sz w:val="24"/>
+                <w:szCs w:val="24"/>
+              </w:rPr>
+              <w:t>教学</w:t>
+            </w:r>
+            <w:r>
+              <w:rPr>
+                <w:rFonts w:hint="eastAsia" w:ascii="仿宋_GB2312" w:eastAsia="仿宋_GB2312"/>
+                <w:sz w:val="24"/>
+                <w:szCs w:val="24"/>
+                <w:lang w:val="en-US" w:eastAsia="zh-CN"/>
+              </w:rPr>
+              <w:t>方法</w:t>
+            </w:r>
+          </w:p>
+        </w:tc>
+        <w:tc>
+          <w:tcPr>
+            <w:tcW w:w="1660" w:type="dxa"/>
+            <w:vAlign w:val="center"/>
+          </w:tcPr>
+          <w:p>
+            <w:pPr>
+              <w:keepNext w:val="0"/>
+              <w:keepLines w:val="0"/>
+              <w:pageBreakBefore w:val="0"/>
+              <w:widowControl w:val="0"/>
+              <w:kinsoku/>
+              <w:wordWrap/>
+              <w:overflowPunct/>
+              <w:topLinePunct w:val="0"/>
+              <w:autoSpaceDE/>
+              <w:autoSpaceDN/>
+              <w:bidi w:val="0"/>
+              <w:adjustRightInd/>
+              <w:snapToGrid/>
+              <w:jc w:val="center"/>
+              <w:textAlignment w:val="auto"/>
+              <w:rPr>
+                <w:rFonts w:hint="eastAsia" w:ascii="仿宋_GB2312" w:eastAsia="仿宋_GB2312"/>
+                <w:sz w:val="24"/>
+                <w:szCs w:val="24"/>
+                <w:lang w:eastAsia="zh-CN"/>
+              </w:rPr>
+            </w:pPr>
+            <w:r>
+              <w:rPr>
+                <w:rFonts w:hint="eastAsia" w:ascii="仿宋_GB2312" w:eastAsia="仿宋_GB2312"/>
+                <w:sz w:val="24"/>
+                <w:szCs w:val="24"/>
+              </w:rPr>
+              <w:t>作业</w:t>
+            </w:r>
+            <w:r>
+              <w:rPr>
+                <w:rFonts w:hint="eastAsia" w:ascii="仿宋_GB2312" w:eastAsia="仿宋_GB2312"/>
+                <w:sz w:val="24"/>
+                <w:szCs w:val="24"/>
+                <w:lang w:val="en-US" w:eastAsia="zh-CN"/>
+              </w:rPr>
+              <w:t>布置</w:t>
+            </w:r>
+          </w:p>
+        </w:tc>
+      </w:tr>
+      <w:tr>
+        <w:tblPrEx>
+          <w:tblBorders>
+            <w:top w:val="single" w:color="auto" w:sz="4" w:space="0"/>
+            <w:left w:val="single" w:color="auto" w:sz="4" w:space="0"/>
+            <w:bottom w:val="single" w:color="auto" w:sz="4" w:space="0"/>
+            <w:right w:val="single" w:color="auto" w:sz="4" w:space="0"/>
+            <w:insideH w:val="single" w:color="auto" w:sz="4" w:space="0"/>
+            <w:insideV w:val="single" w:color="auto" w:sz="4" w:space="0"/>
+          </w:tblBorders>
+          <w:tblCellMar>
+            <w:top w:w="0" w:type="dxa"/>
+            <w:left w:w="108" w:type="dxa"/>
+            <w:bottom w:w="0" w:type="dxa"/>
+            <w:right w:w="108" w:type="dxa"/>
+          </w:tblCellMar>
+        </w:tblPrEx>
+        <w:trPr>
+          <w:gridAfter w:val="1"/>
+          <w:wAfter w:w="1660" w:type="dxa"/>
+          <w:trHeight w:val="494" w:hRule="atLeast"/>
+        </w:trPr>
+        <w:tc>
+          <w:tcPr>
+            <w:tcW w:w="840" w:type="dxa"/>
+            <w:vAlign w:val="center"/>
+          </w:tcPr>
+          <w:p>
+            <w:pPr>
+              <w:keepNext w:val="0"/>
+              <w:keepLines w:val="0"/>
+              <w:pageBreakBefore w:val="0"/>
+              <w:widowControl w:val="0"/>
+              <w:kinsoku/>
+              <w:wordWrap/>
+              <w:overflowPunct/>
+              <w:topLinePunct w:val="0"/>
+              <w:autoSpaceDE/>
+              <w:autoSpaceDN/>
+              <w:bidi w:val="0"/>
+              <w:adjustRightInd/>
+              <w:snapToGrid/>
+              <w:jc w:val="center"/>
+              <w:textAlignment w:val="auto"/>
+              <w:rPr>
+                <w:rFonts w:hint="default" w:ascii="仿宋_GB2312" w:eastAsia="仿宋_GB2312"/>
+                <w:sz w:val="24"/>
+                <w:szCs w:val="24"/>
+                <w:lang w:val="en-US" w:eastAsia="zh-CN"/>
+              </w:rPr>
+            </w:pPr>
+            <w:r>
+              <w:rPr>
+                <w:rFonts w:hint="eastAsia" w:ascii="仿宋_GB2312" w:eastAsia="仿宋_GB2312"/>
+                <w:sz w:val="24"/>
+                <w:szCs w:val="24"/>
+                <w:lang w:val="en-US" w:eastAsia="zh-CN"/>
+              </w:rPr>
+              <w:t>1</w:t>
+            </w:r>
+          </w:p>
+        </w:tc>
+        <w:tc>
+          <w:tcPr>
+            <w:tcW w:w="4963" w:type="dxa"/>
+            <w:gridSpan w:val="2"/>
+            <w:vAlign w:val="center"/>
+          </w:tcPr>
+          <w:p>
+            <w:pPr>
+              <w:keepNext w:val="0"/>
+              <w:keepLines w:val="0"/>
+              <w:pageBreakBefore w:val="0"/>
+              <w:widowControl w:val="0"/>
+              <w:kinsoku/>
+              <w:wordWrap/>
+              <w:overflowPunct/>
+              <w:topLinePunct w:val="0"/>
+              <w:autoSpaceDE/>
+              <w:autoSpaceDN/>
+              <w:bidi w:val="0"/>
+              <w:adjustRightInd/>
+              <w:snapToGrid/>
+              <w:jc w:val="center"/>
+              <w:textAlignment w:val="auto"/>
+              <w:rPr>
+                <w:rFonts w:hint="default" w:ascii="仿宋_GB2312" w:eastAsia="仿宋_GB2312"/>
+                <w:sz w:val="24"/>
+                <w:szCs w:val="24"/>
+                <w:lang w:val="en-US" w:eastAsia="zh-CN"/>
+              </w:rPr>
+            </w:pPr>
+            <w:r>
+              <w:rPr>
+                <w:rFonts w:hint="eastAsia" w:ascii="仿宋_GB2312" w:eastAsia="仿宋_GB2312"/>
+                <w:sz w:val="24"/>
+                <w:szCs w:val="24"/>
+                <w:lang w:val="en-US" w:eastAsia="zh-CN"/>
+              </w:rPr>
+              <w:t>开学准备</w:t>
+            </w:r>
+          </w:p>
+        </w:tc>
+        <w:tc>
+          <w:tcPr>
+            <w:tcW w:w="1364" w:type="dxa"/>
+            <w:vAlign w:val="center"/>
+          </w:tcPr>
+          <w:p>
+            <w:pPr>
+              <w:keepNext w:val="0"/>
+              <w:keepLines w:val="0"/>
+              <w:pageBreakBefore w:val="0"/>
+              <w:widowControl w:val="0"/>
+              <w:kinsoku/>
+              <w:wordWrap/>
+              <w:overflowPunct/>
+              <w:topLinePunct w:val="0"/>
+              <w:autoSpaceDE/>
+              <w:autoSpaceDN/>
+              <w:bidi w:val="0"/>
+              <w:adjustRightInd/>
+              <w:snapToGrid/>
+              <w:jc w:val="center"/>
+              <w:textAlignment w:val="auto"/>
+              <w:rPr>
+                <w:rFonts w:hint="eastAsia" w:ascii="仿宋_GB2312" w:eastAsia="仿宋_GB2312"/>
+                <w:sz w:val="24"/>
+                <w:szCs w:val="24"/>
+                <w:lang w:val="en-US" w:eastAsia="zh-CN"/>
+              </w:rPr>
+            </w:pPr>
+            <w:r>
+              <w:rPr>
+                <w:rFonts w:hint="eastAsia" w:ascii="仿宋_GB2312" w:eastAsia="仿宋_GB2312"/>
+                <w:sz w:val="24"/>
+                <w:szCs w:val="24"/>
+                <w:lang w:val="en-US" w:eastAsia="zh-CN"/>
+              </w:rPr>
+              <w:t>0</w:t>
+            </w:r>
+          </w:p>
+        </w:tc>
+        <w:tc>
+          <w:tcPr>
+            <w:tcW w:w="1980" w:type="dxa"/>
+            <w:vAlign w:val="center"/>
+          </w:tcPr>
+          <w:p>
+            <w:pPr>
+              <w:keepNext w:val="0"/>
+              <w:keepLines w:val="0"/>
+              <w:pageBreakBefore w:val="0"/>
+              <w:widowControl w:val="0"/>
+              <w:kinsoku/>
+              <w:wordWrap/>
+              <w:overflowPunct/>
+              <w:topLinePunct w:val="0"/>
+              <w:autoSpaceDE/>
+              <w:autoSpaceDN/>
+              <w:bidi w:val="0"/>
+              <w:adjustRightInd/>
+              <w:snapToGrid/>
+              <w:jc w:val="center"/>
+              <w:textAlignment w:val="auto"/>
+              <w:rPr>
+                <w:rFonts w:hint="eastAsia" w:ascii="仿宋_GB2312" w:eastAsia="仿宋_GB2312"/>
+                <w:sz w:val="24"/>
+                <w:szCs w:val="24"/>
+                <w:lang w:val="en-US" w:eastAsia="zh-CN"/>
+              </w:rPr>
+            </w:pPr>
+            <w:r>
+              <w:rPr>
+                <w:rFonts w:hint="eastAsia" w:ascii="仿宋_GB2312" w:eastAsia="仿宋_GB2312"/>
+                <w:sz w:val="24"/>
+                <w:szCs w:val="24"/>
+                <w:lang w:val="en-US" w:eastAsia="zh-CN"/>
+              </w:rPr>
+              <w:t>无</w:t>
+            </w:r>
+          </w:p>
+        </w:tc>
+        <w:tc>
+          <w:tcPr>
+            <w:tcW w:w="1660" w:type="dxa"/>
+            <w:vAlign w:val="center"/>
+          </w:tcPr>
+          <w:p>
+            <w:pPr>
+              <w:keepNext w:val="0"/>
+              <w:keepLines w:val="0"/>
+              <w:pageBreakBefore w:val="0"/>
+              <w:widowControl w:val="0"/>
+              <w:kinsoku/>
+              <w:wordWrap/>
+              <w:overflowPunct/>
+              <w:topLinePunct w:val="0"/>
+              <w:autoSpaceDE/>
+              <w:autoSpaceDN/>
+              <w:bidi w:val="0"/>
+              <w:adjustRightInd/>
+              <w:snapToGrid/>
+              <w:jc w:val="center"/>
+              <w:textAlignment w:val="auto"/>
+              <w:rPr>
+                <w:rFonts w:hint="eastAsia" w:ascii="仿宋_GB2312" w:eastAsia="仿宋_GB2312"/>
+                <w:sz w:val="24"/>
+                <w:szCs w:val="24"/>
+                <w:lang w:val="en-US" w:eastAsia="zh-CN"/>
+              </w:rPr>
+            </w:pPr>
+            <w:r>
+              <w:rPr>
+                <w:rFonts w:hint="eastAsia" w:ascii="仿宋_GB2312" w:eastAsia="仿宋_GB2312"/>
+                <w:sz w:val="24"/>
+                <w:szCs w:val="24"/>
+                <w:lang w:val="en-US" w:eastAsia="zh-CN"/>
+              </w:rPr>
+              <w:t>无</w:t>
+            </w:r>
+          </w:p>
+        </w:tc>
+      </w:tr>
+      <w:tr>
+        <w:tblPrEx>
+          <w:tblBorders>
+            <w:top w:val="single" w:color="auto" w:sz="4" w:space="0"/>
+            <w:left w:val="single" w:color="auto" w:sz="4" w:space="0"/>
+            <w:bottom w:val="single" w:color="auto" w:sz="4" w:space="0"/>
+            <w:right w:val="single" w:color="auto" w:sz="4" w:space="0"/>
+            <w:insideH w:val="single" w:color="auto" w:sz="4" w:space="0"/>
+            <w:insideV w:val="single" w:color="auto" w:sz="4" w:space="0"/>
+          </w:tblBorders>
+          <w:tblCellMar>
+            <w:top w:w="0" w:type="dxa"/>
+            <w:left w:w="108" w:type="dxa"/>
+            <w:bottom w:w="0" w:type="dxa"/>
+            <w:right w:w="108" w:type="dxa"/>
+          </w:tblCellMar>
+        </w:tblPrEx>
+        <w:trPr>
+          <w:gridAfter w:val="1"/>
+          <w:wAfter w:w="1660" w:type="dxa"/>
+          <w:trHeight w:val="539" w:hRule="atLeast"/>
+        </w:trPr>
+        <w:tc>
+          <w:tcPr>
+            <w:tcW w:w="840" w:type="dxa"/>
+            <w:vAlign w:val="center"/>
+          </w:tcPr>
+          <w:p>
+            <w:pPr>
+              <w:keepNext w:val="0"/>
+              <w:keepLines w:val="0"/>
+              <w:pageBreakBefore w:val="0"/>
+              <w:widowControl w:val="0"/>
+              <w:kinsoku/>
+              <w:wordWrap/>
+              <w:overflowPunct/>
+              <w:topLinePunct w:val="0"/>
+              <w:autoSpaceDE/>
+              <w:autoSpaceDN/>
+              <w:bidi w:val="0"/>
+              <w:adjustRightInd/>
+              <w:snapToGrid/>
+              <w:jc w:val="center"/>
+              <w:textAlignment w:val="auto"/>
+              <w:rPr>
+                <w:rFonts w:hint="default" w:ascii="仿宋_GB2312" w:eastAsia="仿宋_GB2312"/>
+                <w:sz w:val="24"/>
+                <w:szCs w:val="24"/>
+                <w:lang w:val="en-US" w:eastAsia="zh-CN"/>
+              </w:rPr>
+            </w:pPr>
+            <w:r>
+              <w:rPr>
+                <w:rFonts w:hint="eastAsia" w:ascii="仿宋_GB2312" w:eastAsia="仿宋_GB2312"/>
+                <w:sz w:val="24"/>
+                <w:szCs w:val="24"/>
+                <w:lang w:val="en-US" w:eastAsia="zh-CN"/>
+              </w:rPr>
+              <w:t>2</w:t>
+            </w:r>
+          </w:p>
+        </w:tc>
+        <w:tc>
+          <w:tcPr>
+            <w:tcW w:w="4963" w:type="dxa"/>
+            <w:gridSpan w:val="2"/>
+            <w:vAlign w:val="center"/>
+          </w:tcPr>
+          <w:p>
+            <w:pPr>
+              <w:keepNext w:val="0"/>
+              <w:keepLines w:val="0"/>
+              <w:pageBreakBefore w:val="0"/>
+              <w:widowControl w:val="0"/>
+              <w:kinsoku/>
+              <w:wordWrap/>
+              <w:overflowPunct/>
+              <w:topLinePunct w:val="0"/>
+              <w:autoSpaceDE/>
+              <w:autoSpaceDN/>
+              <w:bidi w:val="0"/>
+              <w:adjustRightInd/>
+              <w:snapToGrid/>
+              <w:jc w:val="center"/>
+              <w:textAlignment w:val="auto"/>
+              <w:rPr>
+                <w:rFonts w:hint="default" w:ascii="仿宋_GB2312" w:eastAsia="仿宋_GB2312"/>
+                <w:sz w:val="24"/>
+                <w:szCs w:val="24"/>
+                <w:lang w:val="en-US"/>
+              </w:rPr>
+            </w:pPr>
+            <w:r>
+              <w:rPr>
+                <w:rFonts w:hint="eastAsia" w:ascii="仿宋_GB2312" w:eastAsia="仿宋_GB2312"/>
+                <w:sz w:val="24"/>
+                <w:szCs w:val="24"/>
+                <w:lang w:val="en-US" w:eastAsia="zh-CN"/>
+              </w:rPr>
+              <w:t>开学准备</w:t>
+            </w:r>
+          </w:p>
+        </w:tc>
+        <w:tc>
+          <w:tcPr>
+            <w:tcW w:w="1364" w:type="dxa"/>
+            <w:vAlign w:val="center"/>
+          </w:tcPr>
+          <w:p>
+            <w:pPr>
+              <w:keepNext w:val="0"/>
+              <w:keepLines w:val="0"/>
+              <w:pageBreakBefore w:val="0"/>
+              <w:widowControl w:val="0"/>
+              <w:kinsoku/>
+              <w:wordWrap/>
+              <w:overflowPunct/>
+              <w:topLinePunct w:val="0"/>
+              <w:autoSpaceDE/>
+              <w:autoSpaceDN/>
+              <w:bidi w:val="0"/>
+              <w:adjustRightInd/>
+              <w:snapToGrid/>
+              <w:jc w:val="center"/>
+              <w:textAlignment w:val="auto"/>
+              <w:rPr>
+                <w:rFonts w:hint="eastAsia" w:ascii="仿宋_GB2312" w:eastAsia="仿宋_GB2312"/>
+                <w:sz w:val="24"/>
+                <w:szCs w:val="24"/>
+                <w:lang w:val="en-US" w:eastAsia="zh-CN"/>
+              </w:rPr>
+            </w:pPr>
+            <w:r>
+              <w:rPr>
+                <w:rFonts w:hint="eastAsia" w:ascii="仿宋_GB2312" w:eastAsia="仿宋_GB2312"/>
+                <w:sz w:val="24"/>
+                <w:szCs w:val="24"/>
+                <w:lang w:val="en-US" w:eastAsia="zh-CN"/>
+              </w:rPr>
+              <w:t>0</w:t>
+            </w:r>
+          </w:p>
+        </w:tc>
+        <w:tc>
+          <w:tcPr>
+            <w:tcW w:w="1980" w:type="dxa"/>
+            <w:vAlign w:val="center"/>
+          </w:tcPr>
+          <w:p>
+            <w:pPr>
+              <w:keepNext w:val="0"/>
+              <w:keepLines w:val="0"/>
+              <w:pageBreakBefore w:val="0"/>
+              <w:widowControl w:val="0"/>
+              <w:kinsoku/>
+              <w:wordWrap/>
+              <w:overflowPunct/>
+              <w:topLinePunct w:val="0"/>
+              <w:autoSpaceDE/>
+              <w:autoSpaceDN/>
+              <w:bidi w:val="0"/>
+              <w:adjustRightInd/>
+              <w:snapToGrid/>
+              <w:jc w:val="center"/>
+              <w:textAlignment w:val="auto"/>
+              <w:rPr>
+                <w:rFonts w:hint="eastAsia" w:ascii="仿宋_GB2312" w:eastAsia="仿宋_GB2312"/>
+                <w:sz w:val="24"/>
+                <w:szCs w:val="24"/>
+                <w:lang w:val="en-US" w:eastAsia="zh-CN"/>
+              </w:rPr>
+            </w:pPr>
+            <w:r>
+              <w:rPr>
+                <w:rFonts w:hint="eastAsia" w:ascii="仿宋_GB2312" w:eastAsia="仿宋_GB2312"/>
+                <w:sz w:val="24"/>
+                <w:szCs w:val="24"/>
+                <w:lang w:val="en-US" w:eastAsia="zh-CN"/>
+              </w:rPr>
+              <w:t>无</w:t>
+            </w:r>
+          </w:p>
+        </w:tc>
+        <w:tc>
+          <w:tcPr>
+            <w:tcW w:w="1660" w:type="dxa"/>
+            <w:vAlign w:val="center"/>
+          </w:tcPr>
+          <w:p>
+            <w:pPr>
+              <w:keepNext w:val="0"/>
+              <w:keepLines w:val="0"/>
+              <w:pageBreakBefore w:val="0"/>
+              <w:widowControl w:val="0"/>
+              <w:kinsoku/>
+              <w:wordWrap/>
+              <w:overflowPunct/>
+              <w:topLinePunct w:val="0"/>
+              <w:autoSpaceDE/>
+              <w:autoSpaceDN/>
+              <w:bidi w:val="0"/>
+              <w:adjustRightInd/>
+              <w:snapToGrid/>
+              <w:jc w:val="center"/>
+              <w:textAlignment w:val="auto"/>
+              <w:rPr>
+                <w:rFonts w:hint="eastAsia" w:ascii="仿宋_GB2312" w:eastAsia="仿宋_GB2312"/>
+                <w:sz w:val="24"/>
+                <w:szCs w:val="24"/>
+                <w:lang w:val="en-US" w:eastAsia="zh-CN"/>
+              </w:rPr>
+            </w:pPr>
+            <w:r>
+              <w:rPr>
+                <w:rFonts w:hint="eastAsia" w:ascii="仿宋_GB2312" w:eastAsia="仿宋_GB2312"/>
+                <w:sz w:val="24"/>
+                <w:szCs w:val="24"/>
+                <w:lang w:val="en-US" w:eastAsia="zh-CN"/>
+              </w:rPr>
+              <w:t>无</w:t>
+            </w:r>
+          </w:p>
+        </w:tc>
+      </w:tr>
+      <w:tr>
+        <w:tblPrEx>
+          <w:tblBorders>
+            <w:top w:val="single" w:color="auto" w:sz="4" w:space="0"/>
+            <w:left w:val="single" w:color="auto" w:sz="4" w:space="0"/>
+            <w:bottom w:val="single" w:color="auto" w:sz="4" w:space="0"/>
+            <w:right w:val="single" w:color="auto" w:sz="4" w:space="0"/>
+            <w:insideH w:val="single" w:color="auto" w:sz="4" w:space="0"/>
+            <w:insideV w:val="single" w:color="auto" w:sz="4" w:space="0"/>
+          </w:tblBorders>
+          <w:tblCellMar>
+            <w:top w:w="0" w:type="dxa"/>
+            <w:left w:w="108" w:type="dxa"/>
+            <w:bottom w:w="0" w:type="dxa"/>
+            <w:right w:w="108" w:type="dxa"/>
+          </w:tblCellMar>
+        </w:tblPrEx>
+        <w:trPr>
+          <w:trHeight w:val="545" w:hRule="atLeast"/>
+        </w:trPr>
+        <w:tc>
+          <w:tcPr>
+            <w:tcW w:w="840" w:type="dxa"/>
+            <w:vAlign w:val="center"/>
+          </w:tcPr>
+          <w:p>
+            <w:pPr>
+              <w:keepNext w:val="0"/>
+              <w:keepLines w:val="0"/>
+              <w:pageBreakBefore w:val="0"/>
+              <w:widowControl w:val="0"/>
+              <w:kinsoku/>
+              <w:wordWrap/>
+              <w:overflowPunct/>
+              <w:topLinePunct w:val="0"/>
+              <w:autoSpaceDE/>
+              <w:autoSpaceDN/>
+              <w:bidi w:val="0"/>
+              <w:adjustRightInd/>
+              <w:snapToGrid/>
+              <w:jc w:val="center"/>
+              <w:textAlignment w:val="auto"/>
+              <w:rPr>
+                <w:rFonts w:hint="eastAsia" w:ascii="仿宋_GB2312" w:eastAsia="仿宋_GB2312"/>
+                <w:sz w:val="24"/>
+                <w:szCs w:val="24"/>
+                <w:lang w:eastAsia="zh-CN"/>
+              </w:rPr>
+            </w:pPr>
+            <w:r>
+              <w:rPr>
+                <w:rFonts w:hint="eastAsia" w:ascii="仿宋_GB2312" w:eastAsia="仿宋_GB2312"/>
+                <w:sz w:val="24"/>
+                <w:szCs w:val="24"/>
+                <w:lang w:val="en-US" w:eastAsia="zh-CN"/>
+              </w:rPr>
+              <w:t>3</w:t>
+            </w:r>
+          </w:p>
+        </w:tc>
+        <w:tc>
+          <w:tcPr>
+            <w:tcW w:w="4963" w:type="dxa"/>
+            <w:gridSpan w:val="2"/>
+            <w:shd w:val="clear" w:color="auto" w:fill="auto"/>
+            <w:vAlign w:val="center"/>
+          </w:tcPr>
+          <w:p>
+            <w:pPr>
+              <w:keepNext w:val="0"/>
+              <w:keepLines w:val="0"/>
+              <w:widowControl/>
+              <w:suppressLineNumbers w:val="0"/>
+              <w:jc w:val="left"/>
+              <w:rPr>
+                <w:rFonts w:ascii="Times New Roman" w:hAnsi="Times New Roman" w:eastAsia="仿宋GB2312" w:cs="宋体"/>
+                <w:b w:val="0"/>
+                <w:kern w:val="0"/>
+                <w:sz w:val="24"/>
+                <w:szCs w:val="24"/>
+                <w:lang w:val="en-US" w:eastAsia="zh-CN" w:bidi="ar"/>
+              </w:rPr>
+            </w:pPr>
+            <w:r>
+              <w:rPr>
+                <w:rFonts w:ascii="Times New Roman" w:hAnsi="Times New Roman" w:eastAsia="仿宋GB2312" w:cs="宋体"/>
+                <w:b w:val="0"/>
+                <w:kern w:val="0"/>
+                <w:sz w:val="24"/>
+                <w:szCs w:val="24"/>
+                <w:lang w:val="en-US" w:eastAsia="zh-CN" w:bidi="ar"/>
+              </w:rPr>
+              <w:t>模块一：Linux基础运维；实验1 Linux服务器安装与初始化（第一部分）：</w:t>
+            </w:r>
+          </w:p>
+          <w:p>
+            <w:pPr>
+              <w:keepNext w:val="0"/>
+              <w:keepLines w:val="0"/>
+              <w:widowControl/>
+              <w:suppressLineNumbers w:val="0"/>
+              <w:jc w:val="left"/>
+              <w:rPr>
+                <w:rFonts w:hint="default" w:ascii="Times New Roman" w:hAnsi="Times New Roman" w:eastAsia="仿宋GB2312" w:cstheme="minorBidi"/>
+                <w:b w:val="0"/>
+                <w:kern w:val="2"/>
+                <w:sz w:val="24"/>
+                <w:szCs w:val="24"/>
+                <w:lang w:val="en-US" w:eastAsia="zh-CN" w:bidi="ar-SA"/>
+              </w:rPr>
+            </w:pPr>
+            <w:r>
+              <w:rPr>
+                <w:rFonts w:ascii="Times New Roman" w:hAnsi="Times New Roman" w:eastAsia="仿宋GB2312" w:cs="宋体"/>
+                <w:b w:val="0"/>
+                <w:kern w:val="0"/>
+                <w:sz w:val="24"/>
+                <w:szCs w:val="24"/>
+                <w:lang w:val="en-US" w:eastAsia="zh-CN" w:bidi="ar"/>
+              </w:rPr>
+              <w:t>课程任务说明；Linux及常见发行版认知；VMware实验环境检查；创建虚拟机；Rocky Linux安装准备</w:t>
+            </w:r>
+          </w:p>
+        </w:tc>
+        <w:tc>
+          <w:tcPr>
+            <w:tcW w:w="1364" w:type="dxa"/>
+            <w:shd w:val="clear" w:color="auto" w:fill="auto"/>
+            <w:vAlign w:val="center"/>
+          </w:tcPr>
+          <w:p>
+            <w:pPr>
+              <w:keepNext w:val="0"/>
+              <w:keepLines w:val="0"/>
+              <w:widowControl/>
+              <w:suppressLineNumbers w:val="0"/>
+              <w:jc w:val="center"/>
+              <w:rPr>
+                <w:rFonts w:hint="default" w:ascii="Times New Roman" w:hAnsi="Times New Roman" w:eastAsia="仿宋GB2312" w:cstheme="minorBidi"/>
+                <w:b w:val="0"/>
+                <w:kern w:val="2"/>
+                <w:sz w:val="24"/>
+                <w:szCs w:val="24"/>
+                <w:lang w:val="en-US" w:eastAsia="zh-CN" w:bidi="ar-SA"/>
+              </w:rPr>
+            </w:pPr>
+            <w:r>
+              <w:rPr>
+                <w:rFonts w:ascii="Times New Roman" w:hAnsi="Times New Roman" w:eastAsia="仿宋GB2312" w:cs="宋体"/>
+                <w:b w:val="0"/>
+                <w:kern w:val="0"/>
+                <w:sz w:val="24"/>
+                <w:szCs w:val="24"/>
+                <w:lang w:val="en-US" w:eastAsia="zh-CN" w:bidi="ar"/>
+              </w:rPr>
+              <w:t>2</w:t>
+            </w:r>
+          </w:p>
+        </w:tc>
+        <w:tc>
+          <w:tcPr>
+            <w:tcW w:w="1980" w:type="dxa"/>
+            <w:shd w:val="clear" w:color="auto" w:fill="auto"/>
+            <w:vAlign w:val="center"/>
+          </w:tcPr>
+          <w:p>
+            <w:pPr>
+              <w:keepNext w:val="0"/>
+              <w:keepLines w:val="0"/>
+              <w:widowControl/>
+              <w:suppressLineNumbers w:val="0"/>
+              <w:jc w:val="left"/>
+              <w:rPr>
+                <w:rFonts w:hint="default" w:ascii="Times New Roman" w:hAnsi="Times New Roman" w:eastAsia="仿宋GB2312" w:cstheme="minorBidi"/>
+                <w:b w:val="0"/>
+                <w:kern w:val="2"/>
+                <w:sz w:val="24"/>
+                <w:szCs w:val="24"/>
+                <w:lang w:val="en-US" w:eastAsia="zh-CN" w:bidi="ar-SA"/>
+              </w:rPr>
+            </w:pPr>
+            <w:r>
+              <w:rPr>
+                <w:rFonts w:ascii="Times New Roman" w:hAnsi="Times New Roman" w:eastAsia="仿宋GB2312" w:cs="宋体"/>
+                <w:b w:val="0"/>
+                <w:kern w:val="0"/>
+                <w:sz w:val="24"/>
+                <w:szCs w:val="24"/>
+                <w:lang w:val="en-US" w:eastAsia="zh-CN" w:bidi="ar"/>
+              </w:rPr>
+              <w:t>任务驱动、教师演示、学生实操</w:t>
+            </w:r>
+          </w:p>
+        </w:tc>
+        <w:tc>
+          <w:tcPr>
+            <w:tcW w:w="1660" w:type="dxa"/>
+            <w:shd w:val="clear" w:color="auto" w:fill="auto"/>
+            <w:vAlign w:val="center"/>
+          </w:tcPr>
+          <w:p>
+            <w:pPr>
+              <w:keepNext w:val="0"/>
+              <w:keepLines w:val="0"/>
+              <w:widowControl/>
+              <w:suppressLineNumbers w:val="0"/>
+              <w:jc w:val="left"/>
+              <w:rPr>
+                <w:rFonts w:hint="default" w:ascii="Times New Roman" w:hAnsi="Times New Roman" w:eastAsia="仿宋GB2312" w:cstheme="minorBidi"/>
+                <w:b w:val="0"/>
+                <w:kern w:val="2"/>
+                <w:sz w:val="24"/>
+                <w:szCs w:val="24"/>
+                <w:lang w:val="en-US" w:eastAsia="zh-CN" w:bidi="ar-SA"/>
+              </w:rPr>
+            </w:pPr>
+            <w:r>
+              <w:rPr>
+                <w:rFonts w:ascii="Times New Roman" w:hAnsi="Times New Roman" w:eastAsia="仿宋GB2312" w:cs="宋体"/>
+                <w:b w:val="0"/>
+                <w:kern w:val="0"/>
+                <w:sz w:val="24"/>
+                <w:szCs w:val="24"/>
+                <w:lang w:val="en-US" w:eastAsia="zh-CN" w:bidi="ar"/>
+              </w:rPr>
+              <w:t>完成虚拟机创建，记录CPU、内存、磁盘、网卡等虚拟机配置</w:t>
+            </w:r>
+          </w:p>
+        </w:tc>
+        <w:tc>
+          <w:tcPr>
+            <w:tcW w:w="1660" w:type="dxa"/>
+            <w:shd w:val="clear" w:color="auto" w:fill="auto"/>
+            <w:vAlign w:val="center"/>
+          </w:tcPr>
+          <w:p>
+            <w:pPr>
+              <w:keepNext w:val="0"/>
+              <w:keepLines w:val="0"/>
+              <w:pageBreakBefore w:val="0"/>
+              <w:widowControl w:val="0"/>
+              <w:kinsoku/>
+              <w:wordWrap/>
+              <w:overflowPunct/>
+              <w:topLinePunct w:val="0"/>
+              <w:autoSpaceDE/>
+              <w:autoSpaceDN/>
+              <w:bidi w:val="0"/>
+              <w:adjustRightInd/>
+              <w:snapToGrid/>
+              <w:jc w:val="center"/>
+              <w:textAlignment w:val="auto"/>
+              <w:rPr>
+                <w:rFonts w:hint="default" w:ascii="仿宋_GB2312" w:eastAsia="仿宋_GB2312" w:hAnsiTheme="minorHAnsi" w:cstheme="minorBidi"/>
+                <w:kern w:val="2"/>
+                <w:sz w:val="24"/>
+                <w:szCs w:val="24"/>
+                <w:lang w:val="en-US" w:eastAsia="zh-CN" w:bidi="ar-SA"/>
+              </w:rPr>
+            </w:pPr>
+          </w:p>
+        </w:tc>
+      </w:tr>
+      <w:tr>
+        <w:tblPrEx>
+          <w:tblBorders>
+            <w:top w:val="single" w:color="auto" w:sz="4" w:space="0"/>
+            <w:left w:val="single" w:color="auto" w:sz="4" w:space="0"/>
+            <w:bottom w:val="single" w:color="auto" w:sz="4" w:space="0"/>
+            <w:right w:val="single" w:color="auto" w:sz="4" w:space="0"/>
+            <w:insideH w:val="single" w:color="auto" w:sz="4" w:space="0"/>
+            <w:insideV w:val="single" w:color="auto" w:sz="4" w:space="0"/>
+          </w:tblBorders>
+          <w:tblCellMar>
+            <w:top w:w="0" w:type="dxa"/>
+            <w:left w:w="108" w:type="dxa"/>
+            <w:bottom w:w="0" w:type="dxa"/>
+            <w:right w:w="108" w:type="dxa"/>
+          </w:tblCellMar>
+        </w:tblPrEx>
+        <w:trPr>
+          <w:gridAfter w:val="1"/>
+          <w:wAfter w:w="1660" w:type="dxa"/>
+          <w:trHeight w:val="553" w:hRule="atLeast"/>
+        </w:trPr>
+        <w:tc>
+          <w:tcPr>
+            <w:tcW w:w="840" w:type="dxa"/>
+            <w:vAlign w:val="center"/>
+          </w:tcPr>
+          <w:p>
+            <w:pPr>
+              <w:keepNext w:val="0"/>
+              <w:keepLines w:val="0"/>
+              <w:pageBreakBefore w:val="0"/>
+              <w:widowControl w:val="0"/>
+              <w:kinsoku/>
+              <w:wordWrap/>
+              <w:overflowPunct/>
+              <w:topLinePunct w:val="0"/>
+              <w:autoSpaceDE/>
+              <w:autoSpaceDN/>
+              <w:bidi w:val="0"/>
+              <w:adjustRightInd/>
+              <w:snapToGrid/>
+              <w:jc w:val="center"/>
+              <w:textAlignment w:val="auto"/>
+              <w:rPr>
+                <w:rFonts w:hint="eastAsia" w:ascii="仿宋_GB2312" w:eastAsia="仿宋_GB2312"/>
+                <w:sz w:val="24"/>
+                <w:szCs w:val="24"/>
+                <w:lang w:eastAsia="zh-CN"/>
+              </w:rPr>
+            </w:pPr>
+            <w:r>
+              <w:rPr>
+                <w:rFonts w:hint="eastAsia" w:ascii="仿宋_GB2312" w:eastAsia="仿宋_GB2312"/>
+                <w:sz w:val="24"/>
+                <w:szCs w:val="24"/>
+                <w:lang w:val="en-US" w:eastAsia="zh-CN"/>
+              </w:rPr>
+              <w:t>3</w:t>
+            </w:r>
+          </w:p>
+        </w:tc>
+        <w:tc>
+          <w:tcPr>
+            <w:tcW w:w="4963" w:type="dxa"/>
+            <w:gridSpan w:val="2"/>
+            <w:shd w:val="clear" w:color="auto" w:fill="auto"/>
+            <w:vAlign w:val="center"/>
+          </w:tcPr>
+          <w:p>
+            <w:pPr>
+              <w:keepNext w:val="0"/>
+              <w:keepLines w:val="0"/>
+              <w:widowControl/>
+              <w:suppressLineNumbers w:val="0"/>
+              <w:jc w:val="left"/>
+              <w:rPr>
+                <w:rFonts w:ascii="Times New Roman" w:hAnsi="Times New Roman" w:eastAsia="仿宋GB2312" w:cs="宋体"/>
+                <w:b w:val="0"/>
+                <w:kern w:val="0"/>
+                <w:sz w:val="24"/>
+                <w:szCs w:val="24"/>
+                <w:lang w:val="en-US" w:eastAsia="zh-CN" w:bidi="ar"/>
+              </w:rPr>
+            </w:pPr>
+            <w:r>
+              <w:rPr>
+                <w:rFonts w:ascii="Times New Roman" w:hAnsi="Times New Roman" w:eastAsia="仿宋GB2312" w:cs="宋体"/>
+                <w:b w:val="0"/>
+                <w:kern w:val="0"/>
+                <w:sz w:val="24"/>
+                <w:szCs w:val="24"/>
+                <w:lang w:val="en-US" w:eastAsia="zh-CN" w:bidi="ar"/>
+              </w:rPr>
+              <w:t>实验1 Linux服务器安装与初始化（第二部分）：</w:t>
+            </w:r>
+          </w:p>
+          <w:p>
+            <w:pPr>
+              <w:keepNext w:val="0"/>
+              <w:keepLines w:val="0"/>
+              <w:widowControl/>
+              <w:suppressLineNumbers w:val="0"/>
+              <w:jc w:val="left"/>
+              <w:rPr>
+                <w:rFonts w:ascii="Times New Roman" w:hAnsi="Times New Roman" w:eastAsia="仿宋GB2312" w:cs="宋体"/>
+                <w:b w:val="0"/>
+                <w:kern w:val="0"/>
+                <w:sz w:val="24"/>
+                <w:szCs w:val="24"/>
+                <w:lang w:val="en-US" w:eastAsia="zh-CN" w:bidi="ar"/>
+              </w:rPr>
+            </w:pPr>
+            <w:r>
+              <w:rPr>
+                <w:rFonts w:ascii="Times New Roman" w:hAnsi="Times New Roman" w:eastAsia="仿宋GB2312" w:cs="宋体"/>
+                <w:b w:val="0"/>
+                <w:kern w:val="0"/>
+                <w:sz w:val="24"/>
+                <w:szCs w:val="24"/>
+                <w:lang w:val="en-US" w:eastAsia="zh-CN" w:bidi="ar"/>
+              </w:rPr>
+              <w:t>完成Rocky Linux安装；创建用户；检查系统版本、主机名、时间、IP及磁盘信息；建立初始快照。</w:t>
+            </w:r>
+          </w:p>
+          <w:p>
+            <w:pPr>
+              <w:keepNext w:val="0"/>
+              <w:keepLines w:val="0"/>
+              <w:widowControl/>
+              <w:suppressLineNumbers w:val="0"/>
+              <w:jc w:val="left"/>
+              <w:rPr>
+                <w:rFonts w:hint="default" w:ascii="Times New Roman" w:hAnsi="Times New Roman" w:eastAsia="仿宋GB2312" w:cstheme="minorBidi"/>
+                <w:b w:val="0"/>
+                <w:kern w:val="2"/>
+                <w:sz w:val="24"/>
+                <w:szCs w:val="24"/>
+                <w:lang w:val="en-US" w:eastAsia="zh-CN" w:bidi="ar-SA"/>
+              </w:rPr>
+            </w:pPr>
+            <w:r>
+              <w:rPr>
+                <w:rFonts w:ascii="Times New Roman" w:hAnsi="Times New Roman" w:eastAsia="仿宋GB2312" w:cs="宋体"/>
+                <w:b w:val="0"/>
+                <w:kern w:val="0"/>
+                <w:sz w:val="24"/>
+                <w:szCs w:val="24"/>
+                <w:lang w:val="en-US" w:eastAsia="zh-CN" w:bidi="ar"/>
+              </w:rPr>
+              <w:t>实验2 Linux命令行、文件与目录管理（第一部分）：命令格式、帮助、补全、历史命令；Linux目录结构；绝对路径与相对路径</w:t>
+            </w:r>
+          </w:p>
+        </w:tc>
+        <w:tc>
+          <w:tcPr>
+            <w:tcW w:w="1364" w:type="dxa"/>
+            <w:shd w:val="clear" w:color="auto" w:fill="auto"/>
+            <w:vAlign w:val="center"/>
+          </w:tcPr>
+          <w:p>
+            <w:pPr>
+              <w:keepNext w:val="0"/>
+              <w:keepLines w:val="0"/>
+              <w:widowControl/>
+              <w:suppressLineNumbers w:val="0"/>
+              <w:jc w:val="center"/>
+              <w:rPr>
+                <w:rFonts w:hint="default" w:ascii="Times New Roman" w:hAnsi="Times New Roman" w:eastAsia="仿宋GB2312" w:cstheme="minorBidi"/>
+                <w:b w:val="0"/>
+                <w:kern w:val="2"/>
+                <w:sz w:val="24"/>
+                <w:szCs w:val="24"/>
+                <w:lang w:val="en-US" w:eastAsia="zh-CN" w:bidi="ar-SA"/>
+              </w:rPr>
+            </w:pPr>
+            <w:r>
+              <w:rPr>
+                <w:rFonts w:ascii="Times New Roman" w:hAnsi="Times New Roman" w:eastAsia="仿宋GB2312" w:cs="宋体"/>
+                <w:b w:val="0"/>
+                <w:kern w:val="0"/>
+                <w:sz w:val="24"/>
+                <w:szCs w:val="24"/>
+                <w:lang w:val="en-US" w:eastAsia="zh-CN" w:bidi="ar"/>
+              </w:rPr>
+              <w:t>4</w:t>
+            </w:r>
+          </w:p>
+        </w:tc>
+        <w:tc>
+          <w:tcPr>
+            <w:tcW w:w="1980" w:type="dxa"/>
+            <w:shd w:val="clear" w:color="auto" w:fill="auto"/>
+            <w:vAlign w:val="center"/>
+          </w:tcPr>
+          <w:p>
+            <w:pPr>
+              <w:keepNext w:val="0"/>
+              <w:keepLines w:val="0"/>
+              <w:widowControl/>
+              <w:suppressLineNumbers w:val="0"/>
+              <w:jc w:val="left"/>
+              <w:rPr>
+                <w:rFonts w:hint="eastAsia" w:ascii="Times New Roman" w:hAnsi="Times New Roman" w:eastAsia="仿宋GB2312" w:cstheme="minorBidi"/>
+                <w:b w:val="0"/>
+                <w:kern w:val="2"/>
+                <w:sz w:val="24"/>
+                <w:szCs w:val="24"/>
+                <w:lang w:val="en-US" w:eastAsia="zh-CN" w:bidi="ar-SA"/>
+              </w:rPr>
+            </w:pPr>
+            <w:r>
+              <w:rPr>
+                <w:rFonts w:ascii="Times New Roman" w:hAnsi="Times New Roman" w:eastAsia="仿宋GB2312" w:cs="宋体"/>
+                <w:b w:val="0"/>
+                <w:kern w:val="0"/>
+                <w:sz w:val="24"/>
+                <w:szCs w:val="24"/>
+                <w:lang w:val="en-US" w:eastAsia="zh-CN" w:bidi="ar"/>
+              </w:rPr>
+              <w:t>演示教学、任务驱动、边讲边练、操作验证</w:t>
+            </w:r>
+          </w:p>
+        </w:tc>
+        <w:tc>
+          <w:tcPr>
+            <w:tcW w:w="1660" w:type="dxa"/>
+            <w:shd w:val="clear" w:color="auto" w:fill="auto"/>
+            <w:vAlign w:val="center"/>
+          </w:tcPr>
+          <w:p>
+            <w:pPr>
+              <w:keepNext w:val="0"/>
+              <w:keepLines w:val="0"/>
+              <w:widowControl/>
+              <w:suppressLineNumbers w:val="0"/>
+              <w:jc w:val="left"/>
+              <w:rPr>
+                <w:rFonts w:hint="default" w:ascii="Times New Roman" w:hAnsi="Times New Roman" w:eastAsia="仿宋GB2312" w:cstheme="minorBidi"/>
+                <w:b w:val="0"/>
+                <w:kern w:val="2"/>
+                <w:sz w:val="24"/>
+                <w:szCs w:val="24"/>
+                <w:lang w:val="en-US" w:eastAsia="zh-CN" w:bidi="ar-SA"/>
+              </w:rPr>
+            </w:pPr>
+            <w:r>
+              <w:rPr>
+                <w:rFonts w:ascii="Times New Roman" w:hAnsi="Times New Roman" w:eastAsia="仿宋GB2312" w:cs="宋体"/>
+                <w:b w:val="0"/>
+                <w:kern w:val="0"/>
+                <w:sz w:val="24"/>
+                <w:szCs w:val="24"/>
+                <w:lang w:val="en-US" w:eastAsia="zh-CN" w:bidi="ar"/>
+              </w:rPr>
+              <w:t>提交Linux基础环境信息；完成指定目录结构创建任务</w:t>
+            </w:r>
+          </w:p>
+        </w:tc>
+      </w:tr>
+      <w:tr>
+        <w:tblPrEx>
+          <w:tblBorders>
+            <w:top w:val="single" w:color="auto" w:sz="4" w:space="0"/>
+            <w:left w:val="single" w:color="auto" w:sz="4" w:space="0"/>
+            <w:bottom w:val="single" w:color="auto" w:sz="4" w:space="0"/>
+            <w:right w:val="single" w:color="auto" w:sz="4" w:space="0"/>
+            <w:insideH w:val="single" w:color="auto" w:sz="4" w:space="0"/>
+            <w:insideV w:val="single" w:color="auto" w:sz="4" w:space="0"/>
+          </w:tblBorders>
+          <w:tblCellMar>
+            <w:top w:w="0" w:type="dxa"/>
+            <w:left w:w="108" w:type="dxa"/>
+            <w:bottom w:w="0" w:type="dxa"/>
+            <w:right w:w="108" w:type="dxa"/>
+          </w:tblCellMar>
+        </w:tblPrEx>
+        <w:trPr>
+          <w:gridAfter w:val="1"/>
+          <w:wAfter w:w="1660" w:type="dxa"/>
+          <w:trHeight w:val="561" w:hRule="atLeast"/>
+        </w:trPr>
+        <w:tc>
+          <w:tcPr>
+            <w:tcW w:w="840" w:type="dxa"/>
+            <w:shd w:val="clear" w:color="auto" w:fill="auto"/>
+            <w:vAlign w:val="center"/>
+          </w:tcPr>
+          <w:p>
+            <w:pPr>
+              <w:keepNext w:val="0"/>
+              <w:keepLines w:val="0"/>
+              <w:pageBreakBefore w:val="0"/>
+              <w:widowControl w:val="0"/>
+              <w:kinsoku/>
+              <w:wordWrap/>
+              <w:overflowPunct/>
+              <w:topLinePunct w:val="0"/>
+              <w:autoSpaceDE/>
+              <w:autoSpaceDN/>
+              <w:bidi w:val="0"/>
+              <w:adjustRightInd/>
+              <w:snapToGrid/>
+              <w:jc w:val="center"/>
+              <w:textAlignment w:val="auto"/>
+              <w:rPr>
+                <w:rFonts w:hint="eastAsia" w:ascii="仿宋_GB2312" w:eastAsia="仿宋_GB2312" w:hAnsiTheme="minorHAnsi" w:cstheme="minorBidi"/>
+                <w:kern w:val="2"/>
+                <w:sz w:val="24"/>
+                <w:szCs w:val="24"/>
+                <w:lang w:val="en-US" w:eastAsia="zh-CN" w:bidi="ar-SA"/>
+              </w:rPr>
+            </w:pPr>
+            <w:r>
+              <w:rPr>
+                <w:rFonts w:hint="eastAsia" w:ascii="仿宋_GB2312" w:eastAsia="仿宋_GB2312"/>
+                <w:sz w:val="24"/>
+                <w:szCs w:val="24"/>
+                <w:lang w:val="en-US" w:eastAsia="zh-CN"/>
+              </w:rPr>
+              <w:t>3</w:t>
+            </w:r>
+          </w:p>
+        </w:tc>
+        <w:tc>
+          <w:tcPr>
+            <w:tcW w:w="4963" w:type="dxa"/>
+            <w:gridSpan w:val="2"/>
+            <w:shd w:val="clear" w:color="auto" w:fill="auto"/>
+            <w:vAlign w:val="center"/>
+          </w:tcPr>
+          <w:p>
+            <w:pPr>
+              <w:keepNext w:val="0"/>
+              <w:keepLines w:val="0"/>
+              <w:widowControl/>
+              <w:suppressLineNumbers w:val="0"/>
+              <w:jc w:val="left"/>
+              <w:rPr>
+                <w:rFonts w:hint="default" w:ascii="Times New Roman" w:hAnsi="Times New Roman" w:eastAsia="仿宋GB2312" w:cstheme="minorBidi"/>
+                <w:b w:val="0"/>
+                <w:kern w:val="2"/>
+                <w:sz w:val="24"/>
+                <w:szCs w:val="24"/>
+                <w:lang w:val="en-US" w:eastAsia="zh-CN" w:bidi="ar-SA"/>
+              </w:rPr>
+            </w:pPr>
+            <w:r>
+              <w:rPr>
+                <w:rFonts w:ascii="Times New Roman" w:hAnsi="Times New Roman" w:eastAsia="仿宋GB2312" w:cs="宋体"/>
+                <w:b w:val="0"/>
+                <w:kern w:val="0"/>
+                <w:sz w:val="24"/>
+                <w:szCs w:val="24"/>
+                <w:lang w:val="en-US" w:eastAsia="zh-CN" w:bidi="ar"/>
+              </w:rPr>
+              <w:t>实验2 Linux命令行、文件与目录管理（第二部分）：pwd、cd、ls、mkdir、touch、cp、mv、rm；cat、less、head、tail等文件内容查看；企业项目目录整理实训</w:t>
+            </w:r>
+          </w:p>
+        </w:tc>
+        <w:tc>
+          <w:tcPr>
+            <w:tcW w:w="1364" w:type="dxa"/>
+            <w:shd w:val="clear" w:color="auto" w:fill="auto"/>
+            <w:vAlign w:val="center"/>
+          </w:tcPr>
+          <w:p>
+            <w:pPr>
+              <w:keepNext w:val="0"/>
+              <w:keepLines w:val="0"/>
+              <w:widowControl/>
+              <w:suppressLineNumbers w:val="0"/>
+              <w:jc w:val="center"/>
+              <w:rPr>
+                <w:rFonts w:hint="default" w:ascii="Times New Roman" w:hAnsi="Times New Roman" w:eastAsia="仿宋GB2312" w:cstheme="minorBidi"/>
+                <w:b w:val="0"/>
+                <w:kern w:val="2"/>
+                <w:sz w:val="24"/>
+                <w:szCs w:val="24"/>
+                <w:lang w:val="en-US" w:eastAsia="zh-CN" w:bidi="ar-SA"/>
+              </w:rPr>
+            </w:pPr>
+            <w:r>
+              <w:rPr>
+                <w:rFonts w:ascii="Times New Roman" w:hAnsi="Times New Roman" w:eastAsia="仿宋GB2312" w:cs="宋体"/>
+                <w:b w:val="0"/>
+                <w:kern w:val="0"/>
+                <w:sz w:val="24"/>
+                <w:szCs w:val="24"/>
+                <w:lang w:val="en-US" w:eastAsia="zh-CN" w:bidi="ar"/>
+              </w:rPr>
+              <w:t>2</w:t>
+            </w:r>
+          </w:p>
+        </w:tc>
+        <w:tc>
+          <w:tcPr>
+            <w:tcW w:w="1980" w:type="dxa"/>
+            <w:shd w:val="clear" w:color="auto" w:fill="auto"/>
+            <w:vAlign w:val="center"/>
+          </w:tcPr>
+          <w:p>
+            <w:pPr>
+              <w:keepNext w:val="0"/>
+              <w:keepLines w:val="0"/>
+              <w:widowControl/>
+              <w:suppressLineNumbers w:val="0"/>
+              <w:jc w:val="left"/>
+              <w:rPr>
+                <w:rFonts w:hint="eastAsia" w:ascii="Times New Roman" w:hAnsi="Times New Roman" w:eastAsia="仿宋GB2312" w:cstheme="minorBidi"/>
+                <w:b w:val="0"/>
+                <w:kern w:val="2"/>
+                <w:sz w:val="24"/>
+                <w:szCs w:val="24"/>
+                <w:lang w:val="en-US" w:eastAsia="zh-CN" w:bidi="ar-SA"/>
+              </w:rPr>
+            </w:pPr>
+            <w:r>
+              <w:rPr>
+                <w:rFonts w:ascii="Times New Roman" w:hAnsi="Times New Roman" w:eastAsia="仿宋GB2312" w:cs="宋体"/>
+                <w:b w:val="0"/>
+                <w:kern w:val="0"/>
+                <w:sz w:val="24"/>
+                <w:szCs w:val="24"/>
+                <w:lang w:val="en-US" w:eastAsia="zh-CN" w:bidi="ar"/>
+              </w:rPr>
+              <w:t>任务驱动、独立实操、结果验收</w:t>
+            </w:r>
+          </w:p>
+        </w:tc>
+        <w:tc>
+          <w:tcPr>
+            <w:tcW w:w="1660" w:type="dxa"/>
+            <w:shd w:val="clear" w:color="auto" w:fill="auto"/>
+            <w:vAlign w:val="center"/>
+          </w:tcPr>
+          <w:p>
+            <w:pPr>
+              <w:keepNext w:val="0"/>
+              <w:keepLines w:val="0"/>
+              <w:widowControl/>
+              <w:suppressLineNumbers w:val="0"/>
+              <w:jc w:val="left"/>
+              <w:rPr>
+                <w:rFonts w:ascii="Times New Roman" w:hAnsi="Times New Roman" w:eastAsia="仿宋GB2312" w:cstheme="minorBidi"/>
+                <w:b w:val="0"/>
+                <w:kern w:val="2"/>
+                <w:sz w:val="24"/>
+                <w:szCs w:val="24"/>
+                <w:lang w:val="en-US" w:eastAsia="zh-CN" w:bidi="ar-SA"/>
+              </w:rPr>
+            </w:pPr>
+            <w:r>
+              <w:rPr>
+                <w:rFonts w:ascii="Times New Roman" w:hAnsi="Times New Roman" w:eastAsia="仿宋GB2312" w:cs="宋体"/>
+                <w:b w:val="0"/>
+                <w:kern w:val="0"/>
+                <w:sz w:val="24"/>
+                <w:szCs w:val="24"/>
+                <w:lang w:val="en-US" w:eastAsia="zh-CN" w:bidi="ar"/>
+              </w:rPr>
+              <w:t>根据任务书完成一套项目文件与目录整理，并保存操作记录</w:t>
+            </w:r>
+          </w:p>
+        </w:tc>
+      </w:tr>
+      <w:tr>
+        <w:tblPrEx>
+          <w:tblBorders>
+            <w:top w:val="single" w:color="auto" w:sz="4" w:space="0"/>
+            <w:left w:val="single" w:color="auto" w:sz="4" w:space="0"/>
+            <w:bottom w:val="single" w:color="auto" w:sz="4" w:space="0"/>
+            <w:right w:val="single" w:color="auto" w:sz="4" w:space="0"/>
+            <w:insideH w:val="single" w:color="auto" w:sz="4" w:space="0"/>
+            <w:insideV w:val="single" w:color="auto" w:sz="4" w:space="0"/>
+          </w:tblBorders>
+          <w:tblCellMar>
+            <w:top w:w="0" w:type="dxa"/>
+            <w:left w:w="108" w:type="dxa"/>
+            <w:bottom w:w="0" w:type="dxa"/>
+            <w:right w:w="108" w:type="dxa"/>
+          </w:tblCellMar>
+        </w:tblPrEx>
+        <w:trPr>
+          <w:gridAfter w:val="1"/>
+          <w:wAfter w:w="1660" w:type="dxa"/>
+          <w:trHeight w:val="555" w:hRule="atLeast"/>
+        </w:trPr>
+        <w:tc>
+          <w:tcPr>
+            <w:tcW w:w="840" w:type="dxa"/>
+            <w:shd w:val="clear" w:color="auto" w:fill="auto"/>
+            <w:vAlign w:val="center"/>
+          </w:tcPr>
+          <w:p>
+            <w:pPr>
+              <w:keepNext w:val="0"/>
+              <w:keepLines w:val="0"/>
+              <w:pageBreakBefore w:val="0"/>
+              <w:widowControl w:val="0"/>
+              <w:kinsoku/>
+              <w:wordWrap/>
+              <w:overflowPunct/>
+              <w:topLinePunct w:val="0"/>
+              <w:autoSpaceDE/>
+              <w:autoSpaceDN/>
+              <w:bidi w:val="0"/>
+              <w:adjustRightInd/>
+              <w:snapToGrid/>
+              <w:jc w:val="center"/>
+              <w:textAlignment w:val="auto"/>
+              <w:rPr>
+                <w:rFonts w:hint="eastAsia" w:ascii="仿宋_GB2312" w:eastAsia="仿宋_GB2312" w:hAnsiTheme="minorHAnsi" w:cstheme="minorBidi"/>
+                <w:kern w:val="2"/>
+                <w:sz w:val="24"/>
+                <w:szCs w:val="24"/>
+                <w:lang w:val="en-US" w:eastAsia="zh-CN" w:bidi="ar-SA"/>
+              </w:rPr>
+            </w:pPr>
+            <w:r>
+              <w:rPr>
+                <w:rFonts w:hint="eastAsia" w:ascii="仿宋_GB2312" w:eastAsia="仿宋_GB2312"/>
+                <w:sz w:val="24"/>
+                <w:szCs w:val="24"/>
+                <w:lang w:val="en-US" w:eastAsia="zh-CN"/>
+              </w:rPr>
+              <w:t>4</w:t>
+            </w:r>
+          </w:p>
+        </w:tc>
+        <w:tc>
+          <w:tcPr>
+            <w:tcW w:w="4963" w:type="dxa"/>
+            <w:gridSpan w:val="2"/>
+            <w:shd w:val="clear" w:color="auto" w:fill="auto"/>
+            <w:vAlign w:val="center"/>
+          </w:tcPr>
+          <w:p>
+            <w:pPr>
+              <w:keepNext w:val="0"/>
+              <w:keepLines w:val="0"/>
+              <w:widowControl/>
+              <w:suppressLineNumbers w:val="0"/>
+              <w:jc w:val="left"/>
+              <w:rPr>
+                <w:rFonts w:hint="default" w:ascii="Times New Roman" w:hAnsi="Times New Roman" w:eastAsia="仿宋GB2312" w:cstheme="minorBidi"/>
+                <w:b w:val="0"/>
+                <w:kern w:val="2"/>
+                <w:sz w:val="24"/>
+                <w:szCs w:val="24"/>
+                <w:lang w:val="en-US" w:eastAsia="zh-CN" w:bidi="ar-SA"/>
+              </w:rPr>
+            </w:pPr>
+            <w:r>
+              <w:rPr>
+                <w:rFonts w:ascii="Times New Roman" w:hAnsi="Times New Roman" w:eastAsia="仿宋GB2312" w:cs="宋体"/>
+                <w:b w:val="0"/>
+                <w:kern w:val="0"/>
+                <w:sz w:val="24"/>
+                <w:szCs w:val="24"/>
+                <w:lang w:val="en-US" w:eastAsia="zh-CN" w:bidi="ar"/>
+              </w:rPr>
+              <w:t>实验3 文本编辑、文件查找与归档恢复：Vim基础操作；find、which；软链接与硬链接；tar归档、备份和恢复验证</w:t>
+            </w:r>
+          </w:p>
+        </w:tc>
+        <w:tc>
+          <w:tcPr>
+            <w:tcW w:w="1364" w:type="dxa"/>
+            <w:shd w:val="clear" w:color="auto" w:fill="auto"/>
+            <w:vAlign w:val="center"/>
+          </w:tcPr>
+          <w:p>
+            <w:pPr>
+              <w:keepNext w:val="0"/>
+              <w:keepLines w:val="0"/>
+              <w:widowControl/>
+              <w:suppressLineNumbers w:val="0"/>
+              <w:jc w:val="center"/>
+              <w:rPr>
+                <w:rFonts w:hint="default" w:ascii="Times New Roman" w:hAnsi="Times New Roman" w:eastAsia="仿宋GB2312" w:cstheme="minorBidi"/>
+                <w:b w:val="0"/>
+                <w:kern w:val="2"/>
+                <w:sz w:val="24"/>
+                <w:szCs w:val="24"/>
+                <w:lang w:val="en-US" w:eastAsia="zh-CN" w:bidi="ar-SA"/>
+              </w:rPr>
+            </w:pPr>
+            <w:r>
+              <w:rPr>
+                <w:rFonts w:ascii="Times New Roman" w:hAnsi="Times New Roman" w:eastAsia="仿宋GB2312" w:cs="宋体"/>
+                <w:b w:val="0"/>
+                <w:kern w:val="0"/>
+                <w:sz w:val="24"/>
+                <w:szCs w:val="24"/>
+                <w:lang w:val="en-US" w:eastAsia="zh-CN" w:bidi="ar"/>
+              </w:rPr>
+              <w:t>2</w:t>
+            </w:r>
+          </w:p>
+        </w:tc>
+        <w:tc>
+          <w:tcPr>
+            <w:tcW w:w="1980" w:type="dxa"/>
+            <w:shd w:val="clear" w:color="auto" w:fill="auto"/>
+            <w:vAlign w:val="center"/>
+          </w:tcPr>
+          <w:p>
+            <w:pPr>
+              <w:keepNext w:val="0"/>
+              <w:keepLines w:val="0"/>
+              <w:widowControl/>
+              <w:suppressLineNumbers w:val="0"/>
+              <w:jc w:val="left"/>
+              <w:rPr>
+                <w:rFonts w:hint="eastAsia" w:ascii="Times New Roman" w:hAnsi="Times New Roman" w:eastAsia="仿宋GB2312" w:cstheme="minorBidi"/>
+                <w:b w:val="0"/>
+                <w:kern w:val="2"/>
+                <w:sz w:val="24"/>
+                <w:szCs w:val="24"/>
+                <w:lang w:val="en-US" w:eastAsia="zh-CN" w:bidi="ar-SA"/>
+              </w:rPr>
+            </w:pPr>
+            <w:r>
+              <w:rPr>
+                <w:rFonts w:ascii="Times New Roman" w:hAnsi="Times New Roman" w:eastAsia="仿宋GB2312" w:cs="宋体"/>
+                <w:b w:val="0"/>
+                <w:kern w:val="0"/>
+                <w:sz w:val="24"/>
+                <w:szCs w:val="24"/>
+                <w:lang w:val="en-US" w:eastAsia="zh-CN" w:bidi="ar"/>
+              </w:rPr>
+              <w:t>教师演示、学生实操、任务验收</w:t>
+            </w:r>
+          </w:p>
+        </w:tc>
+        <w:tc>
+          <w:tcPr>
+            <w:tcW w:w="1660" w:type="dxa"/>
+            <w:shd w:val="clear" w:color="auto" w:fill="auto"/>
+            <w:vAlign w:val="center"/>
+          </w:tcPr>
+          <w:p>
+            <w:pPr>
+              <w:keepNext w:val="0"/>
+              <w:keepLines w:val="0"/>
+              <w:widowControl/>
+              <w:suppressLineNumbers w:val="0"/>
+              <w:jc w:val="left"/>
+              <w:rPr>
+                <w:rFonts w:ascii="Times New Roman" w:hAnsi="Times New Roman" w:eastAsia="仿宋GB2312" w:cstheme="minorBidi"/>
+                <w:b w:val="0"/>
+                <w:kern w:val="2"/>
+                <w:sz w:val="24"/>
+                <w:szCs w:val="24"/>
+                <w:lang w:val="en-US" w:eastAsia="zh-CN" w:bidi="ar-SA"/>
+              </w:rPr>
+            </w:pPr>
+            <w:r>
+              <w:rPr>
+                <w:rFonts w:ascii="Times New Roman" w:hAnsi="Times New Roman" w:eastAsia="仿宋GB2312" w:cs="宋体"/>
+                <w:b w:val="0"/>
+                <w:kern w:val="0"/>
+                <w:sz w:val="24"/>
+                <w:szCs w:val="24"/>
+                <w:lang w:val="en-US" w:eastAsia="zh-CN" w:bidi="ar"/>
+              </w:rPr>
+              <w:t>完成指定配置文件修改及目录归档，提交恢复验证结果</w:t>
             </w:r>
           </w:p>
         </w:tc>
@@ -852,34 +2596,39 @@
           </w:tblBorders>
         </w:tblPrEx>
         <w:trPr>
-          <w:trHeight w:val="399" w:hRule="atLeast"/>
+          <w:gridAfter w:val="1"/>
+          <w:wAfter w:w="1660" w:type="dxa"/>
+          <w:trHeight w:val="563" w:hRule="atLeast"/>
         </w:trPr>
         <w:tc>
           <w:tcPr>
             <w:tcW w:w="840" w:type="dxa"/>
-            <w:vAlign w:val="center"/>
-          </w:tcPr>
-          <w:p>
-            <w:pPr>
-              <w:keepNext w:val="0"/>
-              <w:keepLines w:val="0"/>
-              <w:pageBreakBefore w:val="0"/>
-              <w:widowControl w:val="0"/>
-              <w:kinsoku/>
-              <w:wordWrap/>
-              <w:overflowPunct/>
-              <w:topLinePunct w:val="0"/>
-              <w:autoSpaceDE/>
-              <w:autoSpaceDN/>
-              <w:bidi w:val="0"/>
-              <w:adjustRightInd/>
-              <w:snapToGrid/>
-              <w:jc w:val="center"/>
-              <w:textAlignment w:val="auto"/>
-              <w:rPr>
-                <w:rFonts w:ascii="仿宋_GB2312" w:eastAsia="仿宋_GB2312"/>
-                <w:sz w:val="24"/>
-                <w:szCs w:val="24"/>
+            <w:shd w:val="clear" w:color="auto" w:fill="auto"/>
+            <w:vAlign w:val="center"/>
+          </w:tcPr>
+          <w:p>
+            <w:pPr>
+              <w:keepNext w:val="0"/>
+              <w:keepLines w:val="0"/>
+              <w:pageBreakBefore w:val="0"/>
+              <w:widowControl w:val="0"/>
+              <w:kinsoku/>
+              <w:wordWrap/>
+              <w:overflowPunct/>
+              <w:topLinePunct w:val="0"/>
+              <w:autoSpaceDE/>
+              <w:autoSpaceDN/>
+              <w:bidi w:val="0"/>
+              <w:adjustRightInd/>
+              <w:snapToGrid/>
+              <w:jc w:val="center"/>
+              <w:textAlignment w:val="auto"/>
+              <w:rPr>
+                <w:rFonts w:hint="eastAsia" w:ascii="仿宋_GB2312" w:eastAsia="仿宋_GB2312" w:hAnsiTheme="minorHAnsi" w:cstheme="minorBidi"/>
+                <w:kern w:val="2"/>
+                <w:sz w:val="24"/>
+                <w:szCs w:val="24"/>
+                <w:lang w:val="en-US" w:eastAsia="zh-CN" w:bidi="ar-SA"/>
               </w:rPr>
             </w:pPr>
             <w:r>
@@ -889,15 +2638,7 @@
                 <w:szCs w:val="24"/>
                 <w:lang w:val="en-US" w:eastAsia="zh-CN"/>
               </w:rPr>
-              <w:t>教学</w:t>
-            </w:r>
-            <w:r>
-              <w:rPr>
-                <w:rFonts w:hint="eastAsia" w:ascii="仿宋_GB2312" w:eastAsia="仿宋_GB2312"/>
-                <w:sz w:val="24"/>
-                <w:szCs w:val="24"/>
-              </w:rPr>
-              <w:t>周次</w:t>
+              <w:t>4</w:t>
             </w:r>
           </w:p>
         </w:tc>
@@ -905,6 +2646,7 @@
           <w:tcPr>
             <w:tcW w:w="4963" w:type="dxa"/>
             <w:gridSpan w:val="2"/>
+            <w:shd w:val="clear" w:color="auto" w:fill="auto"/>
             <w:vAlign w:val="center"/>
           </w:tcPr>
           <w:p>
@@ -913,30 +2655,35 @@
               <w:keepLines w:val="0"/>
               <w:widowControl/>
               <w:suppressLineNumbers w:val="0"/>
-              <w:jc w:val="center"/>
+              <w:jc w:val="left"/>
+              <w:rPr>
+                <w:rFonts w:hint="default" w:ascii="Times New Roman" w:hAnsi="Times New Roman" w:eastAsia="仿宋GB2312" w:cstheme="minorBidi"/>
+                <w:b w:val="0"/>
+                <w:kern w:val="2"/>
+                <w:sz w:val="24"/>
+                <w:szCs w:val="24"/>
+                <w:lang w:val="en-US" w:eastAsia="zh-CN" w:bidi="ar-SA"/>
+              </w:rPr>
+            </w:pPr>
+            <w:r>
               <w:rPr>
                 <w:rFonts w:ascii="Times New Roman" w:hAnsi="Times New Roman" w:eastAsia="仿宋GB2312" w:cs="宋体"/>
                 <w:b w:val="0"/>
-                <w:bCs/>
                 <w:kern w:val="0"/>
                 <w:sz w:val="24"/>
                 <w:szCs w:val="24"/>
                 <w:lang w:val="en-US" w:eastAsia="zh-CN" w:bidi="ar"/>
               </w:rPr>
-            </w:pPr>
-            <w:r>
-              <w:rPr>
-                <w:rFonts w:ascii="Times New Roman" w:hAnsi="Times New Roman" w:eastAsia="仿宋GB2312" w:cs="宋体"/>
-                <w:b w:val="0"/>
-                <w:bCs/>
-                <w:kern w:val="0"/>
-                <w:sz w:val="24"/>
-                <w:szCs w:val="24"/>
-                <w:lang w:val="en-US" w:eastAsia="zh-CN" w:bidi="ar"/>
-              </w:rPr>
-              <w:t>教学内容</w:t>
-            </w:r>
-          </w:p>
+              <w:t>实验4 Linux用户、用户组与权限管理：用户、用户组、UID/GID；useradd、usermod、passwd、groupadd；rwx、chmod、chown、umask；sudo、wheel及最小权限配置</w:t>
+            </w:r>
+          </w:p>
+        </w:tc>
+        <w:tc>
+          <w:tcPr>
+            <w:tcW w:w="1364" w:type="dxa"/>
+            <w:shd w:val="clear" w:color="auto" w:fill="auto"/>
+            <w:vAlign w:val="center"/>
+          </w:tcPr>
           <w:p>
             <w:pPr>
               <w:keepNext w:val="0"/>
@@ -945,29 +2692,31 @@
               <w:suppressLineNumbers w:val="0"/>
               <w:jc w:val="center"/>
               <w:rPr>
-                <w:rFonts w:ascii="Times New Roman" w:hAnsi="Times New Roman" w:eastAsia="仿宋GB2312"/>
-                <w:b w:val="0"/>
-                <w:sz w:val="24"/>
-                <w:szCs w:val="24"/>
+                <w:rFonts w:hint="eastAsia" w:ascii="Times New Roman" w:hAnsi="Times New Roman" w:eastAsia="仿宋GB2312" w:cstheme="minorBidi"/>
+                <w:b w:val="0"/>
+                <w:kern w:val="2"/>
+                <w:sz w:val="24"/>
+                <w:szCs w:val="24"/>
+                <w:lang w:val="en-US" w:eastAsia="zh-CN" w:bidi="ar-SA"/>
               </w:rPr>
             </w:pPr>
             <w:r>
               <w:rPr>
                 <w:rFonts w:ascii="Times New Roman" w:hAnsi="Times New Roman" w:eastAsia="仿宋GB2312" w:cs="宋体"/>
                 <w:b w:val="0"/>
-                <w:bCs/>
                 <w:kern w:val="0"/>
                 <w:sz w:val="24"/>
                 <w:szCs w:val="24"/>
                 <w:lang w:val="en-US" w:eastAsia="zh-CN" w:bidi="ar"/>
               </w:rPr>
-              <w:t>（模块/项目）</w:t>
-            </w:r>
-          </w:p>
-        </w:tc>
-        <w:tc>
-          <w:tcPr>
-            <w:tcW w:w="1364" w:type="dxa"/>
+              <w:t>4</w:t>
+            </w:r>
+          </w:p>
+        </w:tc>
+        <w:tc>
+          <w:tcPr>
+            <w:tcW w:w="1980" w:type="dxa"/>
+            <w:shd w:val="clear" w:color="auto" w:fill="auto"/>
             <w:vAlign w:val="center"/>
           </w:tcPr>
           <w:p>
@@ -976,31 +2725,33 @@
               <w:keepLines w:val="0"/>
               <w:widowControl/>
               <w:suppressLineNumbers w:val="0"/>
-              <w:jc w:val="center"/>
-              <w:rPr>
-                <w:rFonts w:ascii="Times New Roman" w:hAnsi="Times New Roman" w:eastAsia="仿宋GB2312"/>
-                <w:b w:val="0"/>
-                <w:sz w:val="24"/>
-                <w:szCs w:val="24"/>
+              <w:jc w:val="left"/>
+              <w:rPr>
+                <w:rFonts w:hint="eastAsia" w:ascii="Times New Roman" w:hAnsi="Times New Roman" w:eastAsia="仿宋GB2312" w:cstheme="minorBidi"/>
+                <w:b w:val="0"/>
+                <w:kern w:val="2"/>
+                <w:sz w:val="24"/>
+                <w:szCs w:val="24"/>
+                <w:lang w:val="en-US" w:eastAsia="zh-CN" w:bidi="ar-SA"/>
               </w:rPr>
             </w:pPr>
             <w:r>
               <w:rPr>
                 <w:rFonts w:ascii="Times New Roman" w:hAnsi="Times New Roman" w:eastAsia="仿宋GB2312" w:cs="宋体"/>
                 <w:b w:val="0"/>
-                <w:bCs/>
                 <w:kern w:val="0"/>
                 <w:sz w:val="24"/>
                 <w:szCs w:val="24"/>
                 <w:lang w:val="en-US" w:eastAsia="zh-CN" w:bidi="ar"/>
               </w:rPr>
-              <w:t>学时</w:t>
-            </w:r>
-          </w:p>
-        </w:tc>
-        <w:tc>
-          <w:tcPr>
-            <w:tcW w:w="2127" w:type="dxa"/>
+              <w:t>情境教学、任务驱动、小组实践、故障验证</w:t>
+            </w:r>
+          </w:p>
+        </w:tc>
+        <w:tc>
+          <w:tcPr>
+            <w:tcW w:w="1660" w:type="dxa"/>
+            <w:shd w:val="clear" w:color="auto" w:fill="auto"/>
             <w:vAlign w:val="center"/>
           </w:tcPr>
           <w:p>
@@ -1009,60 +2760,26 @@
               <w:keepLines w:val="0"/>
               <w:widowControl/>
               <w:suppressLineNumbers w:val="0"/>
-              <w:jc w:val="center"/>
-              <w:rPr>
-                <w:rFonts w:hint="eastAsia" w:ascii="Times New Roman" w:hAnsi="Times New Roman" w:eastAsia="仿宋GB2312"/>
-                <w:b w:val="0"/>
-                <w:sz w:val="24"/>
-                <w:szCs w:val="24"/>
-                <w:lang w:eastAsia="zh-CN"/>
+              <w:jc w:val="left"/>
+              <w:rPr>
+                <w:rFonts w:ascii="Times New Roman" w:hAnsi="Times New Roman" w:eastAsia="仿宋GB2312" w:cstheme="minorBidi"/>
+                <w:b w:val="0"/>
+                <w:kern w:val="2"/>
+                <w:sz w:val="24"/>
+                <w:szCs w:val="24"/>
+                <w:lang w:val="en-US" w:eastAsia="zh-CN" w:bidi="ar-SA"/>
               </w:rPr>
             </w:pPr>
             <w:r>
               <w:rPr>
                 <w:rFonts w:ascii="Times New Roman" w:hAnsi="Times New Roman" w:eastAsia="仿宋GB2312" w:cs="宋体"/>
                 <w:b w:val="0"/>
-                <w:bCs/>
                 <w:kern w:val="0"/>
                 <w:sz w:val="24"/>
                 <w:szCs w:val="24"/>
                 <w:lang w:val="en-US" w:eastAsia="zh-CN" w:bidi="ar"/>
               </w:rPr>
-              <w:t>教学方法</w:t>
-            </w:r>
-          </w:p>
-        </w:tc>
-        <w:tc>
-          <w:tcPr>
-            <w:tcW w:w="1513" w:type="dxa"/>
-            <w:vAlign w:val="center"/>
-          </w:tcPr>
-          <w:p>
-            <w:pPr>
-              <w:keepNext w:val="0"/>
-              <w:keepLines w:val="0"/>
-              <w:widowControl/>
-              <w:suppressLineNumbers w:val="0"/>
-              <w:jc w:val="center"/>
-              <w:rPr>
-                <w:rFonts w:hint="eastAsia" w:ascii="Times New Roman" w:hAnsi="Times New Roman" w:eastAsia="仿宋GB2312"/>
-                <w:b w:val="0"/>
-                <w:sz w:val="24"/>
-                <w:szCs w:val="24"/>
-                <w:lang w:eastAsia="zh-CN"/>
-              </w:rPr>
-            </w:pPr>
-            <w:r>
-              <w:rPr>
-                <w:rFonts w:ascii="Times New Roman" w:hAnsi="Times New Roman" w:eastAsia="仿宋GB2312" w:cs="宋体"/>
-                <w:b w:val="0"/>
-                <w:bCs/>
-                <w:kern w:val="0"/>
-                <w:sz w:val="24"/>
-                <w:szCs w:val="24"/>
-                <w:lang w:val="en-US" w:eastAsia="zh-CN" w:bidi="ar"/>
-              </w:rPr>
-              <w:t>作业布置</w:t>
+              <w:t>按企业情境完成账号、用户组及共享目录权限配置</w:t>
             </w:r>
           </w:p>
         </w:tc>
@@ -1077,45 +2794,57 @@
             <w:insideH w:val="single" w:color="auto" w:sz="4" w:space="0"/>
             <w:insideV w:val="single" w:color="auto" w:sz="4" w:space="0"/>
           </w:tblBorders>
+          <w:tblCellMar>
+            <w:top w:w="0" w:type="dxa"/>
+            <w:left w:w="108" w:type="dxa"/>
+            <w:bottom w:w="0" w:type="dxa"/>
+            <w:right w:w="108" w:type="dxa"/>
+          </w:tblCellMar>
         </w:tblPrEx>
         <w:trPr>
-          <w:trHeight w:val="545" w:hRule="atLeast"/>
+          <w:gridAfter w:val="1"/>
+          <w:wAfter w:w="1660" w:type="dxa"/>
+          <w:trHeight w:val="542" w:hRule="atLeast"/>
         </w:trPr>
         <w:tc>
           <w:tcPr>
             <w:tcW w:w="840" w:type="dxa"/>
-            <w:vAlign w:val="center"/>
-          </w:tcPr>
-          <w:p>
-            <w:pPr>
-              <w:keepNext w:val="0"/>
-              <w:keepLines w:val="0"/>
-              <w:pageBreakBefore w:val="0"/>
-              <w:widowControl w:val="0"/>
-              <w:kinsoku/>
-              <w:wordWrap/>
-              <w:overflowPunct/>
-              <w:topLinePunct w:val="0"/>
-              <w:autoSpaceDE/>
-              <w:autoSpaceDN/>
-              <w:bidi w:val="0"/>
-              <w:adjustRightInd/>
-              <w:snapToGrid/>
-              <w:jc w:val="center"/>
-              <w:textAlignment w:val="auto"/>
-              <w:rPr>
-                <w:rFonts w:ascii="仿宋_GB2312" w:eastAsia="仿宋_GB2312"/>
-                <w:sz w:val="24"/>
-                <w:szCs w:val="24"/>
-              </w:rPr>
-            </w:pPr>
-            <w:r>
-              <w:rPr>
-                <w:rFonts w:hint="eastAsia" w:ascii="仿宋_GB2312" w:eastAsia="仿宋_GB2312"/>
-                <w:sz w:val="24"/>
-                <w:szCs w:val="24"/>
-              </w:rPr>
-              <w:t>1</w:t>
+            <w:shd w:val="clear" w:color="auto" w:fill="auto"/>
+            <w:vAlign w:val="center"/>
+          </w:tcPr>
+          <w:p>
+            <w:pPr>
+              <w:keepNext w:val="0"/>
+              <w:keepLines w:val="0"/>
+              <w:pageBreakBefore w:val="0"/>
+              <w:widowControl w:val="0"/>
+              <w:kinsoku/>
+              <w:wordWrap/>
+              <w:overflowPunct/>
+              <w:topLinePunct w:val="0"/>
+              <w:autoSpaceDE/>
+              <w:autoSpaceDN/>
+              <w:bidi w:val="0"/>
+              <w:adjustRightInd/>
+              <w:snapToGrid/>
+              <w:jc w:val="center"/>
+              <w:textAlignment w:val="auto"/>
+              <w:rPr>
+                <w:rFonts w:hint="eastAsia" w:ascii="仿宋_GB2312" w:eastAsia="仿宋_GB2312" w:hAnsiTheme="minorHAnsi" w:cstheme="minorBidi"/>
+                <w:kern w:val="2"/>
+                <w:sz w:val="24"/>
+                <w:szCs w:val="24"/>
+                <w:lang w:val="en-US" w:eastAsia="zh-CN" w:bidi="ar-SA"/>
+              </w:rPr>
+            </w:pPr>
+            <w:r>
+              <w:rPr>
+                <w:rFonts w:hint="eastAsia" w:ascii="仿宋_GB2312" w:eastAsia="仿宋_GB2312"/>
+                <w:sz w:val="24"/>
+                <w:szCs w:val="24"/>
+                <w:lang w:val="en-US" w:eastAsia="zh-CN"/>
+              </w:rPr>
+              <w:t>4</w:t>
             </w:r>
           </w:p>
         </w:tc>
@@ -1134,6 +2863,16 @@
               <w:suppressLineNumbers w:val="0"/>
               <w:jc w:val="left"/>
               <w:rPr>
+                <w:rFonts w:hint="default" w:ascii="Times New Roman" w:hAnsi="Times New Roman" w:eastAsia="仿宋GB2312" w:cstheme="minorBidi"/>
+                <w:b w:val="0"/>
+                <w:kern w:val="2"/>
+                <w:sz w:val="24"/>
+                <w:szCs w:val="24"/>
+                <w:lang w:val="en-US" w:eastAsia="zh-CN" w:bidi="ar-SA"/>
+              </w:rPr>
+            </w:pPr>
+            <w:r>
+              <w:rPr>
                 <w:rFonts w:ascii="Times New Roman" w:hAnsi="Times New Roman" w:eastAsia="仿宋GB2312" w:cs="宋体"/>
                 <w:b w:val="0"/>
                 <w:kern w:val="0"/>
@@ -1141,6 +2880,31 @@
                 <w:szCs w:val="24"/>
                 <w:lang w:val="en-US" w:eastAsia="zh-CN" w:bidi="ar"/>
               </w:rPr>
+              <w:t>实验5 软件包与软件源管理：DNF软件查询、安装、更新、卸载；RPM基础；软件源配置；APT与DNF差异认知</w:t>
+            </w:r>
+          </w:p>
+        </w:tc>
+        <w:tc>
+          <w:tcPr>
+            <w:tcW w:w="1364" w:type="dxa"/>
+            <w:shd w:val="clear" w:color="auto" w:fill="auto"/>
+            <w:vAlign w:val="center"/>
+          </w:tcPr>
+          <w:p>
+            <w:pPr>
+              <w:keepNext w:val="0"/>
+              <w:keepLines w:val="0"/>
+              <w:widowControl/>
+              <w:suppressLineNumbers w:val="0"/>
+              <w:jc w:val="center"/>
+              <w:rPr>
+                <w:rFonts w:hint="default" w:ascii="Times New Roman" w:hAnsi="Times New Roman" w:eastAsia="仿宋GB2312" w:cstheme="minorBidi"/>
+                <w:b w:val="0"/>
+                <w:kern w:val="2"/>
+                <w:sz w:val="24"/>
+                <w:szCs w:val="24"/>
+                <w:lang w:val="en-US" w:eastAsia="zh-CN" w:bidi="ar-SA"/>
+              </w:rPr>
             </w:pPr>
             <w:r>
               <w:rPr>
@@ -1151,9 +2915,16 @@
                 <w:szCs w:val="24"/>
                 <w:lang w:val="en-US" w:eastAsia="zh-CN" w:bidi="ar"/>
               </w:rPr>
-              <w:t>模块一：Linux基础运维；实验1 Linux服务器安装与初始化（第一部分）：</w:t>
-            </w:r>
-          </w:p>
+              <w:t>2</w:t>
+            </w:r>
+          </w:p>
+        </w:tc>
+        <w:tc>
+          <w:tcPr>
+            <w:tcW w:w="1980" w:type="dxa"/>
+            <w:shd w:val="clear" w:color="auto" w:fill="auto"/>
+            <w:vAlign w:val="center"/>
+          </w:tcPr>
           <w:p>
             <w:pPr>
               <w:keepNext w:val="0"/>
@@ -1162,7 +2933,7 @@
               <w:suppressLineNumbers w:val="0"/>
               <w:jc w:val="left"/>
               <w:rPr>
-                <w:rFonts w:hint="default" w:ascii="Times New Roman" w:hAnsi="Times New Roman" w:eastAsia="仿宋GB2312" w:cstheme="minorBidi"/>
+                <w:rFonts w:hint="eastAsia" w:ascii="Times New Roman" w:hAnsi="Times New Roman" w:eastAsia="仿宋GB2312" w:cstheme="minorBidi"/>
                 <w:b w:val="0"/>
                 <w:kern w:val="2"/>
                 <w:sz w:val="24"/>
@@ -1179,48 +2950,13 @@
                 <w:szCs w:val="24"/>
                 <w:lang w:val="en-US" w:eastAsia="zh-CN" w:bidi="ar"/>
               </w:rPr>
-              <w:t>课程任务说明；Linux及常见发行版认知；VMware实验环境检查；创建虚拟机；Rocky Linux安装准备</w:t>
-            </w:r>
-          </w:p>
-        </w:tc>
-        <w:tc>
-          <w:tcPr>
-            <w:tcW w:w="1364" w:type="dxa"/>
-            <w:shd w:val="clear" w:color="auto" w:fill="auto"/>
-            <w:vAlign w:val="center"/>
-          </w:tcPr>
-          <w:p>
-            <w:pPr>
-              <w:keepNext w:val="0"/>
-              <w:keepLines w:val="0"/>
-              <w:widowControl/>
-              <w:suppressLineNumbers w:val="0"/>
-              <w:jc w:val="center"/>
-              <w:rPr>
-                <w:rFonts w:hint="eastAsia" w:ascii="Times New Roman" w:hAnsi="Times New Roman" w:eastAsia="仿宋GB2312" w:cstheme="minorBidi"/>
-                <w:b w:val="0"/>
-                <w:kern w:val="2"/>
-                <w:sz w:val="24"/>
-                <w:szCs w:val="24"/>
-                <w:lang w:val="en-US" w:eastAsia="zh-CN" w:bidi="ar-SA"/>
-              </w:rPr>
-            </w:pPr>
-            <w:r>
-              <w:rPr>
-                <w:rFonts w:ascii="Times New Roman" w:hAnsi="Times New Roman" w:eastAsia="仿宋GB2312" w:cs="宋体"/>
-                <w:b w:val="0"/>
-                <w:kern w:val="0"/>
-                <w:sz w:val="24"/>
-                <w:szCs w:val="24"/>
-                <w:lang w:val="en-US" w:eastAsia="zh-CN" w:bidi="ar"/>
-              </w:rPr>
-              <w:t>2</w:t>
-            </w:r>
-          </w:p>
-        </w:tc>
-        <w:tc>
-          <w:tcPr>
-            <w:tcW w:w="2127" w:type="dxa"/>
+              <w:t>演示教学、任务驱动、实践操作</w:t>
+            </w:r>
+          </w:p>
+        </w:tc>
+        <w:tc>
+          <w:tcPr>
+            <w:tcW w:w="1660" w:type="dxa"/>
             <w:shd w:val="clear" w:color="auto" w:fill="auto"/>
             <w:vAlign w:val="center"/>
           </w:tcPr>
@@ -1249,42 +2985,7 @@
                 <w:szCs w:val="24"/>
                 <w:lang w:val="en-US" w:eastAsia="zh-CN" w:bidi="ar"/>
               </w:rPr>
-              <w:t>任务驱动、教师演示、学生实操</w:t>
-            </w:r>
-          </w:p>
-        </w:tc>
-        <w:tc>
-          <w:tcPr>
-            <w:tcW w:w="1513" w:type="dxa"/>
-            <w:shd w:val="clear" w:color="auto" w:fill="auto"/>
-            <w:vAlign w:val="center"/>
-          </w:tcPr>
-          <w:p>
-            <w:pPr>
-              <w:keepNext w:val="0"/>
-              <w:keepLines w:val="0"/>
-              <w:widowControl/>
-              <w:suppressLineNumbers w:val="0"/>
-              <w:jc w:val="left"/>
-              <w:rPr>
-                <w:rFonts w:hint="default" w:ascii="Times New Roman" w:hAnsi="Times New Roman" w:eastAsia="仿宋GB2312" w:cstheme="minorBidi"/>
-                <w:b w:val="0"/>
-                <w:kern w:val="2"/>
-                <w:sz w:val="24"/>
-                <w:szCs w:val="24"/>
-                <w:lang w:val="en-US" w:eastAsia="zh-CN" w:bidi="ar-SA"/>
-              </w:rPr>
-            </w:pPr>
-            <w:r>
-              <w:rPr>
-                <w:rFonts w:ascii="Times New Roman" w:hAnsi="Times New Roman" w:eastAsia="仿宋GB2312" w:cs="宋体"/>
-                <w:b w:val="0"/>
-                <w:kern w:val="0"/>
-                <w:sz w:val="24"/>
-                <w:szCs w:val="24"/>
-                <w:lang w:val="en-US" w:eastAsia="zh-CN" w:bidi="ar"/>
-              </w:rPr>
-              <w:t>完成虚拟机创建，记录CPU、内存、磁盘、网卡等虚拟机配置</w:t>
+              <w:t>配置可用软件源，安装指定软件并提交版本及仓库验证结果</w:t>
             </w:r>
           </w:p>
         </w:tc>
@@ -1299,51 +3000,57 @@
             <w:insideH w:val="single" w:color="auto" w:sz="4" w:space="0"/>
             <w:insideV w:val="single" w:color="auto" w:sz="4" w:space="0"/>
           </w:tblBorders>
+          <w:tblCellMar>
+            <w:top w:w="0" w:type="dxa"/>
+            <w:left w:w="108" w:type="dxa"/>
+            <w:bottom w:w="0" w:type="dxa"/>
+            <w:right w:w="108" w:type="dxa"/>
+          </w:tblCellMar>
         </w:tblPrEx>
         <w:trPr>
-          <w:trHeight w:val="553" w:hRule="atLeast"/>
+          <w:gridAfter w:val="1"/>
+          <w:wAfter w:w="1660" w:type="dxa"/>
+          <w:trHeight w:val="579" w:hRule="atLeast"/>
         </w:trPr>
         <w:tc>
           <w:tcPr>
             <w:tcW w:w="840" w:type="dxa"/>
-            <w:vAlign w:val="center"/>
-          </w:tcPr>
-          <w:p>
-            <w:pPr>
-              <w:keepNext w:val="0"/>
-              <w:keepLines w:val="0"/>
-              <w:pageBreakBefore w:val="0"/>
-              <w:widowControl w:val="0"/>
-              <w:tabs>
-                <w:tab w:val="center" w:pos="372"/>
-                <w:tab w:val="left" w:pos="501"/>
-              </w:tabs>
-              <w:kinsoku/>
-              <w:wordWrap/>
-              <w:overflowPunct/>
-              <w:topLinePunct w:val="0"/>
-              <w:autoSpaceDE/>
-              <w:autoSpaceDN/>
-              <w:bidi w:val="0"/>
-              <w:adjustRightInd/>
-              <w:snapToGrid/>
-              <w:jc w:val="left"/>
-              <w:textAlignment w:val="auto"/>
-              <w:rPr>
-                <w:rFonts w:hint="default" w:ascii="仿宋_GB2312" w:eastAsia="仿宋_GB2312"/>
+            <w:shd w:val="clear" w:color="auto" w:fill="auto"/>
+            <w:vAlign w:val="center"/>
+          </w:tcPr>
+          <w:p>
+            <w:pPr>
+              <w:keepNext w:val="0"/>
+              <w:keepLines w:val="0"/>
+              <w:pageBreakBefore w:val="0"/>
+              <w:widowControl w:val="0"/>
+              <w:kinsoku/>
+              <w:wordWrap/>
+              <w:overflowPunct/>
+              <w:topLinePunct w:val="0"/>
+              <w:autoSpaceDE/>
+              <w:autoSpaceDN/>
+              <w:bidi w:val="0"/>
+              <w:adjustRightInd/>
+              <w:snapToGrid/>
+              <w:jc w:val="center"/>
+              <w:textAlignment w:val="auto"/>
+              <w:rPr>
+                <w:rFonts w:hint="eastAsia" w:ascii="仿宋_GB2312" w:eastAsia="仿宋_GB2312" w:hAnsiTheme="minorHAnsi" w:cstheme="minorBidi"/>
+                <w:kern w:val="2"/>
+                <w:sz w:val="24"/>
+                <w:szCs w:val="24"/>
+                <w:lang w:val="en-US" w:eastAsia="zh-CN" w:bidi="ar-SA"/>
+              </w:rPr>
+            </w:pPr>
+            <w:r>
+              <w:rPr>
+                <w:rFonts w:hint="eastAsia" w:ascii="仿宋_GB2312" w:eastAsia="仿宋_GB2312"/>
                 <w:sz w:val="24"/>
                 <w:szCs w:val="24"/>
                 <w:lang w:val="en-US" w:eastAsia="zh-CN"/>
               </w:rPr>
-            </w:pPr>
-            <w:r>
-              <w:rPr>
-                <w:rFonts w:hint="eastAsia" w:ascii="仿宋_GB2312" w:eastAsia="仿宋_GB2312"/>
-                <w:sz w:val="24"/>
-                <w:szCs w:val="24"/>
-                <w:lang w:val="en-US" w:eastAsia="zh-CN"/>
-              </w:rPr>
-              <w:t>1</w:t>
+              <w:t>6</w:t>
             </w:r>
           </w:p>
         </w:tc>
@@ -1362,6 +3069,16 @@
               <w:suppressLineNumbers w:val="0"/>
               <w:jc w:val="left"/>
               <w:rPr>
+                <w:rFonts w:hint="default" w:ascii="Times New Roman" w:hAnsi="Times New Roman" w:eastAsia="仿宋GB2312" w:cstheme="minorBidi"/>
+                <w:b w:val="0"/>
+                <w:kern w:val="2"/>
+                <w:sz w:val="24"/>
+                <w:szCs w:val="24"/>
+                <w:lang w:val="en-US" w:eastAsia="zh-CN" w:bidi="ar-SA"/>
+              </w:rPr>
+            </w:pPr>
+            <w:r>
+              <w:rPr>
                 <w:rFonts w:ascii="Times New Roman" w:hAnsi="Times New Roman" w:eastAsia="仿宋GB2312" w:cs="宋体"/>
                 <w:b w:val="0"/>
                 <w:kern w:val="0"/>
@@ -1369,6 +3086,31 @@
                 <w:szCs w:val="24"/>
                 <w:lang w:val="en-US" w:eastAsia="zh-CN" w:bidi="ar"/>
               </w:rPr>
+              <w:t>实验6 systemd服务与journal日志管理：进程与服务；systemctl启动、停止、重启、自启动、状态查看；journalctl日志查看；基础服务故障定位</w:t>
+            </w:r>
+          </w:p>
+        </w:tc>
+        <w:tc>
+          <w:tcPr>
+            <w:tcW w:w="1364" w:type="dxa"/>
+            <w:shd w:val="clear" w:color="auto" w:fill="auto"/>
+            <w:vAlign w:val="center"/>
+          </w:tcPr>
+          <w:p>
+            <w:pPr>
+              <w:keepNext w:val="0"/>
+              <w:keepLines w:val="0"/>
+              <w:widowControl/>
+              <w:suppressLineNumbers w:val="0"/>
+              <w:jc w:val="center"/>
+              <w:rPr>
+                <w:rFonts w:hint="default" w:ascii="Times New Roman" w:hAnsi="Times New Roman" w:eastAsia="仿宋GB2312" w:cstheme="minorBidi"/>
+                <w:b w:val="0"/>
+                <w:kern w:val="2"/>
+                <w:sz w:val="24"/>
+                <w:szCs w:val="24"/>
+                <w:lang w:val="en-US" w:eastAsia="zh-CN" w:bidi="ar-SA"/>
+              </w:rPr>
             </w:pPr>
             <w:r>
               <w:rPr>
@@ -1379,9 +3121,16 @@
                 <w:szCs w:val="24"/>
                 <w:lang w:val="en-US" w:eastAsia="zh-CN" w:bidi="ar"/>
               </w:rPr>
-              <w:t>实验1 Linux服务器安装与初始化（第二部分）：</w:t>
-            </w:r>
-          </w:p>
+              <w:t>2</w:t>
+            </w:r>
+          </w:p>
+        </w:tc>
+        <w:tc>
+          <w:tcPr>
+            <w:tcW w:w="1980" w:type="dxa"/>
+            <w:shd w:val="clear" w:color="auto" w:fill="auto"/>
+            <w:vAlign w:val="center"/>
+          </w:tcPr>
           <w:p>
             <w:pPr>
               <w:keepNext w:val="0"/>
@@ -1390,6 +3139,16 @@
               <w:suppressLineNumbers w:val="0"/>
               <w:jc w:val="left"/>
               <w:rPr>
+                <w:rFonts w:hint="eastAsia" w:ascii="Times New Roman" w:hAnsi="Times New Roman" w:eastAsia="仿宋GB2312" w:cstheme="minorBidi"/>
+                <w:b w:val="0"/>
+                <w:kern w:val="2"/>
+                <w:sz w:val="24"/>
+                <w:szCs w:val="24"/>
+                <w:lang w:val="en-US" w:eastAsia="zh-CN" w:bidi="ar-SA"/>
+              </w:rPr>
+            </w:pPr>
+            <w:r>
+              <w:rPr>
                 <w:rFonts w:ascii="Times New Roman" w:hAnsi="Times New Roman" w:eastAsia="仿宋GB2312" w:cs="宋体"/>
                 <w:b w:val="0"/>
                 <w:kern w:val="0"/>
@@ -1397,19 +3156,16 @@
                 <w:szCs w:val="24"/>
                 <w:lang w:val="en-US" w:eastAsia="zh-CN" w:bidi="ar"/>
               </w:rPr>
-            </w:pPr>
-            <w:r>
-              <w:rPr>
-                <w:rFonts w:ascii="Times New Roman" w:hAnsi="Times New Roman" w:eastAsia="仿宋GB2312" w:cs="宋体"/>
-                <w:b w:val="0"/>
-                <w:kern w:val="0"/>
-                <w:sz w:val="24"/>
-                <w:szCs w:val="24"/>
-                <w:lang w:val="en-US" w:eastAsia="zh-CN" w:bidi="ar"/>
-              </w:rPr>
-              <w:t>完成Rocky Linux安装；创建用户；检查系统版本、主机名、时间、IP及磁盘信息；建立初始快照。</w:t>
-            </w:r>
-          </w:p>
+              <w:t>故障导向、教师演示、学生排障</w:t>
+            </w:r>
+          </w:p>
+        </w:tc>
+        <w:tc>
+          <w:tcPr>
+            <w:tcW w:w="1660" w:type="dxa"/>
+            <w:shd w:val="clear" w:color="auto" w:fill="auto"/>
+            <w:vAlign w:val="center"/>
+          </w:tcPr>
           <w:p>
             <w:pPr>
               <w:keepNext w:val="0"/>
@@ -1435,112 +3191,7 @@
                 <w:szCs w:val="24"/>
                 <w:lang w:val="en-US" w:eastAsia="zh-CN" w:bidi="ar"/>
               </w:rPr>
-              <w:t>实验2 Linux命令行、文件与目录管理（第一部分）：命令格式、帮助、补全、历史命令；Linux目录结构；绝对路径与相对路径</w:t>
-            </w:r>
-          </w:p>
-        </w:tc>
-        <w:tc>
-          <w:tcPr>
-            <w:tcW w:w="1364" w:type="dxa"/>
-            <w:shd w:val="clear" w:color="auto" w:fill="auto"/>
-            <w:vAlign w:val="center"/>
-          </w:tcPr>
-          <w:p>
-            <w:pPr>
-              <w:keepNext w:val="0"/>
-              <w:keepLines w:val="0"/>
-              <w:widowControl/>
-              <w:suppressLineNumbers w:val="0"/>
-              <w:jc w:val="center"/>
-              <w:rPr>
-                <w:rFonts w:ascii="Times New Roman" w:hAnsi="Times New Roman" w:eastAsia="仿宋GB2312" w:cstheme="minorBidi"/>
-                <w:b w:val="0"/>
-                <w:kern w:val="2"/>
-                <w:sz w:val="24"/>
-                <w:szCs w:val="24"/>
-                <w:lang w:val="en-US" w:eastAsia="zh-CN" w:bidi="ar-SA"/>
-              </w:rPr>
-            </w:pPr>
-            <w:r>
-              <w:rPr>
-                <w:rFonts w:ascii="Times New Roman" w:hAnsi="Times New Roman" w:eastAsia="仿宋GB2312" w:cs="宋体"/>
-                <w:b w:val="0"/>
-                <w:kern w:val="0"/>
-                <w:sz w:val="24"/>
-                <w:szCs w:val="24"/>
-                <w:lang w:val="en-US" w:eastAsia="zh-CN" w:bidi="ar"/>
-              </w:rPr>
-              <w:t>4</w:t>
-            </w:r>
-          </w:p>
-        </w:tc>
-        <w:tc>
-          <w:tcPr>
-            <w:tcW w:w="2127" w:type="dxa"/>
-            <w:shd w:val="clear" w:color="auto" w:fill="auto"/>
-            <w:vAlign w:val="center"/>
-          </w:tcPr>
-          <w:p>
-            <w:pPr>
-              <w:keepNext w:val="0"/>
-              <w:keepLines w:val="0"/>
-              <w:widowControl/>
-              <w:suppressLineNumbers w:val="0"/>
-              <w:jc w:val="left"/>
-              <w:rPr>
-                <w:rFonts w:hint="eastAsia" w:ascii="Times New Roman" w:hAnsi="Times New Roman" w:eastAsia="仿宋GB2312" w:cstheme="minorBidi"/>
-                <w:b w:val="0"/>
-                <w:kern w:val="2"/>
-                <w:sz w:val="24"/>
-                <w:szCs w:val="24"/>
-                <w:lang w:val="en-US" w:eastAsia="zh-CN" w:bidi="ar-SA"/>
-              </w:rPr>
-            </w:pPr>
-            <w:r>
-              <w:rPr>
-                <w:rFonts w:ascii="Times New Roman" w:hAnsi="Times New Roman" w:eastAsia="仿宋GB2312" w:cs="宋体"/>
-                <w:b w:val="0"/>
-                <w:kern w:val="0"/>
-                <w:sz w:val="24"/>
-                <w:szCs w:val="24"/>
-                <w:lang w:val="en-US" w:eastAsia="zh-CN" w:bidi="ar"/>
-              </w:rPr>
-              <w:t>演示教学、任务驱动、边讲边练、操作验证</w:t>
-            </w:r>
-          </w:p>
-        </w:tc>
-        <w:tc>
-          <w:tcPr>
-            <w:tcW w:w="1513" w:type="dxa"/>
-            <w:shd w:val="clear" w:color="auto" w:fill="auto"/>
-            <w:vAlign w:val="center"/>
-          </w:tcPr>
-          <w:p>
-            <w:pPr>
-              <w:keepNext w:val="0"/>
-              <w:keepLines w:val="0"/>
-              <w:widowControl/>
-              <w:suppressLineNumbers w:val="0"/>
-              <w:jc w:val="left"/>
-              <w:rPr>
-                <w:rFonts w:hint="default" w:ascii="Times New Roman" w:hAnsi="Times New Roman" w:eastAsia="仿宋GB2312" w:cstheme="minorBidi"/>
-                <w:b w:val="0"/>
-                <w:kern w:val="2"/>
-                <w:sz w:val="24"/>
-                <w:szCs w:val="24"/>
-                <w:lang w:val="en-US" w:eastAsia="zh-CN" w:bidi="ar-SA"/>
-              </w:rPr>
-            </w:pPr>
-            <w:r>
-              <w:rPr>
-                <w:rFonts w:ascii="Times New Roman" w:hAnsi="Times New Roman" w:eastAsia="仿宋GB2312" w:cs="宋体"/>
-                <w:b w:val="0"/>
-                <w:kern w:val="0"/>
-                <w:sz w:val="24"/>
-                <w:szCs w:val="24"/>
-                <w:lang w:val="en-US" w:eastAsia="zh-CN" w:bidi="ar"/>
-              </w:rPr>
-              <w:t>提交Linux基础环境信息；完成指定目录结构创建任务</w:t>
+              <w:t>完成一次服务启动失败故障排查，记录“现象—日志—原因—修复”</w:t>
             </w:r>
           </w:p>
         </w:tc>
@@ -1555,47 +3206,57 @@
             <w:insideH w:val="single" w:color="auto" w:sz="4" w:space="0"/>
             <w:insideV w:val="single" w:color="auto" w:sz="4" w:space="0"/>
           </w:tblBorders>
+          <w:tblCellMar>
+            <w:top w:w="0" w:type="dxa"/>
+            <w:left w:w="108" w:type="dxa"/>
+            <w:bottom w:w="0" w:type="dxa"/>
+            <w:right w:w="108" w:type="dxa"/>
+          </w:tblCellMar>
         </w:tblPrEx>
         <w:trPr>
-          <w:trHeight w:val="561" w:hRule="atLeast"/>
+          <w:gridAfter w:val="1"/>
+          <w:wAfter w:w="1660" w:type="dxa"/>
+          <w:trHeight w:val="545" w:hRule="atLeast"/>
         </w:trPr>
         <w:tc>
           <w:tcPr>
             <w:tcW w:w="840" w:type="dxa"/>
-            <w:vAlign w:val="center"/>
-          </w:tcPr>
-          <w:p>
-            <w:pPr>
-              <w:keepNext w:val="0"/>
-              <w:keepLines w:val="0"/>
-              <w:pageBreakBefore w:val="0"/>
-              <w:widowControl w:val="0"/>
-              <w:kinsoku/>
-              <w:wordWrap/>
-              <w:overflowPunct/>
-              <w:topLinePunct w:val="0"/>
-              <w:autoSpaceDE/>
-              <w:autoSpaceDN/>
-              <w:bidi w:val="0"/>
-              <w:adjustRightInd/>
-              <w:snapToGrid/>
-              <w:jc w:val="both"/>
-              <w:textAlignment w:val="auto"/>
-              <w:rPr>
-                <w:rFonts w:hint="default" w:ascii="仿宋_GB2312" w:eastAsia="仿宋_GB2312"/>
+            <w:shd w:val="clear" w:color="auto" w:fill="auto"/>
+            <w:vAlign w:val="center"/>
+          </w:tcPr>
+          <w:p>
+            <w:pPr>
+              <w:keepNext w:val="0"/>
+              <w:keepLines w:val="0"/>
+              <w:pageBreakBefore w:val="0"/>
+              <w:widowControl w:val="0"/>
+              <w:kinsoku/>
+              <w:wordWrap/>
+              <w:overflowPunct/>
+              <w:topLinePunct w:val="0"/>
+              <w:autoSpaceDE/>
+              <w:autoSpaceDN/>
+              <w:bidi w:val="0"/>
+              <w:adjustRightInd/>
+              <w:snapToGrid/>
+              <w:jc w:val="center"/>
+              <w:textAlignment w:val="auto"/>
+              <w:rPr>
+                <w:rFonts w:hint="eastAsia" w:ascii="仿宋_GB2312" w:eastAsia="仿宋_GB2312" w:hAnsiTheme="minorHAnsi" w:cstheme="minorBidi"/>
+                <w:kern w:val="2"/>
+                <w:sz w:val="24"/>
+                <w:szCs w:val="24"/>
+                <w:lang w:val="en-US" w:eastAsia="zh-CN" w:bidi="ar-SA"/>
+              </w:rPr>
+            </w:pPr>
+            <w:r>
+              <w:rPr>
+                <w:rFonts w:hint="eastAsia" w:ascii="仿宋_GB2312" w:eastAsia="仿宋_GB2312"/>
                 <w:sz w:val="24"/>
                 <w:szCs w:val="24"/>
                 <w:lang w:val="en-US" w:eastAsia="zh-CN"/>
               </w:rPr>
-            </w:pPr>
-            <w:r>
-              <w:rPr>
-                <w:rFonts w:hint="eastAsia" w:ascii="仿宋_GB2312" w:eastAsia="仿宋_GB2312"/>
-                <w:sz w:val="24"/>
-                <w:szCs w:val="24"/>
-                <w:lang w:val="en-US" w:eastAsia="zh-CN"/>
-              </w:rPr>
-              <w:t>1</w:t>
+              <w:t>6</w:t>
             </w:r>
           </w:p>
         </w:tc>
@@ -1631,7 +3292,7 @@
                 <w:szCs w:val="24"/>
                 <w:lang w:val="en-US" w:eastAsia="zh-CN" w:bidi="ar"/>
               </w:rPr>
-              <w:t>实验2 Linux命令行、文件与目录管理（第二部分）：pwd、cd、ls、mkdir、touch、cp、mv、rm；cat、less、head、tail等文件内容查看；企业项目目录整理实训</w:t>
+              <w:t>实验7 系统状态、磁盘与容量巡检：top、free、ps、lsblk、df、du；CPU、内存、进程、磁盘、文件系统和容量检查。实验8 Linux网络配置与连通性诊断（第一部分）：IP、网关、DNS、网卡、路由基本配置</w:t>
             </w:r>
           </w:p>
         </w:tc>
@@ -1649,7 +3310,7 @@
               <w:suppressLineNumbers w:val="0"/>
               <w:jc w:val="center"/>
               <w:rPr>
-                <w:rFonts w:ascii="Times New Roman" w:hAnsi="Times New Roman" w:eastAsia="仿宋GB2312" w:cstheme="minorBidi"/>
+                <w:rFonts w:hint="default" w:ascii="Times New Roman" w:hAnsi="Times New Roman" w:eastAsia="仿宋GB2312" w:cstheme="minorBidi"/>
                 <w:b w:val="0"/>
                 <w:kern w:val="2"/>
                 <w:sz w:val="24"/>
@@ -1666,13 +3327,13 @@
                 <w:szCs w:val="24"/>
                 <w:lang w:val="en-US" w:eastAsia="zh-CN" w:bidi="ar"/>
               </w:rPr>
-              <w:t>2</w:t>
-            </w:r>
-          </w:p>
-        </w:tc>
-        <w:tc>
-          <w:tcPr>
-            <w:tcW w:w="2127" w:type="dxa"/>
+              <w:t>4</w:t>
+            </w:r>
+          </w:p>
+        </w:tc>
+        <w:tc>
+          <w:tcPr>
+            <w:tcW w:w="1980" w:type="dxa"/>
             <w:shd w:val="clear" w:color="auto" w:fill="auto"/>
             <w:vAlign w:val="center"/>
           </w:tcPr>
@@ -1701,13 +3362,13 @@
                 <w:szCs w:val="24"/>
                 <w:lang w:val="en-US" w:eastAsia="zh-CN" w:bidi="ar"/>
               </w:rPr>
-              <w:t>任务驱动、独立实操、结果验收</w:t>
-            </w:r>
-          </w:p>
-        </w:tc>
-        <w:tc>
-          <w:tcPr>
-            <w:tcW w:w="1513" w:type="dxa"/>
+              <w:t>任务驱动、巡检实践、教师演示、学生实操</w:t>
+            </w:r>
+          </w:p>
+        </w:tc>
+        <w:tc>
+          <w:tcPr>
+            <w:tcW w:w="1660" w:type="dxa"/>
             <w:shd w:val="clear" w:color="auto" w:fill="auto"/>
             <w:vAlign w:val="center"/>
           </w:tcPr>
@@ -1736,7 +3397,7 @@
                 <w:szCs w:val="24"/>
                 <w:lang w:val="en-US" w:eastAsia="zh-CN" w:bidi="ar"/>
               </w:rPr>
-              <w:t>根据任务书完成一套项目文件与目录整理，并保存操作记录</w:t>
+              <w:t>提交Linux服务器基础巡检表；完成实验网络IP规划</w:t>
             </w:r>
           </w:p>
         </w:tc>
@@ -1751,47 +3412,57 @@
             <w:insideH w:val="single" w:color="auto" w:sz="4" w:space="0"/>
             <w:insideV w:val="single" w:color="auto" w:sz="4" w:space="0"/>
           </w:tblBorders>
+          <w:tblCellMar>
+            <w:top w:w="0" w:type="dxa"/>
+            <w:left w:w="108" w:type="dxa"/>
+            <w:bottom w:w="0" w:type="dxa"/>
+            <w:right w:w="108" w:type="dxa"/>
+          </w:tblCellMar>
         </w:tblPrEx>
         <w:trPr>
-          <w:trHeight w:val="555" w:hRule="atLeast"/>
+          <w:gridAfter w:val="1"/>
+          <w:wAfter w:w="1660" w:type="dxa"/>
+          <w:trHeight w:val="553" w:hRule="atLeast"/>
         </w:trPr>
         <w:tc>
           <w:tcPr>
             <w:tcW w:w="840" w:type="dxa"/>
-            <w:vAlign w:val="center"/>
-          </w:tcPr>
-          <w:p>
-            <w:pPr>
-              <w:keepNext w:val="0"/>
-              <w:keepLines w:val="0"/>
-              <w:pageBreakBefore w:val="0"/>
-              <w:widowControl w:val="0"/>
-              <w:kinsoku/>
-              <w:wordWrap/>
-              <w:overflowPunct/>
-              <w:topLinePunct w:val="0"/>
-              <w:autoSpaceDE/>
-              <w:autoSpaceDN/>
-              <w:bidi w:val="0"/>
-              <w:adjustRightInd/>
-              <w:snapToGrid/>
-              <w:jc w:val="center"/>
-              <w:textAlignment w:val="auto"/>
+            <w:shd w:val="clear" w:color="auto" w:fill="auto"/>
+            <w:vAlign w:val="center"/>
+          </w:tcPr>
+          <w:p>
+            <w:pPr>
+              <w:keepNext w:val="0"/>
+              <w:keepLines w:val="0"/>
+              <w:pageBreakBefore w:val="0"/>
+              <w:widowControl w:val="0"/>
+              <w:kinsoku/>
+              <w:wordWrap/>
+              <w:overflowPunct/>
+              <w:topLinePunct w:val="0"/>
+              <w:autoSpaceDE/>
+              <w:autoSpaceDN/>
+              <w:bidi w:val="0"/>
+              <w:adjustRightInd/>
+              <w:snapToGrid/>
+              <w:jc w:val="center"/>
+              <w:textAlignment w:val="auto"/>
+              <w:rPr>
+                <w:rFonts w:hint="eastAsia" w:ascii="仿宋_GB2312" w:eastAsia="仿宋_GB2312" w:hAnsiTheme="minorHAnsi" w:cstheme="minorBidi"/>
+                <w:kern w:val="2"/>
+                <w:sz w:val="24"/>
+                <w:szCs w:val="24"/>
+                <w:lang w:val="en-US" w:eastAsia="zh-CN" w:bidi="ar-SA"/>
+              </w:rPr>
+            </w:pPr>
+            <w:r>
               <w:rPr>
                 <w:rFonts w:hint="eastAsia" w:ascii="仿宋_GB2312" w:eastAsia="仿宋_GB2312"/>
                 <w:sz w:val="24"/>
                 <w:szCs w:val="24"/>
                 <w:lang w:val="en-US" w:eastAsia="zh-CN"/>
               </w:rPr>
-            </w:pPr>
-            <w:r>
-              <w:rPr>
-                <w:rFonts w:hint="eastAsia" w:ascii="仿宋_GB2312" w:eastAsia="仿宋_GB2312"/>
-                <w:sz w:val="24"/>
-                <w:szCs w:val="24"/>
-                <w:lang w:val="en-US" w:eastAsia="zh-CN"/>
-              </w:rPr>
-              <w:t>2</w:t>
+              <w:t>6</w:t>
             </w:r>
           </w:p>
         </w:tc>
@@ -1827,7 +3498,7 @@
                 <w:szCs w:val="24"/>
                 <w:lang w:val="en-US" w:eastAsia="zh-CN" w:bidi="ar"/>
               </w:rPr>
-              <w:t>实验3 文本编辑、文件查找与归档恢复：Vim基础操作；find、which；软链接与硬链接；tar归档、备份和恢复验证</w:t>
+              <w:t>实验8 Linux网络配置与连通性诊断（第二部分）：nmcli、ip、ip route；静态IP、网关和DNS配置；本机→网关→目标主机→互联网分层连通性测试；网络故障恢复</w:t>
             </w:r>
           </w:p>
         </w:tc>
@@ -1845,7 +3516,7 @@
               <w:suppressLineNumbers w:val="0"/>
               <w:jc w:val="center"/>
               <w:rPr>
-                <w:rFonts w:ascii="Times New Roman" w:hAnsi="Times New Roman" w:eastAsia="仿宋GB2312" w:cstheme="minorBidi"/>
+                <w:rFonts w:hint="default" w:ascii="Times New Roman" w:hAnsi="Times New Roman" w:eastAsia="仿宋GB2312" w:cstheme="minorBidi"/>
                 <w:b w:val="0"/>
                 <w:kern w:val="2"/>
                 <w:sz w:val="24"/>
@@ -1868,7 +3539,7 @@
         </w:tc>
         <w:tc>
           <w:tcPr>
-            <w:tcW w:w="2127" w:type="dxa"/>
+            <w:tcW w:w="1980" w:type="dxa"/>
             <w:shd w:val="clear" w:color="auto" w:fill="auto"/>
             <w:vAlign w:val="center"/>
           </w:tcPr>
@@ -1897,13 +3568,13 @@
                 <w:szCs w:val="24"/>
                 <w:lang w:val="en-US" w:eastAsia="zh-CN" w:bidi="ar"/>
               </w:rPr>
-              <w:t>教师演示、学生实操、任务验收</w:t>
-            </w:r>
-          </w:p>
-        </w:tc>
-        <w:tc>
-          <w:tcPr>
-            <w:tcW w:w="1513" w:type="dxa"/>
+              <w:t>故障导向、分层排障、学生实操</w:t>
+            </w:r>
+          </w:p>
+        </w:tc>
+        <w:tc>
+          <w:tcPr>
+            <w:tcW w:w="1660" w:type="dxa"/>
             <w:shd w:val="clear" w:color="auto" w:fill="auto"/>
             <w:vAlign w:val="center"/>
           </w:tcPr>
@@ -1915,7 +3586,7 @@
               <w:suppressLineNumbers w:val="0"/>
               <w:jc w:val="left"/>
               <w:rPr>
-                <w:rFonts w:ascii="Times New Roman" w:hAnsi="Times New Roman" w:eastAsia="仿宋GB2312" w:cstheme="minorBidi"/>
+                <w:rFonts w:hint="default" w:ascii="Times New Roman" w:hAnsi="Times New Roman" w:eastAsia="仿宋GB2312" w:cstheme="minorBidi"/>
                 <w:b w:val="0"/>
                 <w:kern w:val="2"/>
                 <w:sz w:val="24"/>
@@ -1932,7 +3603,7 @@
                 <w:szCs w:val="24"/>
                 <w:lang w:val="en-US" w:eastAsia="zh-CN" w:bidi="ar"/>
               </w:rPr>
-              <w:t>完成指定配置文件修改及目录归档，提交恢复验证结果</w:t>
+              <w:t>完成IP或DNS故障定位并提交排障记录</w:t>
             </w:r>
           </w:p>
         </w:tc>
@@ -1947,47 +3618,57 @@
             <w:insideH w:val="single" w:color="auto" w:sz="4" w:space="0"/>
             <w:insideV w:val="single" w:color="auto" w:sz="4" w:space="0"/>
           </w:tblBorders>
+          <w:tblCellMar>
+            <w:top w:w="0" w:type="dxa"/>
+            <w:left w:w="108" w:type="dxa"/>
+            <w:bottom w:w="0" w:type="dxa"/>
+            <w:right w:w="108" w:type="dxa"/>
+          </w:tblCellMar>
         </w:tblPrEx>
         <w:trPr>
-          <w:trHeight w:val="563" w:hRule="atLeast"/>
+          <w:gridAfter w:val="1"/>
+          <w:wAfter w:w="1660" w:type="dxa"/>
+          <w:trHeight w:val="561" w:hRule="atLeast"/>
         </w:trPr>
         <w:tc>
           <w:tcPr>
             <w:tcW w:w="840" w:type="dxa"/>
-            <w:vAlign w:val="center"/>
-          </w:tcPr>
-          <w:p>
-            <w:pPr>
-              <w:keepNext w:val="0"/>
-              <w:keepLines w:val="0"/>
-              <w:pageBreakBefore w:val="0"/>
-              <w:widowControl w:val="0"/>
-              <w:kinsoku/>
-              <w:wordWrap/>
-              <w:overflowPunct/>
-              <w:topLinePunct w:val="0"/>
-              <w:autoSpaceDE/>
-              <w:autoSpaceDN/>
-              <w:bidi w:val="0"/>
-              <w:adjustRightInd/>
-              <w:snapToGrid/>
-              <w:jc w:val="center"/>
-              <w:textAlignment w:val="auto"/>
+            <w:shd w:val="clear" w:color="auto" w:fill="auto"/>
+            <w:vAlign w:val="center"/>
+          </w:tcPr>
+          <w:p>
+            <w:pPr>
+              <w:keepNext w:val="0"/>
+              <w:keepLines w:val="0"/>
+              <w:pageBreakBefore w:val="0"/>
+              <w:widowControl w:val="0"/>
+              <w:kinsoku/>
+              <w:wordWrap/>
+              <w:overflowPunct/>
+              <w:topLinePunct w:val="0"/>
+              <w:autoSpaceDE/>
+              <w:autoSpaceDN/>
+              <w:bidi w:val="0"/>
+              <w:adjustRightInd/>
+              <w:snapToGrid/>
+              <w:jc w:val="center"/>
+              <w:textAlignment w:val="auto"/>
+              <w:rPr>
+                <w:rFonts w:hint="eastAsia" w:ascii="仿宋_GB2312" w:eastAsia="仿宋_GB2312" w:hAnsiTheme="minorHAnsi" w:cstheme="minorBidi"/>
+                <w:kern w:val="2"/>
+                <w:sz w:val="24"/>
+                <w:szCs w:val="24"/>
+                <w:lang w:val="en-US" w:eastAsia="zh-CN" w:bidi="ar-SA"/>
+              </w:rPr>
+            </w:pPr>
+            <w:r>
               <w:rPr>
                 <w:rFonts w:hint="eastAsia" w:ascii="仿宋_GB2312" w:eastAsia="仿宋_GB2312"/>
                 <w:sz w:val="24"/>
                 <w:szCs w:val="24"/>
                 <w:lang w:val="en-US" w:eastAsia="zh-CN"/>
               </w:rPr>
-            </w:pPr>
-            <w:r>
-              <w:rPr>
-                <w:rFonts w:hint="eastAsia" w:ascii="仿宋_GB2312" w:eastAsia="仿宋_GB2312"/>
-                <w:sz w:val="24"/>
-                <w:szCs w:val="24"/>
-                <w:lang w:val="en-US" w:eastAsia="zh-CN"/>
-              </w:rPr>
-              <w:t>2</w:t>
+              <w:t>6</w:t>
             </w:r>
           </w:p>
         </w:tc>
@@ -2023,7 +3704,7 @@
                 <w:szCs w:val="24"/>
                 <w:lang w:val="en-US" w:eastAsia="zh-CN" w:bidi="ar"/>
               </w:rPr>
-              <w:t>实验4 Linux用户、用户组与权限管理：用户、用户组、UID/GID；useradd、usermod、passwd、groupadd；rwx、chmod、chown、umask；sudo、wheel及最小权限配置</w:t>
+              <w:t>模块二：Linux网络、远程管理与基础防护；实验9 端口、DNS与HTTP/HTTPS访问验证：TCP/UDP、端口与监听；ss；DNS与hosts；dig/nslookup；curl；HTTP状态码及访问故障判断</w:t>
             </w:r>
           </w:p>
         </w:tc>
@@ -2058,13 +3739,13 @@
                 <w:szCs w:val="24"/>
                 <w:lang w:val="en-US" w:eastAsia="zh-CN" w:bidi="ar"/>
               </w:rPr>
-              <w:t>4</w:t>
-            </w:r>
-          </w:p>
-        </w:tc>
-        <w:tc>
-          <w:tcPr>
-            <w:tcW w:w="2127" w:type="dxa"/>
+              <w:t>2</w:t>
+            </w:r>
+          </w:p>
+        </w:tc>
+        <w:tc>
+          <w:tcPr>
+            <w:tcW w:w="1980" w:type="dxa"/>
             <w:shd w:val="clear" w:color="auto" w:fill="auto"/>
             <w:vAlign w:val="center"/>
           </w:tcPr>
@@ -2076,7 +3757,7 @@
               <w:suppressLineNumbers w:val="0"/>
               <w:jc w:val="left"/>
               <w:rPr>
-                <w:rFonts w:hint="eastAsia" w:ascii="Times New Roman" w:hAnsi="Times New Roman" w:eastAsia="仿宋GB2312" w:cstheme="minorBidi"/>
+                <w:rFonts w:hint="default" w:ascii="Times New Roman" w:hAnsi="Times New Roman" w:eastAsia="仿宋GB2312" w:cstheme="minorBidi"/>
                 <w:b w:val="0"/>
                 <w:kern w:val="2"/>
                 <w:sz w:val="24"/>
@@ -2093,13 +3774,13 @@
                 <w:szCs w:val="24"/>
                 <w:lang w:val="en-US" w:eastAsia="zh-CN" w:bidi="ar"/>
               </w:rPr>
-              <w:t>情境教学、任务驱动、小组实践、故障验证</w:t>
-            </w:r>
-          </w:p>
-        </w:tc>
-        <w:tc>
-          <w:tcPr>
-            <w:tcW w:w="1513" w:type="dxa"/>
+              <w:t>问题导向、演示实践、故障判断</w:t>
+            </w:r>
+          </w:p>
+        </w:tc>
+        <w:tc>
+          <w:tcPr>
+            <w:tcW w:w="1660" w:type="dxa"/>
             <w:shd w:val="clear" w:color="auto" w:fill="auto"/>
             <w:vAlign w:val="center"/>
           </w:tcPr>
@@ -2111,7 +3792,7 @@
               <w:suppressLineNumbers w:val="0"/>
               <w:jc w:val="left"/>
               <w:rPr>
-                <w:rFonts w:ascii="Times New Roman" w:hAnsi="Times New Roman" w:eastAsia="仿宋GB2312" w:cstheme="minorBidi"/>
+                <w:rFonts w:hint="default" w:ascii="Times New Roman" w:hAnsi="Times New Roman" w:eastAsia="仿宋GB2312" w:cstheme="minorBidi"/>
                 <w:b w:val="0"/>
                 <w:kern w:val="2"/>
                 <w:sz w:val="24"/>
@@ -2128,7 +3809,7 @@
                 <w:szCs w:val="24"/>
                 <w:lang w:val="en-US" w:eastAsia="zh-CN" w:bidi="ar"/>
               </w:rPr>
-              <w:t>按企业情境完成账号、用户组及共享目录权限配置</w:t>
+              <w:t>完成DNS解析、端口监听和HTTP访问验证记录</w:t>
             </w:r>
           </w:p>
         </w:tc>
@@ -2143,47 +3824,57 @@
             <w:insideH w:val="single" w:color="auto" w:sz="4" w:space="0"/>
             <w:insideV w:val="single" w:color="auto" w:sz="4" w:space="0"/>
           </w:tblBorders>
+          <w:tblCellMar>
+            <w:top w:w="0" w:type="dxa"/>
+            <w:left w:w="108" w:type="dxa"/>
+            <w:bottom w:w="0" w:type="dxa"/>
+            <w:right w:w="108" w:type="dxa"/>
+          </w:tblCellMar>
         </w:tblPrEx>
         <w:trPr>
-          <w:trHeight w:val="542" w:hRule="atLeast"/>
+          <w:gridAfter w:val="1"/>
+          <w:wAfter w:w="1660" w:type="dxa"/>
+          <w:trHeight w:val="555" w:hRule="atLeast"/>
         </w:trPr>
         <w:tc>
           <w:tcPr>
             <w:tcW w:w="840" w:type="dxa"/>
-            <w:vAlign w:val="center"/>
-          </w:tcPr>
-          <w:p>
-            <w:pPr>
-              <w:keepNext w:val="0"/>
-              <w:keepLines w:val="0"/>
-              <w:pageBreakBefore w:val="0"/>
-              <w:widowControl w:val="0"/>
-              <w:kinsoku/>
-              <w:wordWrap/>
-              <w:overflowPunct/>
-              <w:topLinePunct w:val="0"/>
-              <w:autoSpaceDE/>
-              <w:autoSpaceDN/>
-              <w:bidi w:val="0"/>
-              <w:adjustRightInd/>
-              <w:snapToGrid/>
-              <w:jc w:val="center"/>
-              <w:textAlignment w:val="auto"/>
+            <w:shd w:val="clear" w:color="auto" w:fill="auto"/>
+            <w:vAlign w:val="center"/>
+          </w:tcPr>
+          <w:p>
+            <w:pPr>
+              <w:keepNext w:val="0"/>
+              <w:keepLines w:val="0"/>
+              <w:pageBreakBefore w:val="0"/>
+              <w:widowControl w:val="0"/>
+              <w:kinsoku/>
+              <w:wordWrap/>
+              <w:overflowPunct/>
+              <w:topLinePunct w:val="0"/>
+              <w:autoSpaceDE/>
+              <w:autoSpaceDN/>
+              <w:bidi w:val="0"/>
+              <w:adjustRightInd/>
+              <w:snapToGrid/>
+              <w:jc w:val="center"/>
+              <w:textAlignment w:val="auto"/>
+              <w:rPr>
+                <w:rFonts w:hint="eastAsia" w:ascii="仿宋_GB2312" w:eastAsia="仿宋_GB2312" w:hAnsiTheme="minorHAnsi" w:cstheme="minorBidi"/>
+                <w:kern w:val="2"/>
+                <w:sz w:val="24"/>
+                <w:szCs w:val="24"/>
+                <w:lang w:val="en-US" w:eastAsia="zh-CN" w:bidi="ar-SA"/>
+              </w:rPr>
+            </w:pPr>
+            <w:r>
               <w:rPr>
                 <w:rFonts w:hint="eastAsia" w:ascii="仿宋_GB2312" w:eastAsia="仿宋_GB2312"/>
                 <w:sz w:val="24"/>
                 <w:szCs w:val="24"/>
                 <w:lang w:val="en-US" w:eastAsia="zh-CN"/>
               </w:rPr>
-            </w:pPr>
-            <w:r>
-              <w:rPr>
-                <w:rFonts w:hint="eastAsia" w:ascii="仿宋_GB2312" w:eastAsia="仿宋_GB2312"/>
-                <w:sz w:val="24"/>
-                <w:szCs w:val="24"/>
-                <w:lang w:val="en-US" w:eastAsia="zh-CN"/>
-              </w:rPr>
-              <w:t>2</w:t>
+              <w:t>7</w:t>
             </w:r>
           </w:p>
         </w:tc>
@@ -2219,7 +3910,7 @@
                 <w:szCs w:val="24"/>
                 <w:lang w:val="en-US" w:eastAsia="zh-CN" w:bidi="ar"/>
               </w:rPr>
-              <w:t>实验5 软件包与软件源管理：DNF软件查询、安装、更新、卸载；RPM基础；软件源配置；APT与DNF差异认知</w:t>
+              <w:t>实验10 SSH远程管理与密钥认证：sshd服务；SSH密码登录；密钥生成；authorized_keys；SSH客户端配置；scp、sftp远程文件传输；SSH连接故障排查</w:t>
             </w:r>
           </w:p>
         </w:tc>
@@ -2237,7 +3928,7 @@
               <w:suppressLineNumbers w:val="0"/>
               <w:jc w:val="center"/>
               <w:rPr>
-                <w:rFonts w:hint="eastAsia" w:ascii="Times New Roman" w:hAnsi="Times New Roman" w:eastAsia="仿宋GB2312" w:cstheme="minorBidi"/>
+                <w:rFonts w:hint="default" w:ascii="Times New Roman" w:hAnsi="Times New Roman" w:eastAsia="仿宋GB2312" w:cstheme="minorBidi"/>
                 <w:b w:val="0"/>
                 <w:kern w:val="2"/>
                 <w:sz w:val="24"/>
@@ -2254,13 +3945,13 @@
                 <w:szCs w:val="24"/>
                 <w:lang w:val="en-US" w:eastAsia="zh-CN" w:bidi="ar"/>
               </w:rPr>
-              <w:t>2</w:t>
-            </w:r>
-          </w:p>
-        </w:tc>
-        <w:tc>
-          <w:tcPr>
-            <w:tcW w:w="2127" w:type="dxa"/>
+              <w:t>4</w:t>
+            </w:r>
+          </w:p>
+        </w:tc>
+        <w:tc>
+          <w:tcPr>
+            <w:tcW w:w="1980" w:type="dxa"/>
             <w:shd w:val="clear" w:color="auto" w:fill="auto"/>
             <w:vAlign w:val="center"/>
           </w:tcPr>
@@ -2289,13 +3980,13 @@
                 <w:szCs w:val="24"/>
                 <w:lang w:val="en-US" w:eastAsia="zh-CN" w:bidi="ar"/>
               </w:rPr>
-              <w:t>演示教学、任务驱动、实践操作</w:t>
-            </w:r>
-          </w:p>
-        </w:tc>
-        <w:tc>
-          <w:tcPr>
-            <w:tcW w:w="1513" w:type="dxa"/>
+              <w:t>任务驱动、教师演示、双机实操、故障排查</w:t>
+            </w:r>
+          </w:p>
+        </w:tc>
+        <w:tc>
+          <w:tcPr>
+            <w:tcW w:w="1660" w:type="dxa"/>
             <w:shd w:val="clear" w:color="auto" w:fill="auto"/>
             <w:vAlign w:val="center"/>
           </w:tcPr>
@@ -2324,7 +4015,7 @@
                 <w:szCs w:val="24"/>
                 <w:lang w:val="en-US" w:eastAsia="zh-CN" w:bidi="ar"/>
               </w:rPr>
-              <w:t>配置可用软件源，安装指定软件并提交版本及仓库验证结果</w:t>
+              <w:t>完成SSH密钥登录配置及远程文件传输，提交验证结果</w:t>
             </w:r>
           </w:p>
         </w:tc>
@@ -2339,47 +4030,57 @@
             <w:insideH w:val="single" w:color="auto" w:sz="4" w:space="0"/>
             <w:insideV w:val="single" w:color="auto" w:sz="4" w:space="0"/>
           </w:tblBorders>
+          <w:tblCellMar>
+            <w:top w:w="0" w:type="dxa"/>
+            <w:left w:w="108" w:type="dxa"/>
+            <w:bottom w:w="0" w:type="dxa"/>
+            <w:right w:w="108" w:type="dxa"/>
+          </w:tblCellMar>
         </w:tblPrEx>
         <w:trPr>
-          <w:trHeight w:val="579" w:hRule="atLeast"/>
+          <w:gridAfter w:val="1"/>
+          <w:wAfter w:w="1660" w:type="dxa"/>
+          <w:trHeight w:val="563" w:hRule="atLeast"/>
         </w:trPr>
         <w:tc>
           <w:tcPr>
             <w:tcW w:w="840" w:type="dxa"/>
-            <w:vAlign w:val="center"/>
-          </w:tcPr>
-          <w:p>
-            <w:pPr>
-              <w:keepNext w:val="0"/>
-              <w:keepLines w:val="0"/>
-              <w:pageBreakBefore w:val="0"/>
-              <w:widowControl w:val="0"/>
-              <w:kinsoku/>
-              <w:wordWrap/>
-              <w:overflowPunct/>
-              <w:topLinePunct w:val="0"/>
-              <w:autoSpaceDE/>
-              <w:autoSpaceDN/>
-              <w:bidi w:val="0"/>
-              <w:adjustRightInd/>
-              <w:snapToGrid/>
-              <w:jc w:val="center"/>
-              <w:textAlignment w:val="auto"/>
-              <w:rPr>
-                <w:rFonts w:hint="default" w:ascii="仿宋_GB2312" w:eastAsia="仿宋_GB2312"/>
+            <w:shd w:val="clear" w:color="auto" w:fill="auto"/>
+            <w:vAlign w:val="center"/>
+          </w:tcPr>
+          <w:p>
+            <w:pPr>
+              <w:keepNext w:val="0"/>
+              <w:keepLines w:val="0"/>
+              <w:pageBreakBefore w:val="0"/>
+              <w:widowControl w:val="0"/>
+              <w:kinsoku/>
+              <w:wordWrap/>
+              <w:overflowPunct/>
+              <w:topLinePunct w:val="0"/>
+              <w:autoSpaceDE/>
+              <w:autoSpaceDN/>
+              <w:bidi w:val="0"/>
+              <w:adjustRightInd/>
+              <w:snapToGrid/>
+              <w:jc w:val="center"/>
+              <w:textAlignment w:val="auto"/>
+              <w:rPr>
+                <w:rFonts w:hint="eastAsia" w:ascii="仿宋_GB2312" w:eastAsia="仿宋_GB2312" w:hAnsiTheme="minorHAnsi" w:cstheme="minorBidi"/>
+                <w:kern w:val="2"/>
+                <w:sz w:val="24"/>
+                <w:szCs w:val="24"/>
+                <w:lang w:val="en-US" w:eastAsia="zh-CN" w:bidi="ar-SA"/>
+              </w:rPr>
+            </w:pPr>
+            <w:r>
+              <w:rPr>
+                <w:rFonts w:hint="eastAsia" w:ascii="仿宋_GB2312" w:eastAsia="仿宋_GB2312"/>
                 <w:sz w:val="24"/>
                 <w:szCs w:val="24"/>
                 <w:lang w:val="en-US" w:eastAsia="zh-CN"/>
               </w:rPr>
-            </w:pPr>
-            <w:r>
-              <w:rPr>
-                <w:rFonts w:hint="eastAsia" w:ascii="仿宋_GB2312" w:eastAsia="仿宋_GB2312"/>
-                <w:sz w:val="24"/>
-                <w:szCs w:val="24"/>
-                <w:lang w:val="en-US" w:eastAsia="zh-CN"/>
-              </w:rPr>
-              <w:t>3</w:t>
+              <w:t>7</w:t>
             </w:r>
           </w:p>
         </w:tc>
@@ -2415,7 +4116,7 @@
                 <w:szCs w:val="24"/>
                 <w:lang w:val="en-US" w:eastAsia="zh-CN" w:bidi="ar"/>
               </w:rPr>
-              <w:t>实验6 systemd服务与journal日志管理：进程与服务；systemctl启动、停止、重启、自启动、状态查看；journalctl日志查看；基础服务故障定位</w:t>
+              <w:t>实验11 rsync数据同步与crontab定时备份：rsync目录同步、增量备份；crontab定时任务；模拟文件误删；备份恢复验证</w:t>
             </w:r>
           </w:p>
         </w:tc>
@@ -2433,7 +4134,7 @@
               <w:suppressLineNumbers w:val="0"/>
               <w:jc w:val="center"/>
               <w:rPr>
-                <w:rFonts w:hint="default" w:ascii="Times New Roman" w:hAnsi="Times New Roman" w:eastAsia="仿宋GB2312" w:cstheme="minorBidi"/>
+                <w:rFonts w:ascii="Times New Roman" w:hAnsi="Times New Roman" w:eastAsia="仿宋GB2312" w:cstheme="minorBidi"/>
                 <w:b w:val="0"/>
                 <w:kern w:val="2"/>
                 <w:sz w:val="24"/>
@@ -2456,7 +4157,7 @@
         </w:tc>
         <w:tc>
           <w:tcPr>
-            <w:tcW w:w="2127" w:type="dxa"/>
+            <w:tcW w:w="1980" w:type="dxa"/>
             <w:shd w:val="clear" w:color="auto" w:fill="auto"/>
             <w:vAlign w:val="center"/>
           </w:tcPr>
@@ -2485,13 +4186,13 @@
                 <w:szCs w:val="24"/>
                 <w:lang w:val="en-US" w:eastAsia="zh-CN" w:bidi="ar"/>
               </w:rPr>
-              <w:t>故障导向、教师演示、学生排障</w:t>
-            </w:r>
-          </w:p>
-        </w:tc>
-        <w:tc>
-          <w:tcPr>
-            <w:tcW w:w="1513" w:type="dxa"/>
+              <w:t>项目任务、实践操作、恢复验证</w:t>
+            </w:r>
+          </w:p>
+        </w:tc>
+        <w:tc>
+          <w:tcPr>
+            <w:tcW w:w="1660" w:type="dxa"/>
             <w:shd w:val="clear" w:color="auto" w:fill="auto"/>
             <w:vAlign w:val="center"/>
           </w:tcPr>
@@ -2520,7 +4221,7 @@
                 <w:szCs w:val="24"/>
                 <w:lang w:val="en-US" w:eastAsia="zh-CN" w:bidi="ar"/>
               </w:rPr>
-              <w:t>完成一次服务启动失败故障排查，记录“现象—日志—原因—修复”</w:t>
+              <w:t>建立定时备份任务，并完成一次模拟数据恢复</w:t>
             </w:r>
           </w:p>
         </w:tc>
@@ -2535,47 +4236,57 @@
             <w:insideH w:val="single" w:color="auto" w:sz="4" w:space="0"/>
             <w:insideV w:val="single" w:color="auto" w:sz="4" w:space="0"/>
           </w:tblBorders>
+          <w:tblCellMar>
+            <w:top w:w="0" w:type="dxa"/>
+            <w:left w:w="108" w:type="dxa"/>
+            <w:bottom w:w="0" w:type="dxa"/>
+            <w:right w:w="108" w:type="dxa"/>
+          </w:tblCellMar>
         </w:tblPrEx>
         <w:trPr>
-          <w:trHeight w:val="545" w:hRule="atLeast"/>
+          <w:gridAfter w:val="1"/>
+          <w:wAfter w:w="1660" w:type="dxa"/>
+          <w:trHeight w:val="557" w:hRule="atLeast"/>
         </w:trPr>
         <w:tc>
           <w:tcPr>
             <w:tcW w:w="840" w:type="dxa"/>
-            <w:vAlign w:val="center"/>
-          </w:tcPr>
-          <w:p>
-            <w:pPr>
-              <w:keepNext w:val="0"/>
-              <w:keepLines w:val="0"/>
-              <w:pageBreakBefore w:val="0"/>
-              <w:widowControl w:val="0"/>
-              <w:kinsoku/>
-              <w:wordWrap/>
-              <w:overflowPunct/>
-              <w:topLinePunct w:val="0"/>
-              <w:autoSpaceDE/>
-              <w:autoSpaceDN/>
-              <w:bidi w:val="0"/>
-              <w:adjustRightInd/>
-              <w:snapToGrid/>
-              <w:jc w:val="center"/>
-              <w:textAlignment w:val="auto"/>
+            <w:shd w:val="clear" w:color="auto" w:fill="auto"/>
+            <w:vAlign w:val="center"/>
+          </w:tcPr>
+          <w:p>
+            <w:pPr>
+              <w:keepNext w:val="0"/>
+              <w:keepLines w:val="0"/>
+              <w:pageBreakBefore w:val="0"/>
+              <w:widowControl w:val="0"/>
+              <w:kinsoku/>
+              <w:wordWrap/>
+              <w:overflowPunct/>
+              <w:topLinePunct w:val="0"/>
+              <w:autoSpaceDE/>
+              <w:autoSpaceDN/>
+              <w:bidi w:val="0"/>
+              <w:adjustRightInd/>
+              <w:snapToGrid/>
+              <w:jc w:val="center"/>
+              <w:textAlignment w:val="auto"/>
+              <w:rPr>
+                <w:rFonts w:hint="eastAsia" w:ascii="仿宋_GB2312" w:eastAsia="仿宋_GB2312" w:hAnsiTheme="minorHAnsi" w:cstheme="minorBidi"/>
+                <w:kern w:val="2"/>
+                <w:sz w:val="24"/>
+                <w:szCs w:val="24"/>
+                <w:lang w:val="en-US" w:eastAsia="zh-CN" w:bidi="ar-SA"/>
+              </w:rPr>
+            </w:pPr>
+            <w:r>
               <w:rPr>
                 <w:rFonts w:hint="eastAsia" w:ascii="仿宋_GB2312" w:eastAsia="仿宋_GB2312"/>
                 <w:sz w:val="24"/>
                 <w:szCs w:val="24"/>
                 <w:lang w:val="en-US" w:eastAsia="zh-CN"/>
               </w:rPr>
-            </w:pPr>
-            <w:r>
-              <w:rPr>
-                <w:rFonts w:hint="eastAsia" w:ascii="仿宋_GB2312" w:eastAsia="仿宋_GB2312"/>
-                <w:sz w:val="24"/>
-                <w:szCs w:val="24"/>
-                <w:lang w:val="en-US" w:eastAsia="zh-CN"/>
-              </w:rPr>
-              <w:t>3</w:t>
+              <w:t>7</w:t>
             </w:r>
           </w:p>
         </w:tc>
@@ -2611,7 +4322,7 @@
                 <w:szCs w:val="24"/>
                 <w:lang w:val="en-US" w:eastAsia="zh-CN" w:bidi="ar"/>
               </w:rPr>
-              <w:t>实验7 系统状态、磁盘与容量巡检：top、free、ps、lsblk、df、du；CPU、内存、进程、磁盘、文件系统和容量检查。实验8 Linux网络配置与连通性诊断（第一部分）：IP、网关、DNS、网卡、路由基本配置</w:t>
+              <w:t>实验12 firewalld与SELinux基础防护（第一部分）：firewalld作用；zone、service、port；临时规则和永久规则；端口最小开放</w:t>
             </w:r>
           </w:p>
         </w:tc>
@@ -2646,13 +4357,13 @@
                 <w:szCs w:val="24"/>
                 <w:lang w:val="en-US" w:eastAsia="zh-CN" w:bidi="ar"/>
               </w:rPr>
-              <w:t>4</w:t>
-            </w:r>
-          </w:p>
-        </w:tc>
-        <w:tc>
-          <w:tcPr>
-            <w:tcW w:w="2127" w:type="dxa"/>
+              <w:t>2</w:t>
+            </w:r>
+          </w:p>
+        </w:tc>
+        <w:tc>
+          <w:tcPr>
+            <w:tcW w:w="1980" w:type="dxa"/>
             <w:shd w:val="clear" w:color="auto" w:fill="auto"/>
             <w:vAlign w:val="center"/>
           </w:tcPr>
@@ -2681,13 +4392,13 @@
                 <w:szCs w:val="24"/>
                 <w:lang w:val="en-US" w:eastAsia="zh-CN" w:bidi="ar"/>
               </w:rPr>
-              <w:t>任务驱动、巡检实践、教师演示、学生实操</w:t>
-            </w:r>
-          </w:p>
-        </w:tc>
-        <w:tc>
-          <w:tcPr>
-            <w:tcW w:w="1513" w:type="dxa"/>
+              <w:t>案例教学、教师演示、学生配置</w:t>
+            </w:r>
+          </w:p>
+        </w:tc>
+        <w:tc>
+          <w:tcPr>
+            <w:tcW w:w="1660" w:type="dxa"/>
             <w:shd w:val="clear" w:color="auto" w:fill="auto"/>
             <w:vAlign w:val="center"/>
           </w:tcPr>
@@ -2716,7 +4427,7 @@
                 <w:szCs w:val="24"/>
                 <w:lang w:val="en-US" w:eastAsia="zh-CN" w:bidi="ar"/>
               </w:rPr>
-              <w:t>提交Linux服务器基础巡检表；完成实验网络IP规划</w:t>
+              <w:t>根据业务需求设计服务器端口开放清单</w:t>
             </w:r>
           </w:p>
         </w:tc>
@@ -2731,47 +4442,57 @@
             <w:insideH w:val="single" w:color="auto" w:sz="4" w:space="0"/>
             <w:insideV w:val="single" w:color="auto" w:sz="4" w:space="0"/>
           </w:tblBorders>
+          <w:tblCellMar>
+            <w:top w:w="0" w:type="dxa"/>
+            <w:left w:w="108" w:type="dxa"/>
+            <w:bottom w:w="0" w:type="dxa"/>
+            <w:right w:w="108" w:type="dxa"/>
+          </w:tblCellMar>
         </w:tblPrEx>
         <w:trPr>
-          <w:trHeight w:val="553" w:hRule="atLeast"/>
+          <w:gridAfter w:val="1"/>
+          <w:wAfter w:w="1660" w:type="dxa"/>
+          <w:trHeight w:val="551" w:hRule="atLeast"/>
         </w:trPr>
         <w:tc>
           <w:tcPr>
             <w:tcW w:w="840" w:type="dxa"/>
-            <w:vAlign w:val="center"/>
-          </w:tcPr>
-          <w:p>
-            <w:pPr>
-              <w:keepNext w:val="0"/>
-              <w:keepLines w:val="0"/>
-              <w:pageBreakBefore w:val="0"/>
-              <w:widowControl w:val="0"/>
-              <w:kinsoku/>
-              <w:wordWrap/>
-              <w:overflowPunct/>
-              <w:topLinePunct w:val="0"/>
-              <w:autoSpaceDE/>
-              <w:autoSpaceDN/>
-              <w:bidi w:val="0"/>
-              <w:adjustRightInd/>
-              <w:snapToGrid/>
-              <w:jc w:val="center"/>
-              <w:textAlignment w:val="auto"/>
-              <w:rPr>
-                <w:rFonts w:hint="default" w:ascii="仿宋_GB2312" w:eastAsia="仿宋_GB2312"/>
+            <w:shd w:val="clear" w:color="auto" w:fill="auto"/>
+            <w:vAlign w:val="center"/>
+          </w:tcPr>
+          <w:p>
+            <w:pPr>
+              <w:keepNext w:val="0"/>
+              <w:keepLines w:val="0"/>
+              <w:pageBreakBefore w:val="0"/>
+              <w:widowControl w:val="0"/>
+              <w:kinsoku/>
+              <w:wordWrap/>
+              <w:overflowPunct/>
+              <w:topLinePunct w:val="0"/>
+              <w:autoSpaceDE/>
+              <w:autoSpaceDN/>
+              <w:bidi w:val="0"/>
+              <w:adjustRightInd/>
+              <w:snapToGrid/>
+              <w:jc w:val="center"/>
+              <w:textAlignment w:val="auto"/>
+              <w:rPr>
+                <w:rFonts w:hint="eastAsia" w:ascii="仿宋_GB2312" w:eastAsia="仿宋_GB2312" w:hAnsiTheme="minorHAnsi" w:cstheme="minorBidi"/>
+                <w:kern w:val="2"/>
+                <w:sz w:val="24"/>
+                <w:szCs w:val="24"/>
+                <w:lang w:val="en-US" w:eastAsia="zh-CN" w:bidi="ar-SA"/>
+              </w:rPr>
+            </w:pPr>
+            <w:r>
+              <w:rPr>
+                <w:rFonts w:hint="eastAsia" w:ascii="仿宋_GB2312" w:eastAsia="仿宋_GB2312"/>
                 <w:sz w:val="24"/>
                 <w:szCs w:val="24"/>
                 <w:lang w:val="en-US" w:eastAsia="zh-CN"/>
               </w:rPr>
-            </w:pPr>
-            <w:r>
-              <w:rPr>
-                <w:rFonts w:hint="eastAsia" w:ascii="仿宋_GB2312" w:eastAsia="仿宋_GB2312"/>
-                <w:sz w:val="24"/>
-                <w:szCs w:val="24"/>
-                <w:lang w:val="en-US" w:eastAsia="zh-CN"/>
-              </w:rPr>
-              <w:t>3</w:t>
+              <w:t>7</w:t>
             </w:r>
           </w:p>
         </w:tc>
@@ -2807,7 +4528,7 @@
                 <w:szCs w:val="24"/>
                 <w:lang w:val="en-US" w:eastAsia="zh-CN" w:bidi="ar"/>
               </w:rPr>
-              <w:t>实验8 Linux网络配置与连通性诊断（第二部分）：nmcli、ip、ip route；静态IP、网关和DNS配置；本机→网关→目标主机→互联网分层连通性测试；网络故障恢复</w:t>
+              <w:t>实验12 firewalld与SELinux基础防护（第二部分）：规则配置、验证及回滚；SELinux工作模式与基础判断。实验13 Linux网络与访问故障综合排查（第一部分）：建立IP→路由→DNS→服务→端口→防火墙→SELinux→日志排障路径</w:t>
             </w:r>
           </w:p>
         </w:tc>
@@ -2842,13 +4563,13 @@
                 <w:szCs w:val="24"/>
                 <w:lang w:val="en-US" w:eastAsia="zh-CN" w:bidi="ar"/>
               </w:rPr>
-              <w:t>2</w:t>
-            </w:r>
-          </w:p>
-        </w:tc>
-        <w:tc>
-          <w:tcPr>
-            <w:tcW w:w="2127" w:type="dxa"/>
+              <w:t>4</w:t>
+            </w:r>
+          </w:p>
+        </w:tc>
+        <w:tc>
+          <w:tcPr>
+            <w:tcW w:w="1980" w:type="dxa"/>
             <w:shd w:val="clear" w:color="auto" w:fill="auto"/>
             <w:vAlign w:val="center"/>
           </w:tcPr>
@@ -2877,13 +4598,13 @@
                 <w:szCs w:val="24"/>
                 <w:lang w:val="en-US" w:eastAsia="zh-CN" w:bidi="ar"/>
               </w:rPr>
-              <w:t>故障导向、分层排障、学生实操</w:t>
-            </w:r>
-          </w:p>
-        </w:tc>
-        <w:tc>
-          <w:tcPr>
-            <w:tcW w:w="1513" w:type="dxa"/>
+              <w:t>故障导向、案例分析、学生排障、教师引导</w:t>
+            </w:r>
+          </w:p>
+        </w:tc>
+        <w:tc>
+          <w:tcPr>
+            <w:tcW w:w="1660" w:type="dxa"/>
             <w:shd w:val="clear" w:color="auto" w:fill="auto"/>
             <w:vAlign w:val="center"/>
           </w:tcPr>
@@ -2895,7 +4616,7 @@
               <w:suppressLineNumbers w:val="0"/>
               <w:jc w:val="left"/>
               <w:rPr>
-                <w:rFonts w:hint="default" w:ascii="Times New Roman" w:hAnsi="Times New Roman" w:eastAsia="仿宋GB2312" w:cstheme="minorBidi"/>
+                <w:rFonts w:ascii="Times New Roman" w:hAnsi="Times New Roman" w:eastAsia="仿宋GB2312" w:cstheme="minorBidi"/>
                 <w:b w:val="0"/>
                 <w:kern w:val="2"/>
                 <w:sz w:val="24"/>
@@ -2912,7 +4633,7 @@
                 <w:szCs w:val="24"/>
                 <w:lang w:val="en-US" w:eastAsia="zh-CN" w:bidi="ar"/>
               </w:rPr>
-              <w:t>完成IP或DNS故障定位并提交排障记录</w:t>
+              <w:t>完成firewalld规则配置；整理Linux网络访问故障排查流程</w:t>
             </w:r>
           </w:p>
         </w:tc>
@@ -2927,48 +4648,60 @@
             <w:insideH w:val="single" w:color="auto" w:sz="4" w:space="0"/>
             <w:insideV w:val="single" w:color="auto" w:sz="4" w:space="0"/>
           </w:tblBorders>
+          <w:tblCellMar>
+            <w:top w:w="0" w:type="dxa"/>
+            <w:left w:w="108" w:type="dxa"/>
+            <w:bottom w:w="0" w:type="dxa"/>
+            <w:right w:w="108" w:type="dxa"/>
+          </w:tblCellMar>
         </w:tblPrEx>
         <w:trPr>
-          <w:trHeight w:val="561" w:hRule="atLeast"/>
+          <w:gridAfter w:val="1"/>
+          <w:wAfter w:w="1660" w:type="dxa"/>
+          <w:trHeight w:val="559" w:hRule="atLeast"/>
         </w:trPr>
         <w:tc>
           <w:tcPr>
             <w:tcW w:w="840" w:type="dxa"/>
-            <w:vAlign w:val="center"/>
-          </w:tcPr>
-          <w:p>
-            <w:pPr>
-              <w:keepNext w:val="0"/>
-              <w:keepLines w:val="0"/>
-              <w:pageBreakBefore w:val="0"/>
-              <w:widowControl w:val="0"/>
-              <w:kinsoku/>
-              <w:wordWrap/>
-              <w:overflowPunct/>
-              <w:topLinePunct w:val="0"/>
-              <w:autoSpaceDE/>
-              <w:autoSpaceDN/>
-              <w:bidi w:val="0"/>
-              <w:adjustRightInd/>
-              <w:snapToGrid/>
-              <w:jc w:val="center"/>
-              <w:textAlignment w:val="auto"/>
+            <w:shd w:val="clear" w:color="auto" w:fill="auto"/>
+            <w:vAlign w:val="center"/>
+          </w:tcPr>
+          <w:p>
+            <w:pPr>
+              <w:keepNext w:val="0"/>
+              <w:keepLines w:val="0"/>
+              <w:pageBreakBefore w:val="0"/>
+              <w:widowControl w:val="0"/>
+              <w:kinsoku/>
+              <w:wordWrap/>
+              <w:overflowPunct/>
+              <w:topLinePunct w:val="0"/>
+              <w:autoSpaceDE/>
+              <w:autoSpaceDN/>
+              <w:bidi w:val="0"/>
+              <w:adjustRightInd/>
+              <w:snapToGrid/>
+              <w:jc w:val="center"/>
+              <w:textAlignment w:val="auto"/>
+              <w:rPr>
+                <w:rFonts w:hint="eastAsia" w:ascii="仿宋_GB2312" w:eastAsia="仿宋_GB2312" w:hAnsiTheme="minorHAnsi" w:cstheme="minorBidi"/>
+                <w:kern w:val="2"/>
+                <w:sz w:val="24"/>
+                <w:szCs w:val="24"/>
+                <w:lang w:val="en-US" w:eastAsia="zh-CN" w:bidi="ar-SA"/>
+              </w:rPr>
+            </w:pPr>
+            <w:r>
               <w:rPr>
                 <w:rFonts w:hint="eastAsia" w:ascii="仿宋_GB2312" w:eastAsia="仿宋_GB2312"/>
                 <w:sz w:val="24"/>
                 <w:szCs w:val="24"/>
                 <w:lang w:val="en-US" w:eastAsia="zh-CN"/>
               </w:rPr>
-            </w:pPr>
-            <w:r>
-              <w:rPr>
-                <w:rFonts w:hint="eastAsia" w:ascii="仿宋_GB2312" w:eastAsia="仿宋_GB2312"/>
-                <w:sz w:val="24"/>
-                <w:szCs w:val="24"/>
-                <w:lang w:val="en-US" w:eastAsia="zh-CN"/>
-              </w:rPr>
-              <w:t>4</w:t>
-            </w:r>
+              <w:t>8</w:t>
+            </w:r>
+            <w:bookmarkStart w:id="0" w:name="_GoBack"/>
+            <w:bookmarkEnd w:id="0"/>
           </w:p>
         </w:tc>
         <w:tc>
@@ -3003,7 +4736,7 @@
                 <w:szCs w:val="24"/>
                 <w:lang w:val="en-US" w:eastAsia="zh-CN" w:bidi="ar"/>
               </w:rPr>
-              <w:t>模块二：Linux网络、远程管理与基础防护；实验9 端口、DNS与HTTP/HTTPS访问验证：TCP/UDP、端口与监听；ss；DNS与hosts；dig/nslookup；curl；HTTP状态码及访问故障判断</w:t>
+              <w:t>实验13 Linux网络与访问故障综合排查（第二部分）：教师注入IP、DNS、SSH、端口、防火墙等综合故障；学生采集证据、判断根因、修复并复测</w:t>
             </w:r>
           </w:p>
         </w:tc>
@@ -3044,7 +4777,7 @@
         </w:tc>
         <w:tc>
           <w:tcPr>
-            <w:tcW w:w="2127" w:type="dxa"/>
+            <w:tcW w:w="1980" w:type="dxa"/>
             <w:shd w:val="clear" w:color="auto" w:fill="auto"/>
             <w:vAlign w:val="center"/>
           </w:tcPr>
@@ -3056,7 +4789,7 @@
               <w:suppressLineNumbers w:val="0"/>
               <w:jc w:val="left"/>
               <w:rPr>
-                <w:rFonts w:hint="default" w:ascii="Times New Roman" w:hAnsi="Times New Roman" w:eastAsia="仿宋GB2312" w:cstheme="minorBidi"/>
+                <w:rFonts w:hint="eastAsia" w:ascii="Times New Roman" w:hAnsi="Times New Roman" w:eastAsia="仿宋GB2312" w:cstheme="minorBidi"/>
                 <w:b w:val="0"/>
                 <w:kern w:val="2"/>
                 <w:sz w:val="24"/>
@@ -3073,13 +4806,13 @@
                 <w:szCs w:val="24"/>
                 <w:lang w:val="en-US" w:eastAsia="zh-CN" w:bidi="ar"/>
               </w:rPr>
-              <w:t>问题导向、演示实践、故障判断</w:t>
-            </w:r>
-          </w:p>
-        </w:tc>
-        <w:tc>
-          <w:tcPr>
-            <w:tcW w:w="1513" w:type="dxa"/>
+              <w:t>故障注入、独立实操、过程评价</w:t>
+            </w:r>
+          </w:p>
+        </w:tc>
+        <w:tc>
+          <w:tcPr>
+            <w:tcW w:w="1660" w:type="dxa"/>
             <w:shd w:val="clear" w:color="auto" w:fill="auto"/>
             <w:vAlign w:val="center"/>
           </w:tcPr>
@@ -3091,7 +4824,7 @@
               <w:suppressLineNumbers w:val="0"/>
               <w:jc w:val="left"/>
               <w:rPr>
-                <w:rFonts w:hint="default" w:ascii="Times New Roman" w:hAnsi="Times New Roman" w:eastAsia="仿宋GB2312" w:cstheme="minorBidi"/>
+                <w:rFonts w:ascii="Times New Roman" w:hAnsi="Times New Roman" w:eastAsia="仿宋GB2312" w:cstheme="minorBidi"/>
                 <w:b w:val="0"/>
                 <w:kern w:val="2"/>
                 <w:sz w:val="24"/>
@@ -3108,7 +4841,7 @@
                 <w:szCs w:val="24"/>
                 <w:lang w:val="en-US" w:eastAsia="zh-CN" w:bidi="ar"/>
               </w:rPr>
-              <w:t>完成DNS解析、端口监听和HTTP访问验证记录</w:t>
+              <w:t>提交“现象—证据—判断—根因—修复—验证”故障报告</w:t>
             </w:r>
           </w:p>
         </w:tc>
@@ -3123,47 +4856,57 @@
             <w:insideH w:val="single" w:color="auto" w:sz="4" w:space="0"/>
             <w:insideV w:val="single" w:color="auto" w:sz="4" w:space="0"/>
           </w:tblBorders>
+          <w:tblCellMar>
+            <w:top w:w="0" w:type="dxa"/>
+            <w:left w:w="108" w:type="dxa"/>
+            <w:bottom w:w="0" w:type="dxa"/>
+            <w:right w:w="108" w:type="dxa"/>
+          </w:tblCellMar>
         </w:tblPrEx>
         <w:trPr>
-          <w:trHeight w:val="555" w:hRule="atLeast"/>
+          <w:gridAfter w:val="1"/>
+          <w:wAfter w:w="1660" w:type="dxa"/>
+          <w:trHeight w:val="567" w:hRule="atLeast"/>
         </w:trPr>
         <w:tc>
           <w:tcPr>
             <w:tcW w:w="840" w:type="dxa"/>
-            <w:vAlign w:val="center"/>
-          </w:tcPr>
-          <w:p>
-            <w:pPr>
-              <w:keepNext w:val="0"/>
-              <w:keepLines w:val="0"/>
-              <w:pageBreakBefore w:val="0"/>
-              <w:widowControl w:val="0"/>
-              <w:kinsoku/>
-              <w:wordWrap/>
-              <w:overflowPunct/>
-              <w:topLinePunct w:val="0"/>
-              <w:autoSpaceDE/>
-              <w:autoSpaceDN/>
-              <w:bidi w:val="0"/>
-              <w:adjustRightInd/>
-              <w:snapToGrid/>
-              <w:jc w:val="center"/>
-              <w:textAlignment w:val="auto"/>
+            <w:shd w:val="clear" w:color="auto" w:fill="auto"/>
+            <w:vAlign w:val="center"/>
+          </w:tcPr>
+          <w:p>
+            <w:pPr>
+              <w:keepNext w:val="0"/>
+              <w:keepLines w:val="0"/>
+              <w:pageBreakBefore w:val="0"/>
+              <w:widowControl w:val="0"/>
+              <w:kinsoku/>
+              <w:wordWrap/>
+              <w:overflowPunct/>
+              <w:topLinePunct w:val="0"/>
+              <w:autoSpaceDE/>
+              <w:autoSpaceDN/>
+              <w:bidi w:val="0"/>
+              <w:adjustRightInd/>
+              <w:snapToGrid/>
+              <w:jc w:val="center"/>
+              <w:textAlignment w:val="auto"/>
+              <w:rPr>
+                <w:rFonts w:hint="eastAsia" w:ascii="仿宋_GB2312" w:eastAsia="仿宋_GB2312" w:hAnsiTheme="minorHAnsi" w:cstheme="minorBidi"/>
+                <w:kern w:val="2"/>
+                <w:sz w:val="24"/>
+                <w:szCs w:val="24"/>
+                <w:lang w:val="en-US" w:eastAsia="zh-CN" w:bidi="ar-SA"/>
+              </w:rPr>
+            </w:pPr>
+            <w:r>
               <w:rPr>
                 <w:rFonts w:hint="eastAsia" w:ascii="仿宋_GB2312" w:eastAsia="仿宋_GB2312"/>
                 <w:sz w:val="24"/>
                 <w:szCs w:val="24"/>
                 <w:lang w:val="en-US" w:eastAsia="zh-CN"/>
               </w:rPr>
-            </w:pPr>
-            <w:r>
-              <w:rPr>
-                <w:rFonts w:hint="eastAsia" w:ascii="仿宋_GB2312" w:eastAsia="仿宋_GB2312"/>
-                <w:sz w:val="24"/>
-                <w:szCs w:val="24"/>
-                <w:lang w:val="en-US" w:eastAsia="zh-CN"/>
-              </w:rPr>
-              <w:t>4</w:t>
+              <w:t>8</w:t>
             </w:r>
           </w:p>
         </w:tc>
@@ -3199,7 +4942,7 @@
                 <w:szCs w:val="24"/>
                 <w:lang w:val="en-US" w:eastAsia="zh-CN" w:bidi="ar"/>
               </w:rPr>
-              <w:t>实验10 SSH远程管理与密钥认证：sshd服务；SSH密码登录；密钥生成；authorized_keys；SSH客户端配置；scp、sftp远程文件传输；SSH连接故障排查</w:t>
+              <w:t>模块三：企业常见服务部署与综合运维；实验14 Nginx Web服务部署与故障排查（第一部分）：Nginx安装；systemd管理；主要目录和配置文件；静态网站发布</w:t>
             </w:r>
           </w:p>
         </w:tc>
@@ -3234,13 +4977,13 @@
                 <w:szCs w:val="24"/>
                 <w:lang w:val="en-US" w:eastAsia="zh-CN" w:bidi="ar"/>
               </w:rPr>
-              <w:t>4</w:t>
-            </w:r>
-          </w:p>
-        </w:tc>
-        <w:tc>
-          <w:tcPr>
-            <w:tcW w:w="2127" w:type="dxa"/>
+              <w:t>2</w:t>
+            </w:r>
+          </w:p>
+        </w:tc>
+        <w:tc>
+          <w:tcPr>
+            <w:tcW w:w="1980" w:type="dxa"/>
             <w:shd w:val="clear" w:color="auto" w:fill="auto"/>
             <w:vAlign w:val="center"/>
           </w:tcPr>
@@ -3269,13 +5012,13 @@
                 <w:szCs w:val="24"/>
                 <w:lang w:val="en-US" w:eastAsia="zh-CN" w:bidi="ar"/>
               </w:rPr>
-              <w:t>任务驱动、教师演示、双机实操、故障排查</w:t>
-            </w:r>
-          </w:p>
-        </w:tc>
-        <w:tc>
-          <w:tcPr>
-            <w:tcW w:w="1513" w:type="dxa"/>
+              <w:t>项目教学、教师演示、学生部署</w:t>
+            </w:r>
+          </w:p>
+        </w:tc>
+        <w:tc>
+          <w:tcPr>
+            <w:tcW w:w="1660" w:type="dxa"/>
             <w:shd w:val="clear" w:color="auto" w:fill="auto"/>
             <w:vAlign w:val="center"/>
           </w:tcPr>
@@ -3304,7 +5047,7 @@
                 <w:szCs w:val="24"/>
                 <w:lang w:val="en-US" w:eastAsia="zh-CN" w:bidi="ar"/>
               </w:rPr>
-              <w:t>完成SSH密钥登录配置及远程文件传输，提交验证结果</w:t>
+              <w:t>完成Nginx安装及静态网站发布，保存访问验证结果</w:t>
             </w:r>
           </w:p>
         </w:tc>
@@ -3319,13 +5062,22 @@
             <w:insideH w:val="single" w:color="auto" w:sz="4" w:space="0"/>
             <w:insideV w:val="single" w:color="auto" w:sz="4" w:space="0"/>
           </w:tblBorders>
+          <w:tblCellMar>
+            <w:top w:w="0" w:type="dxa"/>
+            <w:left w:w="108" w:type="dxa"/>
+            <w:bottom w:w="0" w:type="dxa"/>
+            <w:right w:w="108" w:type="dxa"/>
+          </w:tblCellMar>
         </w:tblPrEx>
         <w:trPr>
-          <w:trHeight w:val="563" w:hRule="atLeast"/>
+          <w:gridAfter w:val="1"/>
+          <w:wAfter w:w="1660" w:type="dxa"/>
+          <w:trHeight w:val="567" w:hRule="atLeast"/>
         </w:trPr>
         <w:tc>
           <w:tcPr>
             <w:tcW w:w="840" w:type="dxa"/>
+            <w:shd w:val="clear" w:color="auto" w:fill="auto"/>
             <w:vAlign w:val="center"/>
           </w:tcPr>
           <w:p>
@@ -3359,7 +5111,7 @@
                 <w:szCs w:val="24"/>
                 <w:lang w:val="en-US" w:eastAsia="zh-CN"/>
               </w:rPr>
-              <w:t>4</w:t>
+              <w:t>8</w:t>
             </w:r>
           </w:p>
         </w:tc>
@@ -3395,7 +5147,7 @@
                 <w:szCs w:val="24"/>
                 <w:lang w:val="en-US" w:eastAsia="zh-CN" w:bidi="ar"/>
               </w:rPr>
-              <w:t>实验11 rsync数据同步与crontab定时备份：rsync目录同步、增量备份；crontab定时任务；模拟文件误删；备份恢复验证</w:t>
+              <w:t>实验14 Nginx Web服务部署与故障排查（第二部分）：虚拟主机、反向代理、access/error日志、403/404/502故障排查。实验15 MySQL数据库服务部署与备份恢复（第一部分）：MySQL安装、启动、安全初始化</w:t>
             </w:r>
           </w:p>
         </w:tc>
@@ -3430,13 +5182,13 @@
                 <w:szCs w:val="24"/>
                 <w:lang w:val="en-US" w:eastAsia="zh-CN" w:bidi="ar"/>
               </w:rPr>
-              <w:t>2</w:t>
-            </w:r>
-          </w:p>
-        </w:tc>
-        <w:tc>
-          <w:tcPr>
-            <w:tcW w:w="2127" w:type="dxa"/>
+              <w:t>4</w:t>
+            </w:r>
+          </w:p>
+        </w:tc>
+        <w:tc>
+          <w:tcPr>
+            <w:tcW w:w="1980" w:type="dxa"/>
             <w:shd w:val="clear" w:color="auto" w:fill="auto"/>
             <w:vAlign w:val="center"/>
           </w:tcPr>
@@ -3465,13 +5217,13 @@
                 <w:szCs w:val="24"/>
                 <w:lang w:val="en-US" w:eastAsia="zh-CN" w:bidi="ar"/>
               </w:rPr>
-              <w:t>项目任务、实践操作、恢复验证</w:t>
-            </w:r>
-          </w:p>
-        </w:tc>
-        <w:tc>
-          <w:tcPr>
-            <w:tcW w:w="1513" w:type="dxa"/>
+              <w:t>项目驱动、故障导向、操作演示、学生实践</w:t>
+            </w:r>
+          </w:p>
+        </w:tc>
+        <w:tc>
+          <w:tcPr>
+            <w:tcW w:w="1660" w:type="dxa"/>
             <w:shd w:val="clear" w:color="auto" w:fill="auto"/>
             <w:vAlign w:val="center"/>
           </w:tcPr>
@@ -3500,7 +5252,7 @@
                 <w:szCs w:val="24"/>
                 <w:lang w:val="en-US" w:eastAsia="zh-CN" w:bidi="ar"/>
               </w:rPr>
-              <w:t>建立定时备份任务，并完成一次模拟数据恢复</w:t>
+              <w:t>完成Nginx故障排查记录；完成MySQL安装与安全初始化</w:t>
             </w:r>
           </w:p>
         </w:tc>
@@ -3515,13 +5267,22 @@
             <w:insideH w:val="single" w:color="auto" w:sz="4" w:space="0"/>
             <w:insideV w:val="single" w:color="auto" w:sz="4" w:space="0"/>
           </w:tblBorders>
+          <w:tblCellMar>
+            <w:top w:w="0" w:type="dxa"/>
+            <w:left w:w="108" w:type="dxa"/>
+            <w:bottom w:w="0" w:type="dxa"/>
+            <w:right w:w="108" w:type="dxa"/>
+          </w:tblCellMar>
         </w:tblPrEx>
         <w:trPr>
-          <w:trHeight w:val="557" w:hRule="atLeast"/>
+          <w:gridAfter w:val="1"/>
+          <w:wAfter w:w="1660" w:type="dxa"/>
+          <w:trHeight w:val="567" w:hRule="atLeast"/>
         </w:trPr>
         <w:tc>
           <w:tcPr>
             <w:tcW w:w="840" w:type="dxa"/>
+            <w:shd w:val="clear" w:color="auto" w:fill="auto"/>
             <w:vAlign w:val="center"/>
           </w:tcPr>
           <w:p>
@@ -3555,7 +5316,7 @@
                 <w:szCs w:val="24"/>
                 <w:lang w:val="en-US" w:eastAsia="zh-CN"/>
               </w:rPr>
-              <w:t>5</w:t>
+              <w:t>8</w:t>
             </w:r>
           </w:p>
         </w:tc>
@@ -3591,7 +5352,7 @@
                 <w:szCs w:val="24"/>
                 <w:lang w:val="en-US" w:eastAsia="zh-CN" w:bidi="ar"/>
               </w:rPr>
-              <w:t>实验12 firewalld与SELinux基础防护（第一部分）：firewalld作用；zone、service、port；临时规则和永久规则；端口最小开放</w:t>
+              <w:t>实验15 MySQL数据库服务部署与备份恢复（第二部分）：数据库账号与权限；监听地址；远程访问；端口安全；mysqldump备份；模拟数据丢失与恢复验证</w:t>
             </w:r>
           </w:p>
         </w:tc>
@@ -3632,7 +5393,7 @@
         </w:tc>
         <w:tc>
           <w:tcPr>
-            <w:tcW w:w="2127" w:type="dxa"/>
+            <w:tcW w:w="1980" w:type="dxa"/>
             <w:shd w:val="clear" w:color="auto" w:fill="auto"/>
             <w:vAlign w:val="center"/>
           </w:tcPr>
@@ -3661,13 +5422,13 @@
                 <w:szCs w:val="24"/>
                 <w:lang w:val="en-US" w:eastAsia="zh-CN" w:bidi="ar"/>
               </w:rPr>
-              <w:t>案例教学、教师演示、学生配置</w:t>
-            </w:r>
-          </w:p>
-        </w:tc>
-        <w:tc>
-          <w:tcPr>
-            <w:tcW w:w="1513" w:type="dxa"/>
+              <w:t>任务驱动、实践操作、恢复验证</w:t>
+            </w:r>
+          </w:p>
+        </w:tc>
+        <w:tc>
+          <w:tcPr>
+            <w:tcW w:w="1660" w:type="dxa"/>
             <w:shd w:val="clear" w:color="auto" w:fill="auto"/>
             <w:vAlign w:val="center"/>
           </w:tcPr>
@@ -3696,7 +5457,7 @@
                 <w:szCs w:val="24"/>
                 <w:lang w:val="en-US" w:eastAsia="zh-CN" w:bidi="ar"/>
               </w:rPr>
-              <w:t>根据业务需求设计服务器端口开放清单</w:t>
+              <w:t>完成MySQL业务账号配置及数据库备份恢复实验</w:t>
             </w:r>
           </w:p>
         </w:tc>
@@ -3711,13 +5472,22 @@
             <w:insideH w:val="single" w:color="auto" w:sz="4" w:space="0"/>
             <w:insideV w:val="single" w:color="auto" w:sz="4" w:space="0"/>
           </w:tblBorders>
+          <w:tblCellMar>
+            <w:top w:w="0" w:type="dxa"/>
+            <w:left w:w="108" w:type="dxa"/>
+            <w:bottom w:w="0" w:type="dxa"/>
+            <w:right w:w="108" w:type="dxa"/>
+          </w:tblCellMar>
         </w:tblPrEx>
         <w:trPr>
-          <w:trHeight w:val="551" w:hRule="atLeast"/>
+          <w:gridAfter w:val="1"/>
+          <w:wAfter w:w="1660" w:type="dxa"/>
+          <w:trHeight w:val="567" w:hRule="atLeast"/>
         </w:trPr>
         <w:tc>
           <w:tcPr>
             <w:tcW w:w="840" w:type="dxa"/>
+            <w:shd w:val="clear" w:color="auto" w:fill="auto"/>
             <w:vAlign w:val="center"/>
           </w:tcPr>
           <w:p>
@@ -3751,7 +5521,7 @@
                 <w:szCs w:val="24"/>
                 <w:lang w:val="en-US" w:eastAsia="zh-CN"/>
               </w:rPr>
-              <w:t>5</w:t>
+              <w:t>9</w:t>
             </w:r>
           </w:p>
         </w:tc>
@@ -3787,7 +5557,7 @@
                 <w:szCs w:val="24"/>
                 <w:lang w:val="en-US" w:eastAsia="zh-CN" w:bidi="ar"/>
               </w:rPr>
-              <w:t>实验12 firewalld与SELinux基础防护（第二部分）：规则配置、验证及回滚；SELinux工作模式与基础判断。实验13 Linux网络与访问故障综合排查（第一部分）：建立IP→路由→DNS→服务→端口→防火墙→SELinux→日志排障路径</w:t>
+              <w:t>实验16 MongoDB数据库服务部署与安全配置（第一部分）：MongoDB作用及文档数据库认知；安装、启动、服务状态、客户端连接；数据库、集合和文档基础操作</w:t>
             </w:r>
           </w:p>
         </w:tc>
@@ -3822,13 +5592,13 @@
                 <w:szCs w:val="24"/>
                 <w:lang w:val="en-US" w:eastAsia="zh-CN" w:bidi="ar"/>
               </w:rPr>
-              <w:t>4</w:t>
-            </w:r>
-          </w:p>
-        </w:tc>
-        <w:tc>
-          <w:tcPr>
-            <w:tcW w:w="2127" w:type="dxa"/>
+              <w:t>2</w:t>
+            </w:r>
+          </w:p>
+        </w:tc>
+        <w:tc>
+          <w:tcPr>
+            <w:tcW w:w="1980" w:type="dxa"/>
             <w:shd w:val="clear" w:color="auto" w:fill="auto"/>
             <w:vAlign w:val="center"/>
           </w:tcPr>
@@ -3857,13 +5627,13 @@
                 <w:szCs w:val="24"/>
                 <w:lang w:val="en-US" w:eastAsia="zh-CN" w:bidi="ar"/>
               </w:rPr>
-              <w:t>故障导向、案例分析、学生排障、教师引导</w:t>
-            </w:r>
-          </w:p>
-        </w:tc>
-        <w:tc>
-          <w:tcPr>
-            <w:tcW w:w="1513" w:type="dxa"/>
+              <w:t>演示教学、任务驱动、学生实践</w:t>
+            </w:r>
+          </w:p>
+        </w:tc>
+        <w:tc>
+          <w:tcPr>
+            <w:tcW w:w="1660" w:type="dxa"/>
             <w:shd w:val="clear" w:color="auto" w:fill="auto"/>
             <w:vAlign w:val="center"/>
           </w:tcPr>
@@ -3892,7 +5662,7 @@
                 <w:szCs w:val="24"/>
                 <w:lang w:val="en-US" w:eastAsia="zh-CN" w:bidi="ar"/>
               </w:rPr>
-              <w:t>完成firewalld规则配置；整理Linux网络访问故障排查流程</w:t>
+              <w:t>完成MongoDB安装及基础数据操作验证</w:t>
             </w:r>
           </w:p>
         </w:tc>
@@ -3907,13 +5677,22 @@
             <w:insideH w:val="single" w:color="auto" w:sz="4" w:space="0"/>
             <w:insideV w:val="single" w:color="auto" w:sz="4" w:space="0"/>
           </w:tblBorders>
+          <w:tblCellMar>
+            <w:top w:w="0" w:type="dxa"/>
+            <w:left w:w="108" w:type="dxa"/>
+            <w:bottom w:w="0" w:type="dxa"/>
+            <w:right w:w="108" w:type="dxa"/>
+          </w:tblCellMar>
         </w:tblPrEx>
         <w:trPr>
-          <w:trHeight w:val="559" w:hRule="atLeast"/>
+          <w:gridAfter w:val="1"/>
+          <w:wAfter w:w="1660" w:type="dxa"/>
+          <w:trHeight w:val="567" w:hRule="atLeast"/>
         </w:trPr>
         <w:tc>
           <w:tcPr>
             <w:tcW w:w="840" w:type="dxa"/>
+            <w:shd w:val="clear" w:color="auto" w:fill="auto"/>
             <w:vAlign w:val="center"/>
           </w:tcPr>
           <w:p>
@@ -3947,7 +5726,7 @@
                 <w:szCs w:val="24"/>
                 <w:lang w:val="en-US" w:eastAsia="zh-CN"/>
               </w:rPr>
-              <w:t>5</w:t>
+              <w:t>9</w:t>
             </w:r>
           </w:p>
         </w:tc>
@@ -3983,7 +5762,7 @@
                 <w:szCs w:val="24"/>
                 <w:lang w:val="en-US" w:eastAsia="zh-CN" w:bidi="ar"/>
               </w:rPr>
-              <w:t>实验13 Linux网络与访问故障综合排查（第二部分）：教师注入IP、DNS、SSH、端口、防火墙等综合故障；学生采集证据、判断根因、修复并复测</w:t>
+              <w:t>实验16 MongoDB数据库服务部署与安全配置（第二部分）：用户认证、监听地址、安全配置、日志及连接故障排查。实验17 Redis缓存服务部署与运行维护：Redis安装、认证、bind、PING/SET/GET、RDB/AOF基础、端口安全</w:t>
             </w:r>
           </w:p>
         </w:tc>
@@ -4018,13 +5797,13 @@
                 <w:szCs w:val="24"/>
                 <w:lang w:val="en-US" w:eastAsia="zh-CN" w:bidi="ar"/>
               </w:rPr>
-              <w:t>2</w:t>
-            </w:r>
-          </w:p>
-        </w:tc>
-        <w:tc>
-          <w:tcPr>
-            <w:tcW w:w="2127" w:type="dxa"/>
+              <w:t>4</w:t>
+            </w:r>
+          </w:p>
+        </w:tc>
+        <w:tc>
+          <w:tcPr>
+            <w:tcW w:w="1980" w:type="dxa"/>
             <w:shd w:val="clear" w:color="auto" w:fill="auto"/>
             <w:vAlign w:val="center"/>
           </w:tcPr>
@@ -4053,13 +5832,13 @@
                 <w:szCs w:val="24"/>
                 <w:lang w:val="en-US" w:eastAsia="zh-CN" w:bidi="ar"/>
               </w:rPr>
-              <w:t>故障注入、独立实操、过程评价</w:t>
-            </w:r>
-          </w:p>
-        </w:tc>
-        <w:tc>
-          <w:tcPr>
-            <w:tcW w:w="1513" w:type="dxa"/>
+              <w:t>项目教学、故障导向、对比教学、学生实践</w:t>
+            </w:r>
+          </w:p>
+        </w:tc>
+        <w:tc>
+          <w:tcPr>
+            <w:tcW w:w="1660" w:type="dxa"/>
             <w:shd w:val="clear" w:color="auto" w:fill="auto"/>
             <w:vAlign w:val="center"/>
           </w:tcPr>
@@ -4088,7 +5867,7 @@
                 <w:szCs w:val="24"/>
                 <w:lang w:val="en-US" w:eastAsia="zh-CN" w:bidi="ar"/>
               </w:rPr>
-              <w:t>提交“现象—证据—判断—根因—修复—验证”故障报告</w:t>
+              <w:t>完成MongoDB认证配置；完成Redis部署、认证及持久化检查</w:t>
             </w:r>
           </w:p>
         </w:tc>
@@ -4103,34 +5882,43 @@
             <w:insideH w:val="single" w:color="auto" w:sz="4" w:space="0"/>
             <w:insideV w:val="single" w:color="auto" w:sz="4" w:space="0"/>
           </w:tblBorders>
+          <w:tblCellMar>
+            <w:top w:w="0" w:type="dxa"/>
+            <w:left w:w="108" w:type="dxa"/>
+            <w:bottom w:w="0" w:type="dxa"/>
+            <w:right w:w="108" w:type="dxa"/>
+          </w:tblCellMar>
         </w:tblPrEx>
         <w:trPr>
+          <w:gridAfter w:val="1"/>
+          <w:wAfter w:w="1660" w:type="dxa"/>
           <w:trHeight w:val="567" w:hRule="atLeast"/>
         </w:trPr>
         <w:tc>
           <w:tcPr>
             <w:tcW w:w="840" w:type="dxa"/>
-            <w:vAlign w:val="center"/>
-          </w:tcPr>
-          <w:p>
-            <w:pPr>
-              <w:keepNext w:val="0"/>
-              <w:keepLines w:val="0"/>
-              <w:pageBreakBefore w:val="0"/>
-              <w:widowControl w:val="0"/>
-              <w:kinsoku/>
-              <w:wordWrap/>
-              <w:overflowPunct/>
-              <w:topLinePunct w:val="0"/>
-              <w:autoSpaceDE/>
-              <w:autoSpaceDN/>
-              <w:bidi w:val="0"/>
-              <w:adjustRightInd/>
-              <w:snapToGrid/>
-              <w:jc w:val="center"/>
-              <w:textAlignment w:val="auto"/>
-              <w:rPr>
-                <w:rFonts w:hint="default" w:ascii="仿宋_GB2312" w:eastAsia="仿宋_GB2312"/>
+            <w:shd w:val="clear" w:color="auto" w:fill="auto"/>
+            <w:vAlign w:val="center"/>
+          </w:tcPr>
+          <w:p>
+            <w:pPr>
+              <w:keepNext w:val="0"/>
+              <w:keepLines w:val="0"/>
+              <w:pageBreakBefore w:val="0"/>
+              <w:widowControl w:val="0"/>
+              <w:kinsoku/>
+              <w:wordWrap/>
+              <w:overflowPunct/>
+              <w:topLinePunct w:val="0"/>
+              <w:autoSpaceDE/>
+              <w:autoSpaceDN/>
+              <w:bidi w:val="0"/>
+              <w:adjustRightInd/>
+              <w:snapToGrid/>
+              <w:jc w:val="center"/>
+              <w:textAlignment w:val="auto"/>
+              <w:rPr>
+                <w:rFonts w:hint="eastAsia" w:ascii="仿宋_GB2312" w:eastAsia="仿宋_GB2312"/>
                 <w:sz w:val="24"/>
                 <w:szCs w:val="24"/>
                 <w:lang w:val="en-US" w:eastAsia="zh-CN"/>
@@ -4143,7 +5931,7 @@
                 <w:szCs w:val="24"/>
                 <w:lang w:val="en-US" w:eastAsia="zh-CN"/>
               </w:rPr>
-              <w:t>6</w:t>
+              <w:t>9</w:t>
             </w:r>
           </w:p>
         </w:tc>
@@ -4179,7 +5967,7 @@
                 <w:szCs w:val="24"/>
                 <w:lang w:val="en-US" w:eastAsia="zh-CN" w:bidi="ar"/>
               </w:rPr>
-              <w:t>模块三：企业常见服务部署与综合运维；实验14 Nginx Web服务部署与故障排查（第一部分）：Nginx安装；systemd管理；主要目录和配置文件；静态网站发布</w:t>
+              <w:t>实验18 Git项目获取与版本恢复：Git在服务器部署中的作用；clone、status、log、add、commit、pull；模拟误修改及版本恢复</w:t>
             </w:r>
           </w:p>
         </w:tc>
@@ -4220,7 +6008,7 @@
         </w:tc>
         <w:tc>
           <w:tcPr>
-            <w:tcW w:w="2127" w:type="dxa"/>
+            <w:tcW w:w="1980" w:type="dxa"/>
             <w:shd w:val="clear" w:color="auto" w:fill="auto"/>
             <w:vAlign w:val="center"/>
           </w:tcPr>
@@ -4249,13 +6037,13 @@
                 <w:szCs w:val="24"/>
                 <w:lang w:val="en-US" w:eastAsia="zh-CN" w:bidi="ar"/>
               </w:rPr>
-              <w:t>项目教学、教师演示、学生部署</w:t>
-            </w:r>
-          </w:p>
-        </w:tc>
-        <w:tc>
-          <w:tcPr>
-            <w:tcW w:w="1513" w:type="dxa"/>
+              <w:t>任务驱动、案例实践、版本恢复实验</w:t>
+            </w:r>
+          </w:p>
+        </w:tc>
+        <w:tc>
+          <w:tcPr>
+            <w:tcW w:w="1660" w:type="dxa"/>
             <w:shd w:val="clear" w:color="auto" w:fill="auto"/>
             <w:vAlign w:val="center"/>
           </w:tcPr>
@@ -4284,7 +6072,7 @@
                 <w:szCs w:val="24"/>
                 <w:lang w:val="en-US" w:eastAsia="zh-CN" w:bidi="ar"/>
               </w:rPr>
-              <w:t>完成Nginx安装及静态网站发布，保存访问验证结果</w:t>
+              <w:t>将指定配置或项目纳入Git管理，完成不少于2次有效提交和1次版本恢复</w:t>
             </w:r>
           </w:p>
         </w:tc>
@@ -4299,34 +6087,43 @@
             <w:insideH w:val="single" w:color="auto" w:sz="4" w:space="0"/>
             <w:insideV w:val="single" w:color="auto" w:sz="4" w:space="0"/>
           </w:tblBorders>
+          <w:tblCellMar>
+            <w:top w:w="0" w:type="dxa"/>
+            <w:left w:w="108" w:type="dxa"/>
+            <w:bottom w:w="0" w:type="dxa"/>
+            <w:right w:w="108" w:type="dxa"/>
+          </w:tblCellMar>
         </w:tblPrEx>
         <w:trPr>
-          <w:trHeight w:val="547" w:hRule="atLeast"/>
+          <w:gridAfter w:val="1"/>
+          <w:wAfter w:w="1660" w:type="dxa"/>
+          <w:trHeight w:val="567" w:hRule="atLeast"/>
         </w:trPr>
         <w:tc>
           <w:tcPr>
             <w:tcW w:w="840" w:type="dxa"/>
-            <w:vAlign w:val="center"/>
-          </w:tcPr>
-          <w:p>
-            <w:pPr>
-              <w:keepNext w:val="0"/>
-              <w:keepLines w:val="0"/>
-              <w:pageBreakBefore w:val="0"/>
-              <w:widowControl w:val="0"/>
-              <w:kinsoku/>
-              <w:wordWrap/>
-              <w:overflowPunct/>
-              <w:topLinePunct w:val="0"/>
-              <w:autoSpaceDE/>
-              <w:autoSpaceDN/>
-              <w:bidi w:val="0"/>
-              <w:adjustRightInd/>
-              <w:snapToGrid/>
-              <w:jc w:val="center"/>
-              <w:textAlignment w:val="auto"/>
-              <w:rPr>
-                <w:rFonts w:hint="eastAsia" w:ascii="仿宋_GB2312" w:eastAsia="仿宋_GB2312"/>
+            <w:shd w:val="clear" w:color="auto" w:fill="auto"/>
+            <w:vAlign w:val="center"/>
+          </w:tcPr>
+          <w:p>
+            <w:pPr>
+              <w:keepNext w:val="0"/>
+              <w:keepLines w:val="0"/>
+              <w:pageBreakBefore w:val="0"/>
+              <w:widowControl w:val="0"/>
+              <w:kinsoku/>
+              <w:wordWrap/>
+              <w:overflowPunct/>
+              <w:topLinePunct w:val="0"/>
+              <w:autoSpaceDE/>
+              <w:autoSpaceDN/>
+              <w:bidi w:val="0"/>
+              <w:adjustRightInd/>
+              <w:snapToGrid/>
+              <w:jc w:val="center"/>
+              <w:textAlignment w:val="auto"/>
+              <w:rPr>
+                <w:rFonts w:hint="default" w:ascii="仿宋_GB2312" w:eastAsia="仿宋_GB2312"/>
                 <w:sz w:val="24"/>
                 <w:szCs w:val="24"/>
                 <w:lang w:val="en-US" w:eastAsia="zh-CN"/>
@@ -4339,7 +6136,7 @@
                 <w:szCs w:val="24"/>
                 <w:lang w:val="en-US" w:eastAsia="zh-CN"/>
               </w:rPr>
-              <w:t>6</w:t>
+              <w:t>10</w:t>
             </w:r>
           </w:p>
         </w:tc>
@@ -4375,7 +6172,7 @@
                 <w:szCs w:val="24"/>
                 <w:lang w:val="en-US" w:eastAsia="zh-CN" w:bidi="ar"/>
               </w:rPr>
-              <w:t>实验14 Nginx Web服务部署与故障排查（第二部分）：虚拟主机、反向代理、access/error日志、403/404/502故障排查。实验15 MySQL数据库服务部署与备份恢复（第一部分）：MySQL安装、启动、安全初始化</w:t>
+              <w:t>实验19 Shell服务器巡检脚本：变量、命令替换、条件判断；CPU、内存、磁盘、服务和端口采集；退出码、标准输出/错误输出；巡检日志</w:t>
             </w:r>
           </w:p>
         </w:tc>
@@ -4410,13 +6207,13 @@
                 <w:szCs w:val="24"/>
                 <w:lang w:val="en-US" w:eastAsia="zh-CN" w:bidi="ar"/>
               </w:rPr>
-              <w:t>4</w:t>
-            </w:r>
-          </w:p>
-        </w:tc>
-        <w:tc>
-          <w:tcPr>
-            <w:tcW w:w="2127" w:type="dxa"/>
+              <w:t>2</w:t>
+            </w:r>
+          </w:p>
+        </w:tc>
+        <w:tc>
+          <w:tcPr>
+            <w:tcW w:w="1980" w:type="dxa"/>
             <w:shd w:val="clear" w:color="auto" w:fill="auto"/>
             <w:vAlign w:val="center"/>
           </w:tcPr>
@@ -4445,13 +6242,13 @@
                 <w:szCs w:val="24"/>
                 <w:lang w:val="en-US" w:eastAsia="zh-CN" w:bidi="ar"/>
               </w:rPr>
-              <w:t>项目驱动、故障导向、操作演示、学生实践</w:t>
-            </w:r>
-          </w:p>
-        </w:tc>
-        <w:tc>
-          <w:tcPr>
-            <w:tcW w:w="1513" w:type="dxa"/>
+              <w:t>项目任务、代码示范、学生编写、异常验证</w:t>
+            </w:r>
+          </w:p>
+        </w:tc>
+        <w:tc>
+          <w:tcPr>
+            <w:tcW w:w="1660" w:type="dxa"/>
             <w:shd w:val="clear" w:color="auto" w:fill="auto"/>
             <w:vAlign w:val="center"/>
           </w:tcPr>
@@ -4480,7 +6277,7 @@
                 <w:szCs w:val="24"/>
                 <w:lang w:val="en-US" w:eastAsia="zh-CN" w:bidi="ar"/>
               </w:rPr>
-              <w:t>完成Nginx故障排查记录；完成MySQL安装与安全初始化</w:t>
+              <w:t>完成服务器巡检Shell脚本，能够识别至少两类异常并保存日志</w:t>
             </w:r>
           </w:p>
         </w:tc>
@@ -4495,34 +6292,43 @@
             <w:insideH w:val="single" w:color="auto" w:sz="4" w:space="0"/>
             <w:insideV w:val="single" w:color="auto" w:sz="4" w:space="0"/>
           </w:tblBorders>
+          <w:tblCellMar>
+            <w:top w:w="0" w:type="dxa"/>
+            <w:left w:w="108" w:type="dxa"/>
+            <w:bottom w:w="0" w:type="dxa"/>
+            <w:right w:w="108" w:type="dxa"/>
+          </w:tblCellMar>
         </w:tblPrEx>
         <w:trPr>
-          <w:trHeight w:val="555" w:hRule="atLeast"/>
+          <w:gridAfter w:val="1"/>
+          <w:wAfter w:w="1660" w:type="dxa"/>
+          <w:trHeight w:val="567" w:hRule="atLeast"/>
         </w:trPr>
         <w:tc>
           <w:tcPr>
             <w:tcW w:w="840" w:type="dxa"/>
-            <w:vAlign w:val="center"/>
-          </w:tcPr>
-          <w:p>
-            <w:pPr>
-              <w:keepNext w:val="0"/>
-              <w:keepLines w:val="0"/>
-              <w:pageBreakBefore w:val="0"/>
-              <w:widowControl w:val="0"/>
-              <w:kinsoku/>
-              <w:wordWrap/>
-              <w:overflowPunct/>
-              <w:topLinePunct w:val="0"/>
-              <w:autoSpaceDE/>
-              <w:autoSpaceDN/>
-              <w:bidi w:val="0"/>
-              <w:adjustRightInd/>
-              <w:snapToGrid/>
-              <w:jc w:val="center"/>
-              <w:textAlignment w:val="auto"/>
-              <w:rPr>
-                <w:rFonts w:hint="eastAsia" w:ascii="仿宋_GB2312" w:eastAsia="仿宋_GB2312"/>
+            <w:shd w:val="clear" w:color="auto" w:fill="auto"/>
+            <w:vAlign w:val="center"/>
+          </w:tcPr>
+          <w:p>
+            <w:pPr>
+              <w:keepNext w:val="0"/>
+              <w:keepLines w:val="0"/>
+              <w:pageBreakBefore w:val="0"/>
+              <w:widowControl w:val="0"/>
+              <w:kinsoku/>
+              <w:wordWrap/>
+              <w:overflowPunct/>
+              <w:topLinePunct w:val="0"/>
+              <w:autoSpaceDE/>
+              <w:autoSpaceDN/>
+              <w:bidi w:val="0"/>
+              <w:adjustRightInd/>
+              <w:snapToGrid/>
+              <w:jc w:val="center"/>
+              <w:textAlignment w:val="auto"/>
+              <w:rPr>
+                <w:rFonts w:hint="default" w:ascii="仿宋_GB2312" w:eastAsia="仿宋_GB2312"/>
                 <w:sz w:val="24"/>
                 <w:szCs w:val="24"/>
                 <w:lang w:val="en-US" w:eastAsia="zh-CN"/>
@@ -4535,7 +6341,7 @@
                 <w:szCs w:val="24"/>
                 <w:lang w:val="en-US" w:eastAsia="zh-CN"/>
               </w:rPr>
-              <w:t>6</w:t>
+              <w:t>10</w:t>
             </w:r>
           </w:p>
         </w:tc>
@@ -4571,7 +6377,7 @@
                 <w:szCs w:val="24"/>
                 <w:lang w:val="en-US" w:eastAsia="zh-CN" w:bidi="ar"/>
               </w:rPr>
-              <w:t>实验15 MySQL数据库服务部署与备份恢复（第二部分）：数据库账号与权限；监听地址；远程访问；端口安全；mysqldump备份；模拟数据丢失与恢复验证</w:t>
+              <w:t>实验20 Linux企业服务器综合部署与故障排查（第一部分）：完成账号、网络、SSH、防火墙、Nginx、MySQL、MongoDB、Redis、Git、Shell巡检、备份等综合部署；完成服务关系及端口规划</w:t>
             </w:r>
           </w:p>
         </w:tc>
@@ -4606,13 +6412,13 @@
                 <w:szCs w:val="24"/>
                 <w:lang w:val="en-US" w:eastAsia="zh-CN" w:bidi="ar"/>
               </w:rPr>
-              <w:t>2</w:t>
-            </w:r>
-          </w:p>
-        </w:tc>
-        <w:tc>
-          <w:tcPr>
-            <w:tcW w:w="2127" w:type="dxa"/>
+              <w:t>4</w:t>
+            </w:r>
+          </w:p>
+        </w:tc>
+        <w:tc>
+          <w:tcPr>
+            <w:tcW w:w="1980" w:type="dxa"/>
             <w:shd w:val="clear" w:color="auto" w:fill="auto"/>
             <w:vAlign w:val="center"/>
           </w:tcPr>
@@ -4641,13 +6447,13 @@
                 <w:szCs w:val="24"/>
                 <w:lang w:val="en-US" w:eastAsia="zh-CN" w:bidi="ar"/>
               </w:rPr>
-              <w:t>任务驱动、实践操作、恢复验证</w:t>
-            </w:r>
-          </w:p>
-        </w:tc>
-        <w:tc>
-          <w:tcPr>
-            <w:tcW w:w="1513" w:type="dxa"/>
+              <w:t>综合项目、小组协作、任务驱动、教师巡回指导</w:t>
+            </w:r>
+          </w:p>
+        </w:tc>
+        <w:tc>
+          <w:tcPr>
+            <w:tcW w:w="1660" w:type="dxa"/>
             <w:shd w:val="clear" w:color="auto" w:fill="auto"/>
             <w:vAlign w:val="center"/>
           </w:tcPr>
@@ -4676,7 +6482,7 @@
                 <w:szCs w:val="24"/>
                 <w:lang w:val="en-US" w:eastAsia="zh-CN" w:bidi="ar"/>
               </w:rPr>
-              <w:t>完成MySQL业务账号配置及数据库备份恢复实验</w:t>
+              <w:t>完成综合项目主要服务部署，提交服务关系图、端口表及环境基线</w:t>
             </w:r>
           </w:p>
         </w:tc>
@@ -4691,13 +6497,22 @@
             <w:insideH w:val="single" w:color="auto" w:sz="4" w:space="0"/>
             <w:insideV w:val="single" w:color="auto" w:sz="4" w:space="0"/>
           </w:tblBorders>
+          <w:tblCellMar>
+            <w:top w:w="0" w:type="dxa"/>
+            <w:left w:w="108" w:type="dxa"/>
+            <w:bottom w:w="0" w:type="dxa"/>
+            <w:right w:w="108" w:type="dxa"/>
+          </w:tblCellMar>
         </w:tblPrEx>
         <w:trPr>
-          <w:trHeight w:val="555" w:hRule="atLeast"/>
+          <w:gridAfter w:val="1"/>
+          <w:wAfter w:w="1660" w:type="dxa"/>
+          <w:trHeight w:val="567" w:hRule="atLeast"/>
         </w:trPr>
         <w:tc>
           <w:tcPr>
             <w:tcW w:w="840" w:type="dxa"/>
+            <w:shd w:val="clear" w:color="auto" w:fill="auto"/>
             <w:vAlign w:val="center"/>
           </w:tcPr>
           <w:p>
@@ -4731,7 +6546,7 @@
                 <w:szCs w:val="24"/>
                 <w:lang w:val="en-US" w:eastAsia="zh-CN"/>
               </w:rPr>
-              <w:t>7</w:t>
+              <w:t>10</w:t>
             </w:r>
           </w:p>
         </w:tc>
@@ -4767,7 +6582,7 @@
                 <w:szCs w:val="24"/>
                 <w:lang w:val="en-US" w:eastAsia="zh-CN" w:bidi="ar"/>
               </w:rPr>
-              <w:t>实验16 MongoDB数据库服务部署与安全配置（第一部分）：MongoDB作用及文档数据库认知；安装、启动、服务状态、客户端连接；数据库、集合和文档基础操作</w:t>
+              <w:t>实验20 Linux企业服务器综合部署与故障排查（第二部分）：教师注入3—5个不同层次故障；学生完成定位、修复、复测、备份恢复验证、项目成果整理与答辩</w:t>
             </w:r>
           </w:p>
         </w:tc>
@@ -4808,7 +6623,7 @@
         </w:tc>
         <w:tc>
           <w:tcPr>
-            <w:tcW w:w="2127" w:type="dxa"/>
+            <w:tcW w:w="1980" w:type="dxa"/>
             <w:shd w:val="clear" w:color="auto" w:fill="auto"/>
             <w:vAlign w:val="center"/>
           </w:tcPr>
@@ -4837,13 +6652,13 @@
                 <w:szCs w:val="24"/>
                 <w:lang w:val="en-US" w:eastAsia="zh-CN" w:bidi="ar"/>
               </w:rPr>
-              <w:t>演示教学、任务驱动、学生实践</w:t>
-            </w:r>
-          </w:p>
-        </w:tc>
-        <w:tc>
-          <w:tcPr>
-            <w:tcW w:w="1513" w:type="dxa"/>
+              <w:t>故障注入、综合实操、成果验收、项目答辩</w:t>
+            </w:r>
+          </w:p>
+        </w:tc>
+        <w:tc>
+          <w:tcPr>
+            <w:tcW w:w="1660" w:type="dxa"/>
             <w:shd w:val="clear" w:color="auto" w:fill="auto"/>
             <w:vAlign w:val="center"/>
           </w:tcPr>
@@ -4872,7 +6687,7 @@
                 <w:szCs w:val="24"/>
                 <w:lang w:val="en-US" w:eastAsia="zh-CN" w:bidi="ar"/>
               </w:rPr>
-              <w:t>完成MongoDB安装及基础数据操作验证</w:t>
+              <w:t>提交综合项目部署文档、巡检结果、备份恢复记录及故障排查报告</w:t>
             </w:r>
           </w:p>
         </w:tc>
@@ -4887,48 +6702,47 @@
             <w:insideH w:val="single" w:color="auto" w:sz="4" w:space="0"/>
             <w:insideV w:val="single" w:color="auto" w:sz="4" w:space="0"/>
           </w:tblBorders>
+          <w:tblCellMar>
+            <w:top w:w="0" w:type="dxa"/>
+            <w:left w:w="108" w:type="dxa"/>
+            <w:bottom w:w="0" w:type="dxa"/>
+            <w:right w:w="108" w:type="dxa"/>
+          </w:tblCellMar>
         </w:tblPrEx>
         <w:trPr>
-          <w:trHeight w:val="555" w:hRule="atLeast"/>
+          <w:gridAfter w:val="1"/>
+          <w:wAfter w:w="1660" w:type="dxa"/>
+          <w:trHeight w:val="567" w:hRule="atLeast"/>
         </w:trPr>
         <w:tc>
           <w:tcPr>
             <w:tcW w:w="840" w:type="dxa"/>
-            <w:vAlign w:val="center"/>
-          </w:tcPr>
-          <w:p>
-            <w:pPr>
-              <w:keepNext w:val="0"/>
-              <w:keepLines w:val="0"/>
-              <w:pageBreakBefore w:val="0"/>
-              <w:widowControl w:val="0"/>
-              <w:kinsoku/>
-              <w:wordWrap/>
-              <w:overflowPunct/>
-              <w:topLinePunct w:val="0"/>
-              <w:autoSpaceDE/>
-              <w:autoSpaceDN/>
-              <w:bidi w:val="0"/>
-              <w:adjustRightInd/>
-              <w:snapToGrid/>
-              <w:jc w:val="center"/>
-              <w:textAlignment w:val="auto"/>
-              <w:rPr>
-                <w:rFonts w:hint="default" w:ascii="仿宋_GB2312" w:eastAsia="仿宋_GB2312"/>
-                <w:sz w:val="24"/>
-                <w:szCs w:val="24"/>
-                <w:lang w:val="en-US" w:eastAsia="zh-CN"/>
-              </w:rPr>
-            </w:pPr>
-            <w:r>
-              <w:rPr>
-                <w:rFonts w:hint="eastAsia" w:ascii="仿宋_GB2312" w:eastAsia="仿宋_GB2312"/>
-                <w:sz w:val="24"/>
-                <w:szCs w:val="24"/>
-                <w:lang w:val="en-US" w:eastAsia="zh-CN"/>
-              </w:rPr>
-              <w:t>7</w:t>
-            </w:r>
+            <w:shd w:val="clear" w:color="auto" w:fill="auto"/>
+            <w:vAlign w:val="center"/>
+          </w:tcPr>
+          <w:p>
+            <w:pPr>
+              <w:keepNext w:val="0"/>
+              <w:keepLines w:val="0"/>
+              <w:pageBreakBefore w:val="0"/>
+              <w:widowControl w:val="0"/>
+              <w:kinsoku/>
+              <w:wordWrap/>
+              <w:overflowPunct/>
+              <w:topLinePunct w:val="0"/>
+              <w:autoSpaceDE/>
+              <w:autoSpaceDN/>
+              <w:bidi w:val="0"/>
+              <w:adjustRightInd/>
+              <w:snapToGrid/>
+              <w:jc w:val="center"/>
+              <w:textAlignment w:val="auto"/>
+              <w:rPr>
+                <w:rFonts w:hint="eastAsia" w:ascii="仿宋_GB2312" w:eastAsia="仿宋_GB2312"/>
+                <w:sz w:val="24"/>
+                <w:szCs w:val="24"/>
+              </w:rPr>
+            </w:pPr>
           </w:p>
         </w:tc>
         <w:tc>
@@ -4942,29 +6756,27 @@
             <w:pPr>
               <w:keepNext w:val="0"/>
               <w:keepLines w:val="0"/>
-              <w:widowControl/>
-              <w:suppressLineNumbers w:val="0"/>
-              <w:jc w:val="left"/>
-              <w:rPr>
-                <w:rFonts w:hint="default" w:ascii="Times New Roman" w:hAnsi="Times New Roman" w:eastAsia="仿宋GB2312" w:cstheme="minorBidi"/>
-                <w:b w:val="0"/>
-                <w:kern w:val="2"/>
-                <w:sz w:val="24"/>
-                <w:szCs w:val="24"/>
-                <w:lang w:val="en-US" w:eastAsia="zh-CN" w:bidi="ar-SA"/>
-              </w:rPr>
-            </w:pPr>
-            <w:r>
-              <w:rPr>
-                <w:rFonts w:ascii="Times New Roman" w:hAnsi="Times New Roman" w:eastAsia="仿宋GB2312" w:cs="宋体"/>
-                <w:b w:val="0"/>
-                <w:kern w:val="0"/>
-                <w:sz w:val="24"/>
-                <w:szCs w:val="24"/>
-                <w:lang w:val="en-US" w:eastAsia="zh-CN" w:bidi="ar"/>
-              </w:rPr>
-              <w:t>实验16 MongoDB数据库服务部署与安全配置（第二部分）：用户认证、监听地址、安全配置、日志及连接故障排查。实验17 Redis缓存服务部署与运行维护：Redis安装、认证、bind、PING/SET/GET、RDB/AOF基础、端口安全</w:t>
-            </w:r>
+              <w:pageBreakBefore w:val="0"/>
+              <w:widowControl w:val="0"/>
+              <w:kinsoku/>
+              <w:wordWrap/>
+              <w:overflowPunct/>
+              <w:topLinePunct w:val="0"/>
+              <w:autoSpaceDE/>
+              <w:autoSpaceDN/>
+              <w:bidi w:val="0"/>
+              <w:adjustRightInd/>
+              <w:snapToGrid/>
+              <w:jc w:val="center"/>
+              <w:textAlignment w:val="auto"/>
+              <w:rPr>
+                <w:rFonts w:hint="default" w:ascii="仿宋_GB2312" w:eastAsia="仿宋_GB2312" w:hAnsiTheme="minorHAnsi" w:cstheme="minorBidi"/>
+                <w:kern w:val="2"/>
+                <w:sz w:val="24"/>
+                <w:szCs w:val="24"/>
+                <w:lang w:val="en-US" w:eastAsia="zh-CN" w:bidi="ar-SA"/>
+              </w:rPr>
+            </w:pPr>
           </w:p>
         </w:tc>
         <w:tc>
@@ -4977,99 +6789,93 @@
             <w:pPr>
               <w:keepNext w:val="0"/>
               <w:keepLines w:val="0"/>
-              <w:widowControl/>
-              <w:suppressLineNumbers w:val="0"/>
-              <w:jc w:val="center"/>
-              <w:rPr>
-                <w:rFonts w:ascii="Times New Roman" w:hAnsi="Times New Roman" w:eastAsia="仿宋GB2312" w:cstheme="minorBidi"/>
-                <w:b w:val="0"/>
-                <w:kern w:val="2"/>
-                <w:sz w:val="24"/>
-                <w:szCs w:val="24"/>
-                <w:lang w:val="en-US" w:eastAsia="zh-CN" w:bidi="ar-SA"/>
-              </w:rPr>
-            </w:pPr>
-            <w:r>
-              <w:rPr>
-                <w:rFonts w:ascii="Times New Roman" w:hAnsi="Times New Roman" w:eastAsia="仿宋GB2312" w:cs="宋体"/>
-                <w:b w:val="0"/>
-                <w:kern w:val="0"/>
-                <w:sz w:val="24"/>
-                <w:szCs w:val="24"/>
-                <w:lang w:val="en-US" w:eastAsia="zh-CN" w:bidi="ar"/>
-              </w:rPr>
-              <w:t>4</w:t>
-            </w:r>
-          </w:p>
-        </w:tc>
-        <w:tc>
-          <w:tcPr>
-            <w:tcW w:w="2127" w:type="dxa"/>
-            <w:shd w:val="clear" w:color="auto" w:fill="auto"/>
-            <w:vAlign w:val="center"/>
-          </w:tcPr>
-          <w:p>
-            <w:pPr>
-              <w:keepNext w:val="0"/>
-              <w:keepLines w:val="0"/>
-              <w:widowControl/>
-              <w:suppressLineNumbers w:val="0"/>
-              <w:jc w:val="left"/>
-              <w:rPr>
-                <w:rFonts w:hint="eastAsia" w:ascii="Times New Roman" w:hAnsi="Times New Roman" w:eastAsia="仿宋GB2312" w:cstheme="minorBidi"/>
-                <w:b w:val="0"/>
-                <w:kern w:val="2"/>
-                <w:sz w:val="24"/>
-                <w:szCs w:val="24"/>
-                <w:lang w:val="en-US" w:eastAsia="zh-CN" w:bidi="ar-SA"/>
-              </w:rPr>
-            </w:pPr>
-            <w:r>
-              <w:rPr>
-                <w:rFonts w:ascii="Times New Roman" w:hAnsi="Times New Roman" w:eastAsia="仿宋GB2312" w:cs="宋体"/>
-                <w:b w:val="0"/>
-                <w:kern w:val="0"/>
-                <w:sz w:val="24"/>
-                <w:szCs w:val="24"/>
-                <w:lang w:val="en-US" w:eastAsia="zh-CN" w:bidi="ar"/>
-              </w:rPr>
-              <w:t>项目教学、故障导向、对比教学、学生实践</w:t>
-            </w:r>
-          </w:p>
-        </w:tc>
-        <w:tc>
-          <w:tcPr>
-            <w:tcW w:w="1513" w:type="dxa"/>
-            <w:shd w:val="clear" w:color="auto" w:fill="auto"/>
-            <w:vAlign w:val="center"/>
-          </w:tcPr>
-          <w:p>
-            <w:pPr>
-              <w:keepNext w:val="0"/>
-              <w:keepLines w:val="0"/>
-              <w:widowControl/>
-              <w:suppressLineNumbers w:val="0"/>
-              <w:jc w:val="left"/>
-              <w:rPr>
-                <w:rFonts w:ascii="Times New Roman" w:hAnsi="Times New Roman" w:eastAsia="仿宋GB2312" w:cstheme="minorBidi"/>
-                <w:b w:val="0"/>
-                <w:kern w:val="2"/>
-                <w:sz w:val="24"/>
-                <w:szCs w:val="24"/>
-                <w:lang w:val="en-US" w:eastAsia="zh-CN" w:bidi="ar-SA"/>
-              </w:rPr>
-            </w:pPr>
-            <w:r>
-              <w:rPr>
-                <w:rFonts w:ascii="Times New Roman" w:hAnsi="Times New Roman" w:eastAsia="仿宋GB2312" w:cs="宋体"/>
-                <w:b w:val="0"/>
-                <w:kern w:val="0"/>
-                <w:sz w:val="24"/>
-                <w:szCs w:val="24"/>
-                <w:lang w:val="en-US" w:eastAsia="zh-CN" w:bidi="ar"/>
-              </w:rPr>
-              <w:t>完成MongoDB认证配置；完成Redis部署、认证及持久化检查</w:t>
-            </w:r>
+              <w:pageBreakBefore w:val="0"/>
+              <w:widowControl w:val="0"/>
+              <w:kinsoku/>
+              <w:wordWrap/>
+              <w:overflowPunct/>
+              <w:topLinePunct w:val="0"/>
+              <w:autoSpaceDE/>
+              <w:autoSpaceDN/>
+              <w:bidi w:val="0"/>
+              <w:adjustRightInd/>
+              <w:snapToGrid/>
+              <w:jc w:val="center"/>
+              <w:textAlignment w:val="auto"/>
+              <w:rPr>
+                <w:rFonts w:ascii="仿宋_GB2312" w:eastAsia="仿宋_GB2312" w:hAnsiTheme="minorHAnsi" w:cstheme="minorBidi"/>
+                <w:kern w:val="2"/>
+                <w:sz w:val="24"/>
+                <w:szCs w:val="24"/>
+                <w:lang w:val="en-US" w:eastAsia="zh-CN" w:bidi="ar-SA"/>
+              </w:rPr>
+            </w:pPr>
+          </w:p>
+        </w:tc>
+        <w:tc>
+          <w:tcPr>
+            <w:tcW w:w="1980" w:type="dxa"/>
+            <w:shd w:val="clear" w:color="auto" w:fill="auto"/>
+            <w:vAlign w:val="center"/>
+          </w:tcPr>
+          <w:p>
+            <w:pPr>
+              <w:keepNext w:val="0"/>
+              <w:keepLines w:val="0"/>
+              <w:pageBreakBefore w:val="0"/>
+              <w:widowControl w:val="0"/>
+              <w:kinsoku/>
+              <w:wordWrap/>
+              <w:overflowPunct/>
+              <w:topLinePunct w:val="0"/>
+              <w:autoSpaceDE/>
+              <w:autoSpaceDN/>
+              <w:bidi w:val="0"/>
+              <w:adjustRightInd/>
+              <w:snapToGrid/>
+              <w:jc w:val="center"/>
+              <w:textAlignment w:val="auto"/>
+              <w:rPr>
+                <w:rFonts w:hint="eastAsia" w:ascii="仿宋_GB2312" w:eastAsia="仿宋_GB2312" w:hAnsiTheme="minorHAnsi" w:cstheme="minorBidi"/>
+                <w:kern w:val="2"/>
+                <w:sz w:val="24"/>
+                <w:szCs w:val="24"/>
+                <w:lang w:val="en-US" w:eastAsia="zh-CN" w:bidi="ar-SA"/>
+              </w:rPr>
+            </w:pPr>
+          </w:p>
+        </w:tc>
+        <w:tc>
+          <w:tcPr>
+            <w:tcW w:w="1660" w:type="dxa"/>
+            <w:shd w:val="clear" w:color="auto" w:fill="auto"/>
+            <w:vAlign w:val="center"/>
+          </w:tcPr>
+          <w:p>
+            <w:pPr>
+              <w:keepNext w:val="0"/>
+              <w:keepLines w:val="0"/>
+              <w:pageBreakBefore w:val="0"/>
+              <w:widowControl w:val="0"/>
+              <w:kinsoku/>
+              <w:wordWrap/>
+              <w:overflowPunct/>
+              <w:topLinePunct w:val="0"/>
+              <w:autoSpaceDE/>
+              <w:autoSpaceDN/>
+              <w:bidi w:val="0"/>
+              <w:adjustRightInd/>
+              <w:snapToGrid/>
+              <w:jc w:val="center"/>
+              <w:textAlignment w:val="auto"/>
+              <w:rPr>
+                <w:rFonts w:ascii="仿宋_GB2312" w:eastAsia="仿宋_GB2312" w:hAnsiTheme="minorHAnsi" w:cstheme="minorBidi"/>
+                <w:kern w:val="2"/>
+                <w:sz w:val="24"/>
+                <w:szCs w:val="24"/>
+                <w:lang w:val="en-US" w:eastAsia="zh-CN" w:bidi="ar-SA"/>
+              </w:rPr>
+            </w:pPr>
           </w:p>
         </w:tc>
       </w:tr>
@@ -5083,48 +6889,47 @@
             <w:insideH w:val="single" w:color="auto" w:sz="4" w:space="0"/>
             <w:insideV w:val="single" w:color="auto" w:sz="4" w:space="0"/>
           </w:tblBorders>
+          <w:tblCellMar>
+            <w:top w:w="0" w:type="dxa"/>
+            <w:left w:w="108" w:type="dxa"/>
+            <w:bottom w:w="0" w:type="dxa"/>
+            <w:right w:w="108" w:type="dxa"/>
+          </w:tblCellMar>
         </w:tblPrEx>
         <w:trPr>
-          <w:trHeight w:val="555" w:hRule="atLeast"/>
+          <w:gridAfter w:val="1"/>
+          <w:wAfter w:w="1660" w:type="dxa"/>
+          <w:trHeight w:val="567" w:hRule="atLeast"/>
         </w:trPr>
         <w:tc>
           <w:tcPr>
             <w:tcW w:w="840" w:type="dxa"/>
-            <w:vAlign w:val="center"/>
-          </w:tcPr>
-          <w:p>
-            <w:pPr>
-              <w:keepNext w:val="0"/>
-              <w:keepLines w:val="0"/>
-              <w:pageBreakBefore w:val="0"/>
-              <w:widowControl w:val="0"/>
-              <w:kinsoku/>
-              <w:wordWrap/>
-              <w:overflowPunct/>
-              <w:topLinePunct w:val="0"/>
-              <w:autoSpaceDE/>
-              <w:autoSpaceDN/>
-              <w:bidi w:val="0"/>
-              <w:adjustRightInd/>
-              <w:snapToGrid/>
-              <w:jc w:val="center"/>
-              <w:textAlignment w:val="auto"/>
-              <w:rPr>
-                <w:rFonts w:hint="default" w:ascii="仿宋_GB2312" w:eastAsia="仿宋_GB2312"/>
-                <w:sz w:val="24"/>
-                <w:szCs w:val="24"/>
-                <w:lang w:val="en-US" w:eastAsia="zh-CN"/>
-              </w:rPr>
-            </w:pPr>
-            <w:r>
-              <w:rPr>
-                <w:rFonts w:hint="eastAsia" w:ascii="仿宋_GB2312" w:eastAsia="仿宋_GB2312"/>
-                <w:sz w:val="24"/>
-                <w:szCs w:val="24"/>
-                <w:lang w:val="en-US" w:eastAsia="zh-CN"/>
-              </w:rPr>
-              <w:t>7</w:t>
-            </w:r>
+            <w:shd w:val="clear" w:color="auto" w:fill="auto"/>
+            <w:vAlign w:val="center"/>
+          </w:tcPr>
+          <w:p>
+            <w:pPr>
+              <w:keepNext w:val="0"/>
+              <w:keepLines w:val="0"/>
+              <w:pageBreakBefore w:val="0"/>
+              <w:widowControl w:val="0"/>
+              <w:kinsoku/>
+              <w:wordWrap/>
+              <w:overflowPunct/>
+              <w:topLinePunct w:val="0"/>
+              <w:autoSpaceDE/>
+              <w:autoSpaceDN/>
+              <w:bidi w:val="0"/>
+              <w:adjustRightInd/>
+              <w:snapToGrid/>
+              <w:jc w:val="center"/>
+              <w:textAlignment w:val="auto"/>
+              <w:rPr>
+                <w:rFonts w:hint="eastAsia" w:ascii="仿宋_GB2312" w:eastAsia="仿宋_GB2312"/>
+                <w:sz w:val="24"/>
+                <w:szCs w:val="24"/>
+              </w:rPr>
+            </w:pPr>
           </w:p>
         </w:tc>
         <w:tc>
@@ -5138,29 +6943,27 @@
             <w:pPr>
               <w:keepNext w:val="0"/>
               <w:keepLines w:val="0"/>
-              <w:widowControl/>
-              <w:suppressLineNumbers w:val="0"/>
-              <w:jc w:val="left"/>
-              <w:rPr>
-                <w:rFonts w:hint="default" w:ascii="Times New Roman" w:hAnsi="Times New Roman" w:eastAsia="仿宋GB2312" w:cstheme="minorBidi"/>
-                <w:b w:val="0"/>
-                <w:kern w:val="2"/>
-                <w:sz w:val="24"/>
-                <w:szCs w:val="24"/>
-                <w:lang w:val="en-US" w:eastAsia="zh-CN" w:bidi="ar-SA"/>
-              </w:rPr>
-            </w:pPr>
-            <w:r>
-              <w:rPr>
-                <w:rFonts w:ascii="Times New Roman" w:hAnsi="Times New Roman" w:eastAsia="仿宋GB2312" w:cs="宋体"/>
-                <w:b w:val="0"/>
-                <w:kern w:val="0"/>
-                <w:sz w:val="24"/>
-                <w:szCs w:val="24"/>
-                <w:lang w:val="en-US" w:eastAsia="zh-CN" w:bidi="ar"/>
-              </w:rPr>
-              <w:t>实验18 Git项目获取与版本恢复：Git在服务器部署中的作用；clone、status、log、add、commit、pull；模拟误修改及版本恢复</w:t>
-            </w:r>
+              <w:pageBreakBefore w:val="0"/>
+              <w:widowControl w:val="0"/>
+              <w:kinsoku/>
+              <w:wordWrap/>
+              <w:overflowPunct/>
+              <w:topLinePunct w:val="0"/>
+              <w:autoSpaceDE/>
+              <w:autoSpaceDN/>
+              <w:bidi w:val="0"/>
+              <w:adjustRightInd/>
+              <w:snapToGrid/>
+              <w:jc w:val="center"/>
+              <w:textAlignment w:val="auto"/>
+              <w:rPr>
+                <w:rFonts w:hint="default" w:ascii="仿宋_GB2312" w:eastAsia="仿宋_GB2312" w:hAnsiTheme="minorHAnsi" w:cstheme="minorBidi"/>
+                <w:kern w:val="2"/>
+                <w:sz w:val="24"/>
+                <w:szCs w:val="24"/>
+                <w:lang w:val="en-US" w:eastAsia="zh-CN" w:bidi="ar-SA"/>
+              </w:rPr>
+            </w:pPr>
           </w:p>
         </w:tc>
         <w:tc>
@@ -5173,99 +6976,93 @@
             <w:pPr>
               <w:keepNext w:val="0"/>
               <w:keepLines w:val="0"/>
-              <w:widowControl/>
-              <w:suppressLineNumbers w:val="0"/>
-              <w:jc w:val="center"/>
-              <w:rPr>
-                <w:rFonts w:ascii="Times New Roman" w:hAnsi="Times New Roman" w:eastAsia="仿宋GB2312" w:cstheme="minorBidi"/>
-                <w:b w:val="0"/>
-                <w:kern w:val="2"/>
-                <w:sz w:val="24"/>
-                <w:szCs w:val="24"/>
-                <w:lang w:val="en-US" w:eastAsia="zh-CN" w:bidi="ar-SA"/>
-              </w:rPr>
-            </w:pPr>
-            <w:r>
-              <w:rPr>
-                <w:rFonts w:ascii="Times New Roman" w:hAnsi="Times New Roman" w:eastAsia="仿宋GB2312" w:cs="宋体"/>
-                <w:b w:val="0"/>
-                <w:kern w:val="0"/>
-                <w:sz w:val="24"/>
-                <w:szCs w:val="24"/>
-                <w:lang w:val="en-US" w:eastAsia="zh-CN" w:bidi="ar"/>
-              </w:rPr>
-              <w:t>2</w:t>
-            </w:r>
-          </w:p>
-        </w:tc>
-        <w:tc>
-          <w:tcPr>
-            <w:tcW w:w="2127" w:type="dxa"/>
-            <w:shd w:val="clear" w:color="auto" w:fill="auto"/>
-            <w:vAlign w:val="center"/>
-          </w:tcPr>
-          <w:p>
-            <w:pPr>
-              <w:keepNext w:val="0"/>
-              <w:keepLines w:val="0"/>
-              <w:widowControl/>
-              <w:suppressLineNumbers w:val="0"/>
-              <w:jc w:val="left"/>
-              <w:rPr>
-                <w:rFonts w:hint="eastAsia" w:ascii="Times New Roman" w:hAnsi="Times New Roman" w:eastAsia="仿宋GB2312" w:cstheme="minorBidi"/>
-                <w:b w:val="0"/>
-                <w:kern w:val="2"/>
-                <w:sz w:val="24"/>
-                <w:szCs w:val="24"/>
-                <w:lang w:val="en-US" w:eastAsia="zh-CN" w:bidi="ar-SA"/>
-              </w:rPr>
-            </w:pPr>
-            <w:r>
-              <w:rPr>
-                <w:rFonts w:ascii="Times New Roman" w:hAnsi="Times New Roman" w:eastAsia="仿宋GB2312" w:cs="宋体"/>
-                <w:b w:val="0"/>
-                <w:kern w:val="0"/>
-                <w:sz w:val="24"/>
-                <w:szCs w:val="24"/>
-                <w:lang w:val="en-US" w:eastAsia="zh-CN" w:bidi="ar"/>
-              </w:rPr>
-              <w:t>任务驱动、案例实践、版本恢复实验</w:t>
-            </w:r>
-          </w:p>
-        </w:tc>
-        <w:tc>
-          <w:tcPr>
-            <w:tcW w:w="1513" w:type="dxa"/>
-            <w:shd w:val="clear" w:color="auto" w:fill="auto"/>
-            <w:vAlign w:val="center"/>
-          </w:tcPr>
-          <w:p>
-            <w:pPr>
-              <w:keepNext w:val="0"/>
-              <w:keepLines w:val="0"/>
-              <w:widowControl/>
-              <w:suppressLineNumbers w:val="0"/>
-              <w:jc w:val="left"/>
-              <w:rPr>
-                <w:rFonts w:ascii="Times New Roman" w:hAnsi="Times New Roman" w:eastAsia="仿宋GB2312" w:cstheme="minorBidi"/>
-                <w:b w:val="0"/>
-                <w:kern w:val="2"/>
-                <w:sz w:val="24"/>
-                <w:szCs w:val="24"/>
-                <w:lang w:val="en-US" w:eastAsia="zh-CN" w:bidi="ar-SA"/>
-              </w:rPr>
-            </w:pPr>
-            <w:r>
-              <w:rPr>
-                <w:rFonts w:ascii="Times New Roman" w:hAnsi="Times New Roman" w:eastAsia="仿宋GB2312" w:cs="宋体"/>
-                <w:b w:val="0"/>
-                <w:kern w:val="0"/>
-                <w:sz w:val="24"/>
-                <w:szCs w:val="24"/>
-                <w:lang w:val="en-US" w:eastAsia="zh-CN" w:bidi="ar"/>
-              </w:rPr>
-              <w:t>将指定配置或项目纳入Git管理，完成不少于2次有效提交和1次版本恢复</w:t>
-            </w:r>
+              <w:pageBreakBefore w:val="0"/>
+              <w:widowControl w:val="0"/>
+              <w:kinsoku/>
+              <w:wordWrap/>
+              <w:overflowPunct/>
+              <w:topLinePunct w:val="0"/>
+              <w:autoSpaceDE/>
+              <w:autoSpaceDN/>
+              <w:bidi w:val="0"/>
+              <w:adjustRightInd/>
+              <w:snapToGrid/>
+              <w:jc w:val="center"/>
+              <w:textAlignment w:val="auto"/>
+              <w:rPr>
+                <w:rFonts w:ascii="仿宋_GB2312" w:eastAsia="仿宋_GB2312" w:hAnsiTheme="minorHAnsi" w:cstheme="minorBidi"/>
+                <w:kern w:val="2"/>
+                <w:sz w:val="24"/>
+                <w:szCs w:val="24"/>
+                <w:lang w:val="en-US" w:eastAsia="zh-CN" w:bidi="ar-SA"/>
+              </w:rPr>
+            </w:pPr>
+          </w:p>
+        </w:tc>
+        <w:tc>
+          <w:tcPr>
+            <w:tcW w:w="1980" w:type="dxa"/>
+            <w:shd w:val="clear" w:color="auto" w:fill="auto"/>
+            <w:vAlign w:val="center"/>
+          </w:tcPr>
+          <w:p>
+            <w:pPr>
+              <w:keepNext w:val="0"/>
+              <w:keepLines w:val="0"/>
+              <w:pageBreakBefore w:val="0"/>
+              <w:widowControl w:val="0"/>
+              <w:kinsoku/>
+              <w:wordWrap/>
+              <w:overflowPunct/>
+              <w:topLinePunct w:val="0"/>
+              <w:autoSpaceDE/>
+              <w:autoSpaceDN/>
+              <w:bidi w:val="0"/>
+              <w:adjustRightInd/>
+              <w:snapToGrid/>
+              <w:jc w:val="center"/>
+              <w:textAlignment w:val="auto"/>
+              <w:rPr>
+                <w:rFonts w:hint="eastAsia" w:ascii="仿宋_GB2312" w:eastAsia="仿宋_GB2312" w:hAnsiTheme="minorHAnsi" w:cstheme="minorBidi"/>
+                <w:kern w:val="2"/>
+                <w:sz w:val="24"/>
+                <w:szCs w:val="24"/>
+                <w:lang w:val="en-US" w:eastAsia="zh-CN" w:bidi="ar-SA"/>
+              </w:rPr>
+            </w:pPr>
+          </w:p>
+        </w:tc>
+        <w:tc>
+          <w:tcPr>
+            <w:tcW w:w="1660" w:type="dxa"/>
+            <w:shd w:val="clear" w:color="auto" w:fill="auto"/>
+            <w:vAlign w:val="center"/>
+          </w:tcPr>
+          <w:p>
+            <w:pPr>
+              <w:keepNext w:val="0"/>
+              <w:keepLines w:val="0"/>
+              <w:pageBreakBefore w:val="0"/>
+              <w:widowControl w:val="0"/>
+              <w:kinsoku/>
+              <w:wordWrap/>
+              <w:overflowPunct/>
+              <w:topLinePunct w:val="0"/>
+              <w:autoSpaceDE/>
+              <w:autoSpaceDN/>
+              <w:bidi w:val="0"/>
+              <w:adjustRightInd/>
+              <w:snapToGrid/>
+              <w:jc w:val="center"/>
+              <w:textAlignment w:val="auto"/>
+              <w:rPr>
+                <w:rFonts w:ascii="仿宋_GB2312" w:eastAsia="仿宋_GB2312" w:hAnsiTheme="minorHAnsi" w:cstheme="minorBidi"/>
+                <w:kern w:val="2"/>
+                <w:sz w:val="24"/>
+                <w:szCs w:val="24"/>
+                <w:lang w:val="en-US" w:eastAsia="zh-CN" w:bidi="ar-SA"/>
+              </w:rPr>
+            </w:pPr>
           </w:p>
         </w:tc>
       </w:tr>
@@ -5279,48 +7076,47 @@
             <w:insideH w:val="single" w:color="auto" w:sz="4" w:space="0"/>
             <w:insideV w:val="single" w:color="auto" w:sz="4" w:space="0"/>
           </w:tblBorders>
+          <w:tblCellMar>
+            <w:top w:w="0" w:type="dxa"/>
+            <w:left w:w="108" w:type="dxa"/>
+            <w:bottom w:w="0" w:type="dxa"/>
+            <w:right w:w="108" w:type="dxa"/>
+          </w:tblCellMar>
         </w:tblPrEx>
         <w:trPr>
-          <w:trHeight w:val="555" w:hRule="atLeast"/>
+          <w:gridAfter w:val="1"/>
+          <w:wAfter w:w="1660" w:type="dxa"/>
+          <w:trHeight w:val="567" w:hRule="atLeast"/>
         </w:trPr>
         <w:tc>
           <w:tcPr>
             <w:tcW w:w="840" w:type="dxa"/>
-            <w:vAlign w:val="center"/>
-          </w:tcPr>
-          <w:p>
-            <w:pPr>
-              <w:keepNext w:val="0"/>
-              <w:keepLines w:val="0"/>
-              <w:pageBreakBefore w:val="0"/>
-              <w:widowControl w:val="0"/>
-              <w:kinsoku/>
-              <w:wordWrap/>
-              <w:overflowPunct/>
-              <w:topLinePunct w:val="0"/>
-              <w:autoSpaceDE/>
-              <w:autoSpaceDN/>
-              <w:bidi w:val="0"/>
-              <w:adjustRightInd/>
-              <w:snapToGrid/>
-              <w:jc w:val="center"/>
-              <w:textAlignment w:val="auto"/>
-              <w:rPr>
-                <w:rFonts w:hint="default" w:ascii="仿宋_GB2312" w:eastAsia="仿宋_GB2312"/>
-                <w:sz w:val="24"/>
-                <w:szCs w:val="24"/>
-                <w:lang w:val="en-US" w:eastAsia="zh-CN"/>
-              </w:rPr>
-            </w:pPr>
-            <w:r>
-              <w:rPr>
-                <w:rFonts w:hint="eastAsia" w:ascii="仿宋_GB2312" w:eastAsia="仿宋_GB2312"/>
-                <w:sz w:val="24"/>
-                <w:szCs w:val="24"/>
-                <w:lang w:val="en-US" w:eastAsia="zh-CN"/>
-              </w:rPr>
-              <w:t>8</w:t>
-            </w:r>
+            <w:shd w:val="clear" w:color="auto" w:fill="auto"/>
+            <w:vAlign w:val="center"/>
+          </w:tcPr>
+          <w:p>
+            <w:pPr>
+              <w:keepNext w:val="0"/>
+              <w:keepLines w:val="0"/>
+              <w:pageBreakBefore w:val="0"/>
+              <w:widowControl w:val="0"/>
+              <w:kinsoku/>
+              <w:wordWrap/>
+              <w:overflowPunct/>
+              <w:topLinePunct w:val="0"/>
+              <w:autoSpaceDE/>
+              <w:autoSpaceDN/>
+              <w:bidi w:val="0"/>
+              <w:adjustRightInd/>
+              <w:snapToGrid/>
+              <w:jc w:val="center"/>
+              <w:textAlignment w:val="auto"/>
+              <w:rPr>
+                <w:rFonts w:hint="eastAsia" w:ascii="仿宋_GB2312" w:eastAsia="仿宋_GB2312"/>
+                <w:sz w:val="24"/>
+                <w:szCs w:val="24"/>
+              </w:rPr>
+            </w:pPr>
           </w:p>
         </w:tc>
         <w:tc>
@@ -5334,29 +7130,27 @@
             <w:pPr>
               <w:keepNext w:val="0"/>
               <w:keepLines w:val="0"/>
-              <w:widowControl/>
-              <w:suppressLineNumbers w:val="0"/>
-              <w:jc w:val="left"/>
-              <w:rPr>
-                <w:rFonts w:hint="default" w:ascii="Times New Roman" w:hAnsi="Times New Roman" w:eastAsia="仿宋GB2312" w:cstheme="minorBidi"/>
-                <w:b w:val="0"/>
-                <w:kern w:val="2"/>
-                <w:sz w:val="24"/>
-                <w:szCs w:val="24"/>
-                <w:lang w:val="en-US" w:eastAsia="zh-CN" w:bidi="ar-SA"/>
-              </w:rPr>
-            </w:pPr>
-            <w:r>
-              <w:rPr>
-                <w:rFonts w:ascii="Times New Roman" w:hAnsi="Times New Roman" w:eastAsia="仿宋GB2312" w:cs="宋体"/>
-                <w:b w:val="0"/>
-                <w:kern w:val="0"/>
-                <w:sz w:val="24"/>
-                <w:szCs w:val="24"/>
-                <w:lang w:val="en-US" w:eastAsia="zh-CN" w:bidi="ar"/>
-              </w:rPr>
-              <w:t>实验19 Shell服务器巡检脚本：变量、命令替换、条件判断；CPU、内存、磁盘、服务和端口采集；退出码、标准输出/错误输出；巡检日志</w:t>
-            </w:r>
+              <w:pageBreakBefore w:val="0"/>
+              <w:widowControl w:val="0"/>
+              <w:kinsoku/>
+              <w:wordWrap/>
+              <w:overflowPunct/>
+              <w:topLinePunct w:val="0"/>
+              <w:autoSpaceDE/>
+              <w:autoSpaceDN/>
+              <w:bidi w:val="0"/>
+              <w:adjustRightInd/>
+              <w:snapToGrid/>
+              <w:jc w:val="center"/>
+              <w:textAlignment w:val="auto"/>
+              <w:rPr>
+                <w:rFonts w:hint="default" w:ascii="仿宋_GB2312" w:eastAsia="仿宋_GB2312" w:hAnsiTheme="minorHAnsi" w:cstheme="minorBidi"/>
+                <w:kern w:val="2"/>
+                <w:sz w:val="24"/>
+                <w:szCs w:val="24"/>
+                <w:lang w:val="en-US" w:eastAsia="zh-CN" w:bidi="ar-SA"/>
+              </w:rPr>
+            </w:pPr>
           </w:p>
         </w:tc>
         <w:tc>
@@ -5369,99 +7163,93 @@
             <w:pPr>
               <w:keepNext w:val="0"/>
               <w:keepLines w:val="0"/>
-              <w:widowControl/>
-              <w:suppressLineNumbers w:val="0"/>
-              <w:jc w:val="center"/>
-              <w:rPr>
-                <w:rFonts w:ascii="Times New Roman" w:hAnsi="Times New Roman" w:eastAsia="仿宋GB2312" w:cstheme="minorBidi"/>
-                <w:b w:val="0"/>
-                <w:kern w:val="2"/>
-                <w:sz w:val="24"/>
-                <w:szCs w:val="24"/>
-                <w:lang w:val="en-US" w:eastAsia="zh-CN" w:bidi="ar-SA"/>
-              </w:rPr>
-            </w:pPr>
-            <w:r>
-              <w:rPr>
-                <w:rFonts w:ascii="Times New Roman" w:hAnsi="Times New Roman" w:eastAsia="仿宋GB2312" w:cs="宋体"/>
-                <w:b w:val="0"/>
-                <w:kern w:val="0"/>
-                <w:sz w:val="24"/>
-                <w:szCs w:val="24"/>
-                <w:lang w:val="en-US" w:eastAsia="zh-CN" w:bidi="ar"/>
-              </w:rPr>
-              <w:t>2</w:t>
-            </w:r>
-          </w:p>
-        </w:tc>
-        <w:tc>
-          <w:tcPr>
-            <w:tcW w:w="2127" w:type="dxa"/>
-            <w:shd w:val="clear" w:color="auto" w:fill="auto"/>
-            <w:vAlign w:val="center"/>
-          </w:tcPr>
-          <w:p>
-            <w:pPr>
-              <w:keepNext w:val="0"/>
-              <w:keepLines w:val="0"/>
-              <w:widowControl/>
-              <w:suppressLineNumbers w:val="0"/>
-              <w:jc w:val="left"/>
-              <w:rPr>
-                <w:rFonts w:hint="eastAsia" w:ascii="Times New Roman" w:hAnsi="Times New Roman" w:eastAsia="仿宋GB2312" w:cstheme="minorBidi"/>
-                <w:b w:val="0"/>
-                <w:kern w:val="2"/>
-                <w:sz w:val="24"/>
-                <w:szCs w:val="24"/>
-                <w:lang w:val="en-US" w:eastAsia="zh-CN" w:bidi="ar-SA"/>
-              </w:rPr>
-            </w:pPr>
-            <w:r>
-              <w:rPr>
-                <w:rFonts w:ascii="Times New Roman" w:hAnsi="Times New Roman" w:eastAsia="仿宋GB2312" w:cs="宋体"/>
-                <w:b w:val="0"/>
-                <w:kern w:val="0"/>
-                <w:sz w:val="24"/>
-                <w:szCs w:val="24"/>
-                <w:lang w:val="en-US" w:eastAsia="zh-CN" w:bidi="ar"/>
-              </w:rPr>
-              <w:t>项目任务、代码示范、学生编写、异常验证</w:t>
-            </w:r>
-          </w:p>
-        </w:tc>
-        <w:tc>
-          <w:tcPr>
-            <w:tcW w:w="1513" w:type="dxa"/>
-            <w:shd w:val="clear" w:color="auto" w:fill="auto"/>
-            <w:vAlign w:val="center"/>
-          </w:tcPr>
-          <w:p>
-            <w:pPr>
-              <w:keepNext w:val="0"/>
-              <w:keepLines w:val="0"/>
-              <w:widowControl/>
-              <w:suppressLineNumbers w:val="0"/>
-              <w:jc w:val="left"/>
-              <w:rPr>
-                <w:rFonts w:ascii="Times New Roman" w:hAnsi="Times New Roman" w:eastAsia="仿宋GB2312" w:cstheme="minorBidi"/>
-                <w:b w:val="0"/>
-                <w:kern w:val="2"/>
-                <w:sz w:val="24"/>
-                <w:szCs w:val="24"/>
-                <w:lang w:val="en-US" w:eastAsia="zh-CN" w:bidi="ar-SA"/>
-              </w:rPr>
-            </w:pPr>
-            <w:r>
-              <w:rPr>
-                <w:rFonts w:ascii="Times New Roman" w:hAnsi="Times New Roman" w:eastAsia="仿宋GB2312" w:cs="宋体"/>
-                <w:b w:val="0"/>
-                <w:kern w:val="0"/>
-                <w:sz w:val="24"/>
-                <w:szCs w:val="24"/>
-                <w:lang w:val="en-US" w:eastAsia="zh-CN" w:bidi="ar"/>
-              </w:rPr>
-              <w:t>完成服务器巡检Shell脚本，能够识别至少两类异常并保存日志</w:t>
-            </w:r>
+              <w:pageBreakBefore w:val="0"/>
+              <w:widowControl w:val="0"/>
+              <w:kinsoku/>
+              <w:wordWrap/>
+              <w:overflowPunct/>
+              <w:topLinePunct w:val="0"/>
+              <w:autoSpaceDE/>
+              <w:autoSpaceDN/>
+              <w:bidi w:val="0"/>
+              <w:adjustRightInd/>
+              <w:snapToGrid/>
+              <w:jc w:val="center"/>
+              <w:textAlignment w:val="auto"/>
+              <w:rPr>
+                <w:rFonts w:ascii="仿宋_GB2312" w:eastAsia="仿宋_GB2312" w:hAnsiTheme="minorHAnsi" w:cstheme="minorBidi"/>
+                <w:kern w:val="2"/>
+                <w:sz w:val="24"/>
+                <w:szCs w:val="24"/>
+                <w:lang w:val="en-US" w:eastAsia="zh-CN" w:bidi="ar-SA"/>
+              </w:rPr>
+            </w:pPr>
+          </w:p>
+        </w:tc>
+        <w:tc>
+          <w:tcPr>
+            <w:tcW w:w="1980" w:type="dxa"/>
+            <w:shd w:val="clear" w:color="auto" w:fill="auto"/>
+            <w:vAlign w:val="center"/>
+          </w:tcPr>
+          <w:p>
+            <w:pPr>
+              <w:keepNext w:val="0"/>
+              <w:keepLines w:val="0"/>
+              <w:pageBreakBefore w:val="0"/>
+              <w:widowControl w:val="0"/>
+              <w:kinsoku/>
+              <w:wordWrap/>
+              <w:overflowPunct/>
+              <w:topLinePunct w:val="0"/>
+              <w:autoSpaceDE/>
+              <w:autoSpaceDN/>
+              <w:bidi w:val="0"/>
+              <w:adjustRightInd/>
+              <w:snapToGrid/>
+              <w:jc w:val="center"/>
+              <w:textAlignment w:val="auto"/>
+              <w:rPr>
+                <w:rFonts w:hint="eastAsia" w:ascii="仿宋_GB2312" w:eastAsia="仿宋_GB2312" w:hAnsiTheme="minorHAnsi" w:cstheme="minorBidi"/>
+                <w:kern w:val="2"/>
+                <w:sz w:val="24"/>
+                <w:szCs w:val="24"/>
+                <w:lang w:val="en-US" w:eastAsia="zh-CN" w:bidi="ar-SA"/>
+              </w:rPr>
+            </w:pPr>
+          </w:p>
+        </w:tc>
+        <w:tc>
+          <w:tcPr>
+            <w:tcW w:w="1660" w:type="dxa"/>
+            <w:shd w:val="clear" w:color="auto" w:fill="auto"/>
+            <w:vAlign w:val="center"/>
+          </w:tcPr>
+          <w:p>
+            <w:pPr>
+              <w:keepNext w:val="0"/>
+              <w:keepLines w:val="0"/>
+              <w:pageBreakBefore w:val="0"/>
+              <w:widowControl w:val="0"/>
+              <w:kinsoku/>
+              <w:wordWrap/>
+              <w:overflowPunct/>
+              <w:topLinePunct w:val="0"/>
+              <w:autoSpaceDE/>
+              <w:autoSpaceDN/>
+              <w:bidi w:val="0"/>
+              <w:adjustRightInd/>
+              <w:snapToGrid/>
+              <w:jc w:val="center"/>
+              <w:textAlignment w:val="auto"/>
+              <w:rPr>
+                <w:rFonts w:ascii="仿宋_GB2312" w:eastAsia="仿宋_GB2312" w:hAnsiTheme="minorHAnsi" w:cstheme="minorBidi"/>
+                <w:kern w:val="2"/>
+                <w:sz w:val="24"/>
+                <w:szCs w:val="24"/>
+                <w:lang w:val="en-US" w:eastAsia="zh-CN" w:bidi="ar-SA"/>
+              </w:rPr>
+            </w:pPr>
           </w:p>
         </w:tc>
       </w:tr>
@@ -5475,48 +7263,47 @@
             <w:insideH w:val="single" w:color="auto" w:sz="4" w:space="0"/>
             <w:insideV w:val="single" w:color="auto" w:sz="4" w:space="0"/>
           </w:tblBorders>
+          <w:tblCellMar>
+            <w:top w:w="0" w:type="dxa"/>
+            <w:left w:w="108" w:type="dxa"/>
+            <w:bottom w:w="0" w:type="dxa"/>
+            <w:right w:w="108" w:type="dxa"/>
+          </w:tblCellMar>
         </w:tblPrEx>
         <w:trPr>
-          <w:trHeight w:val="555" w:hRule="atLeast"/>
+          <w:gridAfter w:val="1"/>
+          <w:wAfter w:w="1660" w:type="dxa"/>
+          <w:trHeight w:val="567" w:hRule="atLeast"/>
         </w:trPr>
         <w:tc>
           <w:tcPr>
             <w:tcW w:w="840" w:type="dxa"/>
-            <w:vAlign w:val="center"/>
-          </w:tcPr>
-          <w:p>
-            <w:pPr>
-              <w:keepNext w:val="0"/>
-              <w:keepLines w:val="0"/>
-              <w:pageBreakBefore w:val="0"/>
-              <w:widowControl w:val="0"/>
-              <w:kinsoku/>
-              <w:wordWrap/>
-              <w:overflowPunct/>
-              <w:topLinePunct w:val="0"/>
-              <w:autoSpaceDE/>
-              <w:autoSpaceDN/>
-              <w:bidi w:val="0"/>
-              <w:adjustRightInd/>
-              <w:snapToGrid/>
-              <w:jc w:val="center"/>
-              <w:textAlignment w:val="auto"/>
-              <w:rPr>
-                <w:rFonts w:hint="default" w:ascii="仿宋_GB2312" w:eastAsia="仿宋_GB2312"/>
-                <w:sz w:val="24"/>
-                <w:szCs w:val="24"/>
-                <w:lang w:val="en-US" w:eastAsia="zh-CN"/>
-              </w:rPr>
-            </w:pPr>
-            <w:r>
-              <w:rPr>
-                <w:rFonts w:hint="eastAsia" w:ascii="仿宋_GB2312" w:eastAsia="仿宋_GB2312"/>
-                <w:sz w:val="24"/>
-                <w:szCs w:val="24"/>
-                <w:lang w:val="en-US" w:eastAsia="zh-CN"/>
-              </w:rPr>
-              <w:t>8</w:t>
-            </w:r>
+            <w:shd w:val="clear" w:color="auto" w:fill="auto"/>
+            <w:vAlign w:val="center"/>
+          </w:tcPr>
+          <w:p>
+            <w:pPr>
+              <w:keepNext w:val="0"/>
+              <w:keepLines w:val="0"/>
+              <w:pageBreakBefore w:val="0"/>
+              <w:widowControl w:val="0"/>
+              <w:kinsoku/>
+              <w:wordWrap/>
+              <w:overflowPunct/>
+              <w:topLinePunct w:val="0"/>
+              <w:autoSpaceDE/>
+              <w:autoSpaceDN/>
+              <w:bidi w:val="0"/>
+              <w:adjustRightInd/>
+              <w:snapToGrid/>
+              <w:jc w:val="center"/>
+              <w:textAlignment w:val="auto"/>
+              <w:rPr>
+                <w:rFonts w:hint="eastAsia" w:ascii="仿宋_GB2312" w:eastAsia="仿宋_GB2312"/>
+                <w:sz w:val="24"/>
+                <w:szCs w:val="24"/>
+              </w:rPr>
+            </w:pPr>
           </w:p>
         </w:tc>
         <w:tc>
@@ -5530,29 +7317,27 @@
             <w:pPr>
               <w:keepNext w:val="0"/>
               <w:keepLines w:val="0"/>
-              <w:widowControl/>
-              <w:suppressLineNumbers w:val="0"/>
-              <w:jc w:val="left"/>
-              <w:rPr>
-                <w:rFonts w:hint="default" w:ascii="Times New Roman" w:hAnsi="Times New Roman" w:eastAsia="仿宋GB2312" w:cstheme="minorBidi"/>
-                <w:b w:val="0"/>
-                <w:kern w:val="2"/>
-                <w:sz w:val="24"/>
-                <w:szCs w:val="24"/>
-                <w:lang w:val="en-US" w:eastAsia="zh-CN" w:bidi="ar-SA"/>
-              </w:rPr>
-            </w:pPr>
-            <w:r>
-              <w:rPr>
-                <w:rFonts w:ascii="Times New Roman" w:hAnsi="Times New Roman" w:eastAsia="仿宋GB2312" w:cs="宋体"/>
-                <w:b w:val="0"/>
-                <w:kern w:val="0"/>
-                <w:sz w:val="24"/>
-                <w:szCs w:val="24"/>
-                <w:lang w:val="en-US" w:eastAsia="zh-CN" w:bidi="ar"/>
-              </w:rPr>
-              <w:t>实验20 Linux企业服务器综合部署与故障排查（第一部分）：完成账号、网络、SSH、防火墙、Nginx、MySQL、MongoDB、Redis、Git、Shell巡检、备份等综合部署；完成服务关系及端口规划</w:t>
-            </w:r>
+              <w:pageBreakBefore w:val="0"/>
+              <w:widowControl w:val="0"/>
+              <w:kinsoku/>
+              <w:wordWrap/>
+              <w:overflowPunct/>
+              <w:topLinePunct w:val="0"/>
+              <w:autoSpaceDE/>
+              <w:autoSpaceDN/>
+              <w:bidi w:val="0"/>
+              <w:adjustRightInd/>
+              <w:snapToGrid/>
+              <w:jc w:val="center"/>
+              <w:textAlignment w:val="auto"/>
+              <w:rPr>
+                <w:rFonts w:hint="default" w:ascii="仿宋_GB2312" w:eastAsia="仿宋_GB2312" w:hAnsiTheme="minorHAnsi" w:cstheme="minorBidi"/>
+                <w:kern w:val="2"/>
+                <w:sz w:val="24"/>
+                <w:szCs w:val="24"/>
+                <w:lang w:val="en-US" w:eastAsia="zh-CN" w:bidi="ar-SA"/>
+              </w:rPr>
+            </w:pPr>
           </w:p>
         </w:tc>
         <w:tc>
@@ -5565,99 +7350,93 @@
             <w:pPr>
               <w:keepNext w:val="0"/>
               <w:keepLines w:val="0"/>
-              <w:widowControl/>
-              <w:suppressLineNumbers w:val="0"/>
-              <w:jc w:val="center"/>
-              <w:rPr>
-                <w:rFonts w:ascii="Times New Roman" w:hAnsi="Times New Roman" w:eastAsia="仿宋GB2312" w:cstheme="minorBidi"/>
-                <w:b w:val="0"/>
-                <w:kern w:val="2"/>
-                <w:sz w:val="24"/>
-                <w:szCs w:val="24"/>
-                <w:lang w:val="en-US" w:eastAsia="zh-CN" w:bidi="ar-SA"/>
-              </w:rPr>
-            </w:pPr>
-            <w:r>
-              <w:rPr>
-                <w:rFonts w:ascii="Times New Roman" w:hAnsi="Times New Roman" w:eastAsia="仿宋GB2312" w:cs="宋体"/>
-                <w:b w:val="0"/>
-                <w:kern w:val="0"/>
-                <w:sz w:val="24"/>
-                <w:szCs w:val="24"/>
-                <w:lang w:val="en-US" w:eastAsia="zh-CN" w:bidi="ar"/>
-              </w:rPr>
-              <w:t>4</w:t>
-            </w:r>
-          </w:p>
-        </w:tc>
-        <w:tc>
-          <w:tcPr>
-            <w:tcW w:w="2127" w:type="dxa"/>
-            <w:shd w:val="clear" w:color="auto" w:fill="auto"/>
-            <w:vAlign w:val="center"/>
-          </w:tcPr>
-          <w:p>
-            <w:pPr>
-              <w:keepNext w:val="0"/>
-              <w:keepLines w:val="0"/>
-              <w:widowControl/>
-              <w:suppressLineNumbers w:val="0"/>
-              <w:jc w:val="left"/>
-              <w:rPr>
-                <w:rFonts w:hint="eastAsia" w:ascii="Times New Roman" w:hAnsi="Times New Roman" w:eastAsia="仿宋GB2312" w:cstheme="minorBidi"/>
-                <w:b w:val="0"/>
-                <w:kern w:val="2"/>
-                <w:sz w:val="24"/>
-                <w:szCs w:val="24"/>
-                <w:lang w:val="en-US" w:eastAsia="zh-CN" w:bidi="ar-SA"/>
-              </w:rPr>
-            </w:pPr>
-            <w:r>
-              <w:rPr>
-                <w:rFonts w:ascii="Times New Roman" w:hAnsi="Times New Roman" w:eastAsia="仿宋GB2312" w:cs="宋体"/>
-                <w:b w:val="0"/>
-                <w:kern w:val="0"/>
-                <w:sz w:val="24"/>
-                <w:szCs w:val="24"/>
-                <w:lang w:val="en-US" w:eastAsia="zh-CN" w:bidi="ar"/>
-              </w:rPr>
-              <w:t>综合项目、小组协作、任务驱动、教师巡回指导</w:t>
-            </w:r>
-          </w:p>
-        </w:tc>
-        <w:tc>
-          <w:tcPr>
-            <w:tcW w:w="1513" w:type="dxa"/>
-            <w:shd w:val="clear" w:color="auto" w:fill="auto"/>
-            <w:vAlign w:val="center"/>
-          </w:tcPr>
-          <w:p>
-            <w:pPr>
-              <w:keepNext w:val="0"/>
-              <w:keepLines w:val="0"/>
-              <w:widowControl/>
-              <w:suppressLineNumbers w:val="0"/>
-              <w:jc w:val="left"/>
-              <w:rPr>
-                <w:rFonts w:ascii="Times New Roman" w:hAnsi="Times New Roman" w:eastAsia="仿宋GB2312" w:cstheme="minorBidi"/>
-                <w:b w:val="0"/>
-                <w:kern w:val="2"/>
-                <w:sz w:val="24"/>
-                <w:szCs w:val="24"/>
-                <w:lang w:val="en-US" w:eastAsia="zh-CN" w:bidi="ar-SA"/>
-              </w:rPr>
-            </w:pPr>
-            <w:r>
-              <w:rPr>
-                <w:rFonts w:ascii="Times New Roman" w:hAnsi="Times New Roman" w:eastAsia="仿宋GB2312" w:cs="宋体"/>
-                <w:b w:val="0"/>
-                <w:kern w:val="0"/>
-                <w:sz w:val="24"/>
-                <w:szCs w:val="24"/>
-                <w:lang w:val="en-US" w:eastAsia="zh-CN" w:bidi="ar"/>
-              </w:rPr>
-              <w:t>完成综合项目主要服务部署，提交服务关系图、端口表及环境基线</w:t>
-            </w:r>
+              <w:pageBreakBefore w:val="0"/>
+              <w:widowControl w:val="0"/>
+              <w:kinsoku/>
+              <w:wordWrap/>
+              <w:overflowPunct/>
+              <w:topLinePunct w:val="0"/>
+              <w:autoSpaceDE/>
+              <w:autoSpaceDN/>
+              <w:bidi w:val="0"/>
+              <w:adjustRightInd/>
+              <w:snapToGrid/>
+              <w:jc w:val="center"/>
+              <w:textAlignment w:val="auto"/>
+              <w:rPr>
+                <w:rFonts w:ascii="仿宋_GB2312" w:eastAsia="仿宋_GB2312" w:hAnsiTheme="minorHAnsi" w:cstheme="minorBidi"/>
+                <w:kern w:val="2"/>
+                <w:sz w:val="24"/>
+                <w:szCs w:val="24"/>
+                <w:lang w:val="en-US" w:eastAsia="zh-CN" w:bidi="ar-SA"/>
+              </w:rPr>
+            </w:pPr>
+          </w:p>
+        </w:tc>
+        <w:tc>
+          <w:tcPr>
+            <w:tcW w:w="1980" w:type="dxa"/>
+            <w:shd w:val="clear" w:color="auto" w:fill="auto"/>
+            <w:vAlign w:val="center"/>
+          </w:tcPr>
+          <w:p>
+            <w:pPr>
+              <w:keepNext w:val="0"/>
+              <w:keepLines w:val="0"/>
+              <w:pageBreakBefore w:val="0"/>
+              <w:widowControl w:val="0"/>
+              <w:kinsoku/>
+              <w:wordWrap/>
+              <w:overflowPunct/>
+              <w:topLinePunct w:val="0"/>
+              <w:autoSpaceDE/>
+              <w:autoSpaceDN/>
+              <w:bidi w:val="0"/>
+              <w:adjustRightInd/>
+              <w:snapToGrid/>
+              <w:jc w:val="center"/>
+              <w:textAlignment w:val="auto"/>
+              <w:rPr>
+                <w:rFonts w:hint="eastAsia" w:ascii="仿宋_GB2312" w:eastAsia="仿宋_GB2312" w:hAnsiTheme="minorHAnsi" w:cstheme="minorBidi"/>
+                <w:kern w:val="2"/>
+                <w:sz w:val="24"/>
+                <w:szCs w:val="24"/>
+                <w:lang w:val="en-US" w:eastAsia="zh-CN" w:bidi="ar-SA"/>
+              </w:rPr>
+            </w:pPr>
+          </w:p>
+        </w:tc>
+        <w:tc>
+          <w:tcPr>
+            <w:tcW w:w="1660" w:type="dxa"/>
+            <w:shd w:val="clear" w:color="auto" w:fill="auto"/>
+            <w:vAlign w:val="center"/>
+          </w:tcPr>
+          <w:p>
+            <w:pPr>
+              <w:keepNext w:val="0"/>
+              <w:keepLines w:val="0"/>
+              <w:pageBreakBefore w:val="0"/>
+              <w:widowControl w:val="0"/>
+              <w:kinsoku/>
+              <w:wordWrap/>
+              <w:overflowPunct/>
+              <w:topLinePunct w:val="0"/>
+              <w:autoSpaceDE/>
+              <w:autoSpaceDN/>
+              <w:bidi w:val="0"/>
+              <w:adjustRightInd/>
+              <w:snapToGrid/>
+              <w:jc w:val="center"/>
+              <w:textAlignment w:val="auto"/>
+              <w:rPr>
+                <w:rFonts w:ascii="仿宋_GB2312" w:eastAsia="仿宋_GB2312" w:hAnsiTheme="minorHAnsi" w:cstheme="minorBidi"/>
+                <w:kern w:val="2"/>
+                <w:sz w:val="24"/>
+                <w:szCs w:val="24"/>
+                <w:lang w:val="en-US" w:eastAsia="zh-CN" w:bidi="ar-SA"/>
+              </w:rPr>
+            </w:pPr>
           </w:p>
         </w:tc>
       </w:tr>
@@ -5671,48 +7450,47 @@
             <w:insideH w:val="single" w:color="auto" w:sz="4" w:space="0"/>
             <w:insideV w:val="single" w:color="auto" w:sz="4" w:space="0"/>
           </w:tblBorders>
+          <w:tblCellMar>
+            <w:top w:w="0" w:type="dxa"/>
+            <w:left w:w="108" w:type="dxa"/>
+            <w:bottom w:w="0" w:type="dxa"/>
+            <w:right w:w="108" w:type="dxa"/>
+          </w:tblCellMar>
         </w:tblPrEx>
         <w:trPr>
-          <w:trHeight w:val="555" w:hRule="atLeast"/>
+          <w:gridAfter w:val="1"/>
+          <w:wAfter w:w="1660" w:type="dxa"/>
+          <w:trHeight w:val="567" w:hRule="atLeast"/>
         </w:trPr>
         <w:tc>
           <w:tcPr>
             <w:tcW w:w="840" w:type="dxa"/>
-            <w:vAlign w:val="center"/>
-          </w:tcPr>
-          <w:p>
-            <w:pPr>
-              <w:keepNext w:val="0"/>
-              <w:keepLines w:val="0"/>
-              <w:pageBreakBefore w:val="0"/>
-              <w:widowControl w:val="0"/>
-              <w:kinsoku/>
-              <w:wordWrap/>
-              <w:overflowPunct/>
-              <w:topLinePunct w:val="0"/>
-              <w:autoSpaceDE/>
-              <w:autoSpaceDN/>
-              <w:bidi w:val="0"/>
-              <w:adjustRightInd/>
-              <w:snapToGrid/>
-              <w:jc w:val="center"/>
-              <w:textAlignment w:val="auto"/>
-              <w:rPr>
-                <w:rFonts w:hint="default" w:ascii="仿宋_GB2312" w:eastAsia="仿宋_GB2312"/>
-                <w:sz w:val="24"/>
-                <w:szCs w:val="24"/>
-                <w:lang w:val="en-US" w:eastAsia="zh-CN"/>
-              </w:rPr>
-            </w:pPr>
-            <w:r>
-              <w:rPr>
-                <w:rFonts w:hint="eastAsia" w:ascii="仿宋_GB2312" w:eastAsia="仿宋_GB2312"/>
-                <w:sz w:val="24"/>
-                <w:szCs w:val="24"/>
-                <w:lang w:val="en-US" w:eastAsia="zh-CN"/>
-              </w:rPr>
-              <w:t>8</w:t>
-            </w:r>
+            <w:shd w:val="clear" w:color="auto" w:fill="auto"/>
+            <w:vAlign w:val="center"/>
+          </w:tcPr>
+          <w:p>
+            <w:pPr>
+              <w:keepNext w:val="0"/>
+              <w:keepLines w:val="0"/>
+              <w:pageBreakBefore w:val="0"/>
+              <w:widowControl w:val="0"/>
+              <w:kinsoku/>
+              <w:wordWrap/>
+              <w:overflowPunct/>
+              <w:topLinePunct w:val="0"/>
+              <w:autoSpaceDE/>
+              <w:autoSpaceDN/>
+              <w:bidi w:val="0"/>
+              <w:adjustRightInd/>
+              <w:snapToGrid/>
+              <w:jc w:val="center"/>
+              <w:textAlignment w:val="auto"/>
+              <w:rPr>
+                <w:rFonts w:hint="eastAsia" w:ascii="仿宋_GB2312" w:eastAsia="仿宋_GB2312"/>
+                <w:sz w:val="24"/>
+                <w:szCs w:val="24"/>
+              </w:rPr>
+            </w:pPr>
           </w:p>
         </w:tc>
         <w:tc>
@@ -5726,29 +7504,27 @@
             <w:pPr>
               <w:keepNext w:val="0"/>
               <w:keepLines w:val="0"/>
-              <w:widowControl/>
-              <w:suppressLineNumbers w:val="0"/>
-              <w:jc w:val="left"/>
-              <w:rPr>
-                <w:rFonts w:hint="default" w:ascii="Times New Roman" w:hAnsi="Times New Roman" w:eastAsia="仿宋GB2312" w:cstheme="minorBidi"/>
-                <w:b w:val="0"/>
-                <w:kern w:val="2"/>
-                <w:sz w:val="24"/>
-                <w:szCs w:val="24"/>
-                <w:lang w:val="en-US" w:eastAsia="zh-CN" w:bidi="ar-SA"/>
-              </w:rPr>
-            </w:pPr>
-            <w:r>
-              <w:rPr>
-                <w:rFonts w:ascii="Times New Roman" w:hAnsi="Times New Roman" w:eastAsia="仿宋GB2312" w:cs="宋体"/>
-                <w:b w:val="0"/>
-                <w:kern w:val="0"/>
-                <w:sz w:val="24"/>
-                <w:szCs w:val="24"/>
-                <w:lang w:val="en-US" w:eastAsia="zh-CN" w:bidi="ar"/>
-              </w:rPr>
-              <w:t>实验20 Linux企业服务器综合部署与故障排查（第二部分）：教师注入3—5个不同层次故障；学生完成定位、修复、复测、备份恢复验证、项目成果整理与答辩</w:t>
-            </w:r>
+              <w:pageBreakBefore w:val="0"/>
+              <w:widowControl w:val="0"/>
+              <w:kinsoku/>
+              <w:wordWrap/>
+              <w:overflowPunct/>
+              <w:topLinePunct w:val="0"/>
+              <w:autoSpaceDE/>
+              <w:autoSpaceDN/>
+              <w:bidi w:val="0"/>
+              <w:adjustRightInd/>
+              <w:snapToGrid/>
+              <w:jc w:val="center"/>
+              <w:textAlignment w:val="auto"/>
+              <w:rPr>
+                <w:rFonts w:hint="default" w:ascii="仿宋_GB2312" w:eastAsia="仿宋_GB2312" w:hAnsiTheme="minorHAnsi" w:cstheme="minorBidi"/>
+                <w:kern w:val="2"/>
+                <w:sz w:val="24"/>
+                <w:szCs w:val="24"/>
+                <w:lang w:val="en-US" w:eastAsia="zh-CN" w:bidi="ar-SA"/>
+              </w:rPr>
+            </w:pPr>
           </w:p>
         </w:tc>
         <w:tc>
@@ -5761,99 +7537,93 @@
             <w:pPr>
               <w:keepNext w:val="0"/>
               <w:keepLines w:val="0"/>
-              <w:widowControl/>
-              <w:suppressLineNumbers w:val="0"/>
-              <w:jc w:val="center"/>
-              <w:rPr>
-                <w:rFonts w:ascii="Times New Roman" w:hAnsi="Times New Roman" w:eastAsia="仿宋GB2312" w:cstheme="minorBidi"/>
-                <w:b w:val="0"/>
-                <w:kern w:val="2"/>
-                <w:sz w:val="24"/>
-                <w:szCs w:val="24"/>
-                <w:lang w:val="en-US" w:eastAsia="zh-CN" w:bidi="ar-SA"/>
-              </w:rPr>
-            </w:pPr>
-            <w:r>
-              <w:rPr>
-                <w:rFonts w:ascii="Times New Roman" w:hAnsi="Times New Roman" w:eastAsia="仿宋GB2312" w:cs="宋体"/>
-                <w:b w:val="0"/>
-                <w:kern w:val="0"/>
-                <w:sz w:val="24"/>
-                <w:szCs w:val="24"/>
-                <w:lang w:val="en-US" w:eastAsia="zh-CN" w:bidi="ar"/>
-              </w:rPr>
-              <w:t>2</w:t>
-            </w:r>
-          </w:p>
-        </w:tc>
-        <w:tc>
-          <w:tcPr>
-            <w:tcW w:w="2127" w:type="dxa"/>
-            <w:shd w:val="clear" w:color="auto" w:fill="auto"/>
-            <w:vAlign w:val="center"/>
-          </w:tcPr>
-          <w:p>
-            <w:pPr>
-              <w:keepNext w:val="0"/>
-              <w:keepLines w:val="0"/>
-              <w:widowControl/>
-              <w:suppressLineNumbers w:val="0"/>
-              <w:jc w:val="left"/>
-              <w:rPr>
-                <w:rFonts w:hint="eastAsia" w:ascii="Times New Roman" w:hAnsi="Times New Roman" w:eastAsia="仿宋GB2312" w:cstheme="minorBidi"/>
-                <w:b w:val="0"/>
-                <w:kern w:val="2"/>
-                <w:sz w:val="24"/>
-                <w:szCs w:val="24"/>
-                <w:lang w:val="en-US" w:eastAsia="zh-CN" w:bidi="ar-SA"/>
-              </w:rPr>
-            </w:pPr>
-            <w:r>
-              <w:rPr>
-                <w:rFonts w:ascii="Times New Roman" w:hAnsi="Times New Roman" w:eastAsia="仿宋GB2312" w:cs="宋体"/>
-                <w:b w:val="0"/>
-                <w:kern w:val="0"/>
-                <w:sz w:val="24"/>
-                <w:szCs w:val="24"/>
-                <w:lang w:val="en-US" w:eastAsia="zh-CN" w:bidi="ar"/>
-              </w:rPr>
-              <w:t>故障注入、综合实操、成果验收、项目答辩</w:t>
-            </w:r>
-          </w:p>
-        </w:tc>
-        <w:tc>
-          <w:tcPr>
-            <w:tcW w:w="1513" w:type="dxa"/>
-            <w:shd w:val="clear" w:color="auto" w:fill="auto"/>
-            <w:vAlign w:val="center"/>
-          </w:tcPr>
-          <w:p>
-            <w:pPr>
-              <w:keepNext w:val="0"/>
-              <w:keepLines w:val="0"/>
-              <w:widowControl/>
-              <w:suppressLineNumbers w:val="0"/>
-              <w:jc w:val="left"/>
-              <w:rPr>
-                <w:rFonts w:ascii="Times New Roman" w:hAnsi="Times New Roman" w:eastAsia="仿宋GB2312" w:cstheme="minorBidi"/>
-                <w:b w:val="0"/>
-                <w:kern w:val="2"/>
-                <w:sz w:val="24"/>
-                <w:szCs w:val="24"/>
-                <w:lang w:val="en-US" w:eastAsia="zh-CN" w:bidi="ar-SA"/>
-              </w:rPr>
-            </w:pPr>
-            <w:r>
-              <w:rPr>
-                <w:rFonts w:ascii="Times New Roman" w:hAnsi="Times New Roman" w:eastAsia="仿宋GB2312" w:cs="宋体"/>
-                <w:b w:val="0"/>
-                <w:kern w:val="0"/>
-                <w:sz w:val="24"/>
-                <w:szCs w:val="24"/>
-                <w:lang w:val="en-US" w:eastAsia="zh-CN" w:bidi="ar"/>
-              </w:rPr>
-              <w:t>提交综合项目部署文档、巡检结果、备份恢复记录及故障排查报告</w:t>
-            </w:r>
+              <w:pageBreakBefore w:val="0"/>
+              <w:widowControl w:val="0"/>
+              <w:kinsoku/>
+              <w:wordWrap/>
+              <w:overflowPunct/>
+              <w:topLinePunct w:val="0"/>
+              <w:autoSpaceDE/>
+              <w:autoSpaceDN/>
+              <w:bidi w:val="0"/>
+              <w:adjustRightInd/>
+              <w:snapToGrid/>
+              <w:jc w:val="center"/>
+              <w:textAlignment w:val="auto"/>
+              <w:rPr>
+                <w:rFonts w:ascii="仿宋_GB2312" w:eastAsia="仿宋_GB2312" w:hAnsiTheme="minorHAnsi" w:cstheme="minorBidi"/>
+                <w:kern w:val="2"/>
+                <w:sz w:val="24"/>
+                <w:szCs w:val="24"/>
+                <w:lang w:val="en-US" w:eastAsia="zh-CN" w:bidi="ar-SA"/>
+              </w:rPr>
+            </w:pPr>
+          </w:p>
+        </w:tc>
+        <w:tc>
+          <w:tcPr>
+            <w:tcW w:w="1980" w:type="dxa"/>
+            <w:shd w:val="clear" w:color="auto" w:fill="auto"/>
+            <w:vAlign w:val="center"/>
+          </w:tcPr>
+          <w:p>
+            <w:pPr>
+              <w:keepNext w:val="0"/>
+              <w:keepLines w:val="0"/>
+              <w:pageBreakBefore w:val="0"/>
+              <w:widowControl w:val="0"/>
+              <w:kinsoku/>
+              <w:wordWrap/>
+              <w:overflowPunct/>
+              <w:topLinePunct w:val="0"/>
+              <w:autoSpaceDE/>
+              <w:autoSpaceDN/>
+              <w:bidi w:val="0"/>
+              <w:adjustRightInd/>
+              <w:snapToGrid/>
+              <w:jc w:val="center"/>
+              <w:textAlignment w:val="auto"/>
+              <w:rPr>
+                <w:rFonts w:hint="eastAsia" w:ascii="仿宋_GB2312" w:eastAsia="仿宋_GB2312" w:hAnsiTheme="minorHAnsi" w:cstheme="minorBidi"/>
+                <w:kern w:val="2"/>
+                <w:sz w:val="24"/>
+                <w:szCs w:val="24"/>
+                <w:lang w:val="en-US" w:eastAsia="zh-CN" w:bidi="ar-SA"/>
+              </w:rPr>
+            </w:pPr>
+          </w:p>
+        </w:tc>
+        <w:tc>
+          <w:tcPr>
+            <w:tcW w:w="1660" w:type="dxa"/>
+            <w:shd w:val="clear" w:color="auto" w:fill="auto"/>
+            <w:vAlign w:val="center"/>
+          </w:tcPr>
+          <w:p>
+            <w:pPr>
+              <w:keepNext w:val="0"/>
+              <w:keepLines w:val="0"/>
+              <w:pageBreakBefore w:val="0"/>
+              <w:widowControl w:val="0"/>
+              <w:kinsoku/>
+              <w:wordWrap/>
+              <w:overflowPunct/>
+              <w:topLinePunct w:val="0"/>
+              <w:autoSpaceDE/>
+              <w:autoSpaceDN/>
+              <w:bidi w:val="0"/>
+              <w:adjustRightInd/>
+              <w:snapToGrid/>
+              <w:jc w:val="center"/>
+              <w:textAlignment w:val="auto"/>
+              <w:rPr>
+                <w:rFonts w:ascii="仿宋_GB2312" w:eastAsia="仿宋_GB2312" w:hAnsiTheme="minorHAnsi" w:cstheme="minorBidi"/>
+                <w:kern w:val="2"/>
+                <w:sz w:val="24"/>
+                <w:szCs w:val="24"/>
+                <w:lang w:val="en-US" w:eastAsia="zh-CN" w:bidi="ar-SA"/>
+              </w:rPr>
+            </w:pPr>
           </w:p>
         </w:tc>
       </w:tr>
@@ -5867,184 +7637,180 @@
             <w:insideH w:val="single" w:color="auto" w:sz="4" w:space="0"/>
             <w:insideV w:val="single" w:color="auto" w:sz="4" w:space="0"/>
           </w:tblBorders>
+          <w:tblCellMar>
+            <w:top w:w="0" w:type="dxa"/>
+            <w:left w:w="108" w:type="dxa"/>
+            <w:bottom w:w="0" w:type="dxa"/>
+            <w:right w:w="108" w:type="dxa"/>
+          </w:tblCellMar>
         </w:tblPrEx>
         <w:trPr>
-          <w:trHeight w:val="980" w:hRule="atLeast"/>
+          <w:gridAfter w:val="1"/>
+          <w:wAfter w:w="1660" w:type="dxa"/>
+          <w:trHeight w:val="567" w:hRule="atLeast"/>
         </w:trPr>
         <w:tc>
           <w:tcPr>
-            <w:tcW w:w="1935" w:type="dxa"/>
+            <w:tcW w:w="840" w:type="dxa"/>
+            <w:shd w:val="clear" w:color="auto" w:fill="auto"/>
+            <w:vAlign w:val="center"/>
+          </w:tcPr>
+          <w:p>
+            <w:pPr>
+              <w:keepNext w:val="0"/>
+              <w:keepLines w:val="0"/>
+              <w:pageBreakBefore w:val="0"/>
+              <w:widowControl w:val="0"/>
+              <w:kinsoku/>
+              <w:wordWrap/>
+              <w:overflowPunct/>
+              <w:topLinePunct w:val="0"/>
+              <w:autoSpaceDE/>
+              <w:autoSpaceDN/>
+              <w:bidi w:val="0"/>
+              <w:adjustRightInd/>
+              <w:snapToGrid/>
+              <w:jc w:val="center"/>
+              <w:textAlignment w:val="auto"/>
+              <w:rPr>
+                <w:rFonts w:hint="eastAsia" w:ascii="仿宋_GB2312" w:eastAsia="仿宋_GB2312"/>
+                <w:sz w:val="24"/>
+                <w:szCs w:val="24"/>
+              </w:rPr>
+            </w:pPr>
+          </w:p>
+        </w:tc>
+        <w:tc>
+          <w:tcPr>
+            <w:tcW w:w="4963" w:type="dxa"/>
             <w:gridSpan w:val="2"/>
-            <w:vAlign w:val="center"/>
-          </w:tcPr>
-          <w:p>
-            <w:pPr>
-              <w:keepNext w:val="0"/>
-              <w:keepLines w:val="0"/>
-              <w:pageBreakBefore w:val="0"/>
-              <w:widowControl w:val="0"/>
-              <w:kinsoku/>
-              <w:wordWrap/>
-              <w:overflowPunct/>
-              <w:topLinePunct w:val="0"/>
-              <w:autoSpaceDE/>
-              <w:autoSpaceDN/>
-              <w:bidi w:val="0"/>
-              <w:adjustRightInd/>
-              <w:snapToGrid/>
-              <w:jc w:val="center"/>
-              <w:textAlignment w:val="auto"/>
-              <w:rPr>
-                <w:rFonts w:ascii="仿宋_GB2312" w:eastAsia="仿宋_GB2312"/>
-                <w:sz w:val="24"/>
-                <w:szCs w:val="24"/>
-              </w:rPr>
-            </w:pPr>
-            <w:r>
-              <w:rPr>
-                <w:rFonts w:hint="eastAsia" w:ascii="仿宋_GB2312" w:eastAsia="仿宋_GB2312"/>
-                <w:sz w:val="24"/>
-                <w:szCs w:val="24"/>
-              </w:rPr>
-              <w:t>教研室审核意见</w:t>
-            </w:r>
-          </w:p>
-        </w:tc>
-        <w:tc>
-          <w:tcPr>
-            <w:tcW w:w="8872" w:type="dxa"/>
-            <w:gridSpan w:val="4"/>
-          </w:tcPr>
-          <w:p>
-            <w:pPr>
-              <w:keepNext w:val="0"/>
-              <w:keepLines w:val="0"/>
-              <w:pageBreakBefore w:val="0"/>
-              <w:widowControl w:val="0"/>
-              <w:kinsoku/>
-              <w:wordWrap/>
-              <w:overflowPunct/>
-              <w:topLinePunct w:val="0"/>
-              <w:autoSpaceDE/>
-              <w:autoSpaceDN/>
-              <w:bidi w:val="0"/>
-              <w:adjustRightInd/>
-              <w:snapToGrid/>
-              <w:jc w:val="left"/>
-              <w:textAlignment w:val="auto"/>
-              <w:rPr>
-                <w:rFonts w:ascii="仿宋_GB2312" w:eastAsia="仿宋_GB2312"/>
-                <w:sz w:val="24"/>
-                <w:szCs w:val="24"/>
-              </w:rPr>
-            </w:pPr>
-          </w:p>
-          <w:p>
-            <w:pPr>
-              <w:keepNext w:val="0"/>
-              <w:keepLines w:val="0"/>
-              <w:pageBreakBefore w:val="0"/>
-              <w:widowControl w:val="0"/>
-              <w:kinsoku/>
-              <w:wordWrap/>
-              <w:overflowPunct/>
-              <w:topLinePunct w:val="0"/>
-              <w:autoSpaceDE/>
-              <w:autoSpaceDN/>
-              <w:bidi w:val="0"/>
-              <w:adjustRightInd/>
-              <w:snapToGrid/>
-              <w:jc w:val="left"/>
-              <w:textAlignment w:val="auto"/>
-              <w:rPr>
-                <w:rFonts w:ascii="仿宋_GB2312" w:eastAsia="仿宋_GB2312"/>
-                <w:sz w:val="24"/>
-                <w:szCs w:val="24"/>
-              </w:rPr>
-            </w:pPr>
-          </w:p>
-          <w:p>
-            <w:pPr>
-              <w:keepNext w:val="0"/>
-              <w:keepLines w:val="0"/>
-              <w:pageBreakBefore w:val="0"/>
-              <w:widowControl w:val="0"/>
-              <w:kinsoku/>
-              <w:wordWrap/>
-              <w:overflowPunct/>
-              <w:topLinePunct w:val="0"/>
-              <w:autoSpaceDE/>
-              <w:autoSpaceDN/>
-              <w:bidi w:val="0"/>
-              <w:adjustRightInd/>
-              <w:snapToGrid/>
-              <w:jc w:val="left"/>
-              <w:textAlignment w:val="auto"/>
-              <w:rPr>
-                <w:rFonts w:ascii="仿宋_GB2312" w:eastAsia="仿宋_GB2312"/>
-                <w:sz w:val="24"/>
-                <w:szCs w:val="24"/>
-              </w:rPr>
-            </w:pPr>
-            <w:r>
-              <w:rPr>
-                <w:rFonts w:hint="eastAsia" w:ascii="仿宋_GB2312" w:eastAsia="仿宋_GB2312"/>
-                <w:sz w:val="24"/>
-                <w:szCs w:val="24"/>
-              </w:rPr>
-              <w:t xml:space="preserve">教研室主任签字：                          </w:t>
-            </w:r>
-            <w:r>
-              <w:rPr>
-                <w:rFonts w:hint="eastAsia" w:ascii="仿宋_GB2312" w:eastAsia="仿宋_GB2312"/>
-                <w:sz w:val="24"/>
-                <w:szCs w:val="24"/>
-                <w:u w:val="single"/>
-              </w:rPr>
-              <w:t xml:space="preserve">     </w:t>
-            </w:r>
-            <w:r>
-              <w:rPr>
-                <w:rFonts w:hint="eastAsia" w:ascii="仿宋_GB2312" w:eastAsia="仿宋_GB2312"/>
-                <w:sz w:val="24"/>
-                <w:szCs w:val="24"/>
-              </w:rPr>
-              <w:t>年</w:t>
-            </w:r>
-            <w:r>
-              <w:rPr>
-                <w:rFonts w:hint="eastAsia" w:ascii="仿宋_GB2312" w:eastAsia="仿宋_GB2312"/>
-                <w:sz w:val="24"/>
-                <w:szCs w:val="24"/>
-                <w:u w:val="single"/>
-              </w:rPr>
-              <w:t xml:space="preserve">    </w:t>
-            </w:r>
-            <w:r>
-              <w:rPr>
-                <w:rFonts w:hint="eastAsia" w:ascii="仿宋_GB2312" w:eastAsia="仿宋_GB2312"/>
-                <w:sz w:val="24"/>
-                <w:szCs w:val="24"/>
-              </w:rPr>
-              <w:t>月</w:t>
-            </w:r>
-            <w:r>
-              <w:rPr>
-                <w:rFonts w:hint="eastAsia" w:ascii="仿宋_GB2312" w:eastAsia="仿宋_GB2312"/>
-                <w:sz w:val="24"/>
-                <w:szCs w:val="24"/>
-                <w:u w:val="single"/>
-              </w:rPr>
-              <w:t xml:space="preserve">   </w:t>
-            </w:r>
-            <w:r>
-              <w:rPr>
-                <w:rFonts w:hint="eastAsia" w:ascii="仿宋_GB2312" w:eastAsia="仿宋_GB2312"/>
-                <w:sz w:val="24"/>
-                <w:szCs w:val="24"/>
-              </w:rPr>
-              <w:t>日</w:t>
-            </w:r>
+            <w:shd w:val="clear" w:color="auto" w:fill="auto"/>
+            <w:vAlign w:val="center"/>
+          </w:tcPr>
+          <w:p>
+            <w:pPr>
+              <w:keepNext w:val="0"/>
+              <w:keepLines w:val="0"/>
+              <w:pageBreakBefore w:val="0"/>
+              <w:widowControl w:val="0"/>
+              <w:kinsoku/>
+              <w:wordWrap/>
+              <w:overflowPunct/>
+              <w:topLinePunct w:val="0"/>
+              <w:autoSpaceDE/>
+              <w:autoSpaceDN/>
+              <w:bidi w:val="0"/>
+              <w:adjustRightInd/>
+              <w:snapToGrid/>
+              <w:jc w:val="center"/>
+              <w:textAlignment w:val="auto"/>
+              <w:rPr>
+                <w:rFonts w:hint="default" w:ascii="仿宋_GB2312" w:eastAsia="仿宋_GB2312" w:hAnsiTheme="minorHAnsi" w:cstheme="minorBidi"/>
+                <w:kern w:val="2"/>
+                <w:sz w:val="24"/>
+                <w:szCs w:val="24"/>
+                <w:lang w:val="en-US" w:eastAsia="zh-CN" w:bidi="ar-SA"/>
+              </w:rPr>
+            </w:pPr>
+          </w:p>
+        </w:tc>
+        <w:tc>
+          <w:tcPr>
+            <w:tcW w:w="1364" w:type="dxa"/>
+            <w:shd w:val="clear" w:color="auto" w:fill="auto"/>
+            <w:vAlign w:val="center"/>
+          </w:tcPr>
+          <w:p>
+            <w:pPr>
+              <w:keepNext w:val="0"/>
+              <w:keepLines w:val="0"/>
+              <w:pageBreakBefore w:val="0"/>
+              <w:widowControl w:val="0"/>
+              <w:kinsoku/>
+              <w:wordWrap/>
+              <w:overflowPunct/>
+              <w:topLinePunct w:val="0"/>
+              <w:autoSpaceDE/>
+              <w:autoSpaceDN/>
+              <w:bidi w:val="0"/>
+              <w:adjustRightInd/>
+              <w:snapToGrid/>
+              <w:jc w:val="center"/>
+              <w:textAlignment w:val="auto"/>
+              <w:rPr>
+                <w:rFonts w:ascii="仿宋_GB2312" w:eastAsia="仿宋_GB2312" w:hAnsiTheme="minorHAnsi" w:cstheme="minorBidi"/>
+                <w:kern w:val="2"/>
+                <w:sz w:val="24"/>
+                <w:szCs w:val="24"/>
+                <w:lang w:val="en-US" w:eastAsia="zh-CN" w:bidi="ar-SA"/>
+              </w:rPr>
+            </w:pPr>
+          </w:p>
+        </w:tc>
+        <w:tc>
+          <w:tcPr>
+            <w:tcW w:w="1980" w:type="dxa"/>
+            <w:shd w:val="clear" w:color="auto" w:fill="auto"/>
+            <w:vAlign w:val="center"/>
+          </w:tcPr>
+          <w:p>
+            <w:pPr>
+              <w:keepNext w:val="0"/>
+              <w:keepLines w:val="0"/>
+              <w:pageBreakBefore w:val="0"/>
+              <w:widowControl w:val="0"/>
+              <w:kinsoku/>
+              <w:wordWrap/>
+              <w:overflowPunct/>
+              <w:topLinePunct w:val="0"/>
+              <w:autoSpaceDE/>
+              <w:autoSpaceDN/>
+              <w:bidi w:val="0"/>
+              <w:adjustRightInd/>
+              <w:snapToGrid/>
+              <w:jc w:val="center"/>
+              <w:textAlignment w:val="auto"/>
+              <w:rPr>
+                <w:rFonts w:hint="eastAsia" w:ascii="仿宋_GB2312" w:eastAsia="仿宋_GB2312" w:hAnsiTheme="minorHAnsi" w:cstheme="minorBidi"/>
+                <w:kern w:val="2"/>
+                <w:sz w:val="24"/>
+                <w:szCs w:val="24"/>
+                <w:lang w:val="en-US" w:eastAsia="zh-CN" w:bidi="ar-SA"/>
+              </w:rPr>
+            </w:pPr>
+          </w:p>
+        </w:tc>
+        <w:tc>
+          <w:tcPr>
+            <w:tcW w:w="1660" w:type="dxa"/>
+            <w:shd w:val="clear" w:color="auto" w:fill="auto"/>
+            <w:vAlign w:val="center"/>
+          </w:tcPr>
+          <w:p>
+            <w:pPr>
+              <w:keepNext w:val="0"/>
+              <w:keepLines w:val="0"/>
+              <w:pageBreakBefore w:val="0"/>
+              <w:widowControl w:val="0"/>
+              <w:kinsoku/>
+              <w:wordWrap/>
+              <w:overflowPunct/>
+              <w:topLinePunct w:val="0"/>
+              <w:autoSpaceDE/>
+              <w:autoSpaceDN/>
+              <w:bidi w:val="0"/>
+              <w:adjustRightInd/>
+              <w:snapToGrid/>
+              <w:jc w:val="center"/>
+              <w:textAlignment w:val="auto"/>
+              <w:rPr>
+                <w:rFonts w:ascii="仿宋_GB2312" w:eastAsia="仿宋_GB2312" w:hAnsiTheme="minorHAnsi" w:cstheme="minorBidi"/>
+                <w:kern w:val="2"/>
+                <w:sz w:val="24"/>
+                <w:szCs w:val="24"/>
+                <w:lang w:val="en-US" w:eastAsia="zh-CN" w:bidi="ar-SA"/>
+              </w:rPr>
+            </w:pPr>
           </w:p>
         </w:tc>
       </w:tr>
@@ -6058,216 +7824,180 @@
             <w:insideH w:val="single" w:color="auto" w:sz="4" w:space="0"/>
             <w:insideV w:val="single" w:color="auto" w:sz="4" w:space="0"/>
           </w:tblBorders>
+          <w:tblCellMar>
+            <w:top w:w="0" w:type="dxa"/>
+            <w:left w:w="108" w:type="dxa"/>
+            <w:bottom w:w="0" w:type="dxa"/>
+            <w:right w:w="108" w:type="dxa"/>
+          </w:tblCellMar>
         </w:tblPrEx>
         <w:trPr>
-          <w:trHeight w:val="974" w:hRule="atLeast"/>
+          <w:gridAfter w:val="1"/>
+          <w:wAfter w:w="1660" w:type="dxa"/>
+          <w:trHeight w:val="567" w:hRule="atLeast"/>
         </w:trPr>
         <w:tc>
           <w:tcPr>
-            <w:tcW w:w="1935" w:type="dxa"/>
+            <w:tcW w:w="840" w:type="dxa"/>
+            <w:shd w:val="clear" w:color="auto" w:fill="auto"/>
+            <w:vAlign w:val="center"/>
+          </w:tcPr>
+          <w:p>
+            <w:pPr>
+              <w:keepNext w:val="0"/>
+              <w:keepLines w:val="0"/>
+              <w:pageBreakBefore w:val="0"/>
+              <w:widowControl w:val="0"/>
+              <w:kinsoku/>
+              <w:wordWrap/>
+              <w:overflowPunct/>
+              <w:topLinePunct w:val="0"/>
+              <w:autoSpaceDE/>
+              <w:autoSpaceDN/>
+              <w:bidi w:val="0"/>
+              <w:adjustRightInd/>
+              <w:snapToGrid/>
+              <w:jc w:val="center"/>
+              <w:textAlignment w:val="auto"/>
+              <w:rPr>
+                <w:rFonts w:hint="eastAsia" w:ascii="仿宋_GB2312" w:eastAsia="仿宋_GB2312"/>
+                <w:sz w:val="24"/>
+                <w:szCs w:val="24"/>
+              </w:rPr>
+            </w:pPr>
+          </w:p>
+        </w:tc>
+        <w:tc>
+          <w:tcPr>
+            <w:tcW w:w="4963" w:type="dxa"/>
             <w:gridSpan w:val="2"/>
-            <w:vAlign w:val="center"/>
-          </w:tcPr>
-          <w:p>
-            <w:pPr>
-              <w:keepNext w:val="0"/>
-              <w:keepLines w:val="0"/>
-              <w:pageBreakBefore w:val="0"/>
-              <w:widowControl w:val="0"/>
-              <w:kinsoku/>
-              <w:wordWrap/>
-              <w:overflowPunct/>
-              <w:topLinePunct w:val="0"/>
-              <w:autoSpaceDE/>
-              <w:autoSpaceDN/>
-              <w:bidi w:val="0"/>
-              <w:adjustRightInd/>
-              <w:snapToGrid/>
-              <w:jc w:val="center"/>
-              <w:textAlignment w:val="auto"/>
-              <w:rPr>
-                <w:rFonts w:hint="eastAsia" w:ascii="仿宋_GB2312" w:eastAsia="仿宋_GB2312"/>
-                <w:sz w:val="24"/>
-                <w:szCs w:val="24"/>
-              </w:rPr>
-            </w:pPr>
-            <w:r>
-              <w:rPr>
-                <w:rFonts w:hint="eastAsia" w:ascii="仿宋_GB2312" w:eastAsia="仿宋_GB2312"/>
-                <w:sz w:val="24"/>
-                <w:szCs w:val="24"/>
-              </w:rPr>
-              <w:t>教学单位主要</w:t>
-            </w:r>
-          </w:p>
-          <w:p>
-            <w:pPr>
-              <w:keepNext w:val="0"/>
-              <w:keepLines w:val="0"/>
-              <w:pageBreakBefore w:val="0"/>
-              <w:widowControl w:val="0"/>
-              <w:kinsoku/>
-              <w:wordWrap/>
-              <w:overflowPunct/>
-              <w:topLinePunct w:val="0"/>
-              <w:autoSpaceDE/>
-              <w:autoSpaceDN/>
-              <w:bidi w:val="0"/>
-              <w:adjustRightInd/>
-              <w:snapToGrid/>
-              <w:jc w:val="center"/>
-              <w:textAlignment w:val="auto"/>
-              <w:rPr>
-                <w:rFonts w:ascii="仿宋_GB2312" w:eastAsia="仿宋_GB2312"/>
-                <w:sz w:val="24"/>
-                <w:szCs w:val="24"/>
-              </w:rPr>
-            </w:pPr>
-            <w:r>
-              <w:rPr>
-                <w:rFonts w:hint="eastAsia" w:ascii="仿宋_GB2312" w:eastAsia="仿宋_GB2312"/>
-                <w:sz w:val="24"/>
-                <w:szCs w:val="24"/>
-              </w:rPr>
-              <w:t>负责人审核意见</w:t>
-            </w:r>
-          </w:p>
-        </w:tc>
-        <w:tc>
-          <w:tcPr>
-            <w:tcW w:w="8872" w:type="dxa"/>
-            <w:gridSpan w:val="4"/>
-          </w:tcPr>
-          <w:p>
-            <w:pPr>
-              <w:keepNext w:val="0"/>
-              <w:keepLines w:val="0"/>
-              <w:pageBreakBefore w:val="0"/>
-              <w:widowControl w:val="0"/>
-              <w:kinsoku/>
-              <w:wordWrap/>
-              <w:overflowPunct/>
-              <w:topLinePunct w:val="0"/>
-              <w:autoSpaceDE/>
-              <w:autoSpaceDN/>
-              <w:bidi w:val="0"/>
-              <w:adjustRightInd/>
-              <w:snapToGrid/>
-              <w:jc w:val="left"/>
-              <w:textAlignment w:val="auto"/>
-              <w:rPr>
-                <w:rFonts w:ascii="仿宋_GB2312" w:eastAsia="仿宋_GB2312"/>
-                <w:sz w:val="24"/>
-                <w:szCs w:val="24"/>
-              </w:rPr>
-            </w:pPr>
-          </w:p>
-          <w:p>
-            <w:pPr>
-              <w:keepNext w:val="0"/>
-              <w:keepLines w:val="0"/>
-              <w:pageBreakBefore w:val="0"/>
-              <w:widowControl w:val="0"/>
-              <w:kinsoku/>
-              <w:wordWrap/>
-              <w:overflowPunct/>
-              <w:topLinePunct w:val="0"/>
-              <w:autoSpaceDE/>
-              <w:autoSpaceDN/>
-              <w:bidi w:val="0"/>
-              <w:adjustRightInd/>
-              <w:snapToGrid/>
-              <w:jc w:val="left"/>
-              <w:textAlignment w:val="auto"/>
-              <w:rPr>
-                <w:rFonts w:ascii="仿宋_GB2312" w:eastAsia="仿宋_GB2312"/>
-                <w:sz w:val="24"/>
-                <w:szCs w:val="24"/>
-              </w:rPr>
-            </w:pPr>
-          </w:p>
-          <w:p>
-            <w:pPr>
-              <w:keepNext w:val="0"/>
-              <w:keepLines w:val="0"/>
-              <w:pageBreakBefore w:val="0"/>
-              <w:widowControl w:val="0"/>
-              <w:kinsoku/>
-              <w:wordWrap/>
-              <w:overflowPunct/>
-              <w:topLinePunct w:val="0"/>
-              <w:autoSpaceDE/>
-              <w:autoSpaceDN/>
-              <w:bidi w:val="0"/>
-              <w:adjustRightInd/>
-              <w:snapToGrid/>
-              <w:jc w:val="left"/>
-              <w:textAlignment w:val="auto"/>
-              <w:rPr>
-                <w:rFonts w:ascii="仿宋_GB2312" w:eastAsia="仿宋_GB2312"/>
-                <w:sz w:val="24"/>
-                <w:szCs w:val="24"/>
-              </w:rPr>
-            </w:pPr>
-            <w:r>
-              <w:rPr>
-                <w:rFonts w:hint="eastAsia" w:ascii="仿宋_GB2312" w:eastAsia="仿宋_GB2312"/>
-                <w:sz w:val="24"/>
-                <w:szCs w:val="24"/>
-              </w:rPr>
-              <w:t xml:space="preserve">教学单位主要负责人签字：                   </w:t>
-            </w:r>
-            <w:r>
-              <w:rPr>
-                <w:rFonts w:hint="eastAsia" w:ascii="仿宋_GB2312" w:eastAsia="仿宋_GB2312"/>
-                <w:sz w:val="24"/>
-                <w:szCs w:val="24"/>
-                <w:u w:val="single"/>
-              </w:rPr>
-              <w:t xml:space="preserve">     </w:t>
-            </w:r>
-            <w:r>
-              <w:rPr>
-                <w:rFonts w:hint="eastAsia" w:ascii="仿宋_GB2312" w:eastAsia="仿宋_GB2312"/>
-                <w:sz w:val="24"/>
-                <w:szCs w:val="24"/>
-              </w:rPr>
-              <w:t>年</w:t>
-            </w:r>
-            <w:r>
-              <w:rPr>
-                <w:rFonts w:hint="eastAsia" w:ascii="仿宋_GB2312" w:eastAsia="仿宋_GB2312"/>
-                <w:sz w:val="24"/>
-                <w:szCs w:val="24"/>
-                <w:u w:val="single"/>
-              </w:rPr>
-              <w:t xml:space="preserve">    </w:t>
-            </w:r>
-            <w:r>
-              <w:rPr>
-                <w:rFonts w:hint="eastAsia" w:ascii="仿宋_GB2312" w:eastAsia="仿宋_GB2312"/>
-                <w:sz w:val="24"/>
-                <w:szCs w:val="24"/>
-              </w:rPr>
-              <w:t>月</w:t>
-            </w:r>
-            <w:r>
-              <w:rPr>
-                <w:rFonts w:hint="eastAsia" w:ascii="仿宋_GB2312" w:eastAsia="仿宋_GB2312"/>
-                <w:sz w:val="24"/>
-                <w:szCs w:val="24"/>
-                <w:u w:val="single"/>
-              </w:rPr>
-              <w:t xml:space="preserve">   </w:t>
-            </w:r>
-            <w:r>
-              <w:rPr>
-                <w:rFonts w:hint="eastAsia" w:ascii="仿宋_GB2312" w:eastAsia="仿宋_GB2312"/>
-                <w:sz w:val="24"/>
-                <w:szCs w:val="24"/>
-              </w:rPr>
-              <w:t>日</w:t>
-            </w:r>
+            <w:shd w:val="clear" w:color="auto" w:fill="auto"/>
+            <w:vAlign w:val="center"/>
+          </w:tcPr>
+          <w:p>
+            <w:pPr>
+              <w:keepNext w:val="0"/>
+              <w:keepLines w:val="0"/>
+              <w:pageBreakBefore w:val="0"/>
+              <w:widowControl w:val="0"/>
+              <w:kinsoku/>
+              <w:wordWrap/>
+              <w:overflowPunct/>
+              <w:topLinePunct w:val="0"/>
+              <w:autoSpaceDE/>
+              <w:autoSpaceDN/>
+              <w:bidi w:val="0"/>
+              <w:adjustRightInd/>
+              <w:snapToGrid/>
+              <w:jc w:val="center"/>
+              <w:textAlignment w:val="auto"/>
+              <w:rPr>
+                <w:rFonts w:hint="default" w:ascii="仿宋_GB2312" w:eastAsia="仿宋_GB2312" w:hAnsiTheme="minorHAnsi" w:cstheme="minorBidi"/>
+                <w:kern w:val="2"/>
+                <w:sz w:val="24"/>
+                <w:szCs w:val="24"/>
+                <w:lang w:val="en-US" w:eastAsia="zh-CN" w:bidi="ar-SA"/>
+              </w:rPr>
+            </w:pPr>
+          </w:p>
+        </w:tc>
+        <w:tc>
+          <w:tcPr>
+            <w:tcW w:w="1364" w:type="dxa"/>
+            <w:shd w:val="clear" w:color="auto" w:fill="auto"/>
+            <w:vAlign w:val="center"/>
+          </w:tcPr>
+          <w:p>
+            <w:pPr>
+              <w:keepNext w:val="0"/>
+              <w:keepLines w:val="0"/>
+              <w:pageBreakBefore w:val="0"/>
+              <w:widowControl w:val="0"/>
+              <w:kinsoku/>
+              <w:wordWrap/>
+              <w:overflowPunct/>
+              <w:topLinePunct w:val="0"/>
+              <w:autoSpaceDE/>
+              <w:autoSpaceDN/>
+              <w:bidi w:val="0"/>
+              <w:adjustRightInd/>
+              <w:snapToGrid/>
+              <w:jc w:val="center"/>
+              <w:textAlignment w:val="auto"/>
+              <w:rPr>
+                <w:rFonts w:ascii="仿宋_GB2312" w:eastAsia="仿宋_GB2312" w:hAnsiTheme="minorHAnsi" w:cstheme="minorBidi"/>
+                <w:kern w:val="2"/>
+                <w:sz w:val="24"/>
+                <w:szCs w:val="24"/>
+                <w:lang w:val="en-US" w:eastAsia="zh-CN" w:bidi="ar-SA"/>
+              </w:rPr>
+            </w:pPr>
+          </w:p>
+        </w:tc>
+        <w:tc>
+          <w:tcPr>
+            <w:tcW w:w="1980" w:type="dxa"/>
+            <w:shd w:val="clear" w:color="auto" w:fill="auto"/>
+            <w:vAlign w:val="center"/>
+          </w:tcPr>
+          <w:p>
+            <w:pPr>
+              <w:keepNext w:val="0"/>
+              <w:keepLines w:val="0"/>
+              <w:pageBreakBefore w:val="0"/>
+              <w:widowControl w:val="0"/>
+              <w:kinsoku/>
+              <w:wordWrap/>
+              <w:overflowPunct/>
+              <w:topLinePunct w:val="0"/>
+              <w:autoSpaceDE/>
+              <w:autoSpaceDN/>
+              <w:bidi w:val="0"/>
+              <w:adjustRightInd/>
+              <w:snapToGrid/>
+              <w:jc w:val="center"/>
+              <w:textAlignment w:val="auto"/>
+              <w:rPr>
+                <w:rFonts w:hint="eastAsia" w:ascii="仿宋_GB2312" w:eastAsia="仿宋_GB2312" w:hAnsiTheme="minorHAnsi" w:cstheme="minorBidi"/>
+                <w:kern w:val="2"/>
+                <w:sz w:val="24"/>
+                <w:szCs w:val="24"/>
+                <w:lang w:val="en-US" w:eastAsia="zh-CN" w:bidi="ar-SA"/>
+              </w:rPr>
+            </w:pPr>
+          </w:p>
+        </w:tc>
+        <w:tc>
+          <w:tcPr>
+            <w:tcW w:w="1660" w:type="dxa"/>
+            <w:shd w:val="clear" w:color="auto" w:fill="auto"/>
+            <w:vAlign w:val="center"/>
+          </w:tcPr>
+          <w:p>
+            <w:pPr>
+              <w:keepNext w:val="0"/>
+              <w:keepLines w:val="0"/>
+              <w:pageBreakBefore w:val="0"/>
+              <w:widowControl w:val="0"/>
+              <w:kinsoku/>
+              <w:wordWrap/>
+              <w:overflowPunct/>
+              <w:topLinePunct w:val="0"/>
+              <w:autoSpaceDE/>
+              <w:autoSpaceDN/>
+              <w:bidi w:val="0"/>
+              <w:adjustRightInd/>
+              <w:snapToGrid/>
+              <w:jc w:val="center"/>
+              <w:textAlignment w:val="auto"/>
+              <w:rPr>
+                <w:rFonts w:ascii="仿宋_GB2312" w:eastAsia="仿宋_GB2312" w:hAnsiTheme="minorHAnsi" w:cstheme="minorBidi"/>
+                <w:kern w:val="2"/>
+                <w:sz w:val="24"/>
+                <w:szCs w:val="24"/>
+                <w:lang w:val="en-US" w:eastAsia="zh-CN" w:bidi="ar-SA"/>
+              </w:rPr>
+            </w:pPr>
           </w:p>
         </w:tc>
       </w:tr>
@@ -6281,8 +8011,1490 @@
             <w:insideH w:val="single" w:color="auto" w:sz="4" w:space="0"/>
             <w:insideV w:val="single" w:color="auto" w:sz="4" w:space="0"/>
           </w:tblBorders>
+          <w:tblCellMar>
+            <w:top w:w="0" w:type="dxa"/>
+            <w:left w:w="108" w:type="dxa"/>
+            <w:bottom w:w="0" w:type="dxa"/>
+            <w:right w:w="108" w:type="dxa"/>
+          </w:tblCellMar>
         </w:tblPrEx>
         <w:trPr>
+          <w:gridAfter w:val="1"/>
+          <w:wAfter w:w="1660" w:type="dxa"/>
+          <w:trHeight w:val="567" w:hRule="atLeast"/>
+        </w:trPr>
+        <w:tc>
+          <w:tcPr>
+            <w:tcW w:w="840" w:type="dxa"/>
+            <w:shd w:val="clear" w:color="auto" w:fill="auto"/>
+            <w:vAlign w:val="center"/>
+          </w:tcPr>
+          <w:p>
+            <w:pPr>
+              <w:keepNext w:val="0"/>
+              <w:keepLines w:val="0"/>
+              <w:pageBreakBefore w:val="0"/>
+              <w:widowControl w:val="0"/>
+              <w:kinsoku/>
+              <w:wordWrap/>
+              <w:overflowPunct/>
+              <w:topLinePunct w:val="0"/>
+              <w:autoSpaceDE/>
+              <w:autoSpaceDN/>
+              <w:bidi w:val="0"/>
+              <w:adjustRightInd/>
+              <w:snapToGrid/>
+              <w:jc w:val="center"/>
+              <w:textAlignment w:val="auto"/>
+              <w:rPr>
+                <w:rFonts w:hint="eastAsia" w:ascii="仿宋_GB2312" w:eastAsia="仿宋_GB2312"/>
+                <w:sz w:val="24"/>
+                <w:szCs w:val="24"/>
+              </w:rPr>
+            </w:pPr>
+          </w:p>
+        </w:tc>
+        <w:tc>
+          <w:tcPr>
+            <w:tcW w:w="4963" w:type="dxa"/>
+            <w:gridSpan w:val="2"/>
+            <w:shd w:val="clear" w:color="auto" w:fill="auto"/>
+            <w:vAlign w:val="center"/>
+          </w:tcPr>
+          <w:p>
+            <w:pPr>
+              <w:keepNext w:val="0"/>
+              <w:keepLines w:val="0"/>
+              <w:pageBreakBefore w:val="0"/>
+              <w:widowControl w:val="0"/>
+              <w:kinsoku/>
+              <w:wordWrap/>
+              <w:overflowPunct/>
+              <w:topLinePunct w:val="0"/>
+              <w:autoSpaceDE/>
+              <w:autoSpaceDN/>
+              <w:bidi w:val="0"/>
+              <w:adjustRightInd/>
+              <w:snapToGrid/>
+              <w:jc w:val="center"/>
+              <w:textAlignment w:val="auto"/>
+              <w:rPr>
+                <w:rFonts w:hint="default" w:ascii="仿宋_GB2312" w:eastAsia="仿宋_GB2312" w:hAnsiTheme="minorHAnsi" w:cstheme="minorBidi"/>
+                <w:kern w:val="2"/>
+                <w:sz w:val="24"/>
+                <w:szCs w:val="24"/>
+                <w:lang w:val="en-US" w:eastAsia="zh-CN" w:bidi="ar-SA"/>
+              </w:rPr>
+            </w:pPr>
+          </w:p>
+        </w:tc>
+        <w:tc>
+          <w:tcPr>
+            <w:tcW w:w="1364" w:type="dxa"/>
+            <w:shd w:val="clear" w:color="auto" w:fill="auto"/>
+            <w:vAlign w:val="center"/>
+          </w:tcPr>
+          <w:p>
+            <w:pPr>
+              <w:keepNext w:val="0"/>
+              <w:keepLines w:val="0"/>
+              <w:pageBreakBefore w:val="0"/>
+              <w:widowControl w:val="0"/>
+              <w:kinsoku/>
+              <w:wordWrap/>
+              <w:overflowPunct/>
+              <w:topLinePunct w:val="0"/>
+              <w:autoSpaceDE/>
+              <w:autoSpaceDN/>
+              <w:bidi w:val="0"/>
+              <w:adjustRightInd/>
+              <w:snapToGrid/>
+              <w:jc w:val="center"/>
+              <w:textAlignment w:val="auto"/>
+              <w:rPr>
+                <w:rFonts w:ascii="仿宋_GB2312" w:eastAsia="仿宋_GB2312" w:hAnsiTheme="minorHAnsi" w:cstheme="minorBidi"/>
+                <w:kern w:val="2"/>
+                <w:sz w:val="24"/>
+                <w:szCs w:val="24"/>
+                <w:lang w:val="en-US" w:eastAsia="zh-CN" w:bidi="ar-SA"/>
+              </w:rPr>
+            </w:pPr>
+          </w:p>
+        </w:tc>
+        <w:tc>
+          <w:tcPr>
+            <w:tcW w:w="1980" w:type="dxa"/>
+            <w:shd w:val="clear" w:color="auto" w:fill="auto"/>
+            <w:vAlign w:val="center"/>
+          </w:tcPr>
+          <w:p>
+            <w:pPr>
+              <w:keepNext w:val="0"/>
+              <w:keepLines w:val="0"/>
+              <w:pageBreakBefore w:val="0"/>
+              <w:widowControl w:val="0"/>
+              <w:kinsoku/>
+              <w:wordWrap/>
+              <w:overflowPunct/>
+              <w:topLinePunct w:val="0"/>
+              <w:autoSpaceDE/>
+              <w:autoSpaceDN/>
+              <w:bidi w:val="0"/>
+              <w:adjustRightInd/>
+              <w:snapToGrid/>
+              <w:jc w:val="center"/>
+              <w:textAlignment w:val="auto"/>
+              <w:rPr>
+                <w:rFonts w:hint="eastAsia" w:ascii="仿宋_GB2312" w:eastAsia="仿宋_GB2312" w:hAnsiTheme="minorHAnsi" w:cstheme="minorBidi"/>
+                <w:kern w:val="2"/>
+                <w:sz w:val="24"/>
+                <w:szCs w:val="24"/>
+                <w:lang w:val="en-US" w:eastAsia="zh-CN" w:bidi="ar-SA"/>
+              </w:rPr>
+            </w:pPr>
+          </w:p>
+        </w:tc>
+        <w:tc>
+          <w:tcPr>
+            <w:tcW w:w="1660" w:type="dxa"/>
+            <w:shd w:val="clear" w:color="auto" w:fill="auto"/>
+            <w:vAlign w:val="center"/>
+          </w:tcPr>
+          <w:p>
+            <w:pPr>
+              <w:keepNext w:val="0"/>
+              <w:keepLines w:val="0"/>
+              <w:pageBreakBefore w:val="0"/>
+              <w:widowControl w:val="0"/>
+              <w:kinsoku/>
+              <w:wordWrap/>
+              <w:overflowPunct/>
+              <w:topLinePunct w:val="0"/>
+              <w:autoSpaceDE/>
+              <w:autoSpaceDN/>
+              <w:bidi w:val="0"/>
+              <w:adjustRightInd/>
+              <w:snapToGrid/>
+              <w:jc w:val="center"/>
+              <w:textAlignment w:val="auto"/>
+              <w:rPr>
+                <w:rFonts w:ascii="仿宋_GB2312" w:eastAsia="仿宋_GB2312" w:hAnsiTheme="minorHAnsi" w:cstheme="minorBidi"/>
+                <w:kern w:val="2"/>
+                <w:sz w:val="24"/>
+                <w:szCs w:val="24"/>
+                <w:lang w:val="en-US" w:eastAsia="zh-CN" w:bidi="ar-SA"/>
+              </w:rPr>
+            </w:pPr>
+          </w:p>
+        </w:tc>
+      </w:tr>
+      <w:tr>
+        <w:tblPrEx>
+          <w:tblBorders>
+            <w:top w:val="single" w:color="auto" w:sz="4" w:space="0"/>
+            <w:left w:val="single" w:color="auto" w:sz="4" w:space="0"/>
+            <w:bottom w:val="single" w:color="auto" w:sz="4" w:space="0"/>
+            <w:right w:val="single" w:color="auto" w:sz="4" w:space="0"/>
+            <w:insideH w:val="single" w:color="auto" w:sz="4" w:space="0"/>
+            <w:insideV w:val="single" w:color="auto" w:sz="4" w:space="0"/>
+          </w:tblBorders>
+          <w:tblCellMar>
+            <w:top w:w="0" w:type="dxa"/>
+            <w:left w:w="108" w:type="dxa"/>
+            <w:bottom w:w="0" w:type="dxa"/>
+            <w:right w:w="108" w:type="dxa"/>
+          </w:tblCellMar>
+        </w:tblPrEx>
+        <w:trPr>
+          <w:gridAfter w:val="1"/>
+          <w:wAfter w:w="1660" w:type="dxa"/>
+          <w:trHeight w:val="567" w:hRule="atLeast"/>
+        </w:trPr>
+        <w:tc>
+          <w:tcPr>
+            <w:tcW w:w="840" w:type="dxa"/>
+            <w:shd w:val="clear" w:color="auto" w:fill="auto"/>
+            <w:vAlign w:val="center"/>
+          </w:tcPr>
+          <w:p>
+            <w:pPr>
+              <w:keepNext w:val="0"/>
+              <w:keepLines w:val="0"/>
+              <w:pageBreakBefore w:val="0"/>
+              <w:widowControl w:val="0"/>
+              <w:kinsoku/>
+              <w:wordWrap/>
+              <w:overflowPunct/>
+              <w:topLinePunct w:val="0"/>
+              <w:autoSpaceDE/>
+              <w:autoSpaceDN/>
+              <w:bidi w:val="0"/>
+              <w:adjustRightInd/>
+              <w:snapToGrid/>
+              <w:jc w:val="center"/>
+              <w:textAlignment w:val="auto"/>
+              <w:rPr>
+                <w:rFonts w:hint="eastAsia" w:ascii="仿宋_GB2312" w:eastAsia="仿宋_GB2312"/>
+                <w:sz w:val="24"/>
+                <w:szCs w:val="24"/>
+              </w:rPr>
+            </w:pPr>
+          </w:p>
+        </w:tc>
+        <w:tc>
+          <w:tcPr>
+            <w:tcW w:w="4963" w:type="dxa"/>
+            <w:gridSpan w:val="2"/>
+            <w:shd w:val="clear" w:color="auto" w:fill="auto"/>
+            <w:vAlign w:val="center"/>
+          </w:tcPr>
+          <w:p>
+            <w:pPr>
+              <w:keepNext w:val="0"/>
+              <w:keepLines w:val="0"/>
+              <w:pageBreakBefore w:val="0"/>
+              <w:widowControl w:val="0"/>
+              <w:kinsoku/>
+              <w:wordWrap/>
+              <w:overflowPunct/>
+              <w:topLinePunct w:val="0"/>
+              <w:autoSpaceDE/>
+              <w:autoSpaceDN/>
+              <w:bidi w:val="0"/>
+              <w:adjustRightInd/>
+              <w:snapToGrid/>
+              <w:jc w:val="center"/>
+              <w:textAlignment w:val="auto"/>
+              <w:rPr>
+                <w:rFonts w:hint="default" w:ascii="仿宋_GB2312" w:eastAsia="仿宋_GB2312" w:hAnsiTheme="minorHAnsi" w:cstheme="minorBidi"/>
+                <w:kern w:val="2"/>
+                <w:sz w:val="24"/>
+                <w:szCs w:val="24"/>
+                <w:lang w:val="en-US" w:eastAsia="zh-CN" w:bidi="ar-SA"/>
+              </w:rPr>
+            </w:pPr>
+          </w:p>
+        </w:tc>
+        <w:tc>
+          <w:tcPr>
+            <w:tcW w:w="1364" w:type="dxa"/>
+            <w:shd w:val="clear" w:color="auto" w:fill="auto"/>
+            <w:vAlign w:val="center"/>
+          </w:tcPr>
+          <w:p>
+            <w:pPr>
+              <w:keepNext w:val="0"/>
+              <w:keepLines w:val="0"/>
+              <w:pageBreakBefore w:val="0"/>
+              <w:widowControl w:val="0"/>
+              <w:kinsoku/>
+              <w:wordWrap/>
+              <w:overflowPunct/>
+              <w:topLinePunct w:val="0"/>
+              <w:autoSpaceDE/>
+              <w:autoSpaceDN/>
+              <w:bidi w:val="0"/>
+              <w:adjustRightInd/>
+              <w:snapToGrid/>
+              <w:jc w:val="center"/>
+              <w:textAlignment w:val="auto"/>
+              <w:rPr>
+                <w:rFonts w:ascii="仿宋_GB2312" w:eastAsia="仿宋_GB2312" w:hAnsiTheme="minorHAnsi" w:cstheme="minorBidi"/>
+                <w:kern w:val="2"/>
+                <w:sz w:val="24"/>
+                <w:szCs w:val="24"/>
+                <w:lang w:val="en-US" w:eastAsia="zh-CN" w:bidi="ar-SA"/>
+              </w:rPr>
+            </w:pPr>
+          </w:p>
+        </w:tc>
+        <w:tc>
+          <w:tcPr>
+            <w:tcW w:w="1980" w:type="dxa"/>
+            <w:shd w:val="clear" w:color="auto" w:fill="auto"/>
+            <w:vAlign w:val="center"/>
+          </w:tcPr>
+          <w:p>
+            <w:pPr>
+              <w:keepNext w:val="0"/>
+              <w:keepLines w:val="0"/>
+              <w:pageBreakBefore w:val="0"/>
+              <w:widowControl w:val="0"/>
+              <w:kinsoku/>
+              <w:wordWrap/>
+              <w:overflowPunct/>
+              <w:topLinePunct w:val="0"/>
+              <w:autoSpaceDE/>
+              <w:autoSpaceDN/>
+              <w:bidi w:val="0"/>
+              <w:adjustRightInd/>
+              <w:snapToGrid/>
+              <w:jc w:val="center"/>
+              <w:textAlignment w:val="auto"/>
+              <w:rPr>
+                <w:rFonts w:hint="eastAsia" w:ascii="仿宋_GB2312" w:eastAsia="仿宋_GB2312" w:hAnsiTheme="minorHAnsi" w:cstheme="minorBidi"/>
+                <w:kern w:val="2"/>
+                <w:sz w:val="24"/>
+                <w:szCs w:val="24"/>
+                <w:lang w:val="en-US" w:eastAsia="zh-CN" w:bidi="ar-SA"/>
+              </w:rPr>
+            </w:pPr>
+          </w:p>
+        </w:tc>
+        <w:tc>
+          <w:tcPr>
+            <w:tcW w:w="1660" w:type="dxa"/>
+            <w:shd w:val="clear" w:color="auto" w:fill="auto"/>
+            <w:vAlign w:val="center"/>
+          </w:tcPr>
+          <w:p>
+            <w:pPr>
+              <w:keepNext w:val="0"/>
+              <w:keepLines w:val="0"/>
+              <w:pageBreakBefore w:val="0"/>
+              <w:widowControl w:val="0"/>
+              <w:kinsoku/>
+              <w:wordWrap/>
+              <w:overflowPunct/>
+              <w:topLinePunct w:val="0"/>
+              <w:autoSpaceDE/>
+              <w:autoSpaceDN/>
+              <w:bidi w:val="0"/>
+              <w:adjustRightInd/>
+              <w:snapToGrid/>
+              <w:jc w:val="center"/>
+              <w:textAlignment w:val="auto"/>
+              <w:rPr>
+                <w:rFonts w:ascii="仿宋_GB2312" w:eastAsia="仿宋_GB2312" w:hAnsiTheme="minorHAnsi" w:cstheme="minorBidi"/>
+                <w:kern w:val="2"/>
+                <w:sz w:val="24"/>
+                <w:szCs w:val="24"/>
+                <w:lang w:val="en-US" w:eastAsia="zh-CN" w:bidi="ar-SA"/>
+              </w:rPr>
+            </w:pPr>
+          </w:p>
+        </w:tc>
+      </w:tr>
+      <w:tr>
+        <w:tblPrEx>
+          <w:tblBorders>
+            <w:top w:val="single" w:color="auto" w:sz="4" w:space="0"/>
+            <w:left w:val="single" w:color="auto" w:sz="4" w:space="0"/>
+            <w:bottom w:val="single" w:color="auto" w:sz="4" w:space="0"/>
+            <w:right w:val="single" w:color="auto" w:sz="4" w:space="0"/>
+            <w:insideH w:val="single" w:color="auto" w:sz="4" w:space="0"/>
+            <w:insideV w:val="single" w:color="auto" w:sz="4" w:space="0"/>
+          </w:tblBorders>
+          <w:tblCellMar>
+            <w:top w:w="0" w:type="dxa"/>
+            <w:left w:w="108" w:type="dxa"/>
+            <w:bottom w:w="0" w:type="dxa"/>
+            <w:right w:w="108" w:type="dxa"/>
+          </w:tblCellMar>
+        </w:tblPrEx>
+        <w:trPr>
+          <w:gridAfter w:val="1"/>
+          <w:wAfter w:w="1660" w:type="dxa"/>
+          <w:trHeight w:val="567" w:hRule="atLeast"/>
+        </w:trPr>
+        <w:tc>
+          <w:tcPr>
+            <w:tcW w:w="840" w:type="dxa"/>
+            <w:shd w:val="clear" w:color="auto" w:fill="auto"/>
+            <w:vAlign w:val="center"/>
+          </w:tcPr>
+          <w:p>
+            <w:pPr>
+              <w:keepNext w:val="0"/>
+              <w:keepLines w:val="0"/>
+              <w:pageBreakBefore w:val="0"/>
+              <w:widowControl w:val="0"/>
+              <w:kinsoku/>
+              <w:wordWrap/>
+              <w:overflowPunct/>
+              <w:topLinePunct w:val="0"/>
+              <w:autoSpaceDE/>
+              <w:autoSpaceDN/>
+              <w:bidi w:val="0"/>
+              <w:adjustRightInd/>
+              <w:snapToGrid/>
+              <w:jc w:val="center"/>
+              <w:textAlignment w:val="auto"/>
+              <w:rPr>
+                <w:rFonts w:hint="eastAsia" w:ascii="仿宋_GB2312" w:eastAsia="仿宋_GB2312"/>
+                <w:sz w:val="24"/>
+                <w:szCs w:val="24"/>
+              </w:rPr>
+            </w:pPr>
+          </w:p>
+        </w:tc>
+        <w:tc>
+          <w:tcPr>
+            <w:tcW w:w="4963" w:type="dxa"/>
+            <w:gridSpan w:val="2"/>
+            <w:shd w:val="clear" w:color="auto" w:fill="auto"/>
+            <w:vAlign w:val="center"/>
+          </w:tcPr>
+          <w:p>
+            <w:pPr>
+              <w:keepNext w:val="0"/>
+              <w:keepLines w:val="0"/>
+              <w:pageBreakBefore w:val="0"/>
+              <w:widowControl w:val="0"/>
+              <w:kinsoku/>
+              <w:wordWrap/>
+              <w:overflowPunct/>
+              <w:topLinePunct w:val="0"/>
+              <w:autoSpaceDE/>
+              <w:autoSpaceDN/>
+              <w:bidi w:val="0"/>
+              <w:adjustRightInd/>
+              <w:snapToGrid/>
+              <w:jc w:val="center"/>
+              <w:textAlignment w:val="auto"/>
+              <w:rPr>
+                <w:rFonts w:hint="default" w:ascii="仿宋_GB2312" w:eastAsia="仿宋_GB2312" w:hAnsiTheme="minorHAnsi" w:cstheme="minorBidi"/>
+                <w:kern w:val="2"/>
+                <w:sz w:val="24"/>
+                <w:szCs w:val="24"/>
+                <w:lang w:val="en-US" w:eastAsia="zh-CN" w:bidi="ar-SA"/>
+              </w:rPr>
+            </w:pPr>
+          </w:p>
+        </w:tc>
+        <w:tc>
+          <w:tcPr>
+            <w:tcW w:w="1364" w:type="dxa"/>
+            <w:shd w:val="clear" w:color="auto" w:fill="auto"/>
+            <w:vAlign w:val="center"/>
+          </w:tcPr>
+          <w:p>
+            <w:pPr>
+              <w:keepNext w:val="0"/>
+              <w:keepLines w:val="0"/>
+              <w:pageBreakBefore w:val="0"/>
+              <w:widowControl w:val="0"/>
+              <w:kinsoku/>
+              <w:wordWrap/>
+              <w:overflowPunct/>
+              <w:topLinePunct w:val="0"/>
+              <w:autoSpaceDE/>
+              <w:autoSpaceDN/>
+              <w:bidi w:val="0"/>
+              <w:adjustRightInd/>
+              <w:snapToGrid/>
+              <w:jc w:val="center"/>
+              <w:textAlignment w:val="auto"/>
+              <w:rPr>
+                <w:rFonts w:ascii="仿宋_GB2312" w:eastAsia="仿宋_GB2312" w:hAnsiTheme="minorHAnsi" w:cstheme="minorBidi"/>
+                <w:kern w:val="2"/>
+                <w:sz w:val="24"/>
+                <w:szCs w:val="24"/>
+                <w:lang w:val="en-US" w:eastAsia="zh-CN" w:bidi="ar-SA"/>
+              </w:rPr>
+            </w:pPr>
+          </w:p>
+        </w:tc>
+        <w:tc>
+          <w:tcPr>
+            <w:tcW w:w="1980" w:type="dxa"/>
+            <w:shd w:val="clear" w:color="auto" w:fill="auto"/>
+            <w:vAlign w:val="center"/>
+          </w:tcPr>
+          <w:p>
+            <w:pPr>
+              <w:keepNext w:val="0"/>
+              <w:keepLines w:val="0"/>
+              <w:pageBreakBefore w:val="0"/>
+              <w:widowControl w:val="0"/>
+              <w:kinsoku/>
+              <w:wordWrap/>
+              <w:overflowPunct/>
+              <w:topLinePunct w:val="0"/>
+              <w:autoSpaceDE/>
+              <w:autoSpaceDN/>
+              <w:bidi w:val="0"/>
+              <w:adjustRightInd/>
+              <w:snapToGrid/>
+              <w:jc w:val="center"/>
+              <w:textAlignment w:val="auto"/>
+              <w:rPr>
+                <w:rFonts w:hint="eastAsia" w:ascii="仿宋_GB2312" w:eastAsia="仿宋_GB2312" w:hAnsiTheme="minorHAnsi" w:cstheme="minorBidi"/>
+                <w:kern w:val="2"/>
+                <w:sz w:val="24"/>
+                <w:szCs w:val="24"/>
+                <w:lang w:val="en-US" w:eastAsia="zh-CN" w:bidi="ar-SA"/>
+              </w:rPr>
+            </w:pPr>
+          </w:p>
+        </w:tc>
+        <w:tc>
+          <w:tcPr>
+            <w:tcW w:w="1660" w:type="dxa"/>
+            <w:shd w:val="clear" w:color="auto" w:fill="auto"/>
+            <w:vAlign w:val="center"/>
+          </w:tcPr>
+          <w:p>
+            <w:pPr>
+              <w:keepNext w:val="0"/>
+              <w:keepLines w:val="0"/>
+              <w:pageBreakBefore w:val="0"/>
+              <w:widowControl w:val="0"/>
+              <w:kinsoku/>
+              <w:wordWrap/>
+              <w:overflowPunct/>
+              <w:topLinePunct w:val="0"/>
+              <w:autoSpaceDE/>
+              <w:autoSpaceDN/>
+              <w:bidi w:val="0"/>
+              <w:adjustRightInd/>
+              <w:snapToGrid/>
+              <w:jc w:val="center"/>
+              <w:textAlignment w:val="auto"/>
+              <w:rPr>
+                <w:rFonts w:ascii="仿宋_GB2312" w:eastAsia="仿宋_GB2312" w:hAnsiTheme="minorHAnsi" w:cstheme="minorBidi"/>
+                <w:kern w:val="2"/>
+                <w:sz w:val="24"/>
+                <w:szCs w:val="24"/>
+                <w:lang w:val="en-US" w:eastAsia="zh-CN" w:bidi="ar-SA"/>
+              </w:rPr>
+            </w:pPr>
+          </w:p>
+        </w:tc>
+      </w:tr>
+      <w:tr>
+        <w:tblPrEx>
+          <w:tblBorders>
+            <w:top w:val="single" w:color="auto" w:sz="4" w:space="0"/>
+            <w:left w:val="single" w:color="auto" w:sz="4" w:space="0"/>
+            <w:bottom w:val="single" w:color="auto" w:sz="4" w:space="0"/>
+            <w:right w:val="single" w:color="auto" w:sz="4" w:space="0"/>
+            <w:insideH w:val="single" w:color="auto" w:sz="4" w:space="0"/>
+            <w:insideV w:val="single" w:color="auto" w:sz="4" w:space="0"/>
+          </w:tblBorders>
+          <w:tblCellMar>
+            <w:top w:w="0" w:type="dxa"/>
+            <w:left w:w="108" w:type="dxa"/>
+            <w:bottom w:w="0" w:type="dxa"/>
+            <w:right w:w="108" w:type="dxa"/>
+          </w:tblCellMar>
+        </w:tblPrEx>
+        <w:trPr>
+          <w:gridAfter w:val="1"/>
+          <w:wAfter w:w="1660" w:type="dxa"/>
+          <w:trHeight w:val="567" w:hRule="atLeast"/>
+        </w:trPr>
+        <w:tc>
+          <w:tcPr>
+            <w:tcW w:w="840" w:type="dxa"/>
+            <w:shd w:val="clear" w:color="auto" w:fill="auto"/>
+            <w:vAlign w:val="center"/>
+          </w:tcPr>
+          <w:p>
+            <w:pPr>
+              <w:keepNext w:val="0"/>
+              <w:keepLines w:val="0"/>
+              <w:pageBreakBefore w:val="0"/>
+              <w:widowControl w:val="0"/>
+              <w:kinsoku/>
+              <w:wordWrap/>
+              <w:overflowPunct/>
+              <w:topLinePunct w:val="0"/>
+              <w:autoSpaceDE/>
+              <w:autoSpaceDN/>
+              <w:bidi w:val="0"/>
+              <w:adjustRightInd/>
+              <w:snapToGrid/>
+              <w:jc w:val="center"/>
+              <w:textAlignment w:val="auto"/>
+              <w:rPr>
+                <w:rFonts w:hint="eastAsia" w:ascii="仿宋_GB2312" w:eastAsia="仿宋_GB2312"/>
+                <w:sz w:val="24"/>
+                <w:szCs w:val="24"/>
+              </w:rPr>
+            </w:pPr>
+          </w:p>
+        </w:tc>
+        <w:tc>
+          <w:tcPr>
+            <w:tcW w:w="4963" w:type="dxa"/>
+            <w:gridSpan w:val="2"/>
+            <w:shd w:val="clear" w:color="auto" w:fill="auto"/>
+            <w:vAlign w:val="center"/>
+          </w:tcPr>
+          <w:p>
+            <w:pPr>
+              <w:keepNext w:val="0"/>
+              <w:keepLines w:val="0"/>
+              <w:pageBreakBefore w:val="0"/>
+              <w:widowControl w:val="0"/>
+              <w:kinsoku/>
+              <w:wordWrap/>
+              <w:overflowPunct/>
+              <w:topLinePunct w:val="0"/>
+              <w:autoSpaceDE/>
+              <w:autoSpaceDN/>
+              <w:bidi w:val="0"/>
+              <w:adjustRightInd/>
+              <w:snapToGrid/>
+              <w:jc w:val="center"/>
+              <w:textAlignment w:val="auto"/>
+              <w:rPr>
+                <w:rFonts w:hint="default" w:ascii="仿宋_GB2312" w:eastAsia="仿宋_GB2312" w:hAnsiTheme="minorHAnsi" w:cstheme="minorBidi"/>
+                <w:kern w:val="2"/>
+                <w:sz w:val="24"/>
+                <w:szCs w:val="24"/>
+                <w:lang w:val="en-US" w:eastAsia="zh-CN" w:bidi="ar-SA"/>
+              </w:rPr>
+            </w:pPr>
+          </w:p>
+        </w:tc>
+        <w:tc>
+          <w:tcPr>
+            <w:tcW w:w="1364" w:type="dxa"/>
+            <w:shd w:val="clear" w:color="auto" w:fill="auto"/>
+            <w:vAlign w:val="center"/>
+          </w:tcPr>
+          <w:p>
+            <w:pPr>
+              <w:keepNext w:val="0"/>
+              <w:keepLines w:val="0"/>
+              <w:pageBreakBefore w:val="0"/>
+              <w:widowControl w:val="0"/>
+              <w:kinsoku/>
+              <w:wordWrap/>
+              <w:overflowPunct/>
+              <w:topLinePunct w:val="0"/>
+              <w:autoSpaceDE/>
+              <w:autoSpaceDN/>
+              <w:bidi w:val="0"/>
+              <w:adjustRightInd/>
+              <w:snapToGrid/>
+              <w:jc w:val="center"/>
+              <w:textAlignment w:val="auto"/>
+              <w:rPr>
+                <w:rFonts w:ascii="仿宋_GB2312" w:eastAsia="仿宋_GB2312" w:hAnsiTheme="minorHAnsi" w:cstheme="minorBidi"/>
+                <w:kern w:val="2"/>
+                <w:sz w:val="24"/>
+                <w:szCs w:val="24"/>
+                <w:lang w:val="en-US" w:eastAsia="zh-CN" w:bidi="ar-SA"/>
+              </w:rPr>
+            </w:pPr>
+          </w:p>
+        </w:tc>
+        <w:tc>
+          <w:tcPr>
+            <w:tcW w:w="1980" w:type="dxa"/>
+            <w:shd w:val="clear" w:color="auto" w:fill="auto"/>
+            <w:vAlign w:val="center"/>
+          </w:tcPr>
+          <w:p>
+            <w:pPr>
+              <w:keepNext w:val="0"/>
+              <w:keepLines w:val="0"/>
+              <w:pageBreakBefore w:val="0"/>
+              <w:widowControl w:val="0"/>
+              <w:kinsoku/>
+              <w:wordWrap/>
+              <w:overflowPunct/>
+              <w:topLinePunct w:val="0"/>
+              <w:autoSpaceDE/>
+              <w:autoSpaceDN/>
+              <w:bidi w:val="0"/>
+              <w:adjustRightInd/>
+              <w:snapToGrid/>
+              <w:jc w:val="center"/>
+              <w:textAlignment w:val="auto"/>
+              <w:rPr>
+                <w:rFonts w:hint="eastAsia" w:ascii="仿宋_GB2312" w:eastAsia="仿宋_GB2312" w:hAnsiTheme="minorHAnsi" w:cstheme="minorBidi"/>
+                <w:kern w:val="2"/>
+                <w:sz w:val="24"/>
+                <w:szCs w:val="24"/>
+                <w:lang w:val="en-US" w:eastAsia="zh-CN" w:bidi="ar-SA"/>
+              </w:rPr>
+            </w:pPr>
+          </w:p>
+        </w:tc>
+        <w:tc>
+          <w:tcPr>
+            <w:tcW w:w="1660" w:type="dxa"/>
+            <w:shd w:val="clear" w:color="auto" w:fill="auto"/>
+            <w:vAlign w:val="center"/>
+          </w:tcPr>
+          <w:p>
+            <w:pPr>
+              <w:keepNext w:val="0"/>
+              <w:keepLines w:val="0"/>
+              <w:pageBreakBefore w:val="0"/>
+              <w:widowControl w:val="0"/>
+              <w:kinsoku/>
+              <w:wordWrap/>
+              <w:overflowPunct/>
+              <w:topLinePunct w:val="0"/>
+              <w:autoSpaceDE/>
+              <w:autoSpaceDN/>
+              <w:bidi w:val="0"/>
+              <w:adjustRightInd/>
+              <w:snapToGrid/>
+              <w:jc w:val="center"/>
+              <w:textAlignment w:val="auto"/>
+              <w:rPr>
+                <w:rFonts w:ascii="仿宋_GB2312" w:eastAsia="仿宋_GB2312" w:hAnsiTheme="minorHAnsi" w:cstheme="minorBidi"/>
+                <w:kern w:val="2"/>
+                <w:sz w:val="24"/>
+                <w:szCs w:val="24"/>
+                <w:lang w:val="en-US" w:eastAsia="zh-CN" w:bidi="ar-SA"/>
+              </w:rPr>
+            </w:pPr>
+          </w:p>
+        </w:tc>
+      </w:tr>
+      <w:tr>
+        <w:tblPrEx>
+          <w:tblBorders>
+            <w:top w:val="single" w:color="auto" w:sz="4" w:space="0"/>
+            <w:left w:val="single" w:color="auto" w:sz="4" w:space="0"/>
+            <w:bottom w:val="single" w:color="auto" w:sz="4" w:space="0"/>
+            <w:right w:val="single" w:color="auto" w:sz="4" w:space="0"/>
+            <w:insideH w:val="single" w:color="auto" w:sz="4" w:space="0"/>
+            <w:insideV w:val="single" w:color="auto" w:sz="4" w:space="0"/>
+          </w:tblBorders>
+          <w:tblCellMar>
+            <w:top w:w="0" w:type="dxa"/>
+            <w:left w:w="108" w:type="dxa"/>
+            <w:bottom w:w="0" w:type="dxa"/>
+            <w:right w:w="108" w:type="dxa"/>
+          </w:tblCellMar>
+        </w:tblPrEx>
+        <w:trPr>
+          <w:gridAfter w:val="1"/>
+          <w:wAfter w:w="1660" w:type="dxa"/>
+          <w:trHeight w:val="547" w:hRule="atLeast"/>
+        </w:trPr>
+        <w:tc>
+          <w:tcPr>
+            <w:tcW w:w="840" w:type="dxa"/>
+            <w:vAlign w:val="center"/>
+          </w:tcPr>
+          <w:p>
+            <w:pPr>
+              <w:keepNext w:val="0"/>
+              <w:keepLines w:val="0"/>
+              <w:pageBreakBefore w:val="0"/>
+              <w:widowControl w:val="0"/>
+              <w:kinsoku/>
+              <w:wordWrap/>
+              <w:overflowPunct/>
+              <w:topLinePunct w:val="0"/>
+              <w:autoSpaceDE/>
+              <w:autoSpaceDN/>
+              <w:bidi w:val="0"/>
+              <w:adjustRightInd/>
+              <w:snapToGrid/>
+              <w:jc w:val="center"/>
+              <w:textAlignment w:val="auto"/>
+              <w:rPr>
+                <w:rFonts w:hint="default" w:ascii="仿宋_GB2312" w:eastAsia="仿宋_GB2312"/>
+                <w:sz w:val="24"/>
+                <w:szCs w:val="24"/>
+                <w:lang w:val="en-US" w:eastAsia="zh-CN"/>
+              </w:rPr>
+            </w:pPr>
+            <w:r>
+              <w:rPr>
+                <w:rFonts w:hint="eastAsia" w:ascii="仿宋_GB2312" w:eastAsia="仿宋_GB2312"/>
+                <w:sz w:val="24"/>
+                <w:szCs w:val="24"/>
+                <w:lang w:val="en-US" w:eastAsia="zh-CN"/>
+              </w:rPr>
+              <w:t>19</w:t>
+            </w:r>
+          </w:p>
+        </w:tc>
+        <w:tc>
+          <w:tcPr>
+            <w:tcW w:w="4963" w:type="dxa"/>
+            <w:gridSpan w:val="2"/>
+            <w:shd w:val="clear" w:color="auto" w:fill="auto"/>
+            <w:vAlign w:val="center"/>
+          </w:tcPr>
+          <w:p>
+            <w:pPr>
+              <w:keepNext w:val="0"/>
+              <w:keepLines w:val="0"/>
+              <w:pageBreakBefore w:val="0"/>
+              <w:widowControl w:val="0"/>
+              <w:kinsoku/>
+              <w:wordWrap/>
+              <w:overflowPunct/>
+              <w:topLinePunct w:val="0"/>
+              <w:autoSpaceDE/>
+              <w:autoSpaceDN/>
+              <w:bidi w:val="0"/>
+              <w:adjustRightInd/>
+              <w:snapToGrid/>
+              <w:jc w:val="center"/>
+              <w:textAlignment w:val="auto"/>
+              <w:rPr>
+                <w:rFonts w:hint="default" w:ascii="仿宋_GB2312" w:eastAsia="仿宋_GB2312" w:hAnsiTheme="minorHAnsi" w:cstheme="minorBidi"/>
+                <w:kern w:val="2"/>
+                <w:sz w:val="24"/>
+                <w:szCs w:val="24"/>
+                <w:lang w:val="en-US" w:eastAsia="zh-CN" w:bidi="ar-SA"/>
+              </w:rPr>
+            </w:pPr>
+            <w:r>
+              <w:rPr>
+                <w:rFonts w:hint="eastAsia" w:ascii="仿宋_GB2312" w:eastAsia="仿宋_GB2312" w:cstheme="minorBidi"/>
+                <w:kern w:val="2"/>
+                <w:sz w:val="24"/>
+                <w:szCs w:val="24"/>
+                <w:lang w:val="en-US" w:eastAsia="zh-CN" w:bidi="ar-SA"/>
+              </w:rPr>
+              <w:t>XXXXX/考查/复习</w:t>
+            </w:r>
+          </w:p>
+        </w:tc>
+        <w:tc>
+          <w:tcPr>
+            <w:tcW w:w="1364" w:type="dxa"/>
+            <w:shd w:val="clear" w:color="auto" w:fill="auto"/>
+            <w:vAlign w:val="center"/>
+          </w:tcPr>
+          <w:p>
+            <w:pPr>
+              <w:keepNext w:val="0"/>
+              <w:keepLines w:val="0"/>
+              <w:pageBreakBefore w:val="0"/>
+              <w:widowControl w:val="0"/>
+              <w:kinsoku/>
+              <w:wordWrap/>
+              <w:overflowPunct/>
+              <w:topLinePunct w:val="0"/>
+              <w:autoSpaceDE/>
+              <w:autoSpaceDN/>
+              <w:bidi w:val="0"/>
+              <w:adjustRightInd/>
+              <w:snapToGrid/>
+              <w:jc w:val="center"/>
+              <w:textAlignment w:val="auto"/>
+              <w:rPr>
+                <w:rFonts w:hint="default" w:ascii="仿宋_GB2312" w:eastAsia="仿宋_GB2312" w:hAnsiTheme="minorHAnsi" w:cstheme="minorBidi"/>
+                <w:kern w:val="2"/>
+                <w:sz w:val="24"/>
+                <w:szCs w:val="24"/>
+                <w:lang w:val="en-US" w:eastAsia="zh-CN" w:bidi="ar-SA"/>
+              </w:rPr>
+            </w:pPr>
+            <w:r>
+              <w:rPr>
+                <w:rFonts w:hint="eastAsia" w:ascii="仿宋_GB2312" w:eastAsia="仿宋_GB2312" w:cstheme="minorBidi"/>
+                <w:kern w:val="2"/>
+                <w:sz w:val="24"/>
+                <w:szCs w:val="24"/>
+                <w:lang w:val="en-US" w:eastAsia="zh-CN" w:bidi="ar-SA"/>
+              </w:rPr>
+              <w:t>4/0</w:t>
+            </w:r>
+          </w:p>
+        </w:tc>
+        <w:tc>
+          <w:tcPr>
+            <w:tcW w:w="1980" w:type="dxa"/>
+            <w:shd w:val="clear" w:color="auto" w:fill="auto"/>
+            <w:vAlign w:val="center"/>
+          </w:tcPr>
+          <w:p>
+            <w:pPr>
+              <w:keepNext w:val="0"/>
+              <w:keepLines w:val="0"/>
+              <w:pageBreakBefore w:val="0"/>
+              <w:widowControl w:val="0"/>
+              <w:kinsoku/>
+              <w:wordWrap/>
+              <w:overflowPunct/>
+              <w:topLinePunct w:val="0"/>
+              <w:autoSpaceDE/>
+              <w:autoSpaceDN/>
+              <w:bidi w:val="0"/>
+              <w:adjustRightInd/>
+              <w:snapToGrid/>
+              <w:jc w:val="center"/>
+              <w:textAlignment w:val="auto"/>
+              <w:rPr>
+                <w:rFonts w:hint="eastAsia" w:ascii="仿宋_GB2312" w:eastAsia="仿宋_GB2312" w:hAnsiTheme="minorHAnsi" w:cstheme="minorBidi"/>
+                <w:kern w:val="2"/>
+                <w:sz w:val="24"/>
+                <w:szCs w:val="24"/>
+                <w:lang w:val="en-US" w:eastAsia="zh-CN" w:bidi="ar-SA"/>
+              </w:rPr>
+            </w:pPr>
+            <w:r>
+              <w:rPr>
+                <w:rFonts w:hint="eastAsia" w:ascii="仿宋_GB2312" w:eastAsia="仿宋_GB2312" w:cstheme="minorBidi"/>
+                <w:color w:val="FF0000"/>
+                <w:kern w:val="2"/>
+                <w:sz w:val="24"/>
+                <w:szCs w:val="24"/>
+                <w:lang w:val="en-US" w:eastAsia="zh-CN" w:bidi="ar-SA"/>
+              </w:rPr>
+              <w:t>如果说1-18周你的总学时已经达到64或96，那么19周学时写0，如果没达到就写上实际学时。</w:t>
+            </w:r>
+          </w:p>
+        </w:tc>
+        <w:tc>
+          <w:tcPr>
+            <w:tcW w:w="1660" w:type="dxa"/>
+            <w:shd w:val="clear" w:color="auto" w:fill="auto"/>
+            <w:vAlign w:val="center"/>
+          </w:tcPr>
+          <w:p>
+            <w:pPr>
+              <w:keepNext w:val="0"/>
+              <w:keepLines w:val="0"/>
+              <w:pageBreakBefore w:val="0"/>
+              <w:widowControl w:val="0"/>
+              <w:kinsoku/>
+              <w:wordWrap/>
+              <w:overflowPunct/>
+              <w:topLinePunct w:val="0"/>
+              <w:autoSpaceDE/>
+              <w:autoSpaceDN/>
+              <w:bidi w:val="0"/>
+              <w:adjustRightInd/>
+              <w:snapToGrid/>
+              <w:jc w:val="center"/>
+              <w:textAlignment w:val="auto"/>
+              <w:rPr>
+                <w:rFonts w:ascii="仿宋_GB2312" w:eastAsia="仿宋_GB2312" w:hAnsiTheme="minorHAnsi" w:cstheme="minorBidi"/>
+                <w:kern w:val="2"/>
+                <w:sz w:val="24"/>
+                <w:szCs w:val="24"/>
+                <w:lang w:val="en-US" w:eastAsia="zh-CN" w:bidi="ar-SA"/>
+              </w:rPr>
+            </w:pPr>
+          </w:p>
+        </w:tc>
+      </w:tr>
+      <w:tr>
+        <w:tblPrEx>
+          <w:tblBorders>
+            <w:top w:val="single" w:color="auto" w:sz="4" w:space="0"/>
+            <w:left w:val="single" w:color="auto" w:sz="4" w:space="0"/>
+            <w:bottom w:val="single" w:color="auto" w:sz="4" w:space="0"/>
+            <w:right w:val="single" w:color="auto" w:sz="4" w:space="0"/>
+            <w:insideH w:val="single" w:color="auto" w:sz="4" w:space="0"/>
+            <w:insideV w:val="single" w:color="auto" w:sz="4" w:space="0"/>
+          </w:tblBorders>
+          <w:tblCellMar>
+            <w:top w:w="0" w:type="dxa"/>
+            <w:left w:w="108" w:type="dxa"/>
+            <w:bottom w:w="0" w:type="dxa"/>
+            <w:right w:w="108" w:type="dxa"/>
+          </w:tblCellMar>
+        </w:tblPrEx>
+        <w:trPr>
+          <w:gridAfter w:val="1"/>
+          <w:wAfter w:w="1660" w:type="dxa"/>
+          <w:trHeight w:val="555" w:hRule="atLeast"/>
+        </w:trPr>
+        <w:tc>
+          <w:tcPr>
+            <w:tcW w:w="840" w:type="dxa"/>
+            <w:vAlign w:val="center"/>
+          </w:tcPr>
+          <w:p>
+            <w:pPr>
+              <w:keepNext w:val="0"/>
+              <w:keepLines w:val="0"/>
+              <w:pageBreakBefore w:val="0"/>
+              <w:widowControl w:val="0"/>
+              <w:kinsoku/>
+              <w:wordWrap/>
+              <w:overflowPunct/>
+              <w:topLinePunct w:val="0"/>
+              <w:autoSpaceDE/>
+              <w:autoSpaceDN/>
+              <w:bidi w:val="0"/>
+              <w:adjustRightInd/>
+              <w:snapToGrid/>
+              <w:jc w:val="center"/>
+              <w:textAlignment w:val="auto"/>
+              <w:rPr>
+                <w:rFonts w:hint="default" w:ascii="仿宋_GB2312" w:eastAsia="仿宋_GB2312"/>
+                <w:sz w:val="24"/>
+                <w:szCs w:val="24"/>
+                <w:lang w:val="en-US" w:eastAsia="zh-CN"/>
+              </w:rPr>
+            </w:pPr>
+            <w:r>
+              <w:rPr>
+                <w:rFonts w:hint="eastAsia" w:ascii="仿宋_GB2312" w:eastAsia="仿宋_GB2312"/>
+                <w:sz w:val="24"/>
+                <w:szCs w:val="24"/>
+                <w:lang w:val="en-US" w:eastAsia="zh-CN"/>
+              </w:rPr>
+              <w:t>20</w:t>
+            </w:r>
+          </w:p>
+        </w:tc>
+        <w:tc>
+          <w:tcPr>
+            <w:tcW w:w="4963" w:type="dxa"/>
+            <w:gridSpan w:val="2"/>
+            <w:shd w:val="clear" w:color="auto" w:fill="auto"/>
+            <w:vAlign w:val="center"/>
+          </w:tcPr>
+          <w:p>
+            <w:pPr>
+              <w:keepNext w:val="0"/>
+              <w:keepLines w:val="0"/>
+              <w:pageBreakBefore w:val="0"/>
+              <w:widowControl w:val="0"/>
+              <w:kinsoku/>
+              <w:wordWrap/>
+              <w:overflowPunct/>
+              <w:topLinePunct w:val="0"/>
+              <w:autoSpaceDE/>
+              <w:autoSpaceDN/>
+              <w:bidi w:val="0"/>
+              <w:adjustRightInd/>
+              <w:snapToGrid/>
+              <w:jc w:val="center"/>
+              <w:textAlignment w:val="auto"/>
+              <w:rPr>
+                <w:rFonts w:hint="default" w:ascii="仿宋_GB2312" w:eastAsia="仿宋_GB2312" w:hAnsiTheme="minorHAnsi" w:cstheme="minorBidi"/>
+                <w:kern w:val="2"/>
+                <w:sz w:val="24"/>
+                <w:szCs w:val="24"/>
+                <w:lang w:val="en-US" w:eastAsia="zh-CN" w:bidi="ar-SA"/>
+              </w:rPr>
+            </w:pPr>
+            <w:r>
+              <w:rPr>
+                <w:rFonts w:hint="eastAsia" w:ascii="仿宋_GB2312" w:eastAsia="仿宋_GB2312" w:cstheme="minorBidi"/>
+                <w:kern w:val="2"/>
+                <w:sz w:val="24"/>
+                <w:szCs w:val="24"/>
+                <w:lang w:val="en-US" w:eastAsia="zh-CN" w:bidi="ar-SA"/>
+              </w:rPr>
+              <w:t>考试</w:t>
+            </w:r>
+          </w:p>
+        </w:tc>
+        <w:tc>
+          <w:tcPr>
+            <w:tcW w:w="1364" w:type="dxa"/>
+            <w:shd w:val="clear" w:color="auto" w:fill="auto"/>
+            <w:vAlign w:val="center"/>
+          </w:tcPr>
+          <w:p>
+            <w:pPr>
+              <w:keepNext w:val="0"/>
+              <w:keepLines w:val="0"/>
+              <w:pageBreakBefore w:val="0"/>
+              <w:widowControl w:val="0"/>
+              <w:kinsoku/>
+              <w:wordWrap/>
+              <w:overflowPunct/>
+              <w:topLinePunct w:val="0"/>
+              <w:autoSpaceDE/>
+              <w:autoSpaceDN/>
+              <w:bidi w:val="0"/>
+              <w:adjustRightInd/>
+              <w:snapToGrid/>
+              <w:jc w:val="center"/>
+              <w:textAlignment w:val="auto"/>
+              <w:rPr>
+                <w:rFonts w:hint="default" w:ascii="仿宋_GB2312" w:eastAsia="仿宋_GB2312" w:hAnsiTheme="minorHAnsi" w:cstheme="minorBidi"/>
+                <w:kern w:val="2"/>
+                <w:sz w:val="24"/>
+                <w:szCs w:val="24"/>
+                <w:lang w:val="en-US" w:eastAsia="zh-CN" w:bidi="ar-SA"/>
+              </w:rPr>
+            </w:pPr>
+            <w:r>
+              <w:rPr>
+                <w:rFonts w:hint="eastAsia" w:ascii="仿宋_GB2312" w:eastAsia="仿宋_GB2312" w:cstheme="minorBidi"/>
+                <w:kern w:val="2"/>
+                <w:sz w:val="24"/>
+                <w:szCs w:val="24"/>
+                <w:lang w:val="en-US" w:eastAsia="zh-CN" w:bidi="ar-SA"/>
+              </w:rPr>
+              <w:t>0</w:t>
+            </w:r>
+          </w:p>
+        </w:tc>
+        <w:tc>
+          <w:tcPr>
+            <w:tcW w:w="1980" w:type="dxa"/>
+            <w:shd w:val="clear" w:color="auto" w:fill="auto"/>
+            <w:vAlign w:val="center"/>
+          </w:tcPr>
+          <w:p>
+            <w:pPr>
+              <w:keepNext w:val="0"/>
+              <w:keepLines w:val="0"/>
+              <w:pageBreakBefore w:val="0"/>
+              <w:widowControl w:val="0"/>
+              <w:kinsoku/>
+              <w:wordWrap/>
+              <w:overflowPunct/>
+              <w:topLinePunct w:val="0"/>
+              <w:autoSpaceDE/>
+              <w:autoSpaceDN/>
+              <w:bidi w:val="0"/>
+              <w:adjustRightInd/>
+              <w:snapToGrid/>
+              <w:jc w:val="center"/>
+              <w:textAlignment w:val="auto"/>
+              <w:rPr>
+                <w:rFonts w:hint="eastAsia" w:ascii="仿宋_GB2312" w:eastAsia="仿宋_GB2312" w:hAnsiTheme="minorHAnsi" w:cstheme="minorBidi"/>
+                <w:kern w:val="2"/>
+                <w:sz w:val="24"/>
+                <w:szCs w:val="24"/>
+                <w:lang w:val="en-US" w:eastAsia="zh-CN" w:bidi="ar-SA"/>
+              </w:rPr>
+            </w:pPr>
+          </w:p>
+        </w:tc>
+        <w:tc>
+          <w:tcPr>
+            <w:tcW w:w="1660" w:type="dxa"/>
+            <w:shd w:val="clear" w:color="auto" w:fill="auto"/>
+            <w:vAlign w:val="center"/>
+          </w:tcPr>
+          <w:p>
+            <w:pPr>
+              <w:keepNext w:val="0"/>
+              <w:keepLines w:val="0"/>
+              <w:pageBreakBefore w:val="0"/>
+              <w:widowControl w:val="0"/>
+              <w:kinsoku/>
+              <w:wordWrap/>
+              <w:overflowPunct/>
+              <w:topLinePunct w:val="0"/>
+              <w:autoSpaceDE/>
+              <w:autoSpaceDN/>
+              <w:bidi w:val="0"/>
+              <w:adjustRightInd/>
+              <w:snapToGrid/>
+              <w:jc w:val="center"/>
+              <w:textAlignment w:val="auto"/>
+              <w:rPr>
+                <w:rFonts w:ascii="仿宋_GB2312" w:eastAsia="仿宋_GB2312" w:hAnsiTheme="minorHAnsi" w:cstheme="minorBidi"/>
+                <w:kern w:val="2"/>
+                <w:sz w:val="24"/>
+                <w:szCs w:val="24"/>
+                <w:lang w:val="en-US" w:eastAsia="zh-CN" w:bidi="ar-SA"/>
+              </w:rPr>
+            </w:pPr>
+          </w:p>
+        </w:tc>
+      </w:tr>
+      <w:tr>
+        <w:tblPrEx>
+          <w:tblBorders>
+            <w:top w:val="single" w:color="auto" w:sz="4" w:space="0"/>
+            <w:left w:val="single" w:color="auto" w:sz="4" w:space="0"/>
+            <w:bottom w:val="single" w:color="auto" w:sz="4" w:space="0"/>
+            <w:right w:val="single" w:color="auto" w:sz="4" w:space="0"/>
+            <w:insideH w:val="single" w:color="auto" w:sz="4" w:space="0"/>
+            <w:insideV w:val="single" w:color="auto" w:sz="4" w:space="0"/>
+          </w:tblBorders>
+          <w:tblCellMar>
+            <w:top w:w="0" w:type="dxa"/>
+            <w:left w:w="108" w:type="dxa"/>
+            <w:bottom w:w="0" w:type="dxa"/>
+            <w:right w:w="108" w:type="dxa"/>
+          </w:tblCellMar>
+        </w:tblPrEx>
+        <w:trPr>
+          <w:gridAfter w:val="1"/>
+          <w:wAfter w:w="1660" w:type="dxa"/>
+          <w:trHeight w:val="980" w:hRule="atLeast"/>
+        </w:trPr>
+        <w:tc>
+          <w:tcPr>
+            <w:tcW w:w="1935" w:type="dxa"/>
+            <w:gridSpan w:val="2"/>
+            <w:vAlign w:val="center"/>
+          </w:tcPr>
+          <w:p>
+            <w:pPr>
+              <w:keepNext w:val="0"/>
+              <w:keepLines w:val="0"/>
+              <w:pageBreakBefore w:val="0"/>
+              <w:widowControl w:val="0"/>
+              <w:kinsoku/>
+              <w:wordWrap/>
+              <w:overflowPunct/>
+              <w:topLinePunct w:val="0"/>
+              <w:autoSpaceDE/>
+              <w:autoSpaceDN/>
+              <w:bidi w:val="0"/>
+              <w:adjustRightInd/>
+              <w:snapToGrid/>
+              <w:jc w:val="center"/>
+              <w:textAlignment w:val="auto"/>
+              <w:rPr>
+                <w:rFonts w:ascii="仿宋_GB2312" w:eastAsia="仿宋_GB2312"/>
+                <w:sz w:val="24"/>
+                <w:szCs w:val="24"/>
+              </w:rPr>
+            </w:pPr>
+            <w:r>
+              <w:rPr>
+                <w:rFonts w:hint="eastAsia" w:ascii="仿宋_GB2312" w:eastAsia="仿宋_GB2312"/>
+                <w:sz w:val="24"/>
+                <w:szCs w:val="24"/>
+              </w:rPr>
+              <w:t>教研室审核意见</w:t>
+            </w:r>
+          </w:p>
+        </w:tc>
+        <w:tc>
+          <w:tcPr>
+            <w:tcW w:w="8872" w:type="dxa"/>
+            <w:gridSpan w:val="4"/>
+          </w:tcPr>
+          <w:p>
+            <w:pPr>
+              <w:keepNext w:val="0"/>
+              <w:keepLines w:val="0"/>
+              <w:pageBreakBefore w:val="0"/>
+              <w:widowControl w:val="0"/>
+              <w:kinsoku/>
+              <w:wordWrap/>
+              <w:overflowPunct/>
+              <w:topLinePunct w:val="0"/>
+              <w:autoSpaceDE/>
+              <w:autoSpaceDN/>
+              <w:bidi w:val="0"/>
+              <w:adjustRightInd/>
+              <w:snapToGrid/>
+              <w:jc w:val="left"/>
+              <w:textAlignment w:val="auto"/>
+              <w:rPr>
+                <w:rFonts w:ascii="仿宋_GB2312" w:eastAsia="仿宋_GB2312"/>
+                <w:sz w:val="24"/>
+                <w:szCs w:val="24"/>
+              </w:rPr>
+            </w:pPr>
+          </w:p>
+          <w:p>
+            <w:pPr>
+              <w:keepNext w:val="0"/>
+              <w:keepLines w:val="0"/>
+              <w:pageBreakBefore w:val="0"/>
+              <w:widowControl w:val="0"/>
+              <w:kinsoku/>
+              <w:wordWrap/>
+              <w:overflowPunct/>
+              <w:topLinePunct w:val="0"/>
+              <w:autoSpaceDE/>
+              <w:autoSpaceDN/>
+              <w:bidi w:val="0"/>
+              <w:adjustRightInd/>
+              <w:snapToGrid/>
+              <w:jc w:val="left"/>
+              <w:textAlignment w:val="auto"/>
+              <w:rPr>
+                <w:rFonts w:ascii="仿宋_GB2312" w:eastAsia="仿宋_GB2312"/>
+                <w:sz w:val="24"/>
+                <w:szCs w:val="24"/>
+              </w:rPr>
+            </w:pPr>
+          </w:p>
+          <w:p>
+            <w:pPr>
+              <w:keepNext w:val="0"/>
+              <w:keepLines w:val="0"/>
+              <w:pageBreakBefore w:val="0"/>
+              <w:widowControl w:val="0"/>
+              <w:kinsoku/>
+              <w:wordWrap/>
+              <w:overflowPunct/>
+              <w:topLinePunct w:val="0"/>
+              <w:autoSpaceDE/>
+              <w:autoSpaceDN/>
+              <w:bidi w:val="0"/>
+              <w:adjustRightInd/>
+              <w:snapToGrid/>
+              <w:jc w:val="left"/>
+              <w:textAlignment w:val="auto"/>
+              <w:rPr>
+                <w:rFonts w:ascii="仿宋_GB2312" w:eastAsia="仿宋_GB2312"/>
+                <w:sz w:val="24"/>
+                <w:szCs w:val="24"/>
+              </w:rPr>
+            </w:pPr>
+            <w:r>
+              <w:rPr>
+                <w:rFonts w:hint="eastAsia" w:ascii="仿宋_GB2312" w:eastAsia="仿宋_GB2312"/>
+                <w:sz w:val="24"/>
+                <w:szCs w:val="24"/>
+              </w:rPr>
+              <w:t xml:space="preserve">教研室主任签字：                        </w:t>
+            </w:r>
+            <w:r>
+              <w:rPr>
+                <w:rFonts w:hint="eastAsia" w:ascii="仿宋_GB2312" w:eastAsia="仿宋_GB2312"/>
+                <w:sz w:val="24"/>
+                <w:szCs w:val="24"/>
+                <w:lang w:val="en-US" w:eastAsia="zh-CN"/>
+              </w:rPr>
+              <w:t xml:space="preserve"> </w:t>
+            </w:r>
+            <w:r>
+              <w:rPr>
+                <w:rFonts w:hint="eastAsia" w:ascii="仿宋_GB2312" w:eastAsia="仿宋_GB2312"/>
+                <w:sz w:val="24"/>
+                <w:szCs w:val="24"/>
+              </w:rPr>
+              <w:t xml:space="preserve">  </w:t>
+            </w:r>
+            <w:r>
+              <w:rPr>
+                <w:rFonts w:hint="eastAsia" w:ascii="仿宋_GB2312" w:eastAsia="仿宋_GB2312"/>
+                <w:sz w:val="24"/>
+                <w:szCs w:val="24"/>
+                <w:u w:val="single"/>
+              </w:rPr>
+              <w:t xml:space="preserve"> </w:t>
+            </w:r>
+            <w:r>
+              <w:rPr>
+                <w:rFonts w:hint="eastAsia" w:ascii="仿宋_GB2312" w:eastAsia="仿宋_GB2312"/>
+                <w:sz w:val="24"/>
+                <w:szCs w:val="24"/>
+                <w:u w:val="single"/>
+                <w:lang w:val="en-US" w:eastAsia="zh-CN"/>
+              </w:rPr>
+              <w:t xml:space="preserve"> 2026 </w:t>
+            </w:r>
+            <w:r>
+              <w:rPr>
+                <w:rFonts w:hint="eastAsia" w:ascii="仿宋_GB2312" w:eastAsia="仿宋_GB2312"/>
+                <w:sz w:val="24"/>
+                <w:szCs w:val="24"/>
+                <w:u w:val="single"/>
+              </w:rPr>
+              <w:t xml:space="preserve"> </w:t>
+            </w:r>
+            <w:r>
+              <w:rPr>
+                <w:rFonts w:hint="eastAsia" w:ascii="仿宋_GB2312" w:eastAsia="仿宋_GB2312"/>
+                <w:sz w:val="24"/>
+                <w:szCs w:val="24"/>
+              </w:rPr>
+              <w:t>年</w:t>
+            </w:r>
+            <w:r>
+              <w:rPr>
+                <w:rFonts w:hint="eastAsia" w:ascii="仿宋_GB2312" w:eastAsia="仿宋_GB2312"/>
+                <w:sz w:val="24"/>
+                <w:szCs w:val="24"/>
+                <w:u w:val="single"/>
+              </w:rPr>
+              <w:t xml:space="preserve"> </w:t>
+            </w:r>
+            <w:r>
+              <w:rPr>
+                <w:rFonts w:hint="eastAsia" w:ascii="仿宋_GB2312" w:eastAsia="仿宋_GB2312"/>
+                <w:sz w:val="24"/>
+                <w:szCs w:val="24"/>
+                <w:u w:val="single"/>
+                <w:lang w:val="en-US" w:eastAsia="zh-CN"/>
+              </w:rPr>
+              <w:t xml:space="preserve"> 9 </w:t>
+            </w:r>
+            <w:r>
+              <w:rPr>
+                <w:rFonts w:hint="eastAsia" w:ascii="仿宋_GB2312" w:eastAsia="仿宋_GB2312"/>
+                <w:sz w:val="24"/>
+                <w:szCs w:val="24"/>
+                <w:u w:val="single"/>
+              </w:rPr>
+              <w:t xml:space="preserve"> </w:t>
+            </w:r>
+            <w:r>
+              <w:rPr>
+                <w:rFonts w:hint="eastAsia" w:ascii="仿宋_GB2312" w:eastAsia="仿宋_GB2312"/>
+                <w:sz w:val="24"/>
+                <w:szCs w:val="24"/>
+              </w:rPr>
+              <w:t>月</w:t>
+            </w:r>
+            <w:r>
+              <w:rPr>
+                <w:rFonts w:hint="eastAsia" w:ascii="仿宋_GB2312" w:eastAsia="仿宋_GB2312"/>
+                <w:sz w:val="24"/>
+                <w:szCs w:val="24"/>
+                <w:u w:val="single"/>
+              </w:rPr>
+              <w:t xml:space="preserve"> </w:t>
+            </w:r>
+            <w:r>
+              <w:rPr>
+                <w:rFonts w:hint="eastAsia" w:ascii="仿宋_GB2312" w:eastAsia="仿宋_GB2312"/>
+                <w:sz w:val="24"/>
+                <w:szCs w:val="24"/>
+                <w:u w:val="single"/>
+                <w:lang w:val="en-US" w:eastAsia="zh-CN"/>
+              </w:rPr>
+              <w:t xml:space="preserve"> x</w:t>
+            </w:r>
+            <w:r>
+              <w:rPr>
+                <w:rFonts w:hint="eastAsia" w:ascii="仿宋_GB2312" w:eastAsia="仿宋_GB2312"/>
+                <w:sz w:val="24"/>
+                <w:szCs w:val="24"/>
+                <w:u w:val="single"/>
+              </w:rPr>
+              <w:t xml:space="preserve"> </w:t>
+            </w:r>
+            <w:r>
+              <w:rPr>
+                <w:rFonts w:hint="eastAsia" w:ascii="仿宋_GB2312" w:eastAsia="仿宋_GB2312"/>
+                <w:sz w:val="24"/>
+                <w:szCs w:val="24"/>
+                <w:u w:val="single"/>
+                <w:lang w:val="en-US" w:eastAsia="zh-CN"/>
+              </w:rPr>
+              <w:t xml:space="preserve"> </w:t>
+            </w:r>
+            <w:r>
+              <w:rPr>
+                <w:rFonts w:hint="eastAsia" w:ascii="仿宋_GB2312" w:eastAsia="仿宋_GB2312"/>
+                <w:sz w:val="24"/>
+                <w:szCs w:val="24"/>
+              </w:rPr>
+              <w:t>日</w:t>
+            </w:r>
+          </w:p>
+        </w:tc>
+      </w:tr>
+      <w:tr>
+        <w:tblPrEx>
+          <w:tblBorders>
+            <w:top w:val="single" w:color="auto" w:sz="4" w:space="0"/>
+            <w:left w:val="single" w:color="auto" w:sz="4" w:space="0"/>
+            <w:bottom w:val="single" w:color="auto" w:sz="4" w:space="0"/>
+            <w:right w:val="single" w:color="auto" w:sz="4" w:space="0"/>
+            <w:insideH w:val="single" w:color="auto" w:sz="4" w:space="0"/>
+            <w:insideV w:val="single" w:color="auto" w:sz="4" w:space="0"/>
+          </w:tblBorders>
+          <w:tblCellMar>
+            <w:top w:w="0" w:type="dxa"/>
+            <w:left w:w="108" w:type="dxa"/>
+            <w:bottom w:w="0" w:type="dxa"/>
+            <w:right w:w="108" w:type="dxa"/>
+          </w:tblCellMar>
+        </w:tblPrEx>
+        <w:trPr>
+          <w:gridAfter w:val="1"/>
+          <w:wAfter w:w="1660" w:type="dxa"/>
           <w:trHeight w:val="974" w:hRule="atLeast"/>
         </w:trPr>
         <w:tc>
@@ -6312,51 +9524,47 @@
                 <w:rFonts w:hint="eastAsia" w:ascii="仿宋_GB2312" w:eastAsia="仿宋_GB2312"/>
                 <w:sz w:val="24"/>
                 <w:szCs w:val="24"/>
-                <w:lang w:val="en-US" w:eastAsia="zh-CN"/>
-              </w:rPr>
-            </w:pPr>
-            <w:r>
-              <w:rPr>
-                <w:rFonts w:hint="eastAsia" w:ascii="仿宋_GB2312" w:eastAsia="仿宋_GB2312"/>
-                <w:sz w:val="24"/>
-                <w:szCs w:val="24"/>
-                <w:lang w:val="en-US" w:eastAsia="zh-CN"/>
-              </w:rPr>
-              <w:t>教务处负责人</w:t>
-            </w:r>
-          </w:p>
-          <w:p>
-            <w:pPr>
-              <w:keepNext w:val="0"/>
-              <w:keepLines w:val="0"/>
-              <w:pageBreakBefore w:val="0"/>
-              <w:widowControl w:val="0"/>
-              <w:kinsoku/>
-              <w:wordWrap/>
-              <w:overflowPunct/>
-              <w:topLinePunct w:val="0"/>
-              <w:autoSpaceDE/>
-              <w:autoSpaceDN/>
-              <w:bidi w:val="0"/>
-              <w:adjustRightInd/>
-              <w:snapToGrid/>
-              <w:jc w:val="center"/>
-              <w:textAlignment w:val="auto"/>
-              <w:rPr>
-                <w:rFonts w:hint="default" w:ascii="仿宋_GB2312" w:eastAsia="仿宋_GB2312"/>
-                <w:sz w:val="24"/>
-                <w:szCs w:val="24"/>
-                <w:lang w:val="en-US" w:eastAsia="zh-CN"/>
-              </w:rPr>
-            </w:pPr>
-            <w:r>
-              <w:rPr>
-                <w:rFonts w:hint="eastAsia" w:ascii="仿宋_GB2312" w:eastAsia="仿宋_GB2312"/>
-                <w:sz w:val="24"/>
-                <w:szCs w:val="24"/>
-                <w:lang w:val="en-US" w:eastAsia="zh-CN"/>
-              </w:rPr>
-              <w:t>审核意见</w:t>
+              </w:rPr>
+            </w:pPr>
+            <w:r>
+              <w:rPr>
+                <w:rFonts w:hint="eastAsia" w:ascii="仿宋_GB2312" w:eastAsia="仿宋_GB2312"/>
+                <w:sz w:val="24"/>
+                <w:szCs w:val="24"/>
+              </w:rPr>
+              <w:t>教学单位主要</w:t>
+            </w:r>
+          </w:p>
+          <w:p>
+            <w:pPr>
+              <w:keepNext w:val="0"/>
+              <w:keepLines w:val="0"/>
+              <w:pageBreakBefore w:val="0"/>
+              <w:widowControl w:val="0"/>
+              <w:kinsoku/>
+              <w:wordWrap/>
+              <w:overflowPunct/>
+              <w:topLinePunct w:val="0"/>
+              <w:autoSpaceDE/>
+              <w:autoSpaceDN/>
+              <w:bidi w:val="0"/>
+              <w:adjustRightInd/>
+              <w:snapToGrid/>
+              <w:jc w:val="center"/>
+              <w:textAlignment w:val="auto"/>
+              <w:rPr>
+                <w:rFonts w:ascii="仿宋_GB2312" w:eastAsia="仿宋_GB2312"/>
+                <w:sz w:val="24"/>
+                <w:szCs w:val="24"/>
+              </w:rPr>
+            </w:pPr>
+            <w:r>
+              <w:rPr>
+                <w:rFonts w:hint="eastAsia" w:ascii="仿宋_GB2312" w:eastAsia="仿宋_GB2312"/>
+                <w:sz w:val="24"/>
+                <w:szCs w:val="24"/>
+              </w:rPr>
+              <w:t>负责人审核意见</w:t>
             </w:r>
           </w:p>
         </w:tc>
@@ -6383,7 +9591,7 @@
               <w:jc w:val="left"/>
               <w:textAlignment w:val="auto"/>
               <w:rPr>
-                <w:rFonts w:hint="eastAsia" w:ascii="仿宋_GB2312" w:eastAsia="仿宋_GB2312"/>
+                <w:rFonts w:ascii="仿宋_GB2312" w:eastAsia="仿宋_GB2312"/>
                 <w:sz w:val="24"/>
                 <w:szCs w:val="24"/>
               </w:rPr>
@@ -6407,7 +9615,7 @@
               <w:jc w:val="left"/>
               <w:textAlignment w:val="auto"/>
               <w:rPr>
-                <w:rFonts w:hint="eastAsia" w:ascii="仿宋_GB2312" w:eastAsia="仿宋_GB2312"/>
+                <w:rFonts w:ascii="仿宋_GB2312" w:eastAsia="仿宋_GB2312"/>
                 <w:sz w:val="24"/>
                 <w:szCs w:val="24"/>
               </w:rPr>
@@ -6431,18 +9639,310 @@
               <w:jc w:val="left"/>
               <w:textAlignment w:val="auto"/>
               <w:rPr>
-                <w:rFonts w:hint="eastAsia" w:ascii="仿宋_GB2312" w:eastAsia="仿宋_GB2312"/>
-                <w:sz w:val="24"/>
-                <w:szCs w:val="24"/>
-              </w:rPr>
-            </w:pPr>
-            <w:r>
-              <w:rPr>
-                <w:rFonts w:hint="eastAsia" w:ascii="仿宋_GB2312" w:eastAsia="仿宋_GB2312"/>
-                <w:sz w:val="24"/>
-                <w:szCs w:val="24"/>
+                <w:rFonts w:ascii="仿宋_GB2312" w:eastAsia="仿宋_GB2312"/>
+                <w:sz w:val="24"/>
+                <w:szCs w:val="24"/>
+              </w:rPr>
+            </w:pPr>
+            <w:r>
+              <w:rPr>
+                <w:rFonts w:hint="eastAsia" w:ascii="仿宋_GB2312" w:eastAsia="仿宋_GB2312"/>
+                <w:sz w:val="24"/>
+                <w:szCs w:val="24"/>
+              </w:rPr>
+              <w:t xml:space="preserve">教学单位主要负责人签字：                   </w:t>
+            </w:r>
+            <w:r>
+              <w:rPr>
+                <w:rFonts w:hint="eastAsia" w:ascii="仿宋_GB2312" w:eastAsia="仿宋_GB2312"/>
+                <w:sz w:val="24"/>
+                <w:szCs w:val="24"/>
+                <w:u w:val="single"/>
+              </w:rPr>
+              <w:t xml:space="preserve"> </w:t>
+            </w:r>
+            <w:r>
+              <w:rPr>
+                <w:rFonts w:hint="eastAsia" w:ascii="仿宋_GB2312" w:eastAsia="仿宋_GB2312"/>
+                <w:sz w:val="24"/>
+                <w:szCs w:val="24"/>
+                <w:u w:val="single"/>
                 <w:lang w:val="en-US" w:eastAsia="zh-CN"/>
               </w:rPr>
+              <w:t xml:space="preserve"> 2026 </w:t>
+            </w:r>
+            <w:r>
+              <w:rPr>
+                <w:rFonts w:hint="eastAsia" w:ascii="仿宋_GB2312" w:eastAsia="仿宋_GB2312"/>
+                <w:sz w:val="24"/>
+                <w:szCs w:val="24"/>
+                <w:u w:val="single"/>
+              </w:rPr>
+              <w:t xml:space="preserve"> </w:t>
+            </w:r>
+            <w:r>
+              <w:rPr>
+                <w:rFonts w:hint="eastAsia" w:ascii="仿宋_GB2312" w:eastAsia="仿宋_GB2312"/>
+                <w:sz w:val="24"/>
+                <w:szCs w:val="24"/>
+              </w:rPr>
+              <w:t>年</w:t>
+            </w:r>
+            <w:r>
+              <w:rPr>
+                <w:rFonts w:hint="eastAsia" w:ascii="仿宋_GB2312" w:eastAsia="仿宋_GB2312"/>
+                <w:sz w:val="24"/>
+                <w:szCs w:val="24"/>
+                <w:u w:val="single"/>
+              </w:rPr>
+              <w:t xml:space="preserve"> </w:t>
+            </w:r>
+            <w:r>
+              <w:rPr>
+                <w:rFonts w:hint="eastAsia" w:ascii="仿宋_GB2312" w:eastAsia="仿宋_GB2312"/>
+                <w:sz w:val="24"/>
+                <w:szCs w:val="24"/>
+                <w:u w:val="single"/>
+                <w:lang w:val="en-US" w:eastAsia="zh-CN"/>
+              </w:rPr>
+              <w:t xml:space="preserve"> 9 </w:t>
+            </w:r>
+            <w:r>
+              <w:rPr>
+                <w:rFonts w:hint="eastAsia" w:ascii="仿宋_GB2312" w:eastAsia="仿宋_GB2312"/>
+                <w:sz w:val="24"/>
+                <w:szCs w:val="24"/>
+                <w:u w:val="single"/>
+              </w:rPr>
+              <w:t xml:space="preserve"> </w:t>
+            </w:r>
+            <w:r>
+              <w:rPr>
+                <w:rFonts w:hint="eastAsia" w:ascii="仿宋_GB2312" w:eastAsia="仿宋_GB2312"/>
+                <w:sz w:val="24"/>
+                <w:szCs w:val="24"/>
+              </w:rPr>
+              <w:t>月</w:t>
+            </w:r>
+            <w:r>
+              <w:rPr>
+                <w:rFonts w:hint="eastAsia" w:ascii="仿宋_GB2312" w:eastAsia="仿宋_GB2312"/>
+                <w:sz w:val="24"/>
+                <w:szCs w:val="24"/>
+                <w:u w:val="single"/>
+              </w:rPr>
+              <w:t xml:space="preserve"> </w:t>
+            </w:r>
+            <w:r>
+              <w:rPr>
+                <w:rFonts w:hint="eastAsia" w:ascii="仿宋_GB2312" w:eastAsia="仿宋_GB2312"/>
+                <w:sz w:val="24"/>
+                <w:szCs w:val="24"/>
+                <w:u w:val="single"/>
+                <w:lang w:val="en-US" w:eastAsia="zh-CN"/>
+              </w:rPr>
+              <w:t xml:space="preserve"> x </w:t>
+            </w:r>
+            <w:r>
+              <w:rPr>
+                <w:rFonts w:hint="eastAsia" w:ascii="仿宋_GB2312" w:eastAsia="仿宋_GB2312"/>
+                <w:sz w:val="24"/>
+                <w:szCs w:val="24"/>
+                <w:u w:val="single"/>
+              </w:rPr>
+              <w:t xml:space="preserve"> </w:t>
+            </w:r>
+            <w:r>
+              <w:rPr>
+                <w:rFonts w:hint="eastAsia" w:ascii="仿宋_GB2312" w:eastAsia="仿宋_GB2312"/>
+                <w:sz w:val="24"/>
+                <w:szCs w:val="24"/>
+              </w:rPr>
+              <w:t>日</w:t>
+            </w:r>
+          </w:p>
+        </w:tc>
+      </w:tr>
+      <w:tr>
+        <w:tblPrEx>
+          <w:tblBorders>
+            <w:top w:val="single" w:color="auto" w:sz="4" w:space="0"/>
+            <w:left w:val="single" w:color="auto" w:sz="4" w:space="0"/>
+            <w:bottom w:val="single" w:color="auto" w:sz="4" w:space="0"/>
+            <w:right w:val="single" w:color="auto" w:sz="4" w:space="0"/>
+            <w:insideH w:val="single" w:color="auto" w:sz="4" w:space="0"/>
+            <w:insideV w:val="single" w:color="auto" w:sz="4" w:space="0"/>
+          </w:tblBorders>
+          <w:tblCellMar>
+            <w:top w:w="0" w:type="dxa"/>
+            <w:left w:w="108" w:type="dxa"/>
+            <w:bottom w:w="0" w:type="dxa"/>
+            <w:right w:w="108" w:type="dxa"/>
+          </w:tblCellMar>
+        </w:tblPrEx>
+        <w:trPr>
+          <w:gridAfter w:val="1"/>
+          <w:wAfter w:w="1660" w:type="dxa"/>
+          <w:trHeight w:val="974" w:hRule="atLeast"/>
+        </w:trPr>
+        <w:tc>
+          <w:tcPr>
+            <w:tcW w:w="1935" w:type="dxa"/>
+            <w:gridSpan w:val="2"/>
+            <w:vAlign w:val="center"/>
+          </w:tcPr>
+          <w:p>
+            <w:pPr>
+              <w:keepNext w:val="0"/>
+              <w:keepLines w:val="0"/>
+              <w:pageBreakBefore w:val="0"/>
+              <w:widowControl w:val="0"/>
+              <w:kinsoku/>
+              <w:wordWrap/>
+              <w:overflowPunct/>
+              <w:topLinePunct w:val="0"/>
+              <w:autoSpaceDE/>
+              <w:autoSpaceDN/>
+              <w:bidi w:val="0"/>
+              <w:adjustRightInd/>
+              <w:snapToGrid/>
+              <w:jc w:val="center"/>
+              <w:textAlignment w:val="auto"/>
+              <w:rPr>
+                <w:rFonts w:hint="eastAsia" w:ascii="仿宋_GB2312" w:eastAsia="仿宋_GB2312"/>
+                <w:sz w:val="24"/>
+                <w:szCs w:val="24"/>
+                <w:lang w:val="en-US" w:eastAsia="zh-CN"/>
+              </w:rPr>
+            </w:pPr>
+            <w:r>
+              <w:rPr>
+                <w:rFonts w:hint="eastAsia" w:ascii="仿宋_GB2312" w:eastAsia="仿宋_GB2312"/>
+                <w:sz w:val="24"/>
+                <w:szCs w:val="24"/>
+                <w:lang w:val="en-US" w:eastAsia="zh-CN"/>
+              </w:rPr>
+              <w:t>教务处负责人</w:t>
+            </w:r>
+          </w:p>
+          <w:p>
+            <w:pPr>
+              <w:keepNext w:val="0"/>
+              <w:keepLines w:val="0"/>
+              <w:pageBreakBefore w:val="0"/>
+              <w:widowControl w:val="0"/>
+              <w:kinsoku/>
+              <w:wordWrap/>
+              <w:overflowPunct/>
+              <w:topLinePunct w:val="0"/>
+              <w:autoSpaceDE/>
+              <w:autoSpaceDN/>
+              <w:bidi w:val="0"/>
+              <w:adjustRightInd/>
+              <w:snapToGrid/>
+              <w:jc w:val="center"/>
+              <w:textAlignment w:val="auto"/>
+              <w:rPr>
+                <w:rFonts w:hint="default" w:ascii="仿宋_GB2312" w:eastAsia="仿宋_GB2312"/>
+                <w:sz w:val="24"/>
+                <w:szCs w:val="24"/>
+                <w:lang w:val="en-US" w:eastAsia="zh-CN"/>
+              </w:rPr>
+            </w:pPr>
+            <w:r>
+              <w:rPr>
+                <w:rFonts w:hint="eastAsia" w:ascii="仿宋_GB2312" w:eastAsia="仿宋_GB2312"/>
+                <w:sz w:val="24"/>
+                <w:szCs w:val="24"/>
+                <w:lang w:val="en-US" w:eastAsia="zh-CN"/>
+              </w:rPr>
+              <w:t>审核意见</w:t>
+            </w:r>
+          </w:p>
+        </w:tc>
+        <w:tc>
+          <w:tcPr>
+            <w:tcW w:w="8872" w:type="dxa"/>
+            <w:gridSpan w:val="4"/>
+          </w:tcPr>
+          <w:p>
+            <w:pPr>
+              <w:keepNext w:val="0"/>
+              <w:keepLines w:val="0"/>
+              <w:pageBreakBefore w:val="0"/>
+              <w:widowControl w:val="0"/>
+              <w:kinsoku/>
+              <w:wordWrap/>
+              <w:overflowPunct/>
+              <w:topLinePunct w:val="0"/>
+              <w:autoSpaceDE/>
+              <w:autoSpaceDN/>
+              <w:bidi w:val="0"/>
+              <w:adjustRightInd/>
+              <w:snapToGrid/>
+              <w:jc w:val="left"/>
+              <w:textAlignment w:val="auto"/>
+              <w:rPr>
+                <w:rFonts w:hint="eastAsia" w:ascii="仿宋_GB2312" w:eastAsia="仿宋_GB2312"/>
+                <w:sz w:val="24"/>
+                <w:szCs w:val="24"/>
+              </w:rPr>
+            </w:pPr>
+          </w:p>
+          <w:p>
+            <w:pPr>
+              <w:keepNext w:val="0"/>
+              <w:keepLines w:val="0"/>
+              <w:pageBreakBefore w:val="0"/>
+              <w:widowControl w:val="0"/>
+              <w:kinsoku/>
+              <w:wordWrap/>
+              <w:overflowPunct/>
+              <w:topLinePunct w:val="0"/>
+              <w:autoSpaceDE/>
+              <w:autoSpaceDN/>
+              <w:bidi w:val="0"/>
+              <w:adjustRightInd/>
+              <w:snapToGrid/>
+              <w:jc w:val="left"/>
+              <w:textAlignment w:val="auto"/>
+              <w:rPr>
+                <w:rFonts w:hint="eastAsia" w:ascii="仿宋_GB2312" w:eastAsia="仿宋_GB2312"/>
+                <w:sz w:val="24"/>
+                <w:szCs w:val="24"/>
+              </w:rPr>
+            </w:pPr>
+          </w:p>
+          <w:p>
+            <w:pPr>
+              <w:keepNext w:val="0"/>
+              <w:keepLines w:val="0"/>
+              <w:pageBreakBefore w:val="0"/>
+              <w:widowControl w:val="0"/>
+              <w:kinsoku/>
+              <w:wordWrap/>
+              <w:overflowPunct/>
+              <w:topLinePunct w:val="0"/>
+              <w:autoSpaceDE/>
+              <w:autoSpaceDN/>
+              <w:bidi w:val="0"/>
+              <w:adjustRightInd/>
+              <w:snapToGrid/>
+              <w:jc w:val="left"/>
+              <w:textAlignment w:val="auto"/>
+              <w:rPr>
+                <w:rFonts w:hint="eastAsia" w:ascii="仿宋_GB2312" w:eastAsia="仿宋_GB2312"/>
+                <w:sz w:val="24"/>
+                <w:szCs w:val="24"/>
+              </w:rPr>
+            </w:pPr>
+            <w:r>
+              <w:rPr>
+                <w:rFonts w:hint="eastAsia" w:ascii="仿宋_GB2312" w:eastAsia="仿宋_GB2312"/>
+                <w:sz w:val="24"/>
+                <w:szCs w:val="24"/>
+                <w:lang w:val="en-US" w:eastAsia="zh-CN"/>
+              </w:rPr>
               <w:t>教务处</w:t>
             </w:r>
             <w:r>
@@ -6477,7 +9977,26 @@
                 <w:szCs w:val="24"/>
                 <w:u w:val="single"/>
               </w:rPr>
-              <w:t xml:space="preserve">     </w:t>
+              <w:t xml:space="preserve"> </w:t>
+            </w:r>
+            <w:r>
+              <w:rPr>
+                <w:rFonts w:hint="eastAsia" w:ascii="仿宋_GB2312" w:eastAsia="仿宋_GB2312"/>
+                <w:sz w:val="24"/>
+                <w:szCs w:val="24"/>
+                <w:u w:val="single"/>
+                <w:lang w:val="en-US" w:eastAsia="zh-CN"/>
+              </w:rPr>
+              <w:t xml:space="preserve"> 2026 </w:t>
+            </w:r>
+            <w:r>
+              <w:rPr>
+                <w:rFonts w:hint="eastAsia" w:ascii="仿宋_GB2312" w:eastAsia="仿宋_GB2312"/>
+                <w:sz w:val="24"/>
+                <w:szCs w:val="24"/>
+                <w:u w:val="single"/>
+              </w:rPr>
+              <w:t xml:space="preserve"> </w:t>
             </w:r>
             <w:r>
               <w:rPr>
@@ -6494,7 +10013,26 @@
                 <w:szCs w:val="24"/>
                 <w:u w:val="single"/>
               </w:rPr>
-              <w:t xml:space="preserve">    </w:t>
+              <w:t xml:space="preserve"> </w:t>
+            </w:r>
+            <w:r>
+              <w:rPr>
+                <w:rFonts w:hint="eastAsia" w:ascii="仿宋_GB2312" w:eastAsia="仿宋_GB2312"/>
+                <w:sz w:val="24"/>
+                <w:szCs w:val="24"/>
+                <w:u w:val="single"/>
+                <w:lang w:val="en-US" w:eastAsia="zh-CN"/>
+              </w:rPr>
+              <w:t xml:space="preserve"> 9 </w:t>
+            </w:r>
+            <w:r>
+              <w:rPr>
+                <w:rFonts w:hint="eastAsia" w:ascii="仿宋_GB2312" w:eastAsia="仿宋_GB2312"/>
+                <w:sz w:val="24"/>
+                <w:szCs w:val="24"/>
+                <w:u w:val="single"/>
+              </w:rPr>
+              <w:t xml:space="preserve"> </w:t>
             </w:r>
             <w:r>
               <w:rPr>
@@ -6511,7 +10049,26 @@
                 <w:szCs w:val="24"/>
                 <w:u w:val="single"/>
               </w:rPr>
-              <w:t xml:space="preserve">   </w:t>
+              <w:t xml:space="preserve"> </w:t>
+            </w:r>
+            <w:r>
+              <w:rPr>
+                <w:rFonts w:hint="eastAsia" w:ascii="仿宋_GB2312" w:eastAsia="仿宋_GB2312"/>
+                <w:sz w:val="24"/>
+                <w:szCs w:val="24"/>
+                <w:u w:val="single"/>
+                <w:lang w:val="en-US" w:eastAsia="zh-CN"/>
+              </w:rPr>
+              <w:t xml:space="preserve"> x </w:t>
+            </w:r>
+            <w:r>
+              <w:rPr>
+                <w:rFonts w:hint="eastAsia" w:ascii="仿宋_GB2312" w:eastAsia="仿宋_GB2312"/>
+                <w:sz w:val="24"/>
+                <w:szCs w:val="24"/>
+                <w:u w:val="single"/>
+              </w:rPr>
+              <w:t xml:space="preserve"> </w:t>
             </w:r>
             <w:r>
               <w:rPr>
@@ -6729,7 +10286,7 @@
         </mc:Choice>
         <mc:Fallback>
           <w:pict>
-            <v:shape id="_x0000_s1026" o:spid="_x0000_s1026" o:spt="202" type="#_x0000_t202" style="position:absolute;left:0pt;margin-top:0pt;height:144pt;width:144pt;mso-position-horizontal:outside;mso-position-horizontal-relative:margin;mso-wrap-style:none;z-index:251659264;mso-width-relative:page;mso-height-relative:page;" filled="f" stroked="f" coordsize="21600,21600" o:gfxdata="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">
+            <v:shape id="_x0000_s1026" o:spid="_x0000_s1026" o:spt="202" type="#_x0000_t202" style="position:absolute;left:0pt;margin-top:0pt;height:144pt;width:144pt;mso-position-horizontal:outside;mso-position-horizontal-relative:margin;mso-wrap-style:none;z-index:251659264;mso-width-relative:page;mso-height-relative:page;" filled="f" stroked="f" coordsize="21600,21600" o:gfxdata="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">
               <v:fill on="f" focussize="0,0"/>
               <v:stroke on="f" weight="0.5pt"/>
               <v:imagedata o:title=""/>
@@ -6793,14 +10350,13 @@
 </file>
 
 <file path=word/styles.xml><?xml version="1.0" encoding="utf-8"?>
-<w:styles xmlns:mc="http://schemas.openxmlformats.org/markup-compatibility/2006" xmlns:o="urn:schemas-microsoft-com:office:office" xmlns:r="http://schemas.openxmlformats.org/officeDocument/2006/relationships" xmlns:m="http://schemas.openxmlformats.org/officeDocument/2006/math" xmlns:v="urn:schemas-microsoft-com:vml" xmlns:w="http://schemas.openxmlformats.org/wordprocessingml/2006/main" xmlns:w14="http://schemas.microsoft.com/office/word/2010/wordml" xmlns:w10="urn:schemas-microsoft-com:office:word" xmlns:sl="http://schemas.openxmlformats.org/schemaLibrary/2006/main" xmlns:wpsCustomData="http://www.wps.cn/officeDocument/2013/wpsCustomData" mc:Ignorable="w14">
+<w:styles xmlns:mc="http://schemas.openxmlformats.org/markup-compatibility/2006" xmlns:o="urn:schemas-microsoft-com:office:office" xmlns:r="http://schemas.openxmlformats.org/officeDocument/2006/relationships" xmlns:m="http://schemas.openxmlformats.org/officeDocument/2006/math" xmlns:v="urn:schemas-microsoft-com:vml" xmlns:w="http://schemas.openxmlformats.org/wordprocessingml/2006/main" xmlns:w14="http://schemas.microsoft.com/office/word/2010/wordml" xmlns:w10="urn:schemas-microsoft-com:office:word" xmlns:sl="http://schemas.openxmlformats.org/schemaLibrary/2006/main" mc:Ignorable="w14">
   <w:docDefaults>
     <w:rPrDefault>
       <w:rPr>
-        <w:rFonts w:ascii="Times New Roman" w:hAnsi="Times New Roman" w:eastAsia="宋体" w:cs="Times New Roman"/>
+        <w:rFonts w:asciiTheme="minorHAnsi" w:hAnsiTheme="minorHAnsi" w:eastAsiaTheme="minorEastAsia" w:cstheme="minorBidi"/>
       </w:rPr>
     </w:rPrDefault>
-    <w:pPrDefault/>
   </w:docDefaults>
   <w:latentStyles w:count="260" w:defQFormat="0" w:defUnhideWhenUsed="1" w:defSemiHidden="1" w:defUIPriority="99" w:defLockedState="0">
     <w:lsdException w:qFormat="1" w:unhideWhenUsed="0" w:uiPriority="0" w:semiHidden="0" w:name="Normal"/>
@@ -7093,7 +10649,7 @@
   <w:style w:type="paragraph" w:styleId="2">
     <w:name w:val="footer"/>
     <w:basedOn w:val="1"/>
-    <w:link w:val="9"/>
+    <w:link w:val="8"/>
     <w:unhideWhenUsed/>
     <w:qFormat/>
     <w:uiPriority w:val="99"/>
@@ -7113,7 +10669,7 @@
   <w:style w:type="paragraph" w:styleId="3">
     <w:name w:val="header"/>
     <w:basedOn w:val="1"/>
-    <w:link w:val="8"/>
+    <w:link w:val="7"/>
     <w:unhideWhenUsed/>
     <w:qFormat/>
     <w:uiPriority w:val="99"/>
@@ -7155,16 +10711,7 @@
       </w:tblCellMar>
     </w:tblPr>
   </w:style>
-  <w:style w:type="character" w:styleId="7">
-    <w:name w:val="Strong"/>
-    <w:basedOn w:val="6"/>
-    <w:qFormat/>
-    <w:uiPriority w:val="22"/>
-    <w:rPr>
-      <w:b/>
-    </w:rPr>
-  </w:style>
-  <w:style w:type="character" w:customStyle="1" w:styleId="8">
+  <w:style w:type="character" w:customStyle="1" w:styleId="7">
     <w:name w:val="页眉 Char"/>
     <w:basedOn w:val="6"/>
     <w:link w:val="3"/>
@@ -7175,7 +10722,7 @@
       <w:szCs w:val="18"/>
     </w:rPr>
   </w:style>
-  <w:style w:type="character" w:customStyle="1" w:styleId="9">
+  <w:style w:type="character" w:customStyle="1" w:styleId="8">
     <w:name w:val="页脚 Char"/>
     <w:basedOn w:val="6"/>
     <w:link w:val="2"/>
@@ -7473,7 +11020,9 @@
 
 <file path=customXml/item1.xml><?xml version="1.0" encoding="utf-8"?>
 <s:customData xmlns="http://www.wps.cn/officeDocument/2013/wpsCustomData" xmlns:s="http://www.wps.cn/officeDocument/2013/wpsCustomData">
-  <customSectProps/>
+  <customSectProps>
+    <customSectPr/>
+  </customSectProps>
   <customShpExts>
     <customShpInfo spid="_x0000_s1026" textRotate="1"/>
   </customShpExts>
